--- a/reports/Инструктаж_аналитика.docx
+++ b/reports/Инструктаж_аналитика.docx
@@ -34,7 +34,7 @@
         <w:spacing w:after="120" w:line="276" w:lineRule="auto"/>
       </w:pPr>
       <w:r>
-        <w:t>Конкурс СберИндекса, трек «Кластеризация». Фокус — Дальневосточный федеральный округ, данные — по всей России, 2013–2024 гг.</w:t>
+        <w:t>Конкурс СберИндекса, трек «Кластеризация». Выборка по умолчанию — все муниципалитеты России (федеральные округа, в том числе ДФО, — пресеты), 2013–2024 гг.; денежные показатели — в ценах базового года (по умолчанию 2023 г.).</w:t>
       </w:r>
     </w:p>
     <w:p>
@@ -140,7 +140,7 @@
               <w:spacing w:after="60" w:line="264" w:lineRule="auto"/>
             </w:pPr>
             <w:r>
-              <w:t>2. Идти по страницам слева направо: Данные → Показатели → Сеть → Кластеры → Динамика → Конвергенция.</w:t>
+              <w:t>2. Идти по страницам слева направо: Данные → Показатели → Сеть → Кластеры → Динамика → Конвергенция → Сводные таблицы. Свежие данные и пересчёт — страница «Обновление данных».</w:t>
             </w:r>
           </w:p>
           <w:p>
@@ -188,7 +188,7 @@
     <w:sdt>
       <w:sdtPr>
         <w:alias w:val="Содержание"/>
-        <w:id w:val="-1044048232"/>
+        <w:id w:val="-1334832990"/>
       </w:sdtPr>
       <w:sdtEndPr/>
       <w:sdtContent>
@@ -216,7 +216,7 @@
           <w:r>
             <w:fldChar w:fldCharType="separate"/>
           </w:r>
-          <w:hyperlink w:anchor="_Toc241901195" w:history="1">
+          <w:hyperlink w:anchor="_Toc242133009" w:history="1">
             <w:r>
               <w:rPr>
                 <w:rStyle w:val="a5"/>
@@ -240,7 +240,7 @@
               <w:rPr>
                 <w:noProof/>
               </w:rPr>
-              <w:instrText xml:space="preserve"> PAGEREF _Toc241901195 \h </w:instrText>
+              <w:instrText xml:space="preserve"> PAGEREF _Toc242133009 \h </w:instrText>
             </w:r>
             <w:r>
               <w:rPr>
@@ -282,7 +282,7 @@
               <w14:ligatures w14:val="standardContextual"/>
             </w:rPr>
           </w:pPr>
-          <w:hyperlink w:anchor="_Toc241901196" w:history="1">
+          <w:hyperlink w:anchor="_Toc242133010" w:history="1">
             <w:r>
               <w:rPr>
                 <w:rStyle w:val="a5"/>
@@ -306,7 +306,7 @@
               <w:rPr>
                 <w:noProof/>
               </w:rPr>
-              <w:instrText xml:space="preserve"> PAGEREF _Toc241901196 \h </w:instrText>
+              <w:instrText xml:space="preserve"> PAGEREF _Toc242133010 \h </w:instrText>
             </w:r>
             <w:r>
               <w:rPr>
@@ -348,7 +348,7 @@
               <w14:ligatures w14:val="standardContextual"/>
             </w:rPr>
           </w:pPr>
-          <w:hyperlink w:anchor="_Toc241901197" w:history="1">
+          <w:hyperlink w:anchor="_Toc242133011" w:history="1">
             <w:r>
               <w:rPr>
                 <w:rStyle w:val="a5"/>
@@ -372,7 +372,7 @@
               <w:rPr>
                 <w:noProof/>
               </w:rPr>
-              <w:instrText xml:space="preserve"> PAGEREF _Toc241901197 \h </w:instrText>
+              <w:instrText xml:space="preserve"> PAGEREF _Toc242133011 \h </w:instrText>
             </w:r>
             <w:r>
               <w:rPr>
@@ -414,7 +414,7 @@
               <w14:ligatures w14:val="standardContextual"/>
             </w:rPr>
           </w:pPr>
-          <w:hyperlink w:anchor="_Toc241901198" w:history="1">
+          <w:hyperlink w:anchor="_Toc242133012" w:history="1">
             <w:r>
               <w:rPr>
                 <w:rStyle w:val="a5"/>
@@ -438,7 +438,7 @@
               <w:rPr>
                 <w:noProof/>
               </w:rPr>
-              <w:instrText xml:space="preserve"> PAGEREF _Toc241901198 \h </w:instrText>
+              <w:instrText xml:space="preserve"> PAGEREF _Toc242133012 \h </w:instrText>
             </w:r>
             <w:r>
               <w:rPr>
@@ -455,7 +455,7 @@
               <w:rPr>
                 <w:noProof/>
               </w:rPr>
-              <w:t>4</w:t>
+              <w:t>5</w:t>
             </w:r>
             <w:r>
               <w:rPr>
@@ -480,7 +480,7 @@
               <w14:ligatures w14:val="standardContextual"/>
             </w:rPr>
           </w:pPr>
-          <w:hyperlink w:anchor="_Toc241901199" w:history="1">
+          <w:hyperlink w:anchor="_Toc242133013" w:history="1">
             <w:r>
               <w:rPr>
                 <w:rStyle w:val="a5"/>
@@ -504,7 +504,7 @@
               <w:rPr>
                 <w:noProof/>
               </w:rPr>
-              <w:instrText xml:space="preserve"> PAGEREF _Toc241901199 \h </w:instrText>
+              <w:instrText xml:space="preserve"> PAGEREF _Toc242133013 \h </w:instrText>
             </w:r>
             <w:r>
               <w:rPr>
@@ -521,7 +521,7 @@
               <w:rPr>
                 <w:noProof/>
               </w:rPr>
-              <w:t>4</w:t>
+              <w:t>5</w:t>
             </w:r>
             <w:r>
               <w:rPr>
@@ -546,7 +546,7 @@
               <w14:ligatures w14:val="standardContextual"/>
             </w:rPr>
           </w:pPr>
-          <w:hyperlink w:anchor="_Toc241901200" w:history="1">
+          <w:hyperlink w:anchor="_Toc242133014" w:history="1">
             <w:r>
               <w:rPr>
                 <w:rStyle w:val="a5"/>
@@ -570,7 +570,7 @@
               <w:rPr>
                 <w:noProof/>
               </w:rPr>
-              <w:instrText xml:space="preserve"> PAGEREF _Toc241901200 \h </w:instrText>
+              <w:instrText xml:space="preserve"> PAGEREF _Toc242133014 \h </w:instrText>
             </w:r>
             <w:r>
               <w:rPr>
@@ -612,7 +612,7 @@
               <w14:ligatures w14:val="standardContextual"/>
             </w:rPr>
           </w:pPr>
-          <w:hyperlink w:anchor="_Toc241901201" w:history="1">
+          <w:hyperlink w:anchor="_Toc242133015" w:history="1">
             <w:r>
               <w:rPr>
                 <w:rStyle w:val="a5"/>
@@ -636,7 +636,7 @@
               <w:rPr>
                 <w:noProof/>
               </w:rPr>
-              <w:instrText xml:space="preserve"> PAGEREF _Toc241901201 \h </w:instrText>
+              <w:instrText xml:space="preserve"> PAGEREF _Toc242133015 \h </w:instrText>
             </w:r>
             <w:r>
               <w:rPr>
@@ -653,7 +653,7 @@
               <w:rPr>
                 <w:noProof/>
               </w:rPr>
-              <w:t>5</w:t>
+              <w:t>6</w:t>
             </w:r>
             <w:r>
               <w:rPr>
@@ -678,7 +678,7 @@
               <w14:ligatures w14:val="standardContextual"/>
             </w:rPr>
           </w:pPr>
-          <w:hyperlink w:anchor="_Toc241901202" w:history="1">
+          <w:hyperlink w:anchor="_Toc242133016" w:history="1">
             <w:r>
               <w:rPr>
                 <w:rStyle w:val="a5"/>
@@ -702,7 +702,7 @@
               <w:rPr>
                 <w:noProof/>
               </w:rPr>
-              <w:instrText xml:space="preserve"> PAGEREF _Toc241901202 \h </w:instrText>
+              <w:instrText xml:space="preserve"> PAGEREF _Toc242133016 \h </w:instrText>
             </w:r>
             <w:r>
               <w:rPr>
@@ -719,7 +719,7 @@
               <w:rPr>
                 <w:noProof/>
               </w:rPr>
-              <w:t>5</w:t>
+              <w:t>6</w:t>
             </w:r>
             <w:r>
               <w:rPr>
@@ -744,7 +744,7 @@
               <w14:ligatures w14:val="standardContextual"/>
             </w:rPr>
           </w:pPr>
-          <w:hyperlink w:anchor="_Toc241901203" w:history="1">
+          <w:hyperlink w:anchor="_Toc242133017" w:history="1">
             <w:r>
               <w:rPr>
                 <w:rStyle w:val="a5"/>
@@ -768,7 +768,7 @@
               <w:rPr>
                 <w:noProof/>
               </w:rPr>
-              <w:instrText xml:space="preserve"> PAGEREF _Toc241901203 \h </w:instrText>
+              <w:instrText xml:space="preserve"> PAGEREF _Toc242133017 \h </w:instrText>
             </w:r>
             <w:r>
               <w:rPr>
@@ -785,7 +785,7 @@
               <w:rPr>
                 <w:noProof/>
               </w:rPr>
-              <w:t>5</w:t>
+              <w:t>6</w:t>
             </w:r>
             <w:r>
               <w:rPr>
@@ -810,7 +810,7 @@
               <w14:ligatures w14:val="standardContextual"/>
             </w:rPr>
           </w:pPr>
-          <w:hyperlink w:anchor="_Toc241901204" w:history="1">
+          <w:hyperlink w:anchor="_Toc242133018" w:history="1">
             <w:r>
               <w:rPr>
                 <w:rStyle w:val="a5"/>
@@ -834,7 +834,7 @@
               <w:rPr>
                 <w:noProof/>
               </w:rPr>
-              <w:instrText xml:space="preserve"> PAGEREF _Toc241901204 \h </w:instrText>
+              <w:instrText xml:space="preserve"> PAGEREF _Toc242133018 \h </w:instrText>
             </w:r>
             <w:r>
               <w:rPr>
@@ -851,7 +851,7 @@
               <w:rPr>
                 <w:noProof/>
               </w:rPr>
-              <w:t>6</w:t>
+              <w:t>7</w:t>
             </w:r>
             <w:r>
               <w:rPr>
@@ -876,7 +876,7 @@
               <w14:ligatures w14:val="standardContextual"/>
             </w:rPr>
           </w:pPr>
-          <w:hyperlink w:anchor="_Toc241901205" w:history="1">
+          <w:hyperlink w:anchor="_Toc242133019" w:history="1">
             <w:r>
               <w:rPr>
                 <w:rStyle w:val="a5"/>
@@ -900,7 +900,7 @@
               <w:rPr>
                 <w:noProof/>
               </w:rPr>
-              <w:instrText xml:space="preserve"> PAGEREF _Toc241901205 \h </w:instrText>
+              <w:instrText xml:space="preserve"> PAGEREF _Toc242133019 \h </w:instrText>
             </w:r>
             <w:r>
               <w:rPr>
@@ -917,7 +917,7 @@
               <w:rPr>
                 <w:noProof/>
               </w:rPr>
-              <w:t>6</w:t>
+              <w:t>7</w:t>
             </w:r>
             <w:r>
               <w:rPr>
@@ -942,7 +942,7 @@
               <w14:ligatures w14:val="standardContextual"/>
             </w:rPr>
           </w:pPr>
-          <w:hyperlink w:anchor="_Toc241901206" w:history="1">
+          <w:hyperlink w:anchor="_Toc242133020" w:history="1">
             <w:r>
               <w:rPr>
                 <w:rStyle w:val="a5"/>
@@ -966,7 +966,7 @@
               <w:rPr>
                 <w:noProof/>
               </w:rPr>
-              <w:instrText xml:space="preserve"> PAGEREF _Toc241901206 \h </w:instrText>
+              <w:instrText xml:space="preserve"> PAGEREF _Toc242133020 \h </w:instrText>
             </w:r>
             <w:r>
               <w:rPr>
@@ -983,7 +983,7 @@
               <w:rPr>
                 <w:noProof/>
               </w:rPr>
-              <w:t>6</w:t>
+              <w:t>7</w:t>
             </w:r>
             <w:r>
               <w:rPr>
@@ -1008,7 +1008,7 @@
               <w14:ligatures w14:val="standardContextual"/>
             </w:rPr>
           </w:pPr>
-          <w:hyperlink w:anchor="_Toc241901207" w:history="1">
+          <w:hyperlink w:anchor="_Toc242133021" w:history="1">
             <w:r>
               <w:rPr>
                 <w:rStyle w:val="a5"/>
@@ -1032,7 +1032,7 @@
               <w:rPr>
                 <w:noProof/>
               </w:rPr>
-              <w:instrText xml:space="preserve"> PAGEREF _Toc241901207 \h </w:instrText>
+              <w:instrText xml:space="preserve"> PAGEREF _Toc242133021 \h </w:instrText>
             </w:r>
             <w:r>
               <w:rPr>
@@ -1049,7 +1049,7 @@
               <w:rPr>
                 <w:noProof/>
               </w:rPr>
-              <w:t>7</w:t>
+              <w:t>8</w:t>
             </w:r>
             <w:r>
               <w:rPr>
@@ -1074,7 +1074,7 @@
               <w14:ligatures w14:val="standardContextual"/>
             </w:rPr>
           </w:pPr>
-          <w:hyperlink w:anchor="_Toc241901208" w:history="1">
+          <w:hyperlink w:anchor="_Toc242133022" w:history="1">
             <w:r>
               <w:rPr>
                 <w:rStyle w:val="a5"/>
@@ -1098,7 +1098,7 @@
               <w:rPr>
                 <w:noProof/>
               </w:rPr>
-              <w:instrText xml:space="preserve"> PAGEREF _Toc241901208 \h </w:instrText>
+              <w:instrText xml:space="preserve"> PAGEREF _Toc242133022 \h </w:instrText>
             </w:r>
             <w:r>
               <w:rPr>
@@ -1115,7 +1115,7 @@
               <w:rPr>
                 <w:noProof/>
               </w:rPr>
-              <w:t>7</w:t>
+              <w:t>8</w:t>
             </w:r>
             <w:r>
               <w:rPr>
@@ -1140,13 +1140,13 @@
               <w14:ligatures w14:val="standardContextual"/>
             </w:rPr>
           </w:pPr>
-          <w:hyperlink w:anchor="_Toc241901209" w:history="1">
+          <w:hyperlink w:anchor="_Toc242133023" w:history="1">
             <w:r>
               <w:rPr>
                 <w:rStyle w:val="a5"/>
                 <w:noProof/>
               </w:rPr>
-              <w:t>Как выбрать число кластеров k</w:t>
+              <w:t>Режим, метод «Уорд + k-means» и номера K1…Kn</w:t>
             </w:r>
             <w:r>
               <w:rPr>
@@ -1164,7 +1164,7 @@
               <w:rPr>
                 <w:noProof/>
               </w:rPr>
-              <w:instrText xml:space="preserve"> PAGEREF _Toc241901209 \h </w:instrText>
+              <w:instrText xml:space="preserve"> PAGEREF _Toc242133023 \h </w:instrText>
             </w:r>
             <w:r>
               <w:rPr>
@@ -1181,7 +1181,7 @@
               <w:rPr>
                 <w:noProof/>
               </w:rPr>
-              <w:t>7</w:t>
+              <w:t>8</w:t>
             </w:r>
             <w:r>
               <w:rPr>
@@ -1206,13 +1206,13 @@
               <w14:ligatures w14:val="standardContextual"/>
             </w:rPr>
           </w:pPr>
-          <w:hyperlink w:anchor="_Toc241901210" w:history="1">
+          <w:hyperlink w:anchor="_Toc242133024" w:history="1">
             <w:r>
               <w:rPr>
                 <w:rStyle w:val="a5"/>
                 <w:noProof/>
               </w:rPr>
-              <w:t>На что смотреть</w:t>
+              <w:t>Как выбрать число кластеров k</w:t>
             </w:r>
             <w:r>
               <w:rPr>
@@ -1230,7 +1230,7 @@
               <w:rPr>
                 <w:noProof/>
               </w:rPr>
-              <w:instrText xml:space="preserve"> PAGEREF _Toc241901210 \h </w:instrText>
+              <w:instrText xml:space="preserve"> PAGEREF _Toc242133024 \h </w:instrText>
             </w:r>
             <w:r>
               <w:rPr>
@@ -1247,7 +1247,7 @@
               <w:rPr>
                 <w:noProof/>
               </w:rPr>
-              <w:t>7</w:t>
+              <w:t>8</w:t>
             </w:r>
             <w:r>
               <w:rPr>
@@ -1272,12 +1272,78 @@
               <w14:ligatures w14:val="standardContextual"/>
             </w:rPr>
           </w:pPr>
-          <w:hyperlink w:anchor="_Toc241901211" w:history="1">
+          <w:hyperlink w:anchor="_Toc242133025" w:history="1">
             <w:r>
               <w:rPr>
                 <w:rStyle w:val="a5"/>
                 <w:noProof/>
               </w:rPr>
+              <w:t>На что смотреть</w:t>
+            </w:r>
+            <w:r>
+              <w:rPr>
+                <w:noProof/>
+              </w:rPr>
+              <w:tab/>
+            </w:r>
+            <w:r>
+              <w:rPr>
+                <w:noProof/>
+              </w:rPr>
+              <w:fldChar w:fldCharType="begin"/>
+            </w:r>
+            <w:r>
+              <w:rPr>
+                <w:noProof/>
+              </w:rPr>
+              <w:instrText xml:space="preserve"> PAGEREF _Toc242133025 \h </w:instrText>
+            </w:r>
+            <w:r>
+              <w:rPr>
+                <w:noProof/>
+              </w:rPr>
+            </w:r>
+            <w:r>
+              <w:rPr>
+                <w:noProof/>
+              </w:rPr>
+              <w:fldChar w:fldCharType="separate"/>
+            </w:r>
+            <w:r>
+              <w:rPr>
+                <w:noProof/>
+              </w:rPr>
+              <w:t>8</w:t>
+            </w:r>
+            <w:r>
+              <w:rPr>
+                <w:noProof/>
+              </w:rPr>
+              <w:fldChar w:fldCharType="end"/>
+            </w:r>
+          </w:hyperlink>
+        </w:p>
+        <w:p>
+          <w:pPr>
+            <w:pStyle w:val="20"/>
+            <w:tabs>
+              <w:tab w:val="right" w:leader="dot" w:pos="9628"/>
+            </w:tabs>
+            <w:rPr>
+              <w:rFonts w:asciiTheme="minorHAnsi" w:eastAsiaTheme="minorEastAsia" w:hAnsiTheme="minorHAnsi" w:cstheme="minorBidi"/>
+              <w:noProof/>
+              <w:kern w:val="2"/>
+              <w:sz w:val="24"/>
+              <w:szCs w:val="24"/>
+              <w14:ligatures w14:val="standardContextual"/>
+            </w:rPr>
+          </w:pPr>
+          <w:hyperlink w:anchor="_Toc242133026" w:history="1">
+            <w:r>
+              <w:rPr>
+                <w:rStyle w:val="a5"/>
+                <w:noProof/>
+              </w:rPr>
               <w:t>Что анализировать</w:t>
             </w:r>
             <w:r>
@@ -1296,7 +1362,7 @@
               <w:rPr>
                 <w:noProof/>
               </w:rPr>
-              <w:instrText xml:space="preserve"> PAGEREF _Toc241901211 \h </w:instrText>
+              <w:instrText xml:space="preserve"> PAGEREF _Toc242133026 \h </w:instrText>
             </w:r>
             <w:r>
               <w:rPr>
@@ -1313,7 +1379,7 @@
               <w:rPr>
                 <w:noProof/>
               </w:rPr>
-              <w:t>8</w:t>
+              <w:t>9</w:t>
             </w:r>
             <w:r>
               <w:rPr>
@@ -1338,7 +1404,7 @@
               <w14:ligatures w14:val="standardContextual"/>
             </w:rPr>
           </w:pPr>
-          <w:hyperlink w:anchor="_Toc241901212" w:history="1">
+          <w:hyperlink w:anchor="_Toc242133027" w:history="1">
             <w:r>
               <w:rPr>
                 <w:rStyle w:val="a5"/>
@@ -1362,7 +1428,7 @@
               <w:rPr>
                 <w:noProof/>
               </w:rPr>
-              <w:instrText xml:space="preserve"> PAGEREF _Toc241901212 \h </w:instrText>
+              <w:instrText xml:space="preserve"> PAGEREF _Toc242133027 \h </w:instrText>
             </w:r>
             <w:r>
               <w:rPr>
@@ -1379,7 +1445,7 @@
               <w:rPr>
                 <w:noProof/>
               </w:rPr>
-              <w:t>8</w:t>
+              <w:t>9</w:t>
             </w:r>
             <w:r>
               <w:rPr>
@@ -1404,7 +1470,7 @@
               <w14:ligatures w14:val="standardContextual"/>
             </w:rPr>
           </w:pPr>
-          <w:hyperlink w:anchor="_Toc241901213" w:history="1">
+          <w:hyperlink w:anchor="_Toc242133028" w:history="1">
             <w:r>
               <w:rPr>
                 <w:rStyle w:val="a5"/>
@@ -1428,7 +1494,7 @@
               <w:rPr>
                 <w:noProof/>
               </w:rPr>
-              <w:instrText xml:space="preserve"> PAGEREF _Toc241901213 \h </w:instrText>
+              <w:instrText xml:space="preserve"> PAGEREF _Toc242133028 \h </w:instrText>
             </w:r>
             <w:r>
               <w:rPr>
@@ -1445,7 +1511,7 @@
               <w:rPr>
                 <w:noProof/>
               </w:rPr>
-              <w:t>8</w:t>
+              <w:t>9</w:t>
             </w:r>
             <w:r>
               <w:rPr>
@@ -1470,7 +1536,7 @@
               <w14:ligatures w14:val="standardContextual"/>
             </w:rPr>
           </w:pPr>
-          <w:hyperlink w:anchor="_Toc241901214" w:history="1">
+          <w:hyperlink w:anchor="_Toc242133029" w:history="1">
             <w:r>
               <w:rPr>
                 <w:rStyle w:val="a5"/>
@@ -1494,7 +1560,7 @@
               <w:rPr>
                 <w:noProof/>
               </w:rPr>
-              <w:instrText xml:space="preserve"> PAGEREF _Toc241901214 \h </w:instrText>
+              <w:instrText xml:space="preserve"> PAGEREF _Toc242133029 \h </w:instrText>
             </w:r>
             <w:r>
               <w:rPr>
@@ -1511,7 +1577,7 @@
               <w:rPr>
                 <w:noProof/>
               </w:rPr>
-              <w:t>9</w:t>
+              <w:t>10</w:t>
             </w:r>
             <w:r>
               <w:rPr>
@@ -1536,13 +1602,13 @@
               <w14:ligatures w14:val="standardContextual"/>
             </w:rPr>
           </w:pPr>
-          <w:hyperlink w:anchor="_Toc241901215" w:history="1">
+          <w:hyperlink w:anchor="_Toc242133030" w:history="1">
             <w:r>
               <w:rPr>
                 <w:rStyle w:val="a5"/>
                 <w:noProof/>
               </w:rPr>
-              <w:t>9. Шпаргалка по индексам качества</w:t>
+              <w:t>9. Страница «Сводные таблицы»</w:t>
             </w:r>
             <w:r>
               <w:rPr>
@@ -1560,7 +1626,7 @@
               <w:rPr>
                 <w:noProof/>
               </w:rPr>
-              <w:instrText xml:space="preserve"> PAGEREF _Toc241901215 \h </w:instrText>
+              <w:instrText xml:space="preserve"> PAGEREF _Toc242133030 \h </w:instrText>
             </w:r>
             <w:r>
               <w:rPr>
@@ -1577,7 +1643,139 @@
               <w:rPr>
                 <w:noProof/>
               </w:rPr>
-              <w:t>9</w:t>
+              <w:t>10</w:t>
+            </w:r>
+            <w:r>
+              <w:rPr>
+                <w:noProof/>
+              </w:rPr>
+              <w:fldChar w:fldCharType="end"/>
+            </w:r>
+          </w:hyperlink>
+        </w:p>
+        <w:p>
+          <w:pPr>
+            <w:pStyle w:val="20"/>
+            <w:tabs>
+              <w:tab w:val="right" w:leader="dot" w:pos="9628"/>
+            </w:tabs>
+            <w:rPr>
+              <w:rFonts w:asciiTheme="minorHAnsi" w:eastAsiaTheme="minorEastAsia" w:hAnsiTheme="minorHAnsi" w:cstheme="minorBidi"/>
+              <w:noProof/>
+              <w:kern w:val="2"/>
+              <w:sz w:val="24"/>
+              <w:szCs w:val="24"/>
+              <w14:ligatures w14:val="standardContextual"/>
+            </w:rPr>
+          </w:pPr>
+          <w:hyperlink w:anchor="_Toc242133031" w:history="1">
+            <w:r>
+              <w:rPr>
+                <w:rStyle w:val="a5"/>
+                <w:noProof/>
+              </w:rPr>
+              <w:t>Таблица 1. Характерные признаки кластеров</w:t>
+            </w:r>
+            <w:r>
+              <w:rPr>
+                <w:noProof/>
+              </w:rPr>
+              <w:tab/>
+            </w:r>
+            <w:r>
+              <w:rPr>
+                <w:noProof/>
+              </w:rPr>
+              <w:fldChar w:fldCharType="begin"/>
+            </w:r>
+            <w:r>
+              <w:rPr>
+                <w:noProof/>
+              </w:rPr>
+              <w:instrText xml:space="preserve"> PAGEREF _Toc242133031 \h </w:instrText>
+            </w:r>
+            <w:r>
+              <w:rPr>
+                <w:noProof/>
+              </w:rPr>
+            </w:r>
+            <w:r>
+              <w:rPr>
+                <w:noProof/>
+              </w:rPr>
+              <w:fldChar w:fldCharType="separate"/>
+            </w:r>
+            <w:r>
+              <w:rPr>
+                <w:noProof/>
+              </w:rPr>
+              <w:t>10</w:t>
+            </w:r>
+            <w:r>
+              <w:rPr>
+                <w:noProof/>
+              </w:rPr>
+              <w:fldChar w:fldCharType="end"/>
+            </w:r>
+          </w:hyperlink>
+        </w:p>
+        <w:p>
+          <w:pPr>
+            <w:pStyle w:val="20"/>
+            <w:tabs>
+              <w:tab w:val="right" w:leader="dot" w:pos="9628"/>
+            </w:tabs>
+            <w:rPr>
+              <w:rFonts w:asciiTheme="minorHAnsi" w:eastAsiaTheme="minorEastAsia" w:hAnsiTheme="minorHAnsi" w:cstheme="minorBidi"/>
+              <w:noProof/>
+              <w:kern w:val="2"/>
+              <w:sz w:val="24"/>
+              <w:szCs w:val="24"/>
+              <w14:ligatures w14:val="standardContextual"/>
+            </w:rPr>
+          </w:pPr>
+          <w:hyperlink w:anchor="_Toc242133032" w:history="1">
+            <w:r>
+              <w:rPr>
+                <w:rStyle w:val="a5"/>
+                <w:noProof/>
+              </w:rPr>
+              <w:t>Таблица 2. Результаты кластеризации по периодам</w:t>
+            </w:r>
+            <w:r>
+              <w:rPr>
+                <w:noProof/>
+              </w:rPr>
+              <w:tab/>
+            </w:r>
+            <w:r>
+              <w:rPr>
+                <w:noProof/>
+              </w:rPr>
+              <w:fldChar w:fldCharType="begin"/>
+            </w:r>
+            <w:r>
+              <w:rPr>
+                <w:noProof/>
+              </w:rPr>
+              <w:instrText xml:space="preserve"> PAGEREF _Toc242133032 \h </w:instrText>
+            </w:r>
+            <w:r>
+              <w:rPr>
+                <w:noProof/>
+              </w:rPr>
+            </w:r>
+            <w:r>
+              <w:rPr>
+                <w:noProof/>
+              </w:rPr>
+              <w:fldChar w:fldCharType="separate"/>
+            </w:r>
+            <w:r>
+              <w:rPr>
+                <w:noProof/>
+              </w:rPr>
+              <w:t>11</w:t>
             </w:r>
             <w:r>
               <w:rPr>
@@ -1602,13 +1800,13 @@
               <w14:ligatures w14:val="standardContextual"/>
             </w:rPr>
           </w:pPr>
-          <w:hyperlink w:anchor="_Toc241901216" w:history="1">
+          <w:hyperlink w:anchor="_Toc242133033" w:history="1">
             <w:r>
               <w:rPr>
                 <w:rStyle w:val="a5"/>
                 <w:noProof/>
               </w:rPr>
-              <w:t>10. Проверка вывода перед тем, как вносить его в отчёт</w:t>
+              <w:t>10. Страница «Обновление данных»</w:t>
             </w:r>
             <w:r>
               <w:rPr>
@@ -1626,7 +1824,7 @@
               <w:rPr>
                 <w:noProof/>
               </w:rPr>
-              <w:instrText xml:space="preserve"> PAGEREF _Toc241901216 \h </w:instrText>
+              <w:instrText xml:space="preserve"> PAGEREF _Toc242133033 \h </w:instrText>
             </w:r>
             <w:r>
               <w:rPr>
@@ -1643,7 +1841,7 @@
               <w:rPr>
                 <w:noProof/>
               </w:rPr>
-              <w:t>10</w:t>
+              <w:t>11</w:t>
             </w:r>
             <w:r>
               <w:rPr>
@@ -1668,13 +1866,13 @@
               <w14:ligatures w14:val="standardContextual"/>
             </w:rPr>
           </w:pPr>
-          <w:hyperlink w:anchor="_Toc241901217" w:history="1">
+          <w:hyperlink w:anchor="_Toc242133034" w:history="1">
             <w:r>
               <w:rPr>
                 <w:rStyle w:val="a5"/>
                 <w:noProof/>
               </w:rPr>
-              <w:t>11. Какие исследовательские вопросы можно поставить</w:t>
+              <w:t>11. Шпаргалка по индексам качества</w:t>
             </w:r>
             <w:r>
               <w:rPr>
@@ -1692,7 +1890,7 @@
               <w:rPr>
                 <w:noProof/>
               </w:rPr>
-              <w:instrText xml:space="preserve"> PAGEREF _Toc241901217 \h </w:instrText>
+              <w:instrText xml:space="preserve"> PAGEREF _Toc242133034 \h </w:instrText>
             </w:r>
             <w:r>
               <w:rPr>
@@ -1709,7 +1907,7 @@
               <w:rPr>
                 <w:noProof/>
               </w:rPr>
-              <w:t>10</w:t>
+              <w:t>12</w:t>
             </w:r>
             <w:r>
               <w:rPr>
@@ -1734,13 +1932,13 @@
               <w14:ligatures w14:val="standardContextual"/>
             </w:rPr>
           </w:pPr>
-          <w:hyperlink w:anchor="_Toc241901218" w:history="1">
+          <w:hyperlink w:anchor="_Toc242133035" w:history="1">
             <w:r>
               <w:rPr>
                 <w:rStyle w:val="a5"/>
                 <w:noProof/>
               </w:rPr>
-              <w:t>12. Ограничения данных: что нельзя утверждать</w:t>
+              <w:t>12. Проверка вывода перед тем, как вносить его в отчёт</w:t>
             </w:r>
             <w:r>
               <w:rPr>
@@ -1758,7 +1956,7 @@
               <w:rPr>
                 <w:noProof/>
               </w:rPr>
-              <w:instrText xml:space="preserve"> PAGEREF _Toc241901218 \h </w:instrText>
+              <w:instrText xml:space="preserve"> PAGEREF _Toc242133035 \h </w:instrText>
             </w:r>
             <w:r>
               <w:rPr>
@@ -1775,7 +1973,7 @@
               <w:rPr>
                 <w:noProof/>
               </w:rPr>
-              <w:t>11</w:t>
+              <w:t>12</w:t>
             </w:r>
             <w:r>
               <w:rPr>
@@ -1800,13 +1998,13 @@
               <w14:ligatures w14:val="standardContextual"/>
             </w:rPr>
           </w:pPr>
-          <w:hyperlink w:anchor="_Toc241901219" w:history="1">
+          <w:hyperlink w:anchor="_Toc242133036" w:history="1">
             <w:r>
               <w:rPr>
                 <w:rStyle w:val="a5"/>
                 <w:noProof/>
               </w:rPr>
-              <w:t>13. Где что лежит</w:t>
+              <w:t>13. Какие исследовательские вопросы можно поставить</w:t>
             </w:r>
             <w:r>
               <w:rPr>
@@ -1824,7 +2022,7 @@
               <w:rPr>
                 <w:noProof/>
               </w:rPr>
-              <w:instrText xml:space="preserve"> PAGEREF _Toc241901219 \h </w:instrText>
+              <w:instrText xml:space="preserve"> PAGEREF _Toc242133036 \h </w:instrText>
             </w:r>
             <w:r>
               <w:rPr>
@@ -1841,7 +2039,139 @@
               <w:rPr>
                 <w:noProof/>
               </w:rPr>
-              <w:t>12</w:t>
+              <w:t>13</w:t>
+            </w:r>
+            <w:r>
+              <w:rPr>
+                <w:noProof/>
+              </w:rPr>
+              <w:fldChar w:fldCharType="end"/>
+            </w:r>
+          </w:hyperlink>
+        </w:p>
+        <w:p>
+          <w:pPr>
+            <w:pStyle w:val="11"/>
+            <w:tabs>
+              <w:tab w:val="right" w:leader="dot" w:pos="9628"/>
+            </w:tabs>
+            <w:rPr>
+              <w:rFonts w:asciiTheme="minorHAnsi" w:eastAsiaTheme="minorEastAsia" w:hAnsiTheme="minorHAnsi" w:cstheme="minorBidi"/>
+              <w:noProof/>
+              <w:kern w:val="2"/>
+              <w:sz w:val="24"/>
+              <w:szCs w:val="24"/>
+              <w14:ligatures w14:val="standardContextual"/>
+            </w:rPr>
+          </w:pPr>
+          <w:hyperlink w:anchor="_Toc242133037" w:history="1">
+            <w:r>
+              <w:rPr>
+                <w:rStyle w:val="a5"/>
+                <w:noProof/>
+              </w:rPr>
+              <w:t>14. Ограничения данных: что нельзя утверждать</w:t>
+            </w:r>
+            <w:r>
+              <w:rPr>
+                <w:noProof/>
+              </w:rPr>
+              <w:tab/>
+            </w:r>
+            <w:r>
+              <w:rPr>
+                <w:noProof/>
+              </w:rPr>
+              <w:fldChar w:fldCharType="begin"/>
+            </w:r>
+            <w:r>
+              <w:rPr>
+                <w:noProof/>
+              </w:rPr>
+              <w:instrText xml:space="preserve"> PAGEREF _Toc242133037 \h </w:instrText>
+            </w:r>
+            <w:r>
+              <w:rPr>
+                <w:noProof/>
+              </w:rPr>
+            </w:r>
+            <w:r>
+              <w:rPr>
+                <w:noProof/>
+              </w:rPr>
+              <w:fldChar w:fldCharType="separate"/>
+            </w:r>
+            <w:r>
+              <w:rPr>
+                <w:noProof/>
+              </w:rPr>
+              <w:t>14</w:t>
+            </w:r>
+            <w:r>
+              <w:rPr>
+                <w:noProof/>
+              </w:rPr>
+              <w:fldChar w:fldCharType="end"/>
+            </w:r>
+          </w:hyperlink>
+        </w:p>
+        <w:p>
+          <w:pPr>
+            <w:pStyle w:val="11"/>
+            <w:tabs>
+              <w:tab w:val="right" w:leader="dot" w:pos="9628"/>
+            </w:tabs>
+            <w:rPr>
+              <w:rFonts w:asciiTheme="minorHAnsi" w:eastAsiaTheme="minorEastAsia" w:hAnsiTheme="minorHAnsi" w:cstheme="minorBidi"/>
+              <w:noProof/>
+              <w:kern w:val="2"/>
+              <w:sz w:val="24"/>
+              <w:szCs w:val="24"/>
+              <w14:ligatures w14:val="standardContextual"/>
+            </w:rPr>
+          </w:pPr>
+          <w:hyperlink w:anchor="_Toc242133038" w:history="1">
+            <w:r>
+              <w:rPr>
+                <w:rStyle w:val="a5"/>
+                <w:noProof/>
+              </w:rPr>
+              <w:t>15. Где что лежит</w:t>
+            </w:r>
+            <w:r>
+              <w:rPr>
+                <w:noProof/>
+              </w:rPr>
+              <w:tab/>
+            </w:r>
+            <w:r>
+              <w:rPr>
+                <w:noProof/>
+              </w:rPr>
+              <w:fldChar w:fldCharType="begin"/>
+            </w:r>
+            <w:r>
+              <w:rPr>
+                <w:noProof/>
+              </w:rPr>
+              <w:instrText xml:space="preserve"> PAGEREF _Toc242133038 \h </w:instrText>
+            </w:r>
+            <w:r>
+              <w:rPr>
+                <w:noProof/>
+              </w:rPr>
+            </w:r>
+            <w:r>
+              <w:rPr>
+                <w:noProof/>
+              </w:rPr>
+              <w:fldChar w:fldCharType="separate"/>
+            </w:r>
+            <w:r>
+              <w:rPr>
+                <w:noProof/>
+              </w:rPr>
+              <w:t>14</w:t>
             </w:r>
             <w:r>
               <w:rPr>
@@ -1866,7 +2196,7 @@
               <w14:ligatures w14:val="standardContextual"/>
             </w:rPr>
           </w:pPr>
-          <w:hyperlink w:anchor="_Toc241901220" w:history="1">
+          <w:hyperlink w:anchor="_Toc242133039" w:history="1">
             <w:r>
               <w:rPr>
                 <w:rStyle w:val="a5"/>
@@ -1890,7 +2220,7 @@
               <w:rPr>
                 <w:noProof/>
               </w:rPr>
-              <w:instrText xml:space="preserve"> PAGEREF _Toc241901220 \h </w:instrText>
+              <w:instrText xml:space="preserve"> PAGEREF _Toc242133039 \h </w:instrText>
             </w:r>
             <w:r>
               <w:rPr>
@@ -1907,7 +2237,7 @@
               <w:rPr>
                 <w:noProof/>
               </w:rPr>
-              <w:t>12</w:t>
+              <w:t>15</w:t>
             </w:r>
             <w:r>
               <w:rPr>
@@ -1935,7 +2265,7 @@
         <w:keepNext/>
         <w:spacing w:before="360"/>
       </w:pPr>
-      <w:bookmarkStart w:id="0" w:name="_Toc241901195"/>
+      <w:bookmarkStart w:id="0" w:name="_Toc242133009"/>
       <w:r>
         <w:lastRenderedPageBreak/>
         <w:t>1. Что это за инструмент и что он умеет</w:t>
@@ -2048,7 +2378,7 @@
         <w:spacing w:after="120" w:line="276" w:lineRule="auto"/>
       </w:pPr>
       <w:r>
-        <w:t>Интерфейс позволяет самому выбирать показатели и их веса, строить сеть, запускать семь методов кластеризации, сравнивать их по восьми индексам качества, давать кластерам названия, прослеживать переходы МО между типами и проверять, сближаются ли муниципалитеты (конвергенция).</w:t>
+        <w:t>Интерфейс позволяет самому выбирать показатели и их веса, строить сеть, запускать восемь методов кластеризации, сравнивать их по восьми индексам качества, давать кластерам названия, прослеживать переходы МО между типами и проверять, сближаются ли муниципалитеты (конвергенция).</w:t>
       </w:r>
     </w:p>
     <w:tbl>
@@ -2132,7 +2462,7 @@
         <w:keepNext/>
         <w:spacing w:before="360"/>
       </w:pPr>
-      <w:bookmarkStart w:id="1" w:name="_Toc241901196"/>
+      <w:bookmarkStart w:id="1" w:name="_Toc242133010"/>
       <w:r>
         <w:t>2. Рекомендуемый порядок работы</w:t>
       </w:r>
@@ -2797,7 +3127,7 @@
               <w:spacing w:after="40" w:line="252" w:lineRule="auto"/>
             </w:pPr>
             <w:r>
-              <w:t>σ- и β-конвергенция по ДФО, России и типам</w:t>
+              <w:t>σ- и β-конвергенция по России, ДФО и типам</w:t>
             </w:r>
           </w:p>
         </w:tc>
@@ -2847,6 +3177,93 @@
               <w:spacing w:after="40" w:line="252" w:lineRule="auto"/>
             </w:pPr>
             <w:r>
+              <w:t>Сводные таблицы</w:t>
+            </w:r>
+          </w:p>
+        </w:tc>
+        <w:tc>
+          <w:tcPr>
+            <w:tcW w:w="3838" w:type="dxa"/>
+            <w:tcMar>
+              <w:top w:w="60" w:type="dxa"/>
+              <w:left w:w="100" w:type="dxa"/>
+              <w:bottom w:w="60" w:type="dxa"/>
+              <w:right w:w="100" w:type="dxa"/>
+            </w:tcMar>
+          </w:tcPr>
+          <w:p>
+            <w:pPr>
+              <w:spacing w:after="40" w:line="252" w:lineRule="auto"/>
+            </w:pPr>
+            <w:r>
+              <w:t>Как описать типы и их изменения для отчёта?</w:t>
+            </w:r>
+          </w:p>
+        </w:tc>
+        <w:tc>
+          <w:tcPr>
+            <w:tcW w:w="3300" w:type="dxa"/>
+            <w:tcMar>
+              <w:top w:w="60" w:type="dxa"/>
+              <w:left w:w="100" w:type="dxa"/>
+              <w:bottom w:w="60" w:type="dxa"/>
+              <w:right w:w="100" w:type="dxa"/>
+            </w:tcMar>
+          </w:tcPr>
+          <w:p>
+            <w:pPr>
+              <w:spacing w:after="40" w:line="252" w:lineRule="auto"/>
+            </w:pPr>
+            <w:r>
+              <w:t>Таблица 1 (характерные признаки), таблица 2 (кластеры по периодам), Excel</w:t>
+            </w:r>
+          </w:p>
+        </w:tc>
+      </w:tr>
+      <w:tr>
+        <w:tblPrEx>
+          <w:tblCellMar>
+            <w:top w:w="0" w:type="dxa"/>
+            <w:bottom w:w="0" w:type="dxa"/>
+          </w:tblCellMar>
+        </w:tblPrEx>
+        <w:trPr>
+          <w:cantSplit/>
+        </w:trPr>
+        <w:tc>
+          <w:tcPr>
+            <w:tcW w:w="700" w:type="dxa"/>
+            <w:tcMar>
+              <w:top w:w="60" w:type="dxa"/>
+              <w:left w:w="100" w:type="dxa"/>
+              <w:bottom w:w="60" w:type="dxa"/>
+              <w:right w:w="100" w:type="dxa"/>
+            </w:tcMar>
+          </w:tcPr>
+          <w:p>
+            <w:pPr>
+              <w:spacing w:after="40" w:line="252" w:lineRule="auto"/>
+            </w:pPr>
+            <w:r>
+              <w:t>8</w:t>
+            </w:r>
+          </w:p>
+        </w:tc>
+        <w:tc>
+          <w:tcPr>
+            <w:tcW w:w="1800" w:type="dxa"/>
+            <w:tcMar>
+              <w:top w:w="60" w:type="dxa"/>
+              <w:left w:w="100" w:type="dxa"/>
+              <w:bottom w:w="60" w:type="dxa"/>
+              <w:right w:w="100" w:type="dxa"/>
+            </w:tcMar>
+          </w:tcPr>
+          <w:p>
+            <w:pPr>
+              <w:spacing w:after="40" w:line="252" w:lineRule="auto"/>
+            </w:pPr>
+            <w:r>
               <w:t>—</w:t>
             </w:r>
           </w:p>
@@ -2885,7 +3302,7 @@
               <w:spacing w:after="40" w:line="252" w:lineRule="auto"/>
             </w:pPr>
             <w:r>
-              <w:t>YAML-файлы параметров, проверка чувствительности (раздел 10)</w:t>
+              <w:t>YAML-файлы параметров, проверка чувствительности (раздел 12)</w:t>
             </w:r>
           </w:p>
         </w:tc>
@@ -2910,7 +3327,7 @@
         <w:keepNext/>
         <w:spacing w:before="360"/>
       </w:pPr>
-      <w:bookmarkStart w:id="2" w:name="_Toc241901197"/>
+      <w:bookmarkStart w:id="2" w:name="_Toc242133011"/>
       <w:r>
         <w:t>3. Боковая панель: общие настройки</w:t>
       </w:r>
@@ -2942,9 +3359,11 @@
         <w:tblLook w:val="04A0" w:firstRow="1" w:lastRow="0" w:firstColumn="1" w:lastColumn="0" w:noHBand="0" w:noVBand="1"/>
       </w:tblPr>
       <w:tblGrid>
-        <w:gridCol w:w="2200"/>
-        <w:gridCol w:w="3200"/>
-        <w:gridCol w:w="4238"/>
+        <w:gridCol w:w="18"/>
+        <w:gridCol w:w="2181"/>
+        <w:gridCol w:w="3194"/>
+        <w:gridCol w:w="4227"/>
+        <w:gridCol w:w="18"/>
       </w:tblGrid>
       <w:tr>
         <w:tblPrEx>
@@ -2954,11 +3373,14 @@
           </w:tblCellMar>
         </w:tblPrEx>
         <w:trPr>
+          <w:gridAfter w:val="1"/>
+          <w:wAfter w:w="18" w:type="dxa"/>
           <w:tblHeader/>
         </w:trPr>
         <w:tc>
           <w:tcPr>
             <w:tcW w:w="2200" w:type="dxa"/>
+            <w:gridSpan w:val="2"/>
             <w:shd w:val="clear" w:color="auto" w:fill="1F4E79"/>
             <w:tcMar>
               <w:top w:w="60" w:type="dxa"/>
@@ -3040,11 +3462,14 @@
           </w:tblCellMar>
         </w:tblPrEx>
         <w:trPr>
+          <w:gridAfter w:val="1"/>
+          <w:wAfter w:w="18" w:type="dxa"/>
           <w:cantSplit/>
         </w:trPr>
         <w:tc>
           <w:tcPr>
             <w:tcW w:w="2200" w:type="dxa"/>
+            <w:gridSpan w:val="2"/>
             <w:tcMar>
               <w:top w:w="60" w:type="dxa"/>
               <w:left w:w="100" w:type="dxa"/>
@@ -3076,7 +3501,7 @@
               <w:spacing w:after="40" w:line="252" w:lineRule="auto"/>
             </w:pPr>
             <w:r>
-              <w:t>ДФО (по умолчанию), вся Россия или свой список субъектов</w:t>
+              <w:t>Вся Россия (по умолчанию), любой федеральный округ или свой список субъектов</w:t>
             </w:r>
           </w:p>
         </w:tc>
@@ -3095,7 +3520,7 @@
               <w:spacing w:after="40" w:line="252" w:lineRule="auto"/>
             </w:pPr>
             <w:r>
-              <w:t>Россия — чтобы сравнить ДФО со страной и проверить, не являются ли типы ДФО «местными» артефактами. Свой список — для отдельных регионов или пары соседей (например, Приморье + Хабаровский край)</w:t>
+              <w:t>Округ — чтобы посмотреть его типологию отдельно (например, ДФО) и сравнить с общероссийской. Свой список — для отдельных регионов или пары соседей (например, Приморье + Хабаровский край)</w:t>
             </w:r>
           </w:p>
         </w:tc>
@@ -3108,11 +3533,14 @@
           </w:tblCellMar>
         </w:tblPrEx>
         <w:trPr>
+          <w:gridAfter w:val="1"/>
+          <w:wAfter w:w="18" w:type="dxa"/>
           <w:cantSplit/>
         </w:trPr>
         <w:tc>
           <w:tcPr>
             <w:tcW w:w="2200" w:type="dxa"/>
+            <w:gridSpan w:val="2"/>
             <w:tcMar>
               <w:top w:w="60" w:type="dxa"/>
               <w:left w:w="100" w:type="dxa"/>
@@ -3176,11 +3604,14 @@
           </w:tblCellMar>
         </w:tblPrEx>
         <w:trPr>
+          <w:gridAfter w:val="1"/>
+          <w:wAfter w:w="18" w:type="dxa"/>
           <w:cantSplit/>
         </w:trPr>
         <w:tc>
           <w:tcPr>
             <w:tcW w:w="2200" w:type="dxa"/>
+            <w:gridSpan w:val="2"/>
             <w:tcMar>
               <w:top w:w="60" w:type="dxa"/>
               <w:left w:w="100" w:type="dxa"/>
@@ -3231,7 +3662,7 @@
               <w:spacing w:after="40" w:line="252" w:lineRule="auto"/>
             </w:pPr>
             <w:r>
-              <w:t>Для проверки устойчивости вывода. В ДФО таких МО почти нет (одно), по России — 226</w:t>
+              <w:t>Для проверки устойчивости вывода. По России таких МО 226, в ДФО — одно</w:t>
             </w:r>
           </w:p>
         </w:tc>
@@ -3244,11 +3675,14 @@
           </w:tblCellMar>
         </w:tblPrEx>
         <w:trPr>
+          <w:gridAfter w:val="1"/>
+          <w:wAfter w:w="18" w:type="dxa"/>
           <w:cantSplit/>
         </w:trPr>
         <w:tc>
           <w:tcPr>
             <w:tcW w:w="2200" w:type="dxa"/>
+            <w:gridSpan w:val="2"/>
             <w:tcMar>
               <w:top w:w="60" w:type="dxa"/>
               <w:left w:w="100" w:type="dxa"/>
@@ -3312,11 +3746,14 @@
           </w:tblCellMar>
         </w:tblPrEx>
         <w:trPr>
+          <w:gridAfter w:val="1"/>
+          <w:wAfter w:w="18" w:type="dxa"/>
           <w:cantSplit/>
         </w:trPr>
         <w:tc>
           <w:tcPr>
             <w:tcW w:w="2200" w:type="dxa"/>
+            <w:gridSpan w:val="2"/>
             <w:tcMar>
               <w:top w:w="60" w:type="dxa"/>
               <w:left w:w="100" w:type="dxa"/>
@@ -3368,6 +3805,341 @@
             </w:pPr>
             <w:r>
               <w:t>Почти никогда. При нормировке по годам общий рост показателей исчезает, и переходы между типами во времени отчасти становятся артефактом шкалы</w:t>
+            </w:r>
+          </w:p>
+        </w:tc>
+      </w:tr>
+      <w:tr>
+        <w:tblPrEx>
+          <w:tblCellMar>
+            <w:top w:w="0" w:type="dxa"/>
+            <w:bottom w:w="0" w:type="dxa"/>
+          </w:tblCellMar>
+        </w:tblPrEx>
+        <w:trPr>
+          <w:gridAfter w:val="1"/>
+          <w:wAfter w:w="18" w:type="dxa"/>
+          <w:cantSplit/>
+        </w:trPr>
+        <w:tc>
+          <w:tcPr>
+            <w:tcW w:w="2200" w:type="dxa"/>
+            <w:gridSpan w:val="2"/>
+            <w:tcMar>
+              <w:top w:w="60" w:type="dxa"/>
+              <w:left w:w="100" w:type="dxa"/>
+              <w:bottom w:w="60" w:type="dxa"/>
+              <w:right w:w="100" w:type="dxa"/>
+            </w:tcMar>
+          </w:tcPr>
+          <w:p>
+            <w:pPr>
+              <w:spacing w:after="40" w:line="252" w:lineRule="auto"/>
+            </w:pPr>
+            <w:r>
+              <w:t>Денежные показатели</w:t>
+            </w:r>
+          </w:p>
+        </w:tc>
+        <w:tc>
+          <w:tcPr>
+            <w:tcW w:w="3200" w:type="dxa"/>
+            <w:tcMar>
+              <w:top w:w="60" w:type="dxa"/>
+              <w:left w:w="100" w:type="dxa"/>
+              <w:bottom w:w="60" w:type="dxa"/>
+              <w:right w:w="100" w:type="dxa"/>
+            </w:tcMar>
+          </w:tcPr>
+          <w:p>
+            <w:pPr>
+              <w:spacing w:after="40" w:line="252" w:lineRule="auto"/>
+            </w:pPr>
+            <w:r>
+              <w:t>В ценах базового года (по умолчанию) или в текущих ценах</w:t>
+            </w:r>
+          </w:p>
+        </w:tc>
+        <w:tc>
+          <w:tcPr>
+            <w:tcW w:w="4238" w:type="dxa"/>
+            <w:tcMar>
+              <w:top w:w="60" w:type="dxa"/>
+              <w:left w:w="100" w:type="dxa"/>
+              <w:bottom w:w="60" w:type="dxa"/>
+              <w:right w:w="100" w:type="dxa"/>
+            </w:tcMar>
+          </w:tcPr>
+          <w:p>
+            <w:pPr>
+              <w:spacing w:after="40" w:line="252" w:lineRule="auto"/>
+            </w:pPr>
+            <w:r>
+              <w:t>Текущие цены — только чтобы сверить значения со статистикой. Сравнивать годы в текущих ценах нельзя: «рост» отчасти окажется инфляцией. Конвергенция всегда считается в реальных ценах</w:t>
+            </w:r>
+          </w:p>
+        </w:tc>
+      </w:tr>
+      <w:tr>
+        <w:tblPrEx>
+          <w:tblCellMar>
+            <w:top w:w="0" w:type="dxa"/>
+            <w:bottom w:w="0" w:type="dxa"/>
+          </w:tblCellMar>
+        </w:tblPrEx>
+        <w:trPr>
+          <w:gridAfter w:val="1"/>
+          <w:wAfter w:w="18" w:type="dxa"/>
+          <w:cantSplit/>
+        </w:trPr>
+        <w:tc>
+          <w:tcPr>
+            <w:tcW w:w="2200" w:type="dxa"/>
+            <w:gridSpan w:val="2"/>
+            <w:tcMar>
+              <w:top w:w="60" w:type="dxa"/>
+              <w:left w:w="100" w:type="dxa"/>
+              <w:bottom w:w="60" w:type="dxa"/>
+              <w:right w:w="100" w:type="dxa"/>
+            </w:tcMar>
+          </w:tcPr>
+          <w:p>
+            <w:pPr>
+              <w:spacing w:after="40" w:line="252" w:lineRule="auto"/>
+            </w:pPr>
+            <w:r>
+              <w:lastRenderedPageBreak/>
+              <w:t>Базовый год цен</w:t>
+            </w:r>
+          </w:p>
+        </w:tc>
+        <w:tc>
+          <w:tcPr>
+            <w:tcW w:w="3200" w:type="dxa"/>
+            <w:tcMar>
+              <w:top w:w="60" w:type="dxa"/>
+              <w:left w:w="100" w:type="dxa"/>
+              <w:bottom w:w="60" w:type="dxa"/>
+              <w:right w:w="100" w:type="dxa"/>
+            </w:tcMar>
+          </w:tcPr>
+          <w:p>
+            <w:pPr>
+              <w:spacing w:after="40" w:line="252" w:lineRule="auto"/>
+            </w:pPr>
+            <w:r>
+              <w:t>В ценах какого года показаны рубли (по умолчанию 2023)</w:t>
+            </w:r>
+          </w:p>
+        </w:tc>
+        <w:tc>
+          <w:tcPr>
+            <w:tcW w:w="4238" w:type="dxa"/>
+            <w:tcMar>
+              <w:top w:w="60" w:type="dxa"/>
+              <w:left w:w="100" w:type="dxa"/>
+              <w:bottom w:w="60" w:type="dxa"/>
+              <w:right w:w="100" w:type="dxa"/>
+            </w:tcMar>
+          </w:tcPr>
+          <w:p>
+            <w:pPr>
+              <w:spacing w:after="40" w:line="252" w:lineRule="auto"/>
+            </w:pPr>
+            <w:r>
+              <w:t>Меняет подписи и суммы в таблицах. При индексах по России кластеры от базового года не зависят (проверено тестом)</w:t>
+            </w:r>
+          </w:p>
+        </w:tc>
+      </w:tr>
+      <w:tr>
+        <w:tblPrEx>
+          <w:tblCellMar>
+            <w:top w:w="0" w:type="dxa"/>
+            <w:bottom w:w="0" w:type="dxa"/>
+          </w:tblCellMar>
+        </w:tblPrEx>
+        <w:trPr>
+          <w:gridAfter w:val="1"/>
+          <w:wAfter w:w="18" w:type="dxa"/>
+          <w:cantSplit/>
+        </w:trPr>
+        <w:tc>
+          <w:tcPr>
+            <w:tcW w:w="2200" w:type="dxa"/>
+            <w:gridSpan w:val="2"/>
+            <w:tcMar>
+              <w:top w:w="60" w:type="dxa"/>
+              <w:left w:w="100" w:type="dxa"/>
+              <w:bottom w:w="60" w:type="dxa"/>
+              <w:right w:w="100" w:type="dxa"/>
+            </w:tcMar>
+          </w:tcPr>
+          <w:p>
+            <w:pPr>
+              <w:spacing w:after="40" w:line="252" w:lineRule="auto"/>
+            </w:pPr>
+            <w:r>
+              <w:t>Индексы цен</w:t>
+            </w:r>
+          </w:p>
+        </w:tc>
+        <w:tc>
+          <w:tcPr>
+            <w:tcW w:w="3200" w:type="dxa"/>
+            <w:tcMar>
+              <w:top w:w="60" w:type="dxa"/>
+              <w:left w:w="100" w:type="dxa"/>
+              <w:bottom w:w="60" w:type="dxa"/>
+              <w:right w:w="100" w:type="dxa"/>
+            </w:tcMar>
+          </w:tcPr>
+          <w:p>
+            <w:pPr>
+              <w:spacing w:after="40" w:line="252" w:lineRule="auto"/>
+            </w:pPr>
+            <w:r>
+              <w:t>По России (точные среднегодовые) или по субъектам (приближённые)</w:t>
+            </w:r>
+          </w:p>
+        </w:tc>
+        <w:tc>
+          <w:tcPr>
+            <w:tcW w:w="4238" w:type="dxa"/>
+            <w:tcMar>
+              <w:top w:w="60" w:type="dxa"/>
+              <w:left w:w="100" w:type="dxa"/>
+              <w:bottom w:w="60" w:type="dxa"/>
+              <w:right w:w="100" w:type="dxa"/>
+            </w:tcMar>
+          </w:tcPr>
+          <w:p>
+            <w:pPr>
+              <w:spacing w:after="40" w:line="252" w:lineRule="auto"/>
+            </w:pPr>
+            <w:r>
+              <w:t>По субъектам — если важно, что цены в регионах росли по-разному; тогда результат зависит от базового года</w:t>
+            </w:r>
+          </w:p>
+        </w:tc>
+      </w:tr>
+      <w:tr>
+        <w:tblPrEx>
+          <w:tblCellMar>
+            <w:top w:w="0" w:type="dxa"/>
+            <w:bottom w:w="0" w:type="dxa"/>
+          </w:tblCellMar>
+        </w:tblPrEx>
+        <w:trPr>
+          <w:gridAfter w:val="1"/>
+          <w:wAfter w:w="18" w:type="dxa"/>
+          <w:cantSplit/>
+        </w:trPr>
+        <w:tc>
+          <w:tcPr>
+            <w:tcW w:w="2200" w:type="dxa"/>
+            <w:gridSpan w:val="2"/>
+            <w:tcMar>
+              <w:top w:w="60" w:type="dxa"/>
+              <w:left w:w="100" w:type="dxa"/>
+              <w:bottom w:w="60" w:type="dxa"/>
+              <w:right w:w="100" w:type="dxa"/>
+            </w:tcMar>
+          </w:tcPr>
+          <w:p>
+            <w:pPr>
+              <w:spacing w:after="40" w:line="252" w:lineRule="auto"/>
+            </w:pPr>
+            <w:r>
+              <w:t>Поправка на межрегиональные цены</w:t>
+            </w:r>
+          </w:p>
+        </w:tc>
+        <w:tc>
+          <w:tcPr>
+            <w:tcW w:w="3200" w:type="dxa"/>
+            <w:tcMar>
+              <w:top w:w="60" w:type="dxa"/>
+              <w:left w:w="100" w:type="dxa"/>
+              <w:bottom w:w="60" w:type="dxa"/>
+              <w:right w:w="100" w:type="dxa"/>
+            </w:tcMar>
+          </w:tcPr>
+          <w:p>
+            <w:pPr>
+              <w:spacing w:after="40" w:line="252" w:lineRule="auto"/>
+            </w:pPr>
+            <w:r>
+              <w:t>Делит потребительские суммы (зарплата, ФОТ, бюджет, розница) на стоимость фиксированного набора в субъекте относительно России</w:t>
+            </w:r>
+          </w:p>
+        </w:tc>
+        <w:tc>
+          <w:tcPr>
+            <w:tcW w:w="4238" w:type="dxa"/>
+            <w:tcMar>
+              <w:top w:w="60" w:type="dxa"/>
+              <w:left w:w="100" w:type="dxa"/>
+              <w:bottom w:w="60" w:type="dxa"/>
+              <w:right w:w="100" w:type="dxa"/>
+            </w:tcMar>
+          </w:tcPr>
+          <w:p>
+            <w:pPr>
+              <w:spacing w:after="40" w:line="252" w:lineRule="auto"/>
+            </w:pPr>
+            <w:r>
+              <w:t>Чтобы сравнивать покупательную способность: 50 тыс. руб. на Чукотке и в Пензе — не одно и то же. По умолчанию выключена</w:t>
+            </w:r>
+          </w:p>
+        </w:tc>
+      </w:tr>
+      <w:tr>
+        <w:tblPrEx>
+          <w:tblCellMar>
+            <w:top w:w="0" w:type="dxa"/>
+            <w:bottom w:w="0" w:type="dxa"/>
+          </w:tblCellMar>
+        </w:tblPrEx>
+        <w:trPr>
+          <w:gridBefore w:val="1"/>
+          <w:wBefore w:w="18" w:type="dxa"/>
+          <w:cantSplit/>
+        </w:trPr>
+        <w:tc>
+          <w:tcPr>
+            <w:tcW w:w="9638" w:type="dxa"/>
+            <w:gridSpan w:val="4"/>
+            <w:tcBorders>
+              <w:left w:val="single" w:sz="18" w:space="0" w:color="1F4E79"/>
+            </w:tcBorders>
+            <w:shd w:val="clear" w:color="auto" w:fill="EAF1F8"/>
+            <w:tcMar>
+              <w:top w:w="120" w:type="dxa"/>
+              <w:left w:w="180" w:type="dxa"/>
+              <w:bottom w:w="120" w:type="dxa"/>
+              <w:right w:w="180" w:type="dxa"/>
+            </w:tcMar>
+          </w:tcPr>
+          <w:p>
+            <w:pPr>
+              <w:spacing w:after="80"/>
+            </w:pPr>
+            <w:r>
+              <w:rPr>
+                <w:b/>
+                <w:bCs/>
+                <w:color w:val="1F4E79"/>
+              </w:rPr>
+              <w:t>Цены</w:t>
+            </w:r>
+          </w:p>
+          <w:p>
+            <w:pPr>
+              <w:spacing w:after="60" w:line="264" w:lineRule="auto"/>
+            </w:pPr>
+            <w:r>
+              <w:t>Денежные показатели пересчитываются своими индексами цен: зарплата, ФОТ, бюджет, розница — ИПЦ; ВМП — дефлятором ВРП; инвестиции — индексом цен инвестиционной продукции; отгрузка — индексами цен производителей; продукция сельского хозяйства — индексом цен сельхозпроизводителей. Подписи в интерфейсе — «руб., в ценах 2023 г.»; откуда взят каждый индекс — внизу страницы «Данные и качество».</w:t>
             </w:r>
           </w:p>
         </w:tc>
@@ -3379,7 +4151,7 @@
         <w:keepNext/>
         <w:spacing w:before="360"/>
       </w:pPr>
-      <w:bookmarkStart w:id="3" w:name="_Toc241901198"/>
+      <w:bookmarkStart w:id="3" w:name="_Toc242133012"/>
       <w:r>
         <w:t>4. Страница «Данные и качество»</w:t>
       </w:r>
@@ -3390,7 +4162,7 @@
         <w:pStyle w:val="2"/>
         <w:keepNext/>
       </w:pPr>
-      <w:bookmarkStart w:id="4" w:name="_Toc241901199"/>
+      <w:bookmarkStart w:id="4" w:name="_Toc242133013"/>
       <w:r>
         <w:t>На что смотреть</w:t>
       </w:r>
@@ -3450,7 +4222,6 @@
           <w:b/>
           <w:bCs/>
         </w:rPr>
-        <w:lastRenderedPageBreak/>
         <w:t>Список МО с пропусками</w:t>
       </w:r>
       <w:r>
@@ -3471,10 +4242,60 @@
           <w:b/>
           <w:bCs/>
         </w:rPr>
+        <w:t>Тепловая карта «показатель × субъект»</w:t>
+      </w:r>
+      <w:r>
+        <w:t xml:space="preserve"> — какие регионы систематически не публикуют показатель; </w:t>
+      </w:r>
+      <w:r>
+        <w:rPr>
+          <w:b/>
+          <w:bCs/>
+        </w:rPr>
+        <w:t>сверка с научной работой-образцом</w:t>
+      </w:r>
+      <w:r>
+        <w:t xml:space="preserve"> — каких признаков образца нет на уровне МО и чем они заменены.</w:t>
+      </w:r>
+    </w:p>
+    <w:p>
+      <w:pPr>
+        <w:pStyle w:val="a4"/>
+        <w:numPr>
+          <w:ilvl w:val="0"/>
+          <w:numId w:val="2"/>
+        </w:numPr>
+        <w:spacing w:after="60" w:line="264" w:lineRule="auto"/>
+      </w:pPr>
+      <w:r>
+        <w:rPr>
+          <w:b/>
+          <w:bCs/>
+        </w:rPr>
         <w:t>Непривязанные строки</w:t>
       </w:r>
       <w:r>
-        <w:t xml:space="preserve"> — данные Росстата, которые не удалось сопоставить с МО справочника (в ДФО их почти нет).</w:t>
+        <w:t xml:space="preserve"> — данные Росстата, которые не удалось сопоставить с МО справочника.</w:t>
+      </w:r>
+    </w:p>
+    <w:p>
+      <w:pPr>
+        <w:pStyle w:val="a4"/>
+        <w:numPr>
+          <w:ilvl w:val="0"/>
+          <w:numId w:val="2"/>
+        </w:numPr>
+        <w:spacing w:after="60" w:line="264" w:lineRule="auto"/>
+      </w:pPr>
+      <w:r>
+        <w:rPr>
+          <w:b/>
+          <w:bCs/>
+        </w:rPr>
+        <w:t>Индексы цен и дефляторы</w:t>
+      </w:r>
+      <w:r>
+        <w:t xml:space="preserve"> — годовые индексы по России и откуда взят каждый коэффициент пересчёта.</w:t>
       </w:r>
     </w:p>
     <w:p>
@@ -3482,7 +4303,7 @@
         <w:pStyle w:val="2"/>
         <w:keepNext/>
       </w:pPr>
-      <w:bookmarkStart w:id="5" w:name="_Toc241901200"/>
+      <w:bookmarkStart w:id="5" w:name="_Toc242133014"/>
       <w:r>
         <w:t>Как читать и что анализировать</w:t>
       </w:r>
@@ -3591,6 +4412,7 @@
                 <w:bCs/>
                 <w:color w:val="1F4E79"/>
               </w:rPr>
+              <w:lastRenderedPageBreak/>
               <w:t>Известные «дыры», которые увидите на этой странице</w:t>
             </w:r>
           </w:p>
@@ -3607,7 +4429,15 @@
               <w:spacing w:after="60" w:line="264" w:lineRule="auto"/>
             </w:pPr>
             <w:r>
-              <w:t>Доходы местного бюджета — только до 2020 г.; доля собственных доходов в 2023–2024 гг. есть лишь у 43–70% МО ДФО.</w:t>
+              <w:t>Доходы местного бюджета — только до 2020 г.; доля собственных доходов в 2024 г. есть лишь у 70% МО России.</w:t>
+            </w:r>
+          </w:p>
+          <w:p>
+            <w:pPr>
+              <w:spacing w:after="60" w:line="264" w:lineRule="auto"/>
+            </w:pPr>
+            <w:r>
+              <w:t>Внутригородские территории Москвы, Санкт-Петербурга и Севастополя публикуются неполно: в отдельные годы они выпадают из сети (в таблице 2 у них «—»).</w:t>
             </w:r>
           </w:p>
           <w:p>
@@ -3635,7 +4465,7 @@
         <w:keepNext/>
         <w:spacing w:before="360"/>
       </w:pPr>
-      <w:bookmarkStart w:id="6" w:name="_Toc241901201"/>
+      <w:bookmarkStart w:id="6" w:name="_Toc242133015"/>
       <w:r>
         <w:t>5. Страница «Показатели»</w:t>
       </w:r>
@@ -3646,7 +4476,7 @@
         <w:pStyle w:val="2"/>
         <w:keepNext/>
       </w:pPr>
-      <w:bookmarkStart w:id="7" w:name="_Toc241901202"/>
+      <w:bookmarkStart w:id="7" w:name="_Toc242133016"/>
       <w:r>
         <w:t>На что смотреть</w:t>
       </w:r>
@@ -3757,7 +4587,7 @@
         <w:pStyle w:val="2"/>
         <w:keepNext/>
       </w:pPr>
-      <w:bookmarkStart w:id="8" w:name="_Toc241901203"/>
+      <w:bookmarkStart w:id="8" w:name="_Toc242133017"/>
       <w:r>
         <w:t>Что анализировать</w:t>
       </w:r>
@@ -3837,7 +4667,6 @@
           <w:b/>
           <w:bCs/>
         </w:rPr>
-        <w:lastRenderedPageBreak/>
         <w:t>Посмотреть на карту.</w:t>
       </w:r>
       <w:r>
@@ -3898,8 +4727,9 @@
         <w:keepNext/>
         <w:spacing w:before="360"/>
       </w:pPr>
-      <w:bookmarkStart w:id="9" w:name="_Toc241901204"/>
-      <w:r>
+      <w:bookmarkStart w:id="9" w:name="_Toc242133018"/>
+      <w:r>
+        <w:lastRenderedPageBreak/>
         <w:t>6. Страница «Сеть»</w:t>
       </w:r>
       <w:bookmarkEnd w:id="9"/>
@@ -3927,7 +4757,7 @@
         <w:pStyle w:val="2"/>
         <w:keepNext/>
       </w:pPr>
-      <w:bookmarkStart w:id="10" w:name="_Toc241901205"/>
+      <w:bookmarkStart w:id="10" w:name="_Toc242133019"/>
       <w:r>
         <w:t>Параметры и их смысл</w:t>
       </w:r>
@@ -4104,7 +4934,7 @@
               <w:spacing w:after="40" w:line="252" w:lineRule="auto"/>
             </w:pPr>
             <w:r>
-              <w:t>4–7 слабо связанных показателей. Вес 2 — показатель вдвое важнее. По умолчанию: ВМП на душу, инвестиции без бюджета, специализация (Херфиндаль), плотность, доля старшего возраста</w:t>
+              <w:t>4–7 слабо связанных показателей. Вес 2 — показатель вдвое важнее. По умолчанию: ВМП на душу, инвестиции без бюджета (оба — в ценах базового года), специализация (Херфиндаль), плотность, темп изменения населения</w:t>
             </w:r>
           </w:p>
         </w:tc>
@@ -4455,7 +5285,7 @@
         <w:pStyle w:val="2"/>
         <w:keepNext/>
       </w:pPr>
-      <w:bookmarkStart w:id="11" w:name="_Toc241901206"/>
+      <w:bookmarkStart w:id="11" w:name="_Toc242133020"/>
       <w:r>
         <w:t>На что смотреть</w:t>
       </w:r>
@@ -4495,11 +5325,10 @@
           <w:b/>
           <w:bCs/>
         </w:rPr>
-        <w:lastRenderedPageBreak/>
         <w:t>Граф на карте:</w:t>
       </w:r>
       <w:r>
-        <w:t xml:space="preserve"> длинные рёбра через весь ДФО означают, что экономически похожие МО находятся далеко друг от друга — это нормально при α = 1.</w:t>
+        <w:t xml:space="preserve"> длинные рёбра через всю страну означают, что экономически похожие МО находятся далеко друг от друга — это нормально при α = 1.</w:t>
       </w:r>
     </w:p>
     <w:p>
@@ -4626,6 +5455,7 @@
         <w:keepNext/>
       </w:pPr>
       <w:r>
+        <w:lastRenderedPageBreak/>
         <w:t>Какую информацию можно получить</w:t>
       </w:r>
     </w:p>
@@ -4674,7 +5504,7 @@
         <w:keepNext/>
         <w:spacing w:before="360"/>
       </w:pPr>
-      <w:bookmarkStart w:id="12" w:name="_Toc241901207"/>
+      <w:bookmarkStart w:id="12" w:name="_Toc242133021"/>
       <w:r>
         <w:t>7. Страница «Кластеры»</w:t>
       </w:r>
@@ -4685,7 +5515,7 @@
         <w:pStyle w:val="2"/>
         <w:keepNext/>
       </w:pPr>
-      <w:bookmarkStart w:id="13" w:name="_Toc241901208"/>
+      <w:bookmarkStart w:id="13" w:name="_Toc242133022"/>
       <w:r>
         <w:t>Методы</w:t>
       </w:r>
@@ -4843,7 +5673,17 @@
               <w:spacing w:after="40" w:line="252" w:lineRule="auto"/>
             </w:pPr>
             <w:r>
-              <w:t>k-средних, иерархическая Уорда, гауссовы смеси</w:t>
+              <w:t xml:space="preserve">k-средних, иерархическая Уорда, </w:t>
+            </w:r>
+            <w:r>
+              <w:rPr>
+                <w:b/>
+                <w:bCs/>
+              </w:rPr>
+              <w:t>Уорд + k-means</w:t>
+            </w:r>
+            <w:r>
+              <w:t>, гауссовы смеси</w:t>
             </w:r>
           </w:p>
         </w:tc>
@@ -5009,11 +5849,82 @@
         <w:pStyle w:val="2"/>
         <w:keepNext/>
       </w:pPr>
-      <w:bookmarkStart w:id="14" w:name="_Toc241901209"/>
+      <w:bookmarkStart w:id="14" w:name="_Toc242133023"/>
+      <w:r>
+        <w:t>Режим, метод «Уорд + k-means» и номера K1…Kn</w:t>
+      </w:r>
+      <w:bookmarkEnd w:id="14"/>
+    </w:p>
+    <w:p>
+      <w:pPr>
+        <w:pStyle w:val="a4"/>
+        <w:numPr>
+          <w:ilvl w:val="0"/>
+          <w:numId w:val="2"/>
+        </w:numPr>
+        <w:spacing w:after="60" w:line="264" w:lineRule="auto"/>
+      </w:pPr>
+      <w:r>
+        <w:rPr>
+          <w:b/>
+          <w:bCs/>
+        </w:rPr>
+        <w:t>Режим</w:t>
+      </w:r>
+      <w:r>
+        <w:t xml:space="preserve"> — «каждый год отдельно» или «одна модель на все годы (pooled)». В pooled кластер одинаково определён во всех годах, поэтому K3 в 2017 и в 2024 гг. — один и тот же тип; этот режим — по умолчанию для динамики и сводных таблиц.</w:t>
+      </w:r>
+    </w:p>
+    <w:p>
+      <w:pPr>
+        <w:pStyle w:val="a4"/>
+        <w:numPr>
+          <w:ilvl w:val="0"/>
+          <w:numId w:val="2"/>
+        </w:numPr>
+        <w:spacing w:after="60" w:line="264" w:lineRule="auto"/>
+      </w:pPr>
+      <w:r>
+        <w:rPr>
+          <w:b/>
+          <w:bCs/>
+        </w:rPr>
+        <w:t>Уорд + k-means:</w:t>
+      </w:r>
+      <w:r>
+        <w:t xml:space="preserve"> сначала дерево Уорда (раскрывающийся блок «Дендрограмма» — верхние 40 ветвей и пунктир разреза на выбранном k), затем k-means уточняет разбиение, стартуя из центров групп Уорда. Таблица под дендрограммой показывает скачок высоты слияния: большой скачок — естественная граница. По всей России он указывает на k = 6.</w:t>
+      </w:r>
+    </w:p>
+    <w:p>
+      <w:pPr>
+        <w:pStyle w:val="a4"/>
+        <w:numPr>
+          <w:ilvl w:val="0"/>
+          <w:numId w:val="2"/>
+        </w:numPr>
+        <w:spacing w:after="60" w:line="264" w:lineRule="auto"/>
+      </w:pPr>
+      <w:r>
+        <w:rPr>
+          <w:b/>
+          <w:bCs/>
+        </w:rPr>
+        <w:t>Номера кластеров K1…Kn</w:t>
+      </w:r>
+      <w:r>
+        <w:t xml:space="preserve"> упорядочены по медиане ВМП на душу в ценах базового года: K1 — самый высокий. Названия, которые вы зададите, показываются рядом: «K2 · Крупные города».</w:t>
+      </w:r>
+    </w:p>
+    <w:p>
+      <w:pPr>
+        <w:pStyle w:val="2"/>
+        <w:keepNext/>
+      </w:pPr>
+      <w:bookmarkStart w:id="15" w:name="_Toc242133024"/>
       <w:r>
         <w:t>Как выбрать число кластеров k</w:t>
       </w:r>
-      <w:bookmarkEnd w:id="14"/>
+      <w:bookmarkEnd w:id="15"/>
     </w:p>
     <w:p>
       <w:pPr>
@@ -5071,7 +5982,7 @@
         <w:spacing w:after="60" w:line="264" w:lineRule="auto"/>
       </w:pPr>
       <w:r>
-        <w:t>Сводная таблица по всем методам и годам — в файле reports/CLUSTERS.md: согласованное k по среднему рангу индексов для большинства методов — 5–7 (чаще всего 6).</w:t>
+        <w:t>Сводная таблица по всем методам и годам — в файле reports/CLUSTERS.md: по всей России индексы чаще указывают на 4–6; по умолчанию k = 6 (рекомендуемый диапазон 4–6).</w:t>
       </w:r>
     </w:p>
     <w:p>
@@ -5102,11 +6013,11 @@
         <w:pStyle w:val="2"/>
         <w:keepNext/>
       </w:pPr>
-      <w:bookmarkStart w:id="15" w:name="_Toc241901210"/>
+      <w:bookmarkStart w:id="16" w:name="_Toc242133025"/>
       <w:r>
         <w:t>На что смотреть</w:t>
       </w:r>
-      <w:bookmarkEnd w:id="15"/>
+      <w:bookmarkEnd w:id="16"/>
     </w:p>
     <w:p>
       <w:pPr>
@@ -5194,11 +6105,11 @@
         <w:pStyle w:val="2"/>
         <w:keepNext/>
       </w:pPr>
-      <w:bookmarkStart w:id="16" w:name="_Toc241901211"/>
+      <w:bookmarkStart w:id="17" w:name="_Toc242133026"/>
       <w:r>
         <w:t>Что анализировать</w:t>
       </w:r>
-      <w:bookmarkEnd w:id="16"/>
+      <w:bookmarkEnd w:id="17"/>
     </w:p>
     <w:p>
       <w:pPr>
@@ -5299,7 +6210,7 @@
         <w:spacing w:after="60" w:line="264" w:lineRule="auto"/>
       </w:pPr>
       <w:r>
-        <w:t>Типологию МО ДФО: сколько качественно разных «экономик» в округе и какие МО к ним относятся.</w:t>
+        <w:t>Типологию МО России и отдельных округов: сколько качественно разных «экономик» в округе и какие МО к ним относятся.</w:t>
       </w:r>
     </w:p>
     <w:p>
@@ -5338,7 +6249,7 @@
         <w:spacing w:after="60" w:line="264" w:lineRule="auto"/>
       </w:pPr>
       <w:r>
-        <w:t>Насколько ДФО похож на страну: запустите ту же настройку на выборке «Россия» и посмотрите, в какие общероссийские типы попадают МО ДФО.</w:t>
+        <w:t>Чем округ отличается от страны: сравните типологию выборки «ДФО» с общероссийской и посмотрите, в какие общероссийские типы попадают МО округа.</w:t>
       </w:r>
     </w:p>
     <w:p>
@@ -5347,22 +6258,22 @@
         <w:keepNext/>
         <w:spacing w:before="360"/>
       </w:pPr>
-      <w:bookmarkStart w:id="17" w:name="_Toc241901212"/>
+      <w:bookmarkStart w:id="18" w:name="_Toc242133027"/>
       <w:r>
         <w:t>8. Страницы «Динамика» и «Конвергенция»</w:t>
       </w:r>
-      <w:bookmarkEnd w:id="17"/>
+      <w:bookmarkEnd w:id="18"/>
     </w:p>
     <w:p>
       <w:pPr>
         <w:pStyle w:val="2"/>
         <w:keepNext/>
       </w:pPr>
-      <w:bookmarkStart w:id="18" w:name="_Toc241901213"/>
+      <w:bookmarkStart w:id="19" w:name="_Toc242133028"/>
       <w:r>
         <w:t>Динамика: как меняются типы</w:t>
       </w:r>
-      <w:bookmarkEnd w:id="18"/>
+      <w:bookmarkEnd w:id="19"/>
     </w:p>
     <w:p>
       <w:pPr>
@@ -5379,7 +6290,7 @@
         <w:t>одна модель на всю панель</w:t>
       </w:r>
       <w:r>
-        <w:t>: типы одинаковы для всех лет, поэтому смена типа означает реальное изменение показателей МО. Режим «каждый год заново» оставлен для сравнения: в нём заметная часть переходов — шум перекластеризации.</w:t>
+        <w:t xml:space="preserve"> (метод «Уорд + k-means», k = 6): типы одинаковы для всех лет, поэтому смена типа означает реальное изменение показателей МО. Режим «каждый год заново» оставлен для сравнения: в нём заметная часть переходов — шум перекластеризации.</w:t>
       </w:r>
     </w:p>
     <w:p>
@@ -5526,11 +6437,11 @@
         <w:pStyle w:val="2"/>
         <w:keepNext/>
       </w:pPr>
-      <w:bookmarkStart w:id="19" w:name="_Toc241901214"/>
+      <w:bookmarkStart w:id="20" w:name="_Toc242133029"/>
       <w:r>
         <w:t>Конвергенция: сближаются ли МО</w:t>
       </w:r>
-      <w:bookmarkEnd w:id="19"/>
+      <w:bookmarkEnd w:id="20"/>
     </w:p>
     <w:tbl>
       <w:tblPr>
@@ -5874,7 +6785,7 @@
           <w:b/>
           <w:bCs/>
         </w:rPr>
-        <w:t>Что уже видно по ДФО (2013–2024, ВМП по базовому методу):</w:t>
+        <w:t>Что было видно по ДФО на первой итерации (2013–2024, ВМП по базовому методу; перепроверьте в реальных ценах):</w:t>
       </w:r>
       <w:r>
         <w:t xml:space="preserve"> разброс между МО растёт, абсолютной β-конвергенции нет, условная есть; по России зарплаты сближаются, по ДФО — нет; внутри отдельных типов конвергенция выражена сильнее. Это хорошие гипотезы для раздела «интерпретация».</w:t>
@@ -5970,11 +6881,660 @@
         <w:keepNext/>
         <w:spacing w:before="360"/>
       </w:pPr>
-      <w:bookmarkStart w:id="20" w:name="_Toc241901215"/>
-      <w:r>
-        <w:t>9. Шпаргалка по индексам качества</w:t>
-      </w:r>
-      <w:bookmarkEnd w:id="20"/>
+      <w:bookmarkStart w:id="21" w:name="_Toc242133030"/>
+      <w:r>
+        <w:t>9. Страница «Сводные таблицы»</w:t>
+      </w:r>
+      <w:bookmarkEnd w:id="21"/>
+    </w:p>
+    <w:p>
+      <w:pPr>
+        <w:spacing w:after="120" w:line="276" w:lineRule="auto"/>
+      </w:pPr>
+      <w:r>
+        <w:t>Две таблицы для отчёта — по образцу научной работы. Наверху выбираются режим, метод и k (по умолчанию — pooled, «Уорд + k-means», k = 6).</w:t>
+      </w:r>
+    </w:p>
+    <w:p>
+      <w:pPr>
+        <w:pStyle w:val="2"/>
+        <w:keepNext/>
+      </w:pPr>
+      <w:bookmarkStart w:id="22" w:name="_Toc242133031"/>
+      <w:r>
+        <w:t>Таблица 1. Характерные признаки кластеров</w:t>
+      </w:r>
+      <w:bookmarkEnd w:id="22"/>
+    </w:p>
+    <w:p>
+      <w:pPr>
+        <w:pStyle w:val="a4"/>
+        <w:numPr>
+          <w:ilvl w:val="0"/>
+          <w:numId w:val="2"/>
+        </w:numPr>
+        <w:spacing w:after="60" w:line="264" w:lineRule="auto"/>
+      </w:pPr>
+      <w:r>
+        <w:t xml:space="preserve">Для каждого кластера — число МО, </w:t>
+      </w:r>
+      <w:r>
+        <w:rPr>
+          <w:b/>
+          <w:bCs/>
+        </w:rPr>
+        <w:t>автоматическое описание</w:t>
+      </w:r>
+      <w:r>
+        <w:t xml:space="preserve"> и 4 крупнейших МО. Описание строится по среднему z-score признаков: «максимальные значения» — у кластера самое большое среднее и z ≥ 1; «минимальные» — самое маленькое и z ≤ −1; «высокие» — z ≥ 0,5; «низкие» — z ≤ −0,5; «близкие к среднему» — |z| &lt; 0,5; в текст попадают 3–5 самых отличающихся признаков.</w:t>
+      </w:r>
+    </w:p>
+    <w:p>
+      <w:pPr>
+        <w:pStyle w:val="a4"/>
+        <w:numPr>
+          <w:ilvl w:val="0"/>
+          <w:numId w:val="2"/>
+        </w:numPr>
+        <w:spacing w:after="60" w:line="264" w:lineRule="auto"/>
+      </w:pPr>
+      <w:r>
+        <w:rPr>
+          <w:b/>
+          <w:bCs/>
+        </w:rPr>
+        <w:lastRenderedPageBreak/>
+        <w:t>Развёрнутый вариант</w:t>
+      </w:r>
+      <w:r>
+        <w:t xml:space="preserve"> — матрица «кластер × признак» со средними в рублях базового года и других единицах; цвет — z (синий — ниже среднего, красный — выше).</w:t>
+      </w:r>
+    </w:p>
+    <w:p>
+      <w:pPr>
+        <w:pStyle w:val="a4"/>
+        <w:numPr>
+          <w:ilvl w:val="0"/>
+          <w:numId w:val="2"/>
+        </w:numPr>
+        <w:spacing w:after="60" w:line="264" w:lineRule="auto"/>
+      </w:pPr>
+      <w:r>
+        <w:rPr>
+          <w:b/>
+          <w:bCs/>
+        </w:rPr>
+        <w:t>Описание можно исправить</w:t>
+      </w:r>
+      <w:r>
+        <w:t xml:space="preserve"> (блок «Исправить тексты»): правка сохраняется и не затирается при пересчёте. Если после пересчёта состав кластера изменился, страница предупредит — перечитайте текст.</w:t>
+      </w:r>
+    </w:p>
+    <w:p>
+      <w:pPr>
+        <w:pStyle w:val="2"/>
+        <w:keepNext/>
+      </w:pPr>
+      <w:bookmarkStart w:id="23" w:name="_Toc242133032"/>
+      <w:r>
+        <w:t>Таблица 2. Результаты кластеризации по периодам</w:t>
+      </w:r>
+      <w:bookmarkEnd w:id="23"/>
+    </w:p>
+    <w:p>
+      <w:pPr>
+        <w:pStyle w:val="a4"/>
+        <w:numPr>
+          <w:ilvl w:val="0"/>
+          <w:numId w:val="2"/>
+        </w:numPr>
+        <w:spacing w:after="60" w:line="264" w:lineRule="auto"/>
+      </w:pPr>
+      <w:r>
+        <w:rPr>
+          <w:b/>
+          <w:bCs/>
+        </w:rPr>
+        <w:t>Периоды</w:t>
+      </w:r>
+      <w:r>
+        <w:t xml:space="preserve"> — любые годы окна; по умолчанию три: 2017, 2020, 2024.</w:t>
+      </w:r>
+    </w:p>
+    <w:p>
+      <w:pPr>
+        <w:pStyle w:val="a4"/>
+        <w:numPr>
+          <w:ilvl w:val="0"/>
+          <w:numId w:val="2"/>
+        </w:numPr>
+        <w:spacing w:after="60" w:line="264" w:lineRule="auto"/>
+      </w:pPr>
+      <w:r>
+        <w:rPr>
+          <w:b/>
+          <w:bCs/>
+        </w:rPr>
+        <w:t>Уровень МО:</w:t>
+      </w:r>
+      <w:r>
+        <w:t xml:space="preserve"> кластер МО в каждом периоде (ячейка окрашена цветом кластера, «—» — МО нет в сети года) и </w:t>
+      </w:r>
+      <w:r>
+        <w:rPr>
+          <w:b/>
+          <w:bCs/>
+        </w:rPr>
+        <w:t>траектория</w:t>
+      </w:r>
+      <w:r>
+        <w:t>: стабильный; рост (номер K только уменьшается — переход к кластерам с более высоким ВМП); снижение; колебание. Строки окрашены по траектории; есть поиск, фильтры, сортировка и страницы по 50 строк.</w:t>
+      </w:r>
+    </w:p>
+    <w:p>
+      <w:pPr>
+        <w:pStyle w:val="a4"/>
+        <w:numPr>
+          <w:ilvl w:val="0"/>
+          <w:numId w:val="2"/>
+        </w:numPr>
+        <w:spacing w:after="60" w:line="264" w:lineRule="auto"/>
+      </w:pPr>
+      <w:r>
+        <w:rPr>
+          <w:b/>
+          <w:bCs/>
+        </w:rPr>
+        <w:t>Уровень субъектов</w:t>
+      </w:r>
+      <w:r>
+        <w:t xml:space="preserve"> — для отчёта: доминирующий кластер МО субъекта и его доля — по числу МО или по населению (они могут различаться: крупный город и много малых районов).</w:t>
+      </w:r>
+    </w:p>
+    <w:p>
+      <w:pPr>
+        <w:pStyle w:val="a4"/>
+        <w:numPr>
+          <w:ilvl w:val="0"/>
+          <w:numId w:val="2"/>
+        </w:numPr>
+        <w:spacing w:after="60" w:line="264" w:lineRule="auto"/>
+      </w:pPr>
+      <w:r>
+        <w:rPr>
+          <w:b/>
+          <w:bCs/>
+        </w:rPr>
+        <w:t>Сводка переходов</w:t>
+      </w:r>
+      <w:r>
+        <w:t xml:space="preserve"> — сколько МО каждой траектории по России и по федеральным округам.</w:t>
+      </w:r>
+    </w:p>
+    <w:p>
+      <w:pPr>
+        <w:pStyle w:val="a4"/>
+        <w:numPr>
+          <w:ilvl w:val="0"/>
+          <w:numId w:val="2"/>
+        </w:numPr>
+        <w:spacing w:after="60" w:line="264" w:lineRule="auto"/>
+      </w:pPr>
+      <w:r>
+        <w:rPr>
+          <w:b/>
+          <w:bCs/>
+        </w:rPr>
+        <w:t>Выгрузки:</w:t>
+      </w:r>
+      <w:r>
+        <w:t xml:space="preserve"> Excel с цветами (МО, субъекты, переходы), CSV, страница для печати (в браузере — «Печать» или «Сохранить как PDF»).</w:t>
+      </w:r>
+    </w:p>
+    <w:tbl>
+      <w:tblPr>
+        <w:tblW w:w="9638" w:type="dxa"/>
+        <w:tblBorders>
+          <w:top w:val="single" w:sz="4" w:space="0" w:color="auto"/>
+          <w:left w:val="single" w:sz="4" w:space="0" w:color="auto"/>
+          <w:bottom w:val="single" w:sz="4" w:space="0" w:color="auto"/>
+          <w:right w:val="single" w:sz="4" w:space="0" w:color="auto"/>
+          <w:insideH w:val="single" w:sz="4" w:space="0" w:color="auto"/>
+          <w:insideV w:val="single" w:sz="4" w:space="0" w:color="auto"/>
+        </w:tblBorders>
+        <w:tblCellMar>
+          <w:left w:w="10" w:type="dxa"/>
+          <w:right w:w="10" w:type="dxa"/>
+        </w:tblCellMar>
+        <w:tblLook w:val="04A0" w:firstRow="1" w:lastRow="0" w:firstColumn="1" w:lastColumn="0" w:noHBand="0" w:noVBand="1"/>
+      </w:tblPr>
+      <w:tblGrid>
+        <w:gridCol w:w="9638"/>
+      </w:tblGrid>
+      <w:tr>
+        <w:tblPrEx>
+          <w:tblCellMar>
+            <w:top w:w="0" w:type="dxa"/>
+            <w:bottom w:w="0" w:type="dxa"/>
+          </w:tblCellMar>
+        </w:tblPrEx>
+        <w:trPr>
+          <w:cantSplit/>
+        </w:trPr>
+        <w:tc>
+          <w:tcPr>
+            <w:tcW w:w="9638" w:type="dxa"/>
+            <w:tcBorders>
+              <w:left w:val="single" w:sz="18" w:space="0" w:color="1F4E79"/>
+            </w:tcBorders>
+            <w:shd w:val="clear" w:color="auto" w:fill="FFF4E5"/>
+            <w:tcMar>
+              <w:top w:w="120" w:type="dxa"/>
+              <w:left w:w="180" w:type="dxa"/>
+              <w:bottom w:w="120" w:type="dxa"/>
+              <w:right w:w="180" w:type="dxa"/>
+            </w:tcMar>
+          </w:tcPr>
+          <w:p>
+            <w:pPr>
+              <w:spacing w:after="80"/>
+            </w:pPr>
+            <w:r>
+              <w:rPr>
+                <w:b/>
+                <w:bCs/>
+                <w:color w:val="1F4E79"/>
+              </w:rPr>
+              <w:t>Как читать</w:t>
+            </w:r>
+          </w:p>
+          <w:p>
+            <w:pPr>
+              <w:spacing w:after="60" w:line="264" w:lineRule="auto"/>
+            </w:pPr>
+            <w:r>
+              <w:t>«Рост» и «снижение» — по номеру кластера, а номер упорядочен по ВМП на душу. Перед выводом «МО поднялось» посмотрите, что именно изменилось, на странице «Показатели».</w:t>
+            </w:r>
+          </w:p>
+          <w:p>
+            <w:pPr>
+              <w:spacing w:after="60" w:line="264" w:lineRule="auto"/>
+            </w:pPr>
+            <w:r>
+              <w:t>В режиме «каждый год отдельно» номера разных лет определены разными моделями — переходы отчасти отражают перекластеризацию.</w:t>
+            </w:r>
+          </w:p>
+        </w:tc>
+      </w:tr>
+    </w:tbl>
+    <w:p>
+      <w:pPr>
+        <w:pStyle w:val="1"/>
+        <w:keepNext/>
+        <w:spacing w:before="360"/>
+      </w:pPr>
+      <w:bookmarkStart w:id="24" w:name="_Toc242133033"/>
+      <w:r>
+        <w:t>10. Страница «Обновление данных»</w:t>
+      </w:r>
+      <w:bookmarkEnd w:id="24"/>
+    </w:p>
+    <w:p>
+      <w:pPr>
+        <w:spacing w:after="120" w:line="276" w:lineRule="auto"/>
+      </w:pPr>
+      <w:r>
+        <w:t xml:space="preserve">Любой, кто вошёл на сайт, может </w:t>
+      </w:r>
+      <w:r>
+        <w:rPr>
+          <w:b/>
+          <w:bCs/>
+        </w:rPr>
+        <w:t>скачать свежие данные и пересчитать результаты</w:t>
+      </w:r>
+      <w:r>
+        <w:t xml:space="preserve"> — код и настройки по умолчанию при этом не меняются. Пересчёт идёт на сервере в фоне: страницу можно закрыть; одновременно идёт только один пересчёт; когда он закончится, все страницы сами покажут новые данные.</w:t>
+      </w:r>
+    </w:p>
+    <w:tbl>
+      <w:tblPr>
+        <w:tblW w:w="9638" w:type="dxa"/>
+        <w:tblBorders>
+          <w:top w:val="single" w:sz="4" w:space="0" w:color="auto"/>
+          <w:left w:val="single" w:sz="4" w:space="0" w:color="auto"/>
+          <w:bottom w:val="single" w:sz="4" w:space="0" w:color="auto"/>
+          <w:right w:val="single" w:sz="4" w:space="0" w:color="auto"/>
+          <w:insideH w:val="single" w:sz="4" w:space="0" w:color="auto"/>
+          <w:insideV w:val="single" w:sz="4" w:space="0" w:color="auto"/>
+        </w:tblBorders>
+        <w:tblCellMar>
+          <w:left w:w="10" w:type="dxa"/>
+          <w:right w:w="10" w:type="dxa"/>
+        </w:tblCellMar>
+        <w:tblLook w:val="04A0" w:firstRow="1" w:lastRow="0" w:firstColumn="1" w:lastColumn="0" w:noHBand="0" w:noVBand="1"/>
+      </w:tblPr>
+      <w:tblGrid>
+        <w:gridCol w:w="2600"/>
+        <w:gridCol w:w="5000"/>
+        <w:gridCol w:w="2038"/>
+      </w:tblGrid>
+      <w:tr>
+        <w:tblPrEx>
+          <w:tblCellMar>
+            <w:top w:w="0" w:type="dxa"/>
+            <w:bottom w:w="0" w:type="dxa"/>
+          </w:tblCellMar>
+        </w:tblPrEx>
+        <w:trPr>
+          <w:tblHeader/>
+        </w:trPr>
+        <w:tc>
+          <w:tcPr>
+            <w:tcW w:w="2600" w:type="dxa"/>
+            <w:shd w:val="clear" w:color="auto" w:fill="1F4E79"/>
+            <w:tcMar>
+              <w:top w:w="60" w:type="dxa"/>
+              <w:left w:w="100" w:type="dxa"/>
+              <w:bottom w:w="60" w:type="dxa"/>
+              <w:right w:w="100" w:type="dxa"/>
+            </w:tcMar>
+          </w:tcPr>
+          <w:p>
+            <w:pPr>
+              <w:spacing w:after="40" w:line="252" w:lineRule="auto"/>
+            </w:pPr>
+            <w:r>
+              <w:rPr>
+                <w:b/>
+                <w:bCs/>
+                <w:color w:val="FFFFFF"/>
+              </w:rPr>
+              <w:t>Режим</w:t>
+            </w:r>
+          </w:p>
+        </w:tc>
+        <w:tc>
+          <w:tcPr>
+            <w:tcW w:w="5000" w:type="dxa"/>
+            <w:shd w:val="clear" w:color="auto" w:fill="1F4E79"/>
+            <w:tcMar>
+              <w:top w:w="60" w:type="dxa"/>
+              <w:left w:w="100" w:type="dxa"/>
+              <w:bottom w:w="60" w:type="dxa"/>
+              <w:right w:w="100" w:type="dxa"/>
+            </w:tcMar>
+          </w:tcPr>
+          <w:p>
+            <w:pPr>
+              <w:spacing w:after="40" w:line="252" w:lineRule="auto"/>
+            </w:pPr>
+            <w:r>
+              <w:rPr>
+                <w:b/>
+                <w:bCs/>
+                <w:color w:val="FFFFFF"/>
+              </w:rPr>
+              <w:t>Что делает</w:t>
+            </w:r>
+          </w:p>
+        </w:tc>
+        <w:tc>
+          <w:tcPr>
+            <w:tcW w:w="2038" w:type="dxa"/>
+            <w:shd w:val="clear" w:color="auto" w:fill="1F4E79"/>
+            <w:tcMar>
+              <w:top w:w="60" w:type="dxa"/>
+              <w:left w:w="100" w:type="dxa"/>
+              <w:bottom w:w="60" w:type="dxa"/>
+              <w:right w:w="100" w:type="dxa"/>
+            </w:tcMar>
+          </w:tcPr>
+          <w:p>
+            <w:pPr>
+              <w:spacing w:after="40" w:line="252" w:lineRule="auto"/>
+            </w:pPr>
+            <w:r>
+              <w:rPr>
+                <w:b/>
+                <w:bCs/>
+                <w:color w:val="FFFFFF"/>
+              </w:rPr>
+              <w:t>Сколько идёт (вся Россия)</w:t>
+            </w:r>
+          </w:p>
+        </w:tc>
+      </w:tr>
+      <w:tr>
+        <w:tblPrEx>
+          <w:tblCellMar>
+            <w:top w:w="0" w:type="dxa"/>
+            <w:bottom w:w="0" w:type="dxa"/>
+          </w:tblCellMar>
+        </w:tblPrEx>
+        <w:trPr>
+          <w:cantSplit/>
+        </w:trPr>
+        <w:tc>
+          <w:tcPr>
+            <w:tcW w:w="2600" w:type="dxa"/>
+            <w:tcMar>
+              <w:top w:w="60" w:type="dxa"/>
+              <w:left w:w="100" w:type="dxa"/>
+              <w:bottom w:w="60" w:type="dxa"/>
+              <w:right w:w="100" w:type="dxa"/>
+            </w:tcMar>
+          </w:tcPr>
+          <w:p>
+            <w:pPr>
+              <w:spacing w:after="40" w:line="252" w:lineRule="auto"/>
+            </w:pPr>
+            <w:r>
+              <w:t>Пересчитать (быстро)</w:t>
+            </w:r>
+          </w:p>
+        </w:tc>
+        <w:tc>
+          <w:tcPr>
+            <w:tcW w:w="5000" w:type="dxa"/>
+            <w:tcMar>
+              <w:top w:w="60" w:type="dxa"/>
+              <w:left w:w="100" w:type="dxa"/>
+              <w:bottom w:w="60" w:type="dxa"/>
+              <w:right w:w="100" w:type="dxa"/>
+            </w:tcMar>
+          </w:tcPr>
+          <w:p>
+            <w:pPr>
+              <w:spacing w:after="40" w:line="252" w:lineRule="auto"/>
+            </w:pPr>
+            <w:r>
+              <w:t>Без скачивания: панель, ВМП, показатели, сети, кластеры (без KEFRiN/CANUS в общей сетке), динамика, конвергенция, сводные таблицы</w:t>
+            </w:r>
+          </w:p>
+        </w:tc>
+        <w:tc>
+          <w:tcPr>
+            <w:tcW w:w="2038" w:type="dxa"/>
+            <w:tcMar>
+              <w:top w:w="60" w:type="dxa"/>
+              <w:left w:w="100" w:type="dxa"/>
+              <w:bottom w:w="60" w:type="dxa"/>
+              <w:right w:w="100" w:type="dxa"/>
+            </w:tcMar>
+          </w:tcPr>
+          <w:p>
+            <w:pPr>
+              <w:spacing w:after="40" w:line="252" w:lineRule="auto"/>
+            </w:pPr>
+            <w:r>
+              <w:t>около 15 мин</w:t>
+            </w:r>
+          </w:p>
+        </w:tc>
+      </w:tr>
+      <w:tr>
+        <w:tblPrEx>
+          <w:tblCellMar>
+            <w:top w:w="0" w:type="dxa"/>
+            <w:bottom w:w="0" w:type="dxa"/>
+          </w:tblCellMar>
+        </w:tblPrEx>
+        <w:trPr>
+          <w:cantSplit/>
+        </w:trPr>
+        <w:tc>
+          <w:tcPr>
+            <w:tcW w:w="2600" w:type="dxa"/>
+            <w:tcMar>
+              <w:top w:w="60" w:type="dxa"/>
+              <w:left w:w="100" w:type="dxa"/>
+              <w:bottom w:w="60" w:type="dxa"/>
+              <w:right w:w="100" w:type="dxa"/>
+            </w:tcMar>
+          </w:tcPr>
+          <w:p>
+            <w:pPr>
+              <w:spacing w:after="40" w:line="252" w:lineRule="auto"/>
+            </w:pPr>
+            <w:r>
+              <w:t>Пересчитать полностью</w:t>
+            </w:r>
+          </w:p>
+        </w:tc>
+        <w:tc>
+          <w:tcPr>
+            <w:tcW w:w="5000" w:type="dxa"/>
+            <w:tcMar>
+              <w:top w:w="60" w:type="dxa"/>
+              <w:left w:w="100" w:type="dxa"/>
+              <w:bottom w:w="60" w:type="dxa"/>
+              <w:right w:w="100" w:type="dxa"/>
+            </w:tcMar>
+          </w:tcPr>
+          <w:p>
+            <w:pPr>
+              <w:spacing w:after="40" w:line="252" w:lineRule="auto"/>
+            </w:pPr>
+            <w:r>
+              <w:t>То же, плюс KEFRiN в сетке для отчёта о методах</w:t>
+            </w:r>
+          </w:p>
+        </w:tc>
+        <w:tc>
+          <w:tcPr>
+            <w:tcW w:w="2038" w:type="dxa"/>
+            <w:tcMar>
+              <w:top w:w="60" w:type="dxa"/>
+              <w:left w:w="100" w:type="dxa"/>
+              <w:bottom w:w="60" w:type="dxa"/>
+              <w:right w:w="100" w:type="dxa"/>
+            </w:tcMar>
+          </w:tcPr>
+          <w:p>
+            <w:pPr>
+              <w:spacing w:after="40" w:line="252" w:lineRule="auto"/>
+            </w:pPr>
+            <w:r>
+              <w:t>около 45 мин</w:t>
+            </w:r>
+          </w:p>
+        </w:tc>
+      </w:tr>
+      <w:tr>
+        <w:tblPrEx>
+          <w:tblCellMar>
+            <w:top w:w="0" w:type="dxa"/>
+            <w:bottom w:w="0" w:type="dxa"/>
+          </w:tblCellMar>
+        </w:tblPrEx>
+        <w:trPr>
+          <w:cantSplit/>
+        </w:trPr>
+        <w:tc>
+          <w:tcPr>
+            <w:tcW w:w="2600" w:type="dxa"/>
+            <w:tcMar>
+              <w:top w:w="60" w:type="dxa"/>
+              <w:left w:w="100" w:type="dxa"/>
+              <w:bottom w:w="60" w:type="dxa"/>
+              <w:right w:w="100" w:type="dxa"/>
+            </w:tcMar>
+          </w:tcPr>
+          <w:p>
+            <w:pPr>
+              <w:spacing w:after="40" w:line="252" w:lineRule="auto"/>
+            </w:pPr>
+            <w:r>
+              <w:t>Скачать свежие данные и пересчитать</w:t>
+            </w:r>
+          </w:p>
+        </w:tc>
+        <w:tc>
+          <w:tcPr>
+            <w:tcW w:w="5000" w:type="dxa"/>
+            <w:tcMar>
+              <w:top w:w="60" w:type="dxa"/>
+              <w:left w:w="100" w:type="dxa"/>
+              <w:bottom w:w="60" w:type="dxa"/>
+              <w:right w:w="100" w:type="dxa"/>
+            </w:tcMar>
+          </w:tcPr>
+          <w:p>
+            <w:pPr>
+              <w:spacing w:after="40" w:line="252" w:lineRule="auto"/>
+            </w:pPr>
+            <w:r>
+              <w:t>Заново скачивает СберИндекс, БДПМО и Росстат (если файл не скачался — остаётся прежний) и пересчитывает</w:t>
+            </w:r>
+          </w:p>
+        </w:tc>
+        <w:tc>
+          <w:tcPr>
+            <w:tcW w:w="2038" w:type="dxa"/>
+            <w:tcMar>
+              <w:top w:w="60" w:type="dxa"/>
+              <w:left w:w="100" w:type="dxa"/>
+              <w:bottom w:w="60" w:type="dxa"/>
+              <w:right w:w="100" w:type="dxa"/>
+            </w:tcMar>
+          </w:tcPr>
+          <w:p>
+            <w:pPr>
+              <w:spacing w:after="40" w:line="252" w:lineRule="auto"/>
+            </w:pPr>
+            <w:r>
+              <w:t>30–90 мин</w:t>
+            </w:r>
+          </w:p>
+        </w:tc>
+      </w:tr>
+    </w:tbl>
+    <w:p>
+      <w:pPr>
+        <w:spacing w:after="80"/>
+      </w:pPr>
+    </w:p>
+    <w:p>
+      <w:pPr>
+        <w:spacing w:after="120" w:line="276" w:lineRule="auto"/>
+      </w:pPr>
+      <w:r>
+        <w:t>Пока идёт пересчёт, в боковой панели всех страниц горит предупреждение — результаты в это время могут быть неполными. Журнал и время последнего обновления каждого файла — на той же странице.</w:t>
+      </w:r>
+    </w:p>
+    <w:p>
+      <w:pPr>
+        <w:pStyle w:val="1"/>
+        <w:keepNext/>
+        <w:spacing w:before="360"/>
+      </w:pPr>
+      <w:bookmarkStart w:id="25" w:name="_Toc242133034"/>
+      <w:r>
+        <w:lastRenderedPageBreak/>
+        <w:t>11. Шпаргалка по индексам качества</w:t>
+      </w:r>
+      <w:bookmarkEnd w:id="25"/>
     </w:p>
     <w:tbl>
       <w:tblPr>
@@ -6309,7 +7869,6 @@
               <w:spacing w:after="40" w:line="252" w:lineRule="auto"/>
             </w:pPr>
             <w:r>
-              <w:lastRenderedPageBreak/>
               <w:t>S_Dbw</w:t>
             </w:r>
           </w:p>
@@ -6847,11 +8406,11 @@
         <w:keepNext/>
         <w:spacing w:before="360"/>
       </w:pPr>
-      <w:bookmarkStart w:id="21" w:name="_Toc241901216"/>
-      <w:r>
-        <w:t>10. Проверка вывода перед тем, как вносить его в отчёт</w:t>
-      </w:r>
-      <w:bookmarkEnd w:id="21"/>
+      <w:bookmarkStart w:id="26" w:name="_Toc242133035"/>
+      <w:r>
+        <w:t>12. Проверка вывода перед тем, как вносить его в отчёт</w:t>
+      </w:r>
+      <w:bookmarkEnd w:id="26"/>
     </w:p>
     <w:p>
       <w:pPr>
@@ -6970,7 +8529,7 @@
         <w:t>Устойчивость к выборке:</w:t>
       </w:r>
       <w:r>
-        <w:t xml:space="preserve"> вывод для ДФО не противоречит картине по России; исключение МО со сменой границ ничего не меняет.</w:t>
+        <w:t xml:space="preserve"> вывод по всей России не держится на одном округе (сравните с пресетами округов); исключение МО со сменой границ ничего не меняет.</w:t>
       </w:r>
     </w:p>
     <w:p>
@@ -6987,10 +8546,10 @@
           <w:b/>
           <w:bCs/>
         </w:rPr>
-        <w:t>Надёжность ВМП:</w:t>
-      </w:r>
-      <w:r>
-        <w:t xml:space="preserve"> у ключевых МО вывода невысокая доля ВМП, распределённая по правилу для скрытых данных.</w:t>
+        <w:t>Устойчивость к ценам:</w:t>
+      </w:r>
+      <w:r>
+        <w:t xml:space="preserve"> при индексах по субъектам и с межрегиональной поправкой основные типы сохраняются.</w:t>
       </w:r>
     </w:p>
     <w:p>
@@ -7007,10 +8566,31 @@
           <w:b/>
           <w:bCs/>
         </w:rPr>
+        <w:lastRenderedPageBreak/>
+        <w:t>Надёжность ВМП:</w:t>
+      </w:r>
+      <w:r>
+        <w:t xml:space="preserve"> у ключевых МО вывода невысокая доля ВМП, распределённая по правилу для скрытых данных.</w:t>
+      </w:r>
+    </w:p>
+    <w:p>
+      <w:pPr>
+        <w:pStyle w:val="a4"/>
+        <w:numPr>
+          <w:ilvl w:val="0"/>
+          <w:numId w:val="7"/>
+        </w:numPr>
+        <w:spacing w:after="60" w:line="264" w:lineRule="auto"/>
+      </w:pPr>
+      <w:r>
+        <w:rPr>
+          <w:b/>
+          <w:bCs/>
+        </w:rPr>
         <w:t>Формулировка:</w:t>
       </w:r>
       <w:r>
-        <w:t xml:space="preserve"> «оценка ВМП», «по данным Росстата без малого бизнеса», «на окне 2013–2024».</w:t>
+        <w:t xml:space="preserve"> «оценка ВМП», «по данным Росстата без малого бизнеса», «в ценах 2023 г.», «на окне 2013–2024».</w:t>
       </w:r>
     </w:p>
     <w:p>
@@ -7019,11 +8599,11 @@
         <w:keepNext/>
         <w:spacing w:before="360"/>
       </w:pPr>
-      <w:bookmarkStart w:id="22" w:name="_Toc241901217"/>
-      <w:r>
-        <w:t>11. Какие исследовательские вопросы можно поставить</w:t>
-      </w:r>
-      <w:bookmarkEnd w:id="22"/>
+      <w:bookmarkStart w:id="27" w:name="_Toc242133036"/>
+      <w:r>
+        <w:t>13. Какие исследовательские вопросы можно поставить</w:t>
+      </w:r>
+      <w:bookmarkEnd w:id="27"/>
     </w:p>
     <w:p>
       <w:pPr>
@@ -7086,7 +8666,6 @@
                 <w:bCs/>
                 <w:color w:val="FFFFFF"/>
               </w:rPr>
-              <w:lastRenderedPageBreak/>
               <w:t>Вопрос</w:t>
             </w:r>
           </w:p>
@@ -7167,7 +8746,7 @@
               <w:spacing w:after="40" w:line="252" w:lineRule="auto"/>
             </w:pPr>
             <w:r>
-              <w:t>Сколько «экономик» в ДФО и чем они отличаются?</w:t>
+              <w:t>Сколько «экономик» в России и чем они отличаются?</w:t>
             </w:r>
           </w:p>
         </w:tc>
@@ -7186,7 +8765,7 @@
               <w:spacing w:after="40" w:line="252" w:lineRule="auto"/>
             </w:pPr>
             <w:r>
-              <w:t>Кластеры: выбор k, паспорта, карта</w:t>
+              <w:t>Кластеры: выбор k, паспорта, карта; Сводные таблицы: таблица 1</w:t>
             </w:r>
           </w:p>
         </w:tc>
@@ -7439,7 +9018,7 @@
               <w:spacing w:after="40" w:line="252" w:lineRule="auto"/>
             </w:pPr>
             <w:r>
-              <w:t>Чем ДФО отличается от России?</w:t>
+              <w:t>Чем округ (например, ДФО) отличается от России?</w:t>
             </w:r>
           </w:p>
         </w:tc>
@@ -7458,7 +9037,7 @@
               <w:spacing w:after="40" w:line="252" w:lineRule="auto"/>
             </w:pPr>
             <w:r>
-              <w:t>Выборка «Россия»: куда попадают МО ДФО</w:t>
+              <w:t>Таблица 2 по субъектам; выборка-пресет округа</w:t>
             </w:r>
           </w:p>
         </w:tc>
@@ -7477,7 +9056,7 @@
               <w:spacing w:after="40" w:line="252" w:lineRule="auto"/>
             </w:pPr>
             <w:r>
-              <w:t>Уникальные для ДФО типы и общероссийские</w:t>
+              <w:t>Уникальные для округа типы и общероссийские</w:t>
             </w:r>
           </w:p>
         </w:tc>
@@ -7594,7 +9173,7 @@
               <w:spacing w:after="40" w:line="252" w:lineRule="auto"/>
             </w:pPr>
             <w:r>
-              <w:t>Динамика: мигранты, карта переходов</w:t>
+              <w:t>Сводные таблицы: таблица 2, траектории; Динамика: мигранты</w:t>
             </w:r>
           </w:p>
         </w:tc>
@@ -7643,7 +9222,7 @@
               <w:spacing w:after="40" w:line="252" w:lineRule="auto"/>
             </w:pPr>
             <w:r>
-              <w:t>Сокращается ли неравенство между МО ДФО?</w:t>
+              <w:t>Сокращается ли неравенство между МО?</w:t>
             </w:r>
           </w:p>
         </w:tc>
@@ -7662,7 +9241,7 @@
               <w:spacing w:after="40" w:line="252" w:lineRule="auto"/>
             </w:pPr>
             <w:r>
-              <w:t>Конвергенция: σ и β по ДФО и России</w:t>
+              <w:t>Конвергенция: σ и β по России, округам и типам</w:t>
             </w:r>
           </w:p>
         </w:tc>
@@ -7897,11 +9476,12 @@
         <w:keepNext/>
         <w:spacing w:before="360"/>
       </w:pPr>
-      <w:bookmarkStart w:id="23" w:name="_Toc241901218"/>
-      <w:r>
-        <w:t>12. Ограничения данных: что нельзя утверждать</w:t>
-      </w:r>
-      <w:bookmarkEnd w:id="23"/>
+      <w:bookmarkStart w:id="28" w:name="_Toc242133037"/>
+      <w:r>
+        <w:lastRenderedPageBreak/>
+        <w:t>14. Ограничения данных: что нельзя утверждать</w:t>
+      </w:r>
+      <w:bookmarkEnd w:id="28"/>
     </w:p>
     <w:p>
       <w:pPr>
@@ -7997,11 +9577,10 @@
           <w:b/>
           <w:bCs/>
         </w:rPr>
-        <w:lastRenderedPageBreak/>
-        <w:t>Короткие ряды.</w:t>
-      </w:r>
-      <w:r>
-        <w:t xml:space="preserve"> Основной метод ВМП и отраслевая структура — только с 2017 г.; траты СберИндекса — 2023–2024 гг.</w:t>
+        <w:t>Цены.</w:t>
+      </w:r>
+      <w:r>
+        <w:t xml:space="preserve"> Индексы по субъектам — приближённые (Росстат публикует для них только «декабрь к декабрю»); индекса цен инвестиционной продукции по субъектам нет — берётся общероссийский.</w:t>
       </w:r>
     </w:p>
     <w:p>
@@ -8018,10 +9597,10 @@
           <w:b/>
           <w:bCs/>
         </w:rPr>
-        <w:t>Разрывы рядов:</w:t>
-      </w:r>
-      <w:r>
-        <w:t xml:space="preserve"> смена классификатора отраслей в 2017 г.; ввод жилья с 2023 г. считается шире; оценки населения после переписи 2021 г. у части МО пересчитаны.</w:t>
+        <w:t>Короткие ряды.</w:t>
+      </w:r>
+      <w:r>
+        <w:t xml:space="preserve"> Основной метод ВМП и отраслевая структура — только с 2017 г.; траты СберИндекса — 2023–2024 гг.</w:t>
       </w:r>
     </w:p>
     <w:p>
@@ -8038,6 +9617,26 @@
           <w:b/>
           <w:bCs/>
         </w:rPr>
+        <w:t>Разрывы рядов:</w:t>
+      </w:r>
+      <w:r>
+        <w:t xml:space="preserve"> смена классификатора отраслей в 2017 г.; ввод жилья с 2023 г. считается шире; оценки населения после переписи 2021 г. у части МО пересчитаны.</w:t>
+      </w:r>
+    </w:p>
+    <w:p>
+      <w:pPr>
+        <w:pStyle w:val="a4"/>
+        <w:numPr>
+          <w:ilvl w:val="0"/>
+          <w:numId w:val="2"/>
+        </w:numPr>
+        <w:spacing w:after="60" w:line="264" w:lineRule="auto"/>
+      </w:pPr>
+      <w:r>
+        <w:rPr>
+          <w:b/>
+          <w:bCs/>
+        </w:rPr>
         <w:t>Траты к зарплате</w:t>
       </w:r>
       <w:r>
@@ -8050,11 +9649,11 @@
         <w:keepNext/>
         <w:spacing w:before="360"/>
       </w:pPr>
-      <w:bookmarkStart w:id="24" w:name="_Toc241901219"/>
-      <w:r>
-        <w:t>13. Где что лежит</w:t>
-      </w:r>
-      <w:bookmarkEnd w:id="24"/>
+      <w:bookmarkStart w:id="29" w:name="_Toc242133038"/>
+      <w:r>
+        <w:t>15. Где что лежит</w:t>
+      </w:r>
+      <w:bookmarkEnd w:id="29"/>
     </w:p>
     <w:tbl>
       <w:tblPr>
@@ -8506,7 +10105,7 @@
               <w:spacing w:after="40" w:line="252" w:lineRule="auto"/>
             </w:pPr>
             <w:r>
-              <w:t>Названия типов, сохранённые в интерфейсе</w:t>
+              <w:t>Сводные таблицы 1 и 2 для разбиения по умолчанию</w:t>
             </w:r>
           </w:p>
         </w:tc>
@@ -8525,7 +10124,7 @@
               <w:spacing w:after="40" w:line="252" w:lineRule="auto"/>
             </w:pPr>
             <w:r>
-              <w:t>data/cluster_names.yaml</w:t>
+              <w:t>reports/SUMMARY.md; data/processed/summary_table*.xlsx</w:t>
             </w:r>
           </w:p>
         </w:tc>
@@ -8555,6 +10154,104 @@
               <w:spacing w:after="40" w:line="252" w:lineRule="auto"/>
             </w:pPr>
             <w:r>
+              <w:t>Полнота данных и сверка с образцом</w:t>
+            </w:r>
+          </w:p>
+        </w:tc>
+        <w:tc>
+          <w:tcPr>
+            <w:tcW w:w="5238" w:type="dxa"/>
+            <w:tcMar>
+              <w:top w:w="60" w:type="dxa"/>
+              <w:left w:w="100" w:type="dxa"/>
+              <w:bottom w:w="60" w:type="dxa"/>
+              <w:right w:w="100" w:type="dxa"/>
+            </w:tcMar>
+          </w:tcPr>
+          <w:p>
+            <w:pPr>
+              <w:spacing w:after="40" w:line="252" w:lineRule="auto"/>
+            </w:pPr>
+            <w:r>
+              <w:t>reports/DATA_GAPS.md</w:t>
+            </w:r>
+          </w:p>
+        </w:tc>
+      </w:tr>
+      <w:tr>
+        <w:tblPrEx>
+          <w:tblCellMar>
+            <w:top w:w="0" w:type="dxa"/>
+            <w:bottom w:w="0" w:type="dxa"/>
+          </w:tblCellMar>
+        </w:tblPrEx>
+        <w:trPr>
+          <w:cantSplit/>
+        </w:trPr>
+        <w:tc>
+          <w:tcPr>
+            <w:tcW w:w="4400" w:type="dxa"/>
+            <w:tcMar>
+              <w:top w:w="60" w:type="dxa"/>
+              <w:left w:w="100" w:type="dxa"/>
+              <w:bottom w:w="60" w:type="dxa"/>
+              <w:right w:w="100" w:type="dxa"/>
+            </w:tcMar>
+          </w:tcPr>
+          <w:p>
+            <w:pPr>
+              <w:spacing w:after="40" w:line="252" w:lineRule="auto"/>
+            </w:pPr>
+            <w:r>
+              <w:t>Названия типов и исправленные описания</w:t>
+            </w:r>
+          </w:p>
+        </w:tc>
+        <w:tc>
+          <w:tcPr>
+            <w:tcW w:w="5238" w:type="dxa"/>
+            <w:tcMar>
+              <w:top w:w="60" w:type="dxa"/>
+              <w:left w:w="100" w:type="dxa"/>
+              <w:bottom w:w="60" w:type="dxa"/>
+              <w:right w:w="100" w:type="dxa"/>
+            </w:tcMar>
+          </w:tcPr>
+          <w:p>
+            <w:pPr>
+              <w:spacing w:after="40" w:line="252" w:lineRule="auto"/>
+            </w:pPr>
+            <w:r>
+              <w:t>data/cluster_names.yaml, data/cluster_descriptions.yaml</w:t>
+            </w:r>
+          </w:p>
+        </w:tc>
+      </w:tr>
+      <w:tr>
+        <w:tblPrEx>
+          <w:tblCellMar>
+            <w:top w:w="0" w:type="dxa"/>
+            <w:bottom w:w="0" w:type="dxa"/>
+          </w:tblCellMar>
+        </w:tblPrEx>
+        <w:trPr>
+          <w:cantSplit/>
+        </w:trPr>
+        <w:tc>
+          <w:tcPr>
+            <w:tcW w:w="4400" w:type="dxa"/>
+            <w:tcMar>
+              <w:top w:w="60" w:type="dxa"/>
+              <w:left w:w="100" w:type="dxa"/>
+              <w:bottom w:w="60" w:type="dxa"/>
+              <w:right w:w="100" w:type="dxa"/>
+            </w:tcMar>
+          </w:tcPr>
+          <w:p>
+            <w:pPr>
+              <w:spacing w:after="40" w:line="252" w:lineRule="auto"/>
+            </w:pPr>
+            <w:r>
               <w:t>Работа в коде (Python)</w:t>
             </w:r>
           </w:p>
@@ -8585,11 +10282,12 @@
         <w:pStyle w:val="2"/>
         <w:keepNext/>
       </w:pPr>
-      <w:bookmarkStart w:id="25" w:name="_Toc241901220"/>
-      <w:r>
+      <w:bookmarkStart w:id="30" w:name="_Toc242133039"/>
+      <w:r>
+        <w:lastRenderedPageBreak/>
         <w:t>Глоссарий</w:t>
       </w:r>
-      <w:bookmarkEnd w:id="25"/>
+      <w:bookmarkEnd w:id="30"/>
     </w:p>
     <w:tbl>
       <w:tblPr>
@@ -9159,6 +10857,153 @@
             </w:pPr>
             <w:r>
               <w:t>Сокращение разброса между МО; более быстрый рост МО с низким начальным уровнем</w:t>
+            </w:r>
+          </w:p>
+        </w:tc>
+      </w:tr>
+      <w:tr>
+        <w:tblPrEx>
+          <w:tblCellMar>
+            <w:top w:w="0" w:type="dxa"/>
+            <w:bottom w:w="0" w:type="dxa"/>
+          </w:tblCellMar>
+        </w:tblPrEx>
+        <w:trPr>
+          <w:cantSplit/>
+        </w:trPr>
+        <w:tc>
+          <w:tcPr>
+            <w:tcW w:w="2400" w:type="dxa"/>
+            <w:tcMar>
+              <w:top w:w="60" w:type="dxa"/>
+              <w:left w:w="100" w:type="dxa"/>
+              <w:bottom w:w="60" w:type="dxa"/>
+              <w:right w:w="100" w:type="dxa"/>
+            </w:tcMar>
+          </w:tcPr>
+          <w:p>
+            <w:pPr>
+              <w:spacing w:after="40" w:line="252" w:lineRule="auto"/>
+            </w:pPr>
+            <w:r>
+              <w:t>Базовый год, дефлятор</w:t>
+            </w:r>
+          </w:p>
+        </w:tc>
+        <w:tc>
+          <w:tcPr>
+            <w:tcW w:w="7238" w:type="dxa"/>
+            <w:tcMar>
+              <w:top w:w="60" w:type="dxa"/>
+              <w:left w:w="100" w:type="dxa"/>
+              <w:bottom w:w="60" w:type="dxa"/>
+              <w:right w:w="100" w:type="dxa"/>
+            </w:tcMar>
+          </w:tcPr>
+          <w:p>
+            <w:pPr>
+              <w:spacing w:after="40" w:line="252" w:lineRule="auto"/>
+            </w:pPr>
+            <w:r>
+              <w:t>Год, в ценах которого показаны рубли; индекс цен, которым пересчитывается показатель</w:t>
+            </w:r>
+          </w:p>
+        </w:tc>
+      </w:tr>
+      <w:tr>
+        <w:tblPrEx>
+          <w:tblCellMar>
+            <w:top w:w="0" w:type="dxa"/>
+            <w:bottom w:w="0" w:type="dxa"/>
+          </w:tblCellMar>
+        </w:tblPrEx>
+        <w:trPr>
+          <w:cantSplit/>
+        </w:trPr>
+        <w:tc>
+          <w:tcPr>
+            <w:tcW w:w="2400" w:type="dxa"/>
+            <w:tcMar>
+              <w:top w:w="60" w:type="dxa"/>
+              <w:left w:w="100" w:type="dxa"/>
+              <w:bottom w:w="60" w:type="dxa"/>
+              <w:right w:w="100" w:type="dxa"/>
+            </w:tcMar>
+          </w:tcPr>
+          <w:p>
+            <w:pPr>
+              <w:spacing w:after="40" w:line="252" w:lineRule="auto"/>
+            </w:pPr>
+            <w:r>
+              <w:t>pooled</w:t>
+            </w:r>
+          </w:p>
+        </w:tc>
+        <w:tc>
+          <w:tcPr>
+            <w:tcW w:w="7238" w:type="dxa"/>
+            <w:tcMar>
+              <w:top w:w="60" w:type="dxa"/>
+              <w:left w:w="100" w:type="dxa"/>
+              <w:bottom w:w="60" w:type="dxa"/>
+              <w:right w:w="100" w:type="dxa"/>
+            </w:tcMar>
+          </w:tcPr>
+          <w:p>
+            <w:pPr>
+              <w:spacing w:after="40" w:line="252" w:lineRule="auto"/>
+            </w:pPr>
+            <w:r>
+              <w:t>Одна модель кластеризации на все годы сразу: кластер одинаково определён во всех годах</w:t>
+            </w:r>
+          </w:p>
+        </w:tc>
+      </w:tr>
+      <w:tr>
+        <w:tblPrEx>
+          <w:tblCellMar>
+            <w:top w:w="0" w:type="dxa"/>
+            <w:bottom w:w="0" w:type="dxa"/>
+          </w:tblCellMar>
+        </w:tblPrEx>
+        <w:trPr>
+          <w:cantSplit/>
+        </w:trPr>
+        <w:tc>
+          <w:tcPr>
+            <w:tcW w:w="2400" w:type="dxa"/>
+            <w:tcMar>
+              <w:top w:w="60" w:type="dxa"/>
+              <w:left w:w="100" w:type="dxa"/>
+              <w:bottom w:w="60" w:type="dxa"/>
+              <w:right w:w="100" w:type="dxa"/>
+            </w:tcMar>
+          </w:tcPr>
+          <w:p>
+            <w:pPr>
+              <w:spacing w:after="40" w:line="252" w:lineRule="auto"/>
+            </w:pPr>
+            <w:r>
+              <w:t>K1…Kn</w:t>
+            </w:r>
+          </w:p>
+        </w:tc>
+        <w:tc>
+          <w:tcPr>
+            <w:tcW w:w="7238" w:type="dxa"/>
+            <w:tcMar>
+              <w:top w:w="60" w:type="dxa"/>
+              <w:left w:w="100" w:type="dxa"/>
+              <w:bottom w:w="60" w:type="dxa"/>
+              <w:right w:w="100" w:type="dxa"/>
+            </w:tcMar>
+          </w:tcPr>
+          <w:p>
+            <w:pPr>
+              <w:spacing w:after="40" w:line="252" w:lineRule="auto"/>
+            </w:pPr>
+            <w:r>
+              <w:t>Номера кластеров по убыванию ВМП на душу в ценах базового года</w:t>
             </w:r>
           </w:p>
         </w:tc>
@@ -9268,10 +11113,10 @@
 <file path=word/numbering.xml><?xml version="1.0" encoding="utf-8"?>
 <w:numbering xmlns:wpc="http://schemas.microsoft.com/office/word/2010/wordprocessingCanvas" xmlns:cx="http://schemas.microsoft.com/office/drawing/2014/chartex" xmlns:cx1="http://schemas.microsoft.com/office/drawing/2015/9/8/chartex" xmlns:cx2="http://schemas.microsoft.com/office/drawing/2015/10/21/chartex" xmlns:cx3="http://schemas.microsoft.com/office/drawing/2016/5/9/chartex" xmlns:cx4="http://schemas.microsoft.com/office/drawing/2016/5/10/chartex" xmlns:cx5="http://schemas.microsoft.com/office/drawing/2016/5/11/chartex" xmlns:cx6="http://schemas.microsoft.com/office/drawing/2016/5/12/chartex" xmlns:cx7="http://schemas.microsoft.com/office/drawing/2016/5/13/chartex" xmlns:cx8="http://schemas.microsoft.com/office/drawing/2016/5/14/chartex" xmlns:mc="http://schemas.openxmlformats.org/markup-compatibility/2006" xmlns:aink="http://schemas.microsoft.com/office/drawing/2016/ink" xmlns:am3d="http://schemas.microsoft.com/office/drawing/2017/model3d" xmlns:o="urn:schemas-microsoft-com:office:office" xmlns:oel="http://schemas.microsoft.com/office/2019/extlst" xmlns:r="http://schemas.openxmlformats.org/officeDocument/2006/relationships" xmlns:m="http://schemas.openxmlformats.org/officeDocument/2006/math" xmlns:v="urn:schemas-microsoft-com:vml" xmlns:wp14="http://schemas.microsoft.com/office/word/2010/wordprocessingDrawing" xmlns:wp="http://schemas.openxmlformats.org/drawingml/2006/wordprocessingDrawing" xmlns:w10="urn:schemas-microsoft-com:office:word" xmlns:w="http://schemas.openxmlformats.org/wordprocessingml/2006/main" xmlns:w14="http://schemas.microsoft.com/office/word/2010/wordml" xmlns:w15="http://schemas.microsoft.com/office/word/2012/wordml" xmlns:w16cex="http://schemas.microsoft.com/office/word/2018/wordml/cex" xmlns:w16cid="http://schemas.microsoft.com/office/word/2016/wordml/cid" xmlns:w16="http://schemas.microsoft.com/office/word/2018/wordml" xmlns:w16du="http://schemas.microsoft.com/office/word/2023/wordml/word16du" xmlns:w16sdtdh="http://schemas.microsoft.com/office/word/2020/wordml/sdtdatahash" xmlns:w16sdtfl="http://schemas.microsoft.com/office/word/2024/wordml/sdtformatlock" xmlns:w16se="http://schemas.microsoft.com/office/word/2015/wordml/symex" xmlns:wpg="http://schemas.microsoft.com/office/word/2010/wordprocessingGroup" xmlns:wpi="http://schemas.microsoft.com/office/word/2010/wordprocessingInk" xmlns:wne="http://schemas.microsoft.com/office/word/2006/wordml" xmlns:wps="http://schemas.microsoft.com/office/word/2010/wordprocessingShape" mc:Ignorable="w14 w15 w16se w16cid w16 w16cex w16sdtdh w16sdtfl w16du wp14">
   <w:abstractNum w:abstractNumId="0" w15:restartNumberingAfterBreak="0">
-    <w:nsid w:val="18CF7512"/>
+    <w:nsid w:val="15D9645F"/>
     <w:multiLevelType w:val="hybridMultilevel"/>
-    <w:tmpl w:val="293ADB0C"/>
-    <w:lvl w:ilvl="0" w:tplc="F7FAEF0E">
+    <w:tmpl w:val="AE0A2484"/>
+    <w:lvl w:ilvl="0" w:tplc="5FBC252E">
       <w:start w:val="1"/>
       <w:numFmt w:val="bullet"/>
       <w:lvlText w:val="•"/>
@@ -9280,7 +11125,7 @@
         <w:ind w:left="540" w:hanging="270"/>
       </w:pPr>
     </w:lvl>
-    <w:lvl w:ilvl="1" w:tplc="90743BFC" w:tentative="1">
+    <w:lvl w:ilvl="1" w:tplc="C3EE305C" w:tentative="1">
       <w:start w:val="1"/>
       <w:numFmt w:val="bullet"/>
       <w:lvlText w:val="–"/>
@@ -9289,47 +11134,47 @@
         <w:ind w:left="1080" w:hanging="270"/>
       </w:pPr>
     </w:lvl>
-    <w:lvl w:ilvl="2" w:tplc="B7C47AE0">
+    <w:lvl w:ilvl="2" w:tplc="B81824B0">
       <w:numFmt w:val="decimal"/>
       <w:lvlText w:val=""/>
       <w:lvlJc w:val="left"/>
     </w:lvl>
-    <w:lvl w:ilvl="3" w:tplc="7474E3AE">
+    <w:lvl w:ilvl="3" w:tplc="DAD01A4E">
       <w:numFmt w:val="decimal"/>
       <w:lvlText w:val=""/>
       <w:lvlJc w:val="left"/>
     </w:lvl>
-    <w:lvl w:ilvl="4" w:tplc="2A94C464">
+    <w:lvl w:ilvl="4" w:tplc="842E7486">
       <w:numFmt w:val="decimal"/>
       <w:lvlText w:val=""/>
       <w:lvlJc w:val="left"/>
     </w:lvl>
-    <w:lvl w:ilvl="5" w:tplc="DE5E3B36">
+    <w:lvl w:ilvl="5" w:tplc="93603444">
       <w:numFmt w:val="decimal"/>
       <w:lvlText w:val=""/>
       <w:lvlJc w:val="left"/>
     </w:lvl>
-    <w:lvl w:ilvl="6" w:tplc="EC0076C2">
+    <w:lvl w:ilvl="6" w:tplc="7AB60D64">
       <w:numFmt w:val="decimal"/>
       <w:lvlText w:val=""/>
       <w:lvlJc w:val="left"/>
     </w:lvl>
-    <w:lvl w:ilvl="7" w:tplc="58D4162C">
+    <w:lvl w:ilvl="7" w:tplc="2F960176">
       <w:numFmt w:val="decimal"/>
       <w:lvlText w:val=""/>
       <w:lvlJc w:val="left"/>
     </w:lvl>
-    <w:lvl w:ilvl="8" w:tplc="0380C47E">
+    <w:lvl w:ilvl="8" w:tplc="86166D5A">
       <w:numFmt w:val="decimal"/>
       <w:lvlText w:val=""/>
       <w:lvlJc w:val="left"/>
     </w:lvl>
   </w:abstractNum>
   <w:abstractNum w:abstractNumId="1" w15:restartNumberingAfterBreak="0">
-    <w:nsid w:val="361E6991"/>
+    <w:nsid w:val="21D76A84"/>
     <w:multiLevelType w:val="hybridMultilevel"/>
-    <w:tmpl w:val="DEB0A6D0"/>
-    <w:lvl w:ilvl="0" w:tplc="02061624" w:tentative="1">
+    <w:tmpl w:val="7414BA20"/>
+    <w:lvl w:ilvl="0" w:tplc="EA06A230" w:tentative="1">
       <w:start w:val="1"/>
       <w:numFmt w:val="bullet"/>
       <w:lvlText w:val="●"/>
@@ -9338,7 +11183,7 @@
         <w:ind w:left="720" w:hanging="360"/>
       </w:pPr>
     </w:lvl>
-    <w:lvl w:ilvl="1" w:tplc="BE4848CE" w:tentative="1">
+    <w:lvl w:ilvl="1" w:tplc="AEF43234" w:tentative="1">
       <w:start w:val="1"/>
       <w:numFmt w:val="bullet"/>
       <w:lvlText w:val="○"/>
@@ -9347,7 +11192,7 @@
         <w:ind w:left="1440" w:hanging="360"/>
       </w:pPr>
     </w:lvl>
-    <w:lvl w:ilvl="2" w:tplc="82AA595E" w:tentative="1">
+    <w:lvl w:ilvl="2" w:tplc="58B22578" w:tentative="1">
       <w:start w:val="1"/>
       <w:numFmt w:val="bullet"/>
       <w:lvlText w:val="■"/>
@@ -9356,7 +11201,7 @@
         <w:ind w:left="2160" w:hanging="360"/>
       </w:pPr>
     </w:lvl>
-    <w:lvl w:ilvl="3" w:tplc="C5644370" w:tentative="1">
+    <w:lvl w:ilvl="3" w:tplc="BE4AAB30" w:tentative="1">
       <w:start w:val="1"/>
       <w:numFmt w:val="bullet"/>
       <w:lvlText w:val="●"/>
@@ -9365,7 +11210,7 @@
         <w:ind w:left="2880" w:hanging="360"/>
       </w:pPr>
     </w:lvl>
-    <w:lvl w:ilvl="4" w:tplc="9B20B9CE" w:tentative="1">
+    <w:lvl w:ilvl="4" w:tplc="06228674" w:tentative="1">
       <w:start w:val="1"/>
       <w:numFmt w:val="bullet"/>
       <w:lvlText w:val="○"/>
@@ -9374,7 +11219,7 @@
         <w:ind w:left="3600" w:hanging="360"/>
       </w:pPr>
     </w:lvl>
-    <w:lvl w:ilvl="5" w:tplc="B68804C0" w:tentative="1">
+    <w:lvl w:ilvl="5" w:tplc="B41E8B76" w:tentative="1">
       <w:start w:val="1"/>
       <w:numFmt w:val="bullet"/>
       <w:lvlText w:val="■"/>
@@ -9383,7 +11228,7 @@
         <w:ind w:left="4320" w:hanging="360"/>
       </w:pPr>
     </w:lvl>
-    <w:lvl w:ilvl="6" w:tplc="9F70102E" w:tentative="1">
+    <w:lvl w:ilvl="6" w:tplc="D57A52A6" w:tentative="1">
       <w:start w:val="1"/>
       <w:numFmt w:val="bullet"/>
       <w:lvlText w:val="●"/>
@@ -9392,7 +11237,7 @@
         <w:ind w:left="5040" w:hanging="360"/>
       </w:pPr>
     </w:lvl>
-    <w:lvl w:ilvl="7" w:tplc="1F8237DC" w:tentative="1">
+    <w:lvl w:ilvl="7" w:tplc="13062B1E" w:tentative="1">
       <w:start w:val="1"/>
       <w:numFmt w:val="bullet"/>
       <w:lvlText w:val="●"/>
@@ -9401,7 +11246,7 @@
         <w:ind w:left="5760" w:hanging="360"/>
       </w:pPr>
     </w:lvl>
-    <w:lvl w:ilvl="8" w:tplc="4FC83718" w:tentative="1">
+    <w:lvl w:ilvl="8" w:tplc="703C140A" w:tentative="1">
       <w:start w:val="1"/>
       <w:numFmt w:val="bullet"/>
       <w:lvlText w:val="●"/>
@@ -9412,10 +11257,10 @@
     </w:lvl>
   </w:abstractNum>
   <w:abstractNum w:abstractNumId="2" w15:restartNumberingAfterBreak="0">
-    <w:nsid w:val="7A0904E3"/>
+    <w:nsid w:val="537E594F"/>
     <w:multiLevelType w:val="hybridMultilevel"/>
-    <w:tmpl w:val="4F2809A8"/>
-    <w:lvl w:ilvl="0" w:tplc="D8E2D3AA">
+    <w:tmpl w:val="DCC86796"/>
+    <w:lvl w:ilvl="0" w:tplc="4A527E96">
       <w:start w:val="1"/>
       <w:numFmt w:val="decimal"/>
       <w:lvlText w:val="%1."/>
@@ -9424,84 +11269,84 @@
         <w:ind w:left="540" w:hanging="300"/>
       </w:pPr>
     </w:lvl>
-    <w:lvl w:ilvl="1" w:tplc="A6FC94D6">
+    <w:lvl w:ilvl="1" w:tplc="9FF647BC">
       <w:numFmt w:val="decimal"/>
       <w:lvlText w:val=""/>
       <w:lvlJc w:val="left"/>
     </w:lvl>
-    <w:lvl w:ilvl="2" w:tplc="5DD055A2">
+    <w:lvl w:ilvl="2" w:tplc="4D981F3E">
       <w:numFmt w:val="decimal"/>
       <w:lvlText w:val=""/>
       <w:lvlJc w:val="left"/>
     </w:lvl>
-    <w:lvl w:ilvl="3" w:tplc="BE1A62CE">
+    <w:lvl w:ilvl="3" w:tplc="1934534E">
       <w:numFmt w:val="decimal"/>
       <w:lvlText w:val=""/>
       <w:lvlJc w:val="left"/>
     </w:lvl>
-    <w:lvl w:ilvl="4" w:tplc="EDE03392">
+    <w:lvl w:ilvl="4" w:tplc="41ACBC38">
       <w:numFmt w:val="decimal"/>
       <w:lvlText w:val=""/>
       <w:lvlJc w:val="left"/>
     </w:lvl>
-    <w:lvl w:ilvl="5" w:tplc="BAEECB16">
+    <w:lvl w:ilvl="5" w:tplc="5F942DE0">
       <w:numFmt w:val="decimal"/>
       <w:lvlText w:val=""/>
       <w:lvlJc w:val="left"/>
     </w:lvl>
-    <w:lvl w:ilvl="6" w:tplc="A706FC5C">
+    <w:lvl w:ilvl="6" w:tplc="69FAF944">
       <w:numFmt w:val="decimal"/>
       <w:lvlText w:val=""/>
       <w:lvlJc w:val="left"/>
     </w:lvl>
-    <w:lvl w:ilvl="7" w:tplc="E08290F8">
+    <w:lvl w:ilvl="7" w:tplc="66F2E78C">
       <w:numFmt w:val="decimal"/>
       <w:lvlText w:val=""/>
       <w:lvlJc w:val="left"/>
     </w:lvl>
-    <w:lvl w:ilvl="8" w:tplc="F286BF98">
+    <w:lvl w:ilvl="8" w:tplc="8E12D11E">
       <w:numFmt w:val="decimal"/>
       <w:lvlText w:val=""/>
       <w:lvlJc w:val="left"/>
     </w:lvl>
   </w:abstractNum>
-  <w:num w:numId="1" w16cid:durableId="525214672">
+  <w:num w:numId="1" w16cid:durableId="1059479723">
     <w:abstractNumId w:val="1"/>
     <w:lvlOverride w:ilvl="0">
       <w:startOverride w:val="1"/>
     </w:lvlOverride>
   </w:num>
-  <w:num w:numId="2" w16cid:durableId="649091276">
+  <w:num w:numId="2" w16cid:durableId="1917780900">
     <w:abstractNumId w:val="0"/>
     <w:lvlOverride w:ilvl="0">
       <w:startOverride w:val="1"/>
     </w:lvlOverride>
   </w:num>
-  <w:num w:numId="3" w16cid:durableId="508637033">
+  <w:num w:numId="3" w16cid:durableId="2013096515">
     <w:abstractNumId w:val="2"/>
     <w:lvlOverride w:ilvl="0">
       <w:startOverride w:val="1"/>
     </w:lvlOverride>
   </w:num>
-  <w:num w:numId="4" w16cid:durableId="248076705">
+  <w:num w:numId="4" w16cid:durableId="1251156564">
     <w:abstractNumId w:val="2"/>
     <w:lvlOverride w:ilvl="0">
       <w:startOverride w:val="1"/>
     </w:lvlOverride>
   </w:num>
-  <w:num w:numId="5" w16cid:durableId="1601988507">
+  <w:num w:numId="5" w16cid:durableId="1605727758">
     <w:abstractNumId w:val="2"/>
     <w:lvlOverride w:ilvl="0">
       <w:startOverride w:val="1"/>
     </w:lvlOverride>
   </w:num>
-  <w:num w:numId="6" w16cid:durableId="201016624">
+  <w:num w:numId="6" w16cid:durableId="2008902891">
     <w:abstractNumId w:val="2"/>
     <w:lvlOverride w:ilvl="0">
       <w:startOverride w:val="1"/>
     </w:lvlOverride>
   </w:num>
-  <w:num w:numId="7" w16cid:durableId="869300834">
+  <w:num w:numId="7" w16cid:durableId="909198030">
     <w:abstractNumId w:val="2"/>
     <w:lvlOverride w:ilvl="0">
       <w:startOverride w:val="1"/>
@@ -10141,7 +11986,7 @@
     <w:autoRedefine/>
     <w:uiPriority w:val="39"/>
     <w:unhideWhenUsed/>
-    <w:rsid w:val="008F0CCD"/>
+    <w:rsid w:val="0044003C"/>
     <w:pPr>
       <w:spacing w:after="100"/>
     </w:pPr>
@@ -10153,7 +11998,7 @@
     <w:autoRedefine/>
     <w:uiPriority w:val="39"/>
     <w:unhideWhenUsed/>
-    <w:rsid w:val="008F0CCD"/>
+    <w:rsid w:val="0044003C"/>
     <w:pPr>
       <w:spacing w:after="100"/>
       <w:ind w:left="220"/>

--- a/reports/Инструктаж_аналитика.docx
+++ b/reports/Инструктаж_аналитика.docx
@@ -65,7 +65,7 @@
           <w:left w:w="10" w:type="dxa"/>
           <w:right w:w="10" w:type="dxa"/>
         </w:tblCellMar>
-        <w:tblLook w:val="04A0" w:firstRow="1" w:lastRow="0" w:firstColumn="1" w:lastColumn="0" w:noHBand="0" w:noVBand="1"/>
+        <w:tblLook w:val="0000" w:firstRow="0" w:lastRow="0" w:firstColumn="0" w:lastColumn="0" w:noHBand="0" w:noVBand="0"/>
       </w:tblPr>
       <w:tblGrid>
         <w:gridCol w:w="9638"/>
@@ -188,7 +188,7 @@
     <w:sdt>
       <w:sdtPr>
         <w:alias w:val="Содержание"/>
-        <w:id w:val="-1334832990"/>
+        <w:id w:val="531852481"/>
       </w:sdtPr>
       <w:sdtEndPr/>
       <w:sdtContent>
@@ -216,7 +216,7 @@
           <w:r>
             <w:fldChar w:fldCharType="separate"/>
           </w:r>
-          <w:hyperlink w:anchor="_Toc242133009" w:history="1">
+          <w:hyperlink w:anchor="_Toc242150879" w:history="1">
             <w:r>
               <w:rPr>
                 <w:rStyle w:val="a5"/>
@@ -240,7 +240,7 @@
               <w:rPr>
                 <w:noProof/>
               </w:rPr>
-              <w:instrText xml:space="preserve"> PAGEREF _Toc242133009 \h </w:instrText>
+              <w:instrText xml:space="preserve"> PAGEREF _Toc242150879 \h </w:instrText>
             </w:r>
             <w:r>
               <w:rPr>
@@ -282,7 +282,7 @@
               <w14:ligatures w14:val="standardContextual"/>
             </w:rPr>
           </w:pPr>
-          <w:hyperlink w:anchor="_Toc242133010" w:history="1">
+          <w:hyperlink w:anchor="_Toc242150880" w:history="1">
             <w:r>
               <w:rPr>
                 <w:rStyle w:val="a5"/>
@@ -306,7 +306,7 @@
               <w:rPr>
                 <w:noProof/>
               </w:rPr>
-              <w:instrText xml:space="preserve"> PAGEREF _Toc242133010 \h </w:instrText>
+              <w:instrText xml:space="preserve"> PAGEREF _Toc242150880 \h </w:instrText>
             </w:r>
             <w:r>
               <w:rPr>
@@ -348,7 +348,7 @@
               <w14:ligatures w14:val="standardContextual"/>
             </w:rPr>
           </w:pPr>
-          <w:hyperlink w:anchor="_Toc242133011" w:history="1">
+          <w:hyperlink w:anchor="_Toc242150881" w:history="1">
             <w:r>
               <w:rPr>
                 <w:rStyle w:val="a5"/>
@@ -372,7 +372,7 @@
               <w:rPr>
                 <w:noProof/>
               </w:rPr>
-              <w:instrText xml:space="preserve"> PAGEREF _Toc242133011 \h </w:instrText>
+              <w:instrText xml:space="preserve"> PAGEREF _Toc242150881 \h </w:instrText>
             </w:r>
             <w:r>
               <w:rPr>
@@ -414,7 +414,7 @@
               <w14:ligatures w14:val="standardContextual"/>
             </w:rPr>
           </w:pPr>
-          <w:hyperlink w:anchor="_Toc242133012" w:history="1">
+          <w:hyperlink w:anchor="_Toc242150882" w:history="1">
             <w:r>
               <w:rPr>
                 <w:rStyle w:val="a5"/>
@@ -438,7 +438,7 @@
               <w:rPr>
                 <w:noProof/>
               </w:rPr>
-              <w:instrText xml:space="preserve"> PAGEREF _Toc242133012 \h </w:instrText>
+              <w:instrText xml:space="preserve"> PAGEREF _Toc242150882 \h </w:instrText>
             </w:r>
             <w:r>
               <w:rPr>
@@ -480,7 +480,7 @@
               <w14:ligatures w14:val="standardContextual"/>
             </w:rPr>
           </w:pPr>
-          <w:hyperlink w:anchor="_Toc242133013" w:history="1">
+          <w:hyperlink w:anchor="_Toc242150883" w:history="1">
             <w:r>
               <w:rPr>
                 <w:rStyle w:val="a5"/>
@@ -504,7 +504,7 @@
               <w:rPr>
                 <w:noProof/>
               </w:rPr>
-              <w:instrText xml:space="preserve"> PAGEREF _Toc242133013 \h </w:instrText>
+              <w:instrText xml:space="preserve"> PAGEREF _Toc242150883 \h </w:instrText>
             </w:r>
             <w:r>
               <w:rPr>
@@ -546,7 +546,7 @@
               <w14:ligatures w14:val="standardContextual"/>
             </w:rPr>
           </w:pPr>
-          <w:hyperlink w:anchor="_Toc242133014" w:history="1">
+          <w:hyperlink w:anchor="_Toc242150884" w:history="1">
             <w:r>
               <w:rPr>
                 <w:rStyle w:val="a5"/>
@@ -570,7 +570,7 @@
               <w:rPr>
                 <w:noProof/>
               </w:rPr>
-              <w:instrText xml:space="preserve"> PAGEREF _Toc242133014 \h </w:instrText>
+              <w:instrText xml:space="preserve"> PAGEREF _Toc242150884 \h </w:instrText>
             </w:r>
             <w:r>
               <w:rPr>
@@ -612,7 +612,7 @@
               <w14:ligatures w14:val="standardContextual"/>
             </w:rPr>
           </w:pPr>
-          <w:hyperlink w:anchor="_Toc242133015" w:history="1">
+          <w:hyperlink w:anchor="_Toc242150885" w:history="1">
             <w:r>
               <w:rPr>
                 <w:rStyle w:val="a5"/>
@@ -636,7 +636,7 @@
               <w:rPr>
                 <w:noProof/>
               </w:rPr>
-              <w:instrText xml:space="preserve"> PAGEREF _Toc242133015 \h </w:instrText>
+              <w:instrText xml:space="preserve"> PAGEREF _Toc242150885 \h </w:instrText>
             </w:r>
             <w:r>
               <w:rPr>
@@ -678,7 +678,7 @@
               <w14:ligatures w14:val="standardContextual"/>
             </w:rPr>
           </w:pPr>
-          <w:hyperlink w:anchor="_Toc242133016" w:history="1">
+          <w:hyperlink w:anchor="_Toc242150886" w:history="1">
             <w:r>
               <w:rPr>
                 <w:rStyle w:val="a5"/>
@@ -702,7 +702,7 @@
               <w:rPr>
                 <w:noProof/>
               </w:rPr>
-              <w:instrText xml:space="preserve"> PAGEREF _Toc242133016 \h </w:instrText>
+              <w:instrText xml:space="preserve"> PAGEREF _Toc242150886 \h </w:instrText>
             </w:r>
             <w:r>
               <w:rPr>
@@ -744,7 +744,7 @@
               <w14:ligatures w14:val="standardContextual"/>
             </w:rPr>
           </w:pPr>
-          <w:hyperlink w:anchor="_Toc242133017" w:history="1">
+          <w:hyperlink w:anchor="_Toc242150887" w:history="1">
             <w:r>
               <w:rPr>
                 <w:rStyle w:val="a5"/>
@@ -768,7 +768,7 @@
               <w:rPr>
                 <w:noProof/>
               </w:rPr>
-              <w:instrText xml:space="preserve"> PAGEREF _Toc242133017 \h </w:instrText>
+              <w:instrText xml:space="preserve"> PAGEREF _Toc242150887 \h </w:instrText>
             </w:r>
             <w:r>
               <w:rPr>
@@ -810,7 +810,7 @@
               <w14:ligatures w14:val="standardContextual"/>
             </w:rPr>
           </w:pPr>
-          <w:hyperlink w:anchor="_Toc242133018" w:history="1">
+          <w:hyperlink w:anchor="_Toc242150888" w:history="1">
             <w:r>
               <w:rPr>
                 <w:rStyle w:val="a5"/>
@@ -834,7 +834,7 @@
               <w:rPr>
                 <w:noProof/>
               </w:rPr>
-              <w:instrText xml:space="preserve"> PAGEREF _Toc242133018 \h </w:instrText>
+              <w:instrText xml:space="preserve"> PAGEREF _Toc242150888 \h </w:instrText>
             </w:r>
             <w:r>
               <w:rPr>
@@ -876,7 +876,7 @@
               <w14:ligatures w14:val="standardContextual"/>
             </w:rPr>
           </w:pPr>
-          <w:hyperlink w:anchor="_Toc242133019" w:history="1">
+          <w:hyperlink w:anchor="_Toc242150889" w:history="1">
             <w:r>
               <w:rPr>
                 <w:rStyle w:val="a5"/>
@@ -900,7 +900,7 @@
               <w:rPr>
                 <w:noProof/>
               </w:rPr>
-              <w:instrText xml:space="preserve"> PAGEREF _Toc242133019 \h </w:instrText>
+              <w:instrText xml:space="preserve"> PAGEREF _Toc242150889 \h </w:instrText>
             </w:r>
             <w:r>
               <w:rPr>
@@ -942,7 +942,7 @@
               <w14:ligatures w14:val="standardContextual"/>
             </w:rPr>
           </w:pPr>
-          <w:hyperlink w:anchor="_Toc242133020" w:history="1">
+          <w:hyperlink w:anchor="_Toc242150890" w:history="1">
             <w:r>
               <w:rPr>
                 <w:rStyle w:val="a5"/>
@@ -966,7 +966,7 @@
               <w:rPr>
                 <w:noProof/>
               </w:rPr>
-              <w:instrText xml:space="preserve"> PAGEREF _Toc242133020 \h </w:instrText>
+              <w:instrText xml:space="preserve"> PAGEREF _Toc242150890 \h </w:instrText>
             </w:r>
             <w:r>
               <w:rPr>
@@ -1008,7 +1008,7 @@
               <w14:ligatures w14:val="standardContextual"/>
             </w:rPr>
           </w:pPr>
-          <w:hyperlink w:anchor="_Toc242133021" w:history="1">
+          <w:hyperlink w:anchor="_Toc242150891" w:history="1">
             <w:r>
               <w:rPr>
                 <w:rStyle w:val="a5"/>
@@ -1032,7 +1032,7 @@
               <w:rPr>
                 <w:noProof/>
               </w:rPr>
-              <w:instrText xml:space="preserve"> PAGEREF _Toc242133021 \h </w:instrText>
+              <w:instrText xml:space="preserve"> PAGEREF _Toc242150891 \h </w:instrText>
             </w:r>
             <w:r>
               <w:rPr>
@@ -1074,7 +1074,7 @@
               <w14:ligatures w14:val="standardContextual"/>
             </w:rPr>
           </w:pPr>
-          <w:hyperlink w:anchor="_Toc242133022" w:history="1">
+          <w:hyperlink w:anchor="_Toc242150892" w:history="1">
             <w:r>
               <w:rPr>
                 <w:rStyle w:val="a5"/>
@@ -1098,7 +1098,7 @@
               <w:rPr>
                 <w:noProof/>
               </w:rPr>
-              <w:instrText xml:space="preserve"> PAGEREF _Toc242133022 \h </w:instrText>
+              <w:instrText xml:space="preserve"> PAGEREF _Toc242150892 \h </w:instrText>
             </w:r>
             <w:r>
               <w:rPr>
@@ -1140,7 +1140,7 @@
               <w14:ligatures w14:val="standardContextual"/>
             </w:rPr>
           </w:pPr>
-          <w:hyperlink w:anchor="_Toc242133023" w:history="1">
+          <w:hyperlink w:anchor="_Toc242150893" w:history="1">
             <w:r>
               <w:rPr>
                 <w:rStyle w:val="a5"/>
@@ -1164,7 +1164,7 @@
               <w:rPr>
                 <w:noProof/>
               </w:rPr>
-              <w:instrText xml:space="preserve"> PAGEREF _Toc242133023 \h </w:instrText>
+              <w:instrText xml:space="preserve"> PAGEREF _Toc242150893 \h </w:instrText>
             </w:r>
             <w:r>
               <w:rPr>
@@ -1206,7 +1206,7 @@
               <w14:ligatures w14:val="standardContextual"/>
             </w:rPr>
           </w:pPr>
-          <w:hyperlink w:anchor="_Toc242133024" w:history="1">
+          <w:hyperlink w:anchor="_Toc242150894" w:history="1">
             <w:r>
               <w:rPr>
                 <w:rStyle w:val="a5"/>
@@ -1230,7 +1230,7 @@
               <w:rPr>
                 <w:noProof/>
               </w:rPr>
-              <w:instrText xml:space="preserve"> PAGEREF _Toc242133024 \h </w:instrText>
+              <w:instrText xml:space="preserve"> PAGEREF _Toc242150894 \h </w:instrText>
             </w:r>
             <w:r>
               <w:rPr>
@@ -1272,7 +1272,7 @@
               <w14:ligatures w14:val="standardContextual"/>
             </w:rPr>
           </w:pPr>
-          <w:hyperlink w:anchor="_Toc242133025" w:history="1">
+          <w:hyperlink w:anchor="_Toc242150895" w:history="1">
             <w:r>
               <w:rPr>
                 <w:rStyle w:val="a5"/>
@@ -1296,7 +1296,7 @@
               <w:rPr>
                 <w:noProof/>
               </w:rPr>
-              <w:instrText xml:space="preserve"> PAGEREF _Toc242133025 \h </w:instrText>
+              <w:instrText xml:space="preserve"> PAGEREF _Toc242150895 \h </w:instrText>
             </w:r>
             <w:r>
               <w:rPr>
@@ -1313,7 +1313,7 @@
               <w:rPr>
                 <w:noProof/>
               </w:rPr>
-              <w:t>8</w:t>
+              <w:t>9</w:t>
             </w:r>
             <w:r>
               <w:rPr>
@@ -1338,7 +1338,7 @@
               <w14:ligatures w14:val="standardContextual"/>
             </w:rPr>
           </w:pPr>
-          <w:hyperlink w:anchor="_Toc242133026" w:history="1">
+          <w:hyperlink w:anchor="_Toc242150896" w:history="1">
             <w:r>
               <w:rPr>
                 <w:rStyle w:val="a5"/>
@@ -1362,7 +1362,7 @@
               <w:rPr>
                 <w:noProof/>
               </w:rPr>
-              <w:instrText xml:space="preserve"> PAGEREF _Toc242133026 \h </w:instrText>
+              <w:instrText xml:space="preserve"> PAGEREF _Toc242150896 \h </w:instrText>
             </w:r>
             <w:r>
               <w:rPr>
@@ -1404,7 +1404,7 @@
               <w14:ligatures w14:val="standardContextual"/>
             </w:rPr>
           </w:pPr>
-          <w:hyperlink w:anchor="_Toc242133027" w:history="1">
+          <w:hyperlink w:anchor="_Toc242150897" w:history="1">
             <w:r>
               <w:rPr>
                 <w:rStyle w:val="a5"/>
@@ -1428,7 +1428,7 @@
               <w:rPr>
                 <w:noProof/>
               </w:rPr>
-              <w:instrText xml:space="preserve"> PAGEREF _Toc242133027 \h </w:instrText>
+              <w:instrText xml:space="preserve"> PAGEREF _Toc242150897 \h </w:instrText>
             </w:r>
             <w:r>
               <w:rPr>
@@ -1470,7 +1470,7 @@
               <w14:ligatures w14:val="standardContextual"/>
             </w:rPr>
           </w:pPr>
-          <w:hyperlink w:anchor="_Toc242133028" w:history="1">
+          <w:hyperlink w:anchor="_Toc242150898" w:history="1">
             <w:r>
               <w:rPr>
                 <w:rStyle w:val="a5"/>
@@ -1494,7 +1494,7 @@
               <w:rPr>
                 <w:noProof/>
               </w:rPr>
-              <w:instrText xml:space="preserve"> PAGEREF _Toc242133028 \h </w:instrText>
+              <w:instrText xml:space="preserve"> PAGEREF _Toc242150898 \h </w:instrText>
             </w:r>
             <w:r>
               <w:rPr>
@@ -1536,7 +1536,7 @@
               <w14:ligatures w14:val="standardContextual"/>
             </w:rPr>
           </w:pPr>
-          <w:hyperlink w:anchor="_Toc242133029" w:history="1">
+          <w:hyperlink w:anchor="_Toc242150899" w:history="1">
             <w:r>
               <w:rPr>
                 <w:rStyle w:val="a5"/>
@@ -1560,7 +1560,7 @@
               <w:rPr>
                 <w:noProof/>
               </w:rPr>
-              <w:instrText xml:space="preserve"> PAGEREF _Toc242133029 \h </w:instrText>
+              <w:instrText xml:space="preserve"> PAGEREF _Toc242150899 \h </w:instrText>
             </w:r>
             <w:r>
               <w:rPr>
@@ -1602,7 +1602,7 @@
               <w14:ligatures w14:val="standardContextual"/>
             </w:rPr>
           </w:pPr>
-          <w:hyperlink w:anchor="_Toc242133030" w:history="1">
+          <w:hyperlink w:anchor="_Toc242150900" w:history="1">
             <w:r>
               <w:rPr>
                 <w:rStyle w:val="a5"/>
@@ -1626,7 +1626,7 @@
               <w:rPr>
                 <w:noProof/>
               </w:rPr>
-              <w:instrText xml:space="preserve"> PAGEREF _Toc242133030 \h </w:instrText>
+              <w:instrText xml:space="preserve"> PAGEREF _Toc242150900 \h </w:instrText>
             </w:r>
             <w:r>
               <w:rPr>
@@ -1668,7 +1668,7 @@
               <w14:ligatures w14:val="standardContextual"/>
             </w:rPr>
           </w:pPr>
-          <w:hyperlink w:anchor="_Toc242133031" w:history="1">
+          <w:hyperlink w:anchor="_Toc242150901" w:history="1">
             <w:r>
               <w:rPr>
                 <w:rStyle w:val="a5"/>
@@ -1692,7 +1692,7 @@
               <w:rPr>
                 <w:noProof/>
               </w:rPr>
-              <w:instrText xml:space="preserve"> PAGEREF _Toc242133031 \h </w:instrText>
+              <w:instrText xml:space="preserve"> PAGEREF _Toc242150901 \h </w:instrText>
             </w:r>
             <w:r>
               <w:rPr>
@@ -1709,7 +1709,7 @@
               <w:rPr>
                 <w:noProof/>
               </w:rPr>
-              <w:t>10</w:t>
+              <w:t>11</w:t>
             </w:r>
             <w:r>
               <w:rPr>
@@ -1734,7 +1734,7 @@
               <w14:ligatures w14:val="standardContextual"/>
             </w:rPr>
           </w:pPr>
-          <w:hyperlink w:anchor="_Toc242133032" w:history="1">
+          <w:hyperlink w:anchor="_Toc242150902" w:history="1">
             <w:r>
               <w:rPr>
                 <w:rStyle w:val="a5"/>
@@ -1758,7 +1758,7 @@
               <w:rPr>
                 <w:noProof/>
               </w:rPr>
-              <w:instrText xml:space="preserve"> PAGEREF _Toc242133032 \h </w:instrText>
+              <w:instrText xml:space="preserve"> PAGEREF _Toc242150902 \h </w:instrText>
             </w:r>
             <w:r>
               <w:rPr>
@@ -1800,7 +1800,7 @@
               <w14:ligatures w14:val="standardContextual"/>
             </w:rPr>
           </w:pPr>
-          <w:hyperlink w:anchor="_Toc242133033" w:history="1">
+          <w:hyperlink w:anchor="_Toc242150903" w:history="1">
             <w:r>
               <w:rPr>
                 <w:rStyle w:val="a5"/>
@@ -1824,7 +1824,7 @@
               <w:rPr>
                 <w:noProof/>
               </w:rPr>
-              <w:instrText xml:space="preserve"> PAGEREF _Toc242133033 \h </w:instrText>
+              <w:instrText xml:space="preserve"> PAGEREF _Toc242150903 \h </w:instrText>
             </w:r>
             <w:r>
               <w:rPr>
@@ -1866,7 +1866,7 @@
               <w14:ligatures w14:val="standardContextual"/>
             </w:rPr>
           </w:pPr>
-          <w:hyperlink w:anchor="_Toc242133034" w:history="1">
+          <w:hyperlink w:anchor="_Toc242150904" w:history="1">
             <w:r>
               <w:rPr>
                 <w:rStyle w:val="a5"/>
@@ -1890,7 +1890,7 @@
               <w:rPr>
                 <w:noProof/>
               </w:rPr>
-              <w:instrText xml:space="preserve"> PAGEREF _Toc242133034 \h </w:instrText>
+              <w:instrText xml:space="preserve"> PAGEREF _Toc242150904 \h </w:instrText>
             </w:r>
             <w:r>
               <w:rPr>
@@ -1932,7 +1932,7 @@
               <w14:ligatures w14:val="standardContextual"/>
             </w:rPr>
           </w:pPr>
-          <w:hyperlink w:anchor="_Toc242133035" w:history="1">
+          <w:hyperlink w:anchor="_Toc242150905" w:history="1">
             <w:r>
               <w:rPr>
                 <w:rStyle w:val="a5"/>
@@ -1956,7 +1956,7 @@
               <w:rPr>
                 <w:noProof/>
               </w:rPr>
-              <w:instrText xml:space="preserve"> PAGEREF _Toc242133035 \h </w:instrText>
+              <w:instrText xml:space="preserve"> PAGEREF _Toc242150905 \h </w:instrText>
             </w:r>
             <w:r>
               <w:rPr>
@@ -1973,7 +1973,7 @@
               <w:rPr>
                 <w:noProof/>
               </w:rPr>
-              <w:t>12</w:t>
+              <w:t>13</w:t>
             </w:r>
             <w:r>
               <w:rPr>
@@ -1998,7 +1998,7 @@
               <w14:ligatures w14:val="standardContextual"/>
             </w:rPr>
           </w:pPr>
-          <w:hyperlink w:anchor="_Toc242133036" w:history="1">
+          <w:hyperlink w:anchor="_Toc242150906" w:history="1">
             <w:r>
               <w:rPr>
                 <w:rStyle w:val="a5"/>
@@ -2022,7 +2022,7 @@
               <w:rPr>
                 <w:noProof/>
               </w:rPr>
-              <w:instrText xml:space="preserve"> PAGEREF _Toc242133036 \h </w:instrText>
+              <w:instrText xml:space="preserve"> PAGEREF _Toc242150906 \h </w:instrText>
             </w:r>
             <w:r>
               <w:rPr>
@@ -2064,7 +2064,7 @@
               <w14:ligatures w14:val="standardContextual"/>
             </w:rPr>
           </w:pPr>
-          <w:hyperlink w:anchor="_Toc242133037" w:history="1">
+          <w:hyperlink w:anchor="_Toc242150907" w:history="1">
             <w:r>
               <w:rPr>
                 <w:rStyle w:val="a5"/>
@@ -2088,7 +2088,7 @@
               <w:rPr>
                 <w:noProof/>
               </w:rPr>
-              <w:instrText xml:space="preserve"> PAGEREF _Toc242133037 \h </w:instrText>
+              <w:instrText xml:space="preserve"> PAGEREF _Toc242150907 \h </w:instrText>
             </w:r>
             <w:r>
               <w:rPr>
@@ -2130,7 +2130,7 @@
               <w14:ligatures w14:val="standardContextual"/>
             </w:rPr>
           </w:pPr>
-          <w:hyperlink w:anchor="_Toc242133038" w:history="1">
+          <w:hyperlink w:anchor="_Toc242150908" w:history="1">
             <w:r>
               <w:rPr>
                 <w:rStyle w:val="a5"/>
@@ -2154,7 +2154,7 @@
               <w:rPr>
                 <w:noProof/>
               </w:rPr>
-              <w:instrText xml:space="preserve"> PAGEREF _Toc242133038 \h </w:instrText>
+              <w:instrText xml:space="preserve"> PAGEREF _Toc242150908 \h </w:instrText>
             </w:r>
             <w:r>
               <w:rPr>
@@ -2196,7 +2196,7 @@
               <w14:ligatures w14:val="standardContextual"/>
             </w:rPr>
           </w:pPr>
-          <w:hyperlink w:anchor="_Toc242133039" w:history="1">
+          <w:hyperlink w:anchor="_Toc242150909" w:history="1">
             <w:r>
               <w:rPr>
                 <w:rStyle w:val="a5"/>
@@ -2220,7 +2220,7 @@
               <w:rPr>
                 <w:noProof/>
               </w:rPr>
-              <w:instrText xml:space="preserve"> PAGEREF _Toc242133039 \h </w:instrText>
+              <w:instrText xml:space="preserve"> PAGEREF _Toc242150909 \h </w:instrText>
             </w:r>
             <w:r>
               <w:rPr>
@@ -2265,7 +2265,7 @@
         <w:keepNext/>
         <w:spacing w:before="360"/>
       </w:pPr>
-      <w:bookmarkStart w:id="0" w:name="_Toc242133009"/>
+      <w:bookmarkStart w:id="0" w:name="_Toc242150879"/>
       <w:r>
         <w:lastRenderedPageBreak/>
         <w:t>1. Что это за инструмент и что он умеет</w:t>
@@ -2396,7 +2396,7 @@
           <w:left w:w="10" w:type="dxa"/>
           <w:right w:w="10" w:type="dxa"/>
         </w:tblCellMar>
-        <w:tblLook w:val="04A0" w:firstRow="1" w:lastRow="0" w:firstColumn="1" w:lastColumn="0" w:noHBand="0" w:noVBand="1"/>
+        <w:tblLook w:val="0000" w:firstRow="0" w:lastRow="0" w:firstColumn="0" w:lastColumn="0" w:noHBand="0" w:noVBand="0"/>
       </w:tblPr>
       <w:tblGrid>
         <w:gridCol w:w="9638"/>
@@ -2462,7 +2462,7 @@
         <w:keepNext/>
         <w:spacing w:before="360"/>
       </w:pPr>
-      <w:bookmarkStart w:id="1" w:name="_Toc242133010"/>
+      <w:bookmarkStart w:id="1" w:name="_Toc242150880"/>
       <w:r>
         <w:t>2. Рекомендуемый порядок работы</w:t>
       </w:r>
@@ -2491,7 +2491,7 @@
           <w:left w:w="10" w:type="dxa"/>
           <w:right w:w="10" w:type="dxa"/>
         </w:tblCellMar>
-        <w:tblLook w:val="04A0" w:firstRow="1" w:lastRow="0" w:firstColumn="1" w:lastColumn="0" w:noHBand="0" w:noVBand="1"/>
+        <w:tblLook w:val="0000" w:firstRow="0" w:lastRow="0" w:firstColumn="0" w:lastColumn="0" w:noHBand="0" w:noVBand="0"/>
       </w:tblPr>
       <w:tblGrid>
         <w:gridCol w:w="700"/>
@@ -3327,7 +3327,7 @@
         <w:keepNext/>
         <w:spacing w:before="360"/>
       </w:pPr>
-      <w:bookmarkStart w:id="2" w:name="_Toc242133011"/>
+      <w:bookmarkStart w:id="2" w:name="_Toc242150881"/>
       <w:r>
         <w:t>3. Боковая панель: общие настройки</w:t>
       </w:r>
@@ -3356,7 +3356,7 @@
           <w:left w:w="10" w:type="dxa"/>
           <w:right w:w="10" w:type="dxa"/>
         </w:tblCellMar>
-        <w:tblLook w:val="04A0" w:firstRow="1" w:lastRow="0" w:firstColumn="1" w:lastColumn="0" w:noHBand="0" w:noVBand="1"/>
+        <w:tblLook w:val="0000" w:firstRow="0" w:lastRow="0" w:firstColumn="0" w:lastColumn="0" w:noHBand="0" w:noVBand="0"/>
       </w:tblPr>
       <w:tblGrid>
         <w:gridCol w:w="18"/>
@@ -4151,7 +4151,7 @@
         <w:keepNext/>
         <w:spacing w:before="360"/>
       </w:pPr>
-      <w:bookmarkStart w:id="3" w:name="_Toc242133012"/>
+      <w:bookmarkStart w:id="3" w:name="_Toc242150882"/>
       <w:r>
         <w:t>4. Страница «Данные и качество»</w:t>
       </w:r>
@@ -4162,7 +4162,7 @@
         <w:pStyle w:val="2"/>
         <w:keepNext/>
       </w:pPr>
-      <w:bookmarkStart w:id="4" w:name="_Toc242133013"/>
+      <w:bookmarkStart w:id="4" w:name="_Toc242150883"/>
       <w:r>
         <w:t>На что смотреть</w:t>
       </w:r>
@@ -4303,7 +4303,7 @@
         <w:pStyle w:val="2"/>
         <w:keepNext/>
       </w:pPr>
-      <w:bookmarkStart w:id="5" w:name="_Toc242133014"/>
+      <w:bookmarkStart w:id="5" w:name="_Toc242150884"/>
       <w:r>
         <w:t>Как читать и что анализировать</w:t>
       </w:r>
@@ -4373,7 +4373,7 @@
           <w:left w:w="10" w:type="dxa"/>
           <w:right w:w="10" w:type="dxa"/>
         </w:tblCellMar>
-        <w:tblLook w:val="04A0" w:firstRow="1" w:lastRow="0" w:firstColumn="1" w:lastColumn="0" w:noHBand="0" w:noVBand="1"/>
+        <w:tblLook w:val="0000" w:firstRow="0" w:lastRow="0" w:firstColumn="0" w:lastColumn="0" w:noHBand="0" w:noVBand="0"/>
       </w:tblPr>
       <w:tblGrid>
         <w:gridCol w:w="9638"/>
@@ -4465,7 +4465,7 @@
         <w:keepNext/>
         <w:spacing w:before="360"/>
       </w:pPr>
-      <w:bookmarkStart w:id="6" w:name="_Toc242133015"/>
+      <w:bookmarkStart w:id="6" w:name="_Toc242150885"/>
       <w:r>
         <w:t>5. Страница «Показатели»</w:t>
       </w:r>
@@ -4476,7 +4476,7 @@
         <w:pStyle w:val="2"/>
         <w:keepNext/>
       </w:pPr>
-      <w:bookmarkStart w:id="7" w:name="_Toc242133016"/>
+      <w:bookmarkStart w:id="7" w:name="_Toc242150886"/>
       <w:r>
         <w:t>На что смотреть</w:t>
       </w:r>
@@ -4587,7 +4587,7 @@
         <w:pStyle w:val="2"/>
         <w:keepNext/>
       </w:pPr>
-      <w:bookmarkStart w:id="8" w:name="_Toc242133017"/>
+      <w:bookmarkStart w:id="8" w:name="_Toc242150887"/>
       <w:r>
         <w:t>Что анализировать</w:t>
       </w:r>
@@ -4727,7 +4727,7 @@
         <w:keepNext/>
         <w:spacing w:before="360"/>
       </w:pPr>
-      <w:bookmarkStart w:id="9" w:name="_Toc242133018"/>
+      <w:bookmarkStart w:id="9" w:name="_Toc242150888"/>
       <w:r>
         <w:lastRenderedPageBreak/>
         <w:t>6. Страница «Сеть»</w:t>
@@ -4757,7 +4757,7 @@
         <w:pStyle w:val="2"/>
         <w:keepNext/>
       </w:pPr>
-      <w:bookmarkStart w:id="10" w:name="_Toc242133019"/>
+      <w:bookmarkStart w:id="10" w:name="_Toc242150889"/>
       <w:r>
         <w:t>Параметры и их смысл</w:t>
       </w:r>
@@ -4778,7 +4778,7 @@
           <w:left w:w="10" w:type="dxa"/>
           <w:right w:w="10" w:type="dxa"/>
         </w:tblCellMar>
-        <w:tblLook w:val="04A0" w:firstRow="1" w:lastRow="0" w:firstColumn="1" w:lastColumn="0" w:noHBand="0" w:noVBand="1"/>
+        <w:tblLook w:val="0000" w:firstRow="0" w:lastRow="0" w:firstColumn="0" w:lastColumn="0" w:noHBand="0" w:noVBand="0"/>
       </w:tblPr>
       <w:tblGrid>
         <w:gridCol w:w="2300"/>
@@ -5285,7 +5285,7 @@
         <w:pStyle w:val="2"/>
         <w:keepNext/>
       </w:pPr>
-      <w:bookmarkStart w:id="11" w:name="_Toc242133020"/>
+      <w:bookmarkStart w:id="11" w:name="_Toc242150890"/>
       <w:r>
         <w:t>На что смотреть</w:t>
       </w:r>
@@ -5386,7 +5386,7 @@
           <w:left w:w="10" w:type="dxa"/>
           <w:right w:w="10" w:type="dxa"/>
         </w:tblCellMar>
-        <w:tblLook w:val="04A0" w:firstRow="1" w:lastRow="0" w:firstColumn="1" w:lastColumn="0" w:noHBand="0" w:noVBand="1"/>
+        <w:tblLook w:val="0000" w:firstRow="0" w:lastRow="0" w:firstColumn="0" w:lastColumn="0" w:noHBand="0" w:noVBand="0"/>
       </w:tblPr>
       <w:tblGrid>
         <w:gridCol w:w="9638"/>
@@ -5504,7 +5504,7 @@
         <w:keepNext/>
         <w:spacing w:before="360"/>
       </w:pPr>
-      <w:bookmarkStart w:id="12" w:name="_Toc242133021"/>
+      <w:bookmarkStart w:id="12" w:name="_Toc242150891"/>
       <w:r>
         <w:t>7. Страница «Кластеры»</w:t>
       </w:r>
@@ -5515,7 +5515,7 @@
         <w:pStyle w:val="2"/>
         <w:keepNext/>
       </w:pPr>
-      <w:bookmarkStart w:id="13" w:name="_Toc242133022"/>
+      <w:bookmarkStart w:id="13" w:name="_Toc242150892"/>
       <w:r>
         <w:t>Методы</w:t>
       </w:r>
@@ -5536,7 +5536,7 @@
           <w:left w:w="10" w:type="dxa"/>
           <w:right w:w="10" w:type="dxa"/>
         </w:tblCellMar>
-        <w:tblLook w:val="04A0" w:firstRow="1" w:lastRow="0" w:firstColumn="1" w:lastColumn="0" w:noHBand="0" w:noVBand="1"/>
+        <w:tblLook w:val="0000" w:firstRow="0" w:lastRow="0" w:firstColumn="0" w:lastColumn="0" w:noHBand="0" w:noVBand="0"/>
       </w:tblPr>
       <w:tblGrid>
         <w:gridCol w:w="2300"/>
@@ -5849,7 +5849,7 @@
         <w:pStyle w:val="2"/>
         <w:keepNext/>
       </w:pPr>
-      <w:bookmarkStart w:id="14" w:name="_Toc242133023"/>
+      <w:bookmarkStart w:id="14" w:name="_Toc242150893"/>
       <w:r>
         <w:t>Режим, метод «Уорд + k-means» и номера K1…Kn</w:t>
       </w:r>
@@ -5920,7 +5920,7 @@
         <w:pStyle w:val="2"/>
         <w:keepNext/>
       </w:pPr>
-      <w:bookmarkStart w:id="15" w:name="_Toc242133024"/>
+      <w:bookmarkStart w:id="15" w:name="_Toc242150894"/>
       <w:r>
         <w:t>Как выбрать число кластеров k</w:t>
       </w:r>
@@ -5946,7 +5946,17 @@
         <w:t>«Выбор числа кластеров»</w:t>
       </w:r>
       <w:r>
-        <w:t>: восемь маленьких графиков индексов для k = 2…10.</w:t>
+        <w:t xml:space="preserve">: вверху — </w:t>
+      </w:r>
+      <w:r>
+        <w:rPr>
+          <w:b/>
+          <w:bCs/>
+        </w:rPr>
+        <w:t>метод локтя</w:t>
+      </w:r>
+      <w:r>
+        <w:t xml:space="preserve"> (график внутрикластерной суммы квадратов WCSS для k = 2…10 с отмеченным «локтем» — k, после которого падение резко замедляется), ниже — восемь маленьких графиков индексов.</w:t>
       </w:r>
     </w:p>
     <w:p>
@@ -5982,7 +5992,7 @@
         <w:spacing w:after="60" w:line="264" w:lineRule="auto"/>
       </w:pPr>
       <w:r>
-        <w:t>Сводная таблица по всем методам и годам — в файле reports/CLUSTERS.md: по всей России индексы чаще указывают на 4–6; по умолчанию k = 6 (рекомендуемый диапазон 4–6).</w:t>
+        <w:t>Сводная таблица по всем методам и годам — в файле reports/CLUSTERS.md: по всей России индексы чаще указывают на 4–6, локоть — на 4–5; по умолчанию k = 6 (рекомендуемый диапазон 4–6).</w:t>
       </w:r>
     </w:p>
     <w:p>
@@ -6013,8 +6023,9 @@
         <w:pStyle w:val="2"/>
         <w:keepNext/>
       </w:pPr>
-      <w:bookmarkStart w:id="16" w:name="_Toc242133025"/>
-      <w:r>
+      <w:bookmarkStart w:id="16" w:name="_Toc242150895"/>
+      <w:r>
+        <w:lastRenderedPageBreak/>
         <w:t>На что смотреть</w:t>
       </w:r>
       <w:bookmarkEnd w:id="16"/>
@@ -6053,7 +6064,6 @@
           <w:b/>
           <w:bCs/>
         </w:rPr>
-        <w:lastRenderedPageBreak/>
         <w:t>Граф, окрашенный по кластерам:</w:t>
       </w:r>
       <w:r>
@@ -6105,7 +6115,7 @@
         <w:pStyle w:val="2"/>
         <w:keepNext/>
       </w:pPr>
-      <w:bookmarkStart w:id="17" w:name="_Toc242133026"/>
+      <w:bookmarkStart w:id="17" w:name="_Toc242150896"/>
       <w:r>
         <w:t>Что анализировать</w:t>
       </w:r>
@@ -6258,7 +6268,7 @@
         <w:keepNext/>
         <w:spacing w:before="360"/>
       </w:pPr>
-      <w:bookmarkStart w:id="18" w:name="_Toc242133027"/>
+      <w:bookmarkStart w:id="18" w:name="_Toc242150897"/>
       <w:r>
         <w:t>8. Страницы «Динамика» и «Конвергенция»</w:t>
       </w:r>
@@ -6269,7 +6279,7 @@
         <w:pStyle w:val="2"/>
         <w:keepNext/>
       </w:pPr>
-      <w:bookmarkStart w:id="19" w:name="_Toc242133028"/>
+      <w:bookmarkStart w:id="19" w:name="_Toc242150898"/>
       <w:r>
         <w:t>Динамика: как меняются типы</w:t>
       </w:r>
@@ -6377,6 +6387,7 @@
           <w:b/>
           <w:bCs/>
         </w:rPr>
+        <w:lastRenderedPageBreak/>
         <w:t>Карта «кто куда перешёл»:</w:t>
       </w:r>
       <w:r>
@@ -6415,7 +6426,6 @@
         <w:spacing w:after="60" w:line="264" w:lineRule="auto"/>
       </w:pPr>
       <w:r>
-        <w:lastRenderedPageBreak/>
         <w:t>Объяснить переходы конкретных МО: открыть их значения на странице «Показатели» — что изменилось (запуск крупного проекта, отток населения, смена специализации).</w:t>
       </w:r>
     </w:p>
@@ -6437,7 +6447,7 @@
         <w:pStyle w:val="2"/>
         <w:keepNext/>
       </w:pPr>
-      <w:bookmarkStart w:id="20" w:name="_Toc242133029"/>
+      <w:bookmarkStart w:id="20" w:name="_Toc242150899"/>
       <w:r>
         <w:t>Конвергенция: сближаются ли МО</w:t>
       </w:r>
@@ -6458,7 +6468,7 @@
           <w:left w:w="10" w:type="dxa"/>
           <w:right w:w="10" w:type="dxa"/>
         </w:tblCellMar>
-        <w:tblLook w:val="04A0" w:firstRow="1" w:lastRow="0" w:firstColumn="1" w:lastColumn="0" w:noHBand="0" w:noVBand="1"/>
+        <w:tblLook w:val="0000" w:firstRow="0" w:lastRow="0" w:firstColumn="0" w:lastColumn="0" w:noHBand="0" w:noVBand="0"/>
       </w:tblPr>
       <w:tblGrid>
         <w:gridCol w:w="3200"/>
@@ -6806,7 +6816,7 @@
           <w:left w:w="10" w:type="dxa"/>
           <w:right w:w="10" w:type="dxa"/>
         </w:tblCellMar>
-        <w:tblLook w:val="04A0" w:firstRow="1" w:lastRow="0" w:firstColumn="1" w:lastColumn="0" w:noHBand="0" w:noVBand="1"/>
+        <w:tblLook w:val="0000" w:firstRow="0" w:lastRow="0" w:firstColumn="0" w:lastColumn="0" w:noHBand="0" w:noVBand="0"/>
       </w:tblPr>
       <w:tblGrid>
         <w:gridCol w:w="9638"/>
@@ -6881,7 +6891,7 @@
         <w:keepNext/>
         <w:spacing w:before="360"/>
       </w:pPr>
-      <w:bookmarkStart w:id="21" w:name="_Toc242133030"/>
+      <w:bookmarkStart w:id="21" w:name="_Toc242150900"/>
       <w:r>
         <w:t>9. Страница «Сводные таблицы»</w:t>
       </w:r>
@@ -6900,8 +6910,9 @@
         <w:pStyle w:val="2"/>
         <w:keepNext/>
       </w:pPr>
-      <w:bookmarkStart w:id="22" w:name="_Toc242133031"/>
-      <w:r>
+      <w:bookmarkStart w:id="22" w:name="_Toc242150901"/>
+      <w:r>
+        <w:lastRenderedPageBreak/>
         <w:t>Таблица 1. Характерные признаки кластеров</w:t>
       </w:r>
       <w:bookmarkEnd w:id="22"/>
@@ -6943,7 +6954,6 @@
           <w:b/>
           <w:bCs/>
         </w:rPr>
-        <w:lastRenderedPageBreak/>
         <w:t>Развёрнутый вариант</w:t>
       </w:r>
       <w:r>
@@ -6975,7 +6985,7 @@
         <w:pStyle w:val="2"/>
         <w:keepNext/>
       </w:pPr>
-      <w:bookmarkStart w:id="23" w:name="_Toc242133032"/>
+      <w:bookmarkStart w:id="23" w:name="_Toc242150902"/>
       <w:r>
         <w:t>Таблица 2. Результаты кластеризации по периодам</w:t>
       </w:r>
@@ -7106,7 +7116,7 @@
           <w:left w:w="10" w:type="dxa"/>
           <w:right w:w="10" w:type="dxa"/>
         </w:tblCellMar>
-        <w:tblLook w:val="04A0" w:firstRow="1" w:lastRow="0" w:firstColumn="1" w:lastColumn="0" w:noHBand="0" w:noVBand="1"/>
+        <w:tblLook w:val="0000" w:firstRow="0" w:lastRow="0" w:firstColumn="0" w:lastColumn="0" w:noHBand="0" w:noVBand="0"/>
       </w:tblPr>
       <w:tblGrid>
         <w:gridCol w:w="9638"/>
@@ -7173,7 +7183,7 @@
         <w:keepNext/>
         <w:spacing w:before="360"/>
       </w:pPr>
-      <w:bookmarkStart w:id="24" w:name="_Toc242133033"/>
+      <w:bookmarkStart w:id="24" w:name="_Toc242150903"/>
       <w:r>
         <w:t>10. Страница «Обновление данных»</w:t>
       </w:r>
@@ -7212,7 +7222,7 @@
           <w:left w:w="10" w:type="dxa"/>
           <w:right w:w="10" w:type="dxa"/>
         </w:tblCellMar>
-        <w:tblLook w:val="04A0" w:firstRow="1" w:lastRow="0" w:firstColumn="1" w:lastColumn="0" w:noHBand="0" w:noVBand="1"/>
+        <w:tblLook w:val="0000" w:firstRow="0" w:lastRow="0" w:firstColumn="0" w:lastColumn="0" w:noHBand="0" w:noVBand="0"/>
       </w:tblPr>
       <w:tblGrid>
         <w:gridCol w:w="2600"/>
@@ -7466,6 +7476,7 @@
               <w:spacing w:after="40" w:line="252" w:lineRule="auto"/>
             </w:pPr>
             <w:r>
+              <w:lastRenderedPageBreak/>
               <w:t>Скачать свежие данные и пересчитать</w:t>
             </w:r>
           </w:p>
@@ -7529,9 +7540,8 @@
         <w:keepNext/>
         <w:spacing w:before="360"/>
       </w:pPr>
-      <w:bookmarkStart w:id="25" w:name="_Toc242133034"/>
-      <w:r>
-        <w:lastRenderedPageBreak/>
+      <w:bookmarkStart w:id="25" w:name="_Toc242150904"/>
+      <w:r>
         <w:t>11. Шпаргалка по индексам качества</w:t>
       </w:r>
       <w:bookmarkEnd w:id="25"/>
@@ -7551,7 +7561,7 @@
           <w:left w:w="10" w:type="dxa"/>
           <w:right w:w="10" w:type="dxa"/>
         </w:tblCellMar>
-        <w:tblLook w:val="04A0" w:firstRow="1" w:lastRow="0" w:firstColumn="1" w:lastColumn="0" w:noHBand="0" w:noVBand="1"/>
+        <w:tblLook w:val="0000" w:firstRow="0" w:lastRow="0" w:firstColumn="0" w:lastColumn="0" w:noHBand="0" w:noVBand="0"/>
       </w:tblPr>
       <w:tblGrid>
         <w:gridCol w:w="2000"/>
@@ -8366,6 +8376,93 @@
           </w:p>
         </w:tc>
       </w:tr>
+      <w:tr>
+        <w:tblPrEx>
+          <w:tblCellMar>
+            <w:top w:w="0" w:type="dxa"/>
+            <w:bottom w:w="0" w:type="dxa"/>
+          </w:tblCellMar>
+        </w:tblPrEx>
+        <w:trPr>
+          <w:cantSplit/>
+        </w:trPr>
+        <w:tc>
+          <w:tcPr>
+            <w:tcW w:w="2000" w:type="dxa"/>
+            <w:tcMar>
+              <w:top w:w="60" w:type="dxa"/>
+              <w:left w:w="100" w:type="dxa"/>
+              <w:bottom w:w="60" w:type="dxa"/>
+              <w:right w:w="100" w:type="dxa"/>
+            </w:tcMar>
+          </w:tcPr>
+          <w:p>
+            <w:pPr>
+              <w:spacing w:after="40" w:line="252" w:lineRule="auto"/>
+            </w:pPr>
+            <w:r>
+              <w:t>WCSS (метод локтя)</w:t>
+            </w:r>
+          </w:p>
+        </w:tc>
+        <w:tc>
+          <w:tcPr>
+            <w:tcW w:w="1500" w:type="dxa"/>
+            <w:tcMar>
+              <w:top w:w="60" w:type="dxa"/>
+              <w:left w:w="100" w:type="dxa"/>
+              <w:bottom w:w="60" w:type="dxa"/>
+              <w:right w:w="100" w:type="dxa"/>
+            </w:tcMar>
+          </w:tcPr>
+          <w:p>
+            <w:pPr>
+              <w:spacing w:after="40" w:line="252" w:lineRule="auto"/>
+            </w:pPr>
+            <w:r>
+              <w:t>смотрят на «локоть»</w:t>
+            </w:r>
+          </w:p>
+        </w:tc>
+        <w:tc>
+          <w:tcPr>
+            <w:tcW w:w="3138" w:type="dxa"/>
+            <w:tcMar>
+              <w:top w:w="60" w:type="dxa"/>
+              <w:left w:w="100" w:type="dxa"/>
+              <w:bottom w:w="60" w:type="dxa"/>
+              <w:right w:w="100" w:type="dxa"/>
+            </w:tcMar>
+          </w:tcPr>
+          <w:p>
+            <w:pPr>
+              <w:spacing w:after="40" w:line="252" w:lineRule="auto"/>
+            </w:pPr>
+            <w:r>
+              <w:t>Сумма квадратов расстояний МО до центров кластеров</w:t>
+            </w:r>
+          </w:p>
+        </w:tc>
+        <w:tc>
+          <w:tcPr>
+            <w:tcW w:w="3000" w:type="dxa"/>
+            <w:tcMar>
+              <w:top w:w="60" w:type="dxa"/>
+              <w:left w:w="100" w:type="dxa"/>
+              <w:bottom w:w="60" w:type="dxa"/>
+              <w:right w:w="100" w:type="dxa"/>
+            </w:tcMar>
+          </w:tcPr>
+          <w:p>
+            <w:pPr>
+              <w:spacing w:after="40" w:line="252" w:lineRule="auto"/>
+            </w:pPr>
+            <w:r>
+              <w:t>Всегда падает с ростом k; полезно место, где падение замедляется (по России — k = 4–5)</w:t>
+            </w:r>
+          </w:p>
+        </w:tc>
+      </w:tr>
     </w:tbl>
     <w:p>
       <w:pPr>
@@ -8406,8 +8503,9 @@
         <w:keepNext/>
         <w:spacing w:before="360"/>
       </w:pPr>
-      <w:bookmarkStart w:id="26" w:name="_Toc242133035"/>
-      <w:r>
+      <w:bookmarkStart w:id="26" w:name="_Toc242150905"/>
+      <w:r>
+        <w:lastRenderedPageBreak/>
         <w:t>12. Проверка вывода перед тем, как вносить его в отчёт</w:t>
       </w:r>
       <w:bookmarkEnd w:id="26"/>
@@ -8566,7 +8664,6 @@
           <w:b/>
           <w:bCs/>
         </w:rPr>
-        <w:lastRenderedPageBreak/>
         <w:t>Надёжность ВМП:</w:t>
       </w:r>
       <w:r>
@@ -8599,7 +8696,7 @@
         <w:keepNext/>
         <w:spacing w:before="360"/>
       </w:pPr>
-      <w:bookmarkStart w:id="27" w:name="_Toc242133036"/>
+      <w:bookmarkStart w:id="27" w:name="_Toc242150906"/>
       <w:r>
         <w:t>13. Какие исследовательские вопросы можно поставить</w:t>
       </w:r>
@@ -8628,7 +8725,7 @@
           <w:left w:w="10" w:type="dxa"/>
           <w:right w:w="10" w:type="dxa"/>
         </w:tblCellMar>
-        <w:tblLook w:val="04A0" w:firstRow="1" w:lastRow="0" w:firstColumn="1" w:lastColumn="0" w:noHBand="0" w:noVBand="1"/>
+        <w:tblLook w:val="0000" w:firstRow="0" w:lastRow="0" w:firstColumn="0" w:lastColumn="0" w:noHBand="0" w:noVBand="0"/>
       </w:tblPr>
       <w:tblGrid>
         <w:gridCol w:w="3300"/>
@@ -9222,6 +9319,7 @@
               <w:spacing w:after="40" w:line="252" w:lineRule="auto"/>
             </w:pPr>
             <w:r>
+              <w:lastRenderedPageBreak/>
               <w:t>Сокращается ли неравенство между МО?</w:t>
             </w:r>
           </w:p>
@@ -9476,9 +9574,8 @@
         <w:keepNext/>
         <w:spacing w:before="360"/>
       </w:pPr>
-      <w:bookmarkStart w:id="28" w:name="_Toc242133037"/>
-      <w:r>
-        <w:lastRenderedPageBreak/>
+      <w:bookmarkStart w:id="28" w:name="_Toc242150907"/>
+      <w:r>
         <w:t>14. Ограничения данных: что нельзя утверждать</w:t>
       </w:r>
       <w:bookmarkEnd w:id="28"/>
@@ -9649,7 +9746,7 @@
         <w:keepNext/>
         <w:spacing w:before="360"/>
       </w:pPr>
-      <w:bookmarkStart w:id="29" w:name="_Toc242133038"/>
+      <w:bookmarkStart w:id="29" w:name="_Toc242150908"/>
       <w:r>
         <w:t>15. Где что лежит</w:t>
       </w:r>
@@ -9670,7 +9767,7 @@
           <w:left w:w="10" w:type="dxa"/>
           <w:right w:w="10" w:type="dxa"/>
         </w:tblCellMar>
-        <w:tblLook w:val="04A0" w:firstRow="1" w:lastRow="0" w:firstColumn="1" w:lastColumn="0" w:noHBand="0" w:noVBand="1"/>
+        <w:tblLook w:val="0000" w:firstRow="0" w:lastRow="0" w:firstColumn="0" w:lastColumn="0" w:noHBand="0" w:noVBand="0"/>
       </w:tblPr>
       <w:tblGrid>
         <w:gridCol w:w="4400"/>
@@ -10007,6 +10104,7 @@
               <w:spacing w:after="40" w:line="252" w:lineRule="auto"/>
             </w:pPr>
             <w:r>
+              <w:lastRenderedPageBreak/>
               <w:t>Динамика типов, конвергенция</w:t>
             </w:r>
           </w:p>
@@ -10282,9 +10380,8 @@
         <w:pStyle w:val="2"/>
         <w:keepNext/>
       </w:pPr>
-      <w:bookmarkStart w:id="30" w:name="_Toc242133039"/>
-      <w:r>
-        <w:lastRenderedPageBreak/>
+      <w:bookmarkStart w:id="30" w:name="_Toc242150909"/>
+      <w:r>
         <w:t>Глоссарий</w:t>
       </w:r>
       <w:bookmarkEnd w:id="30"/>
@@ -10304,7 +10401,7 @@
           <w:left w:w="10" w:type="dxa"/>
           <w:right w:w="10" w:type="dxa"/>
         </w:tblCellMar>
-        <w:tblLook w:val="04A0" w:firstRow="1" w:lastRow="0" w:firstColumn="1" w:lastColumn="0" w:noHBand="0" w:noVBand="1"/>
+        <w:tblLook w:val="0000" w:firstRow="0" w:lastRow="0" w:firstColumn="0" w:lastColumn="0" w:noHBand="0" w:noVBand="0"/>
       </w:tblPr>
       <w:tblGrid>
         <w:gridCol w:w="2400"/>
@@ -11113,241 +11210,241 @@
 <file path=word/numbering.xml><?xml version="1.0" encoding="utf-8"?>
 <w:numbering xmlns:wpc="http://schemas.microsoft.com/office/word/2010/wordprocessingCanvas" xmlns:cx="http://schemas.microsoft.com/office/drawing/2014/chartex" xmlns:cx1="http://schemas.microsoft.com/office/drawing/2015/9/8/chartex" xmlns:cx2="http://schemas.microsoft.com/office/drawing/2015/10/21/chartex" xmlns:cx3="http://schemas.microsoft.com/office/drawing/2016/5/9/chartex" xmlns:cx4="http://schemas.microsoft.com/office/drawing/2016/5/10/chartex" xmlns:cx5="http://schemas.microsoft.com/office/drawing/2016/5/11/chartex" xmlns:cx6="http://schemas.microsoft.com/office/drawing/2016/5/12/chartex" xmlns:cx7="http://schemas.microsoft.com/office/drawing/2016/5/13/chartex" xmlns:cx8="http://schemas.microsoft.com/office/drawing/2016/5/14/chartex" xmlns:mc="http://schemas.openxmlformats.org/markup-compatibility/2006" xmlns:aink="http://schemas.microsoft.com/office/drawing/2016/ink" xmlns:am3d="http://schemas.microsoft.com/office/drawing/2017/model3d" xmlns:o="urn:schemas-microsoft-com:office:office" xmlns:oel="http://schemas.microsoft.com/office/2019/extlst" xmlns:r="http://schemas.openxmlformats.org/officeDocument/2006/relationships" xmlns:m="http://schemas.openxmlformats.org/officeDocument/2006/math" xmlns:v="urn:schemas-microsoft-com:vml" xmlns:wp14="http://schemas.microsoft.com/office/word/2010/wordprocessingDrawing" xmlns:wp="http://schemas.openxmlformats.org/drawingml/2006/wordprocessingDrawing" xmlns:w10="urn:schemas-microsoft-com:office:word" xmlns:w="http://schemas.openxmlformats.org/wordprocessingml/2006/main" xmlns:w14="http://schemas.microsoft.com/office/word/2010/wordml" xmlns:w15="http://schemas.microsoft.com/office/word/2012/wordml" xmlns:w16cex="http://schemas.microsoft.com/office/word/2018/wordml/cex" xmlns:w16cid="http://schemas.microsoft.com/office/word/2016/wordml/cid" xmlns:w16="http://schemas.microsoft.com/office/word/2018/wordml" xmlns:w16du="http://schemas.microsoft.com/office/word/2023/wordml/word16du" xmlns:w16sdtdh="http://schemas.microsoft.com/office/word/2020/wordml/sdtdatahash" xmlns:w16sdtfl="http://schemas.microsoft.com/office/word/2024/wordml/sdtformatlock" xmlns:w16se="http://schemas.microsoft.com/office/word/2015/wordml/symex" xmlns:wpg="http://schemas.microsoft.com/office/word/2010/wordprocessingGroup" xmlns:wpi="http://schemas.microsoft.com/office/word/2010/wordprocessingInk" xmlns:wne="http://schemas.microsoft.com/office/word/2006/wordml" xmlns:wps="http://schemas.microsoft.com/office/word/2010/wordprocessingShape" mc:Ignorable="w14 w15 w16se w16cid w16 w16cex w16sdtdh w16sdtfl w16du wp14">
   <w:abstractNum w:abstractNumId="0" w15:restartNumberingAfterBreak="0">
-    <w:nsid w:val="15D9645F"/>
+    <w:nsid w:val="0232602A"/>
     <w:multiLevelType w:val="hybridMultilevel"/>
-    <w:tmpl w:val="AE0A2484"/>
-    <w:lvl w:ilvl="0" w:tplc="5FBC252E">
+    <w:tmpl w:val="E1BA5ABE"/>
+    <w:lvl w:ilvl="0" w:tplc="AFA85ABC">
       <w:start w:val="1"/>
-      <w:numFmt w:val="bullet"/>
-      <w:lvlText w:val="•"/>
+      <w:numFmt w:val="decimal"/>
+      <w:lvlText w:val="%1."/>
       <w:lvlJc w:val="left"/>
       <w:pPr>
-        <w:ind w:left="540" w:hanging="270"/>
+        <w:ind w:left="540" w:hanging="300"/>
       </w:pPr>
     </w:lvl>
-    <w:lvl w:ilvl="1" w:tplc="C3EE305C" w:tentative="1">
-      <w:start w:val="1"/>
-      <w:numFmt w:val="bullet"/>
-      <w:lvlText w:val="–"/>
-      <w:lvlJc w:val="left"/>
-      <w:pPr>
-        <w:ind w:left="1080" w:hanging="270"/>
-      </w:pPr>
-    </w:lvl>
-    <w:lvl w:ilvl="2" w:tplc="B81824B0">
+    <w:lvl w:ilvl="1" w:tplc="45DEB0D2">
       <w:numFmt w:val="decimal"/>
       <w:lvlText w:val=""/>
       <w:lvlJc w:val="left"/>
     </w:lvl>
-    <w:lvl w:ilvl="3" w:tplc="DAD01A4E">
+    <w:lvl w:ilvl="2" w:tplc="13807264">
       <w:numFmt w:val="decimal"/>
       <w:lvlText w:val=""/>
       <w:lvlJc w:val="left"/>
     </w:lvl>
-    <w:lvl w:ilvl="4" w:tplc="842E7486">
+    <w:lvl w:ilvl="3" w:tplc="C8306A94">
       <w:numFmt w:val="decimal"/>
       <w:lvlText w:val=""/>
       <w:lvlJc w:val="left"/>
     </w:lvl>
-    <w:lvl w:ilvl="5" w:tplc="93603444">
+    <w:lvl w:ilvl="4" w:tplc="0D62CAD8">
       <w:numFmt w:val="decimal"/>
       <w:lvlText w:val=""/>
       <w:lvlJc w:val="left"/>
     </w:lvl>
-    <w:lvl w:ilvl="6" w:tplc="7AB60D64">
+    <w:lvl w:ilvl="5" w:tplc="6C5EBF0C">
       <w:numFmt w:val="decimal"/>
       <w:lvlText w:val=""/>
       <w:lvlJc w:val="left"/>
     </w:lvl>
-    <w:lvl w:ilvl="7" w:tplc="2F960176">
+    <w:lvl w:ilvl="6" w:tplc="DE1C65EE">
       <w:numFmt w:val="decimal"/>
       <w:lvlText w:val=""/>
       <w:lvlJc w:val="left"/>
     </w:lvl>
-    <w:lvl w:ilvl="8" w:tplc="86166D5A">
+    <w:lvl w:ilvl="7" w:tplc="BF3A9A3C">
+      <w:numFmt w:val="decimal"/>
+      <w:lvlText w:val=""/>
+      <w:lvlJc w:val="left"/>
+    </w:lvl>
+    <w:lvl w:ilvl="8" w:tplc="8EEEB9B0">
       <w:numFmt w:val="decimal"/>
       <w:lvlText w:val=""/>
       <w:lvlJc w:val="left"/>
     </w:lvl>
   </w:abstractNum>
   <w:abstractNum w:abstractNumId="1" w15:restartNumberingAfterBreak="0">
-    <w:nsid w:val="21D76A84"/>
+    <w:nsid w:val="161C53EE"/>
     <w:multiLevelType w:val="hybridMultilevel"/>
-    <w:tmpl w:val="7414BA20"/>
-    <w:lvl w:ilvl="0" w:tplc="EA06A230" w:tentative="1">
+    <w:tmpl w:val="517C9118"/>
+    <w:lvl w:ilvl="0" w:tplc="AB0208FC">
       <w:start w:val="1"/>
       <w:numFmt w:val="bullet"/>
-      <w:lvlText w:val="●"/>
+      <w:lvlText w:val="•"/>
       <w:lvlJc w:val="left"/>
       <w:pPr>
-        <w:ind w:left="720" w:hanging="360"/>
+        <w:ind w:left="540" w:hanging="270"/>
       </w:pPr>
     </w:lvl>
-    <w:lvl w:ilvl="1" w:tplc="AEF43234" w:tentative="1">
+    <w:lvl w:ilvl="1" w:tplc="ED94E0C4" w:tentative="1">
       <w:start w:val="1"/>
       <w:numFmt w:val="bullet"/>
-      <w:lvlText w:val="○"/>
+      <w:lvlText w:val="–"/>
       <w:lvlJc w:val="left"/>
       <w:pPr>
-        <w:ind w:left="1440" w:hanging="360"/>
+        <w:ind w:left="1080" w:hanging="270"/>
       </w:pPr>
     </w:lvl>
-    <w:lvl w:ilvl="2" w:tplc="58B22578" w:tentative="1">
-      <w:start w:val="1"/>
-      <w:numFmt w:val="bullet"/>
-      <w:lvlText w:val="■"/>
-      <w:lvlJc w:val="left"/>
-      <w:pPr>
-        <w:ind w:left="2160" w:hanging="360"/>
-      </w:pPr>
-    </w:lvl>
-    <w:lvl w:ilvl="3" w:tplc="BE4AAB30" w:tentative="1">
-      <w:start w:val="1"/>
-      <w:numFmt w:val="bullet"/>
-      <w:lvlText w:val="●"/>
-      <w:lvlJc w:val="left"/>
-      <w:pPr>
-        <w:ind w:left="2880" w:hanging="360"/>
-      </w:pPr>
-    </w:lvl>
-    <w:lvl w:ilvl="4" w:tplc="06228674" w:tentative="1">
-      <w:start w:val="1"/>
-      <w:numFmt w:val="bullet"/>
-      <w:lvlText w:val="○"/>
-      <w:lvlJc w:val="left"/>
-      <w:pPr>
-        <w:ind w:left="3600" w:hanging="360"/>
-      </w:pPr>
-    </w:lvl>
-    <w:lvl w:ilvl="5" w:tplc="B41E8B76" w:tentative="1">
-      <w:start w:val="1"/>
-      <w:numFmt w:val="bullet"/>
-      <w:lvlText w:val="■"/>
-      <w:lvlJc w:val="left"/>
-      <w:pPr>
-        <w:ind w:left="4320" w:hanging="360"/>
-      </w:pPr>
-    </w:lvl>
-    <w:lvl w:ilvl="6" w:tplc="D57A52A6" w:tentative="1">
-      <w:start w:val="1"/>
-      <w:numFmt w:val="bullet"/>
-      <w:lvlText w:val="●"/>
-      <w:lvlJc w:val="left"/>
-      <w:pPr>
-        <w:ind w:left="5040" w:hanging="360"/>
-      </w:pPr>
-    </w:lvl>
-    <w:lvl w:ilvl="7" w:tplc="13062B1E" w:tentative="1">
-      <w:start w:val="1"/>
-      <w:numFmt w:val="bullet"/>
-      <w:lvlText w:val="●"/>
-      <w:lvlJc w:val="left"/>
-      <w:pPr>
-        <w:ind w:left="5760" w:hanging="360"/>
-      </w:pPr>
-    </w:lvl>
-    <w:lvl w:ilvl="8" w:tplc="703C140A" w:tentative="1">
-      <w:start w:val="1"/>
-      <w:numFmt w:val="bullet"/>
-      <w:lvlText w:val="●"/>
-      <w:lvlJc w:val="left"/>
-      <w:pPr>
-        <w:ind w:left="6480" w:hanging="360"/>
-      </w:pPr>
-    </w:lvl>
-  </w:abstractNum>
-  <w:abstractNum w:abstractNumId="2" w15:restartNumberingAfterBreak="0">
-    <w:nsid w:val="537E594F"/>
-    <w:multiLevelType w:val="hybridMultilevel"/>
-    <w:tmpl w:val="DCC86796"/>
-    <w:lvl w:ilvl="0" w:tplc="4A527E96">
-      <w:start w:val="1"/>
-      <w:numFmt w:val="decimal"/>
-      <w:lvlText w:val="%1."/>
-      <w:lvlJc w:val="left"/>
-      <w:pPr>
-        <w:ind w:left="540" w:hanging="300"/>
-      </w:pPr>
-    </w:lvl>
-    <w:lvl w:ilvl="1" w:tplc="9FF647BC">
+    <w:lvl w:ilvl="2" w:tplc="6060AB06">
       <w:numFmt w:val="decimal"/>
       <w:lvlText w:val=""/>
       <w:lvlJc w:val="left"/>
     </w:lvl>
-    <w:lvl w:ilvl="2" w:tplc="4D981F3E">
+    <w:lvl w:ilvl="3" w:tplc="85CEAF9C">
       <w:numFmt w:val="decimal"/>
       <w:lvlText w:val=""/>
       <w:lvlJc w:val="left"/>
     </w:lvl>
-    <w:lvl w:ilvl="3" w:tplc="1934534E">
+    <w:lvl w:ilvl="4" w:tplc="7B2E21B4">
       <w:numFmt w:val="decimal"/>
       <w:lvlText w:val=""/>
       <w:lvlJc w:val="left"/>
     </w:lvl>
-    <w:lvl w:ilvl="4" w:tplc="41ACBC38">
+    <w:lvl w:ilvl="5" w:tplc="70BA093A">
       <w:numFmt w:val="decimal"/>
       <w:lvlText w:val=""/>
       <w:lvlJc w:val="left"/>
     </w:lvl>
-    <w:lvl w:ilvl="5" w:tplc="5F942DE0">
+    <w:lvl w:ilvl="6" w:tplc="35C40D32">
       <w:numFmt w:val="decimal"/>
       <w:lvlText w:val=""/>
       <w:lvlJc w:val="left"/>
     </w:lvl>
-    <w:lvl w:ilvl="6" w:tplc="69FAF944">
+    <w:lvl w:ilvl="7" w:tplc="922626D8">
       <w:numFmt w:val="decimal"/>
       <w:lvlText w:val=""/>
       <w:lvlJc w:val="left"/>
     </w:lvl>
-    <w:lvl w:ilvl="7" w:tplc="66F2E78C">
-      <w:numFmt w:val="decimal"/>
-      <w:lvlText w:val=""/>
-      <w:lvlJc w:val="left"/>
-    </w:lvl>
-    <w:lvl w:ilvl="8" w:tplc="8E12D11E">
+    <w:lvl w:ilvl="8" w:tplc="7F30E0D2">
       <w:numFmt w:val="decimal"/>
       <w:lvlText w:val=""/>
       <w:lvlJc w:val="left"/>
     </w:lvl>
   </w:abstractNum>
-  <w:num w:numId="1" w16cid:durableId="1059479723">
+  <w:abstractNum w:abstractNumId="2" w15:restartNumberingAfterBreak="0">
+    <w:nsid w:val="762F3A78"/>
+    <w:multiLevelType w:val="hybridMultilevel"/>
+    <w:tmpl w:val="5B869EF2"/>
+    <w:lvl w:ilvl="0" w:tplc="16A03992" w:tentative="1">
+      <w:start w:val="1"/>
+      <w:numFmt w:val="bullet"/>
+      <w:lvlText w:val="●"/>
+      <w:lvlJc w:val="left"/>
+      <w:pPr>
+        <w:ind w:left="720" w:hanging="360"/>
+      </w:pPr>
+    </w:lvl>
+    <w:lvl w:ilvl="1" w:tplc="E1425CC2" w:tentative="1">
+      <w:start w:val="1"/>
+      <w:numFmt w:val="bullet"/>
+      <w:lvlText w:val="○"/>
+      <w:lvlJc w:val="left"/>
+      <w:pPr>
+        <w:ind w:left="1440" w:hanging="360"/>
+      </w:pPr>
+    </w:lvl>
+    <w:lvl w:ilvl="2" w:tplc="E3C6CF98" w:tentative="1">
+      <w:start w:val="1"/>
+      <w:numFmt w:val="bullet"/>
+      <w:lvlText w:val="■"/>
+      <w:lvlJc w:val="left"/>
+      <w:pPr>
+        <w:ind w:left="2160" w:hanging="360"/>
+      </w:pPr>
+    </w:lvl>
+    <w:lvl w:ilvl="3" w:tplc="8CFC44CE" w:tentative="1">
+      <w:start w:val="1"/>
+      <w:numFmt w:val="bullet"/>
+      <w:lvlText w:val="●"/>
+      <w:lvlJc w:val="left"/>
+      <w:pPr>
+        <w:ind w:left="2880" w:hanging="360"/>
+      </w:pPr>
+    </w:lvl>
+    <w:lvl w:ilvl="4" w:tplc="F59279C0" w:tentative="1">
+      <w:start w:val="1"/>
+      <w:numFmt w:val="bullet"/>
+      <w:lvlText w:val="○"/>
+      <w:lvlJc w:val="left"/>
+      <w:pPr>
+        <w:ind w:left="3600" w:hanging="360"/>
+      </w:pPr>
+    </w:lvl>
+    <w:lvl w:ilvl="5" w:tplc="41D88472" w:tentative="1">
+      <w:start w:val="1"/>
+      <w:numFmt w:val="bullet"/>
+      <w:lvlText w:val="■"/>
+      <w:lvlJc w:val="left"/>
+      <w:pPr>
+        <w:ind w:left="4320" w:hanging="360"/>
+      </w:pPr>
+    </w:lvl>
+    <w:lvl w:ilvl="6" w:tplc="A7760634" w:tentative="1">
+      <w:start w:val="1"/>
+      <w:numFmt w:val="bullet"/>
+      <w:lvlText w:val="●"/>
+      <w:lvlJc w:val="left"/>
+      <w:pPr>
+        <w:ind w:left="5040" w:hanging="360"/>
+      </w:pPr>
+    </w:lvl>
+    <w:lvl w:ilvl="7" w:tplc="48B84CB2" w:tentative="1">
+      <w:start w:val="1"/>
+      <w:numFmt w:val="bullet"/>
+      <w:lvlText w:val="●"/>
+      <w:lvlJc w:val="left"/>
+      <w:pPr>
+        <w:ind w:left="5760" w:hanging="360"/>
+      </w:pPr>
+    </w:lvl>
+    <w:lvl w:ilvl="8" w:tplc="9954B928" w:tentative="1">
+      <w:start w:val="1"/>
+      <w:numFmt w:val="bullet"/>
+      <w:lvlText w:val="●"/>
+      <w:lvlJc w:val="left"/>
+      <w:pPr>
+        <w:ind w:left="6480" w:hanging="360"/>
+      </w:pPr>
+    </w:lvl>
+  </w:abstractNum>
+  <w:num w:numId="1" w16cid:durableId="1390229075">
+    <w:abstractNumId w:val="2"/>
+    <w:lvlOverride w:ilvl="0">
+      <w:startOverride w:val="1"/>
+    </w:lvlOverride>
+  </w:num>
+  <w:num w:numId="2" w16cid:durableId="577447108">
     <w:abstractNumId w:val="1"/>
     <w:lvlOverride w:ilvl="0">
       <w:startOverride w:val="1"/>
     </w:lvlOverride>
   </w:num>
-  <w:num w:numId="2" w16cid:durableId="1917780900">
+  <w:num w:numId="3" w16cid:durableId="1165902801">
     <w:abstractNumId w:val="0"/>
     <w:lvlOverride w:ilvl="0">
       <w:startOverride w:val="1"/>
     </w:lvlOverride>
   </w:num>
-  <w:num w:numId="3" w16cid:durableId="2013096515">
-    <w:abstractNumId w:val="2"/>
+  <w:num w:numId="4" w16cid:durableId="576013619">
+    <w:abstractNumId w:val="0"/>
     <w:lvlOverride w:ilvl="0">
       <w:startOverride w:val="1"/>
     </w:lvlOverride>
   </w:num>
-  <w:num w:numId="4" w16cid:durableId="1251156564">
-    <w:abstractNumId w:val="2"/>
+  <w:num w:numId="5" w16cid:durableId="971406405">
+    <w:abstractNumId w:val="0"/>
     <w:lvlOverride w:ilvl="0">
       <w:startOverride w:val="1"/>
     </w:lvlOverride>
   </w:num>
-  <w:num w:numId="5" w16cid:durableId="1605727758">
-    <w:abstractNumId w:val="2"/>
+  <w:num w:numId="6" w16cid:durableId="705107076">
+    <w:abstractNumId w:val="0"/>
     <w:lvlOverride w:ilvl="0">
       <w:startOverride w:val="1"/>
     </w:lvlOverride>
   </w:num>
-  <w:num w:numId="6" w16cid:durableId="2008902891">
-    <w:abstractNumId w:val="2"/>
-    <w:lvlOverride w:ilvl="0">
-      <w:startOverride w:val="1"/>
-    </w:lvlOverride>
-  </w:num>
-  <w:num w:numId="7" w16cid:durableId="909198030">
-    <w:abstractNumId w:val="2"/>
+  <w:num w:numId="7" w16cid:durableId="153574750">
+    <w:abstractNumId w:val="0"/>
     <w:lvlOverride w:ilvl="0">
       <w:startOverride w:val="1"/>
     </w:lvlOverride>
@@ -11986,7 +12083,7 @@
     <w:autoRedefine/>
     <w:uiPriority w:val="39"/>
     <w:unhideWhenUsed/>
-    <w:rsid w:val="0044003C"/>
+    <w:rsid w:val="00BE0A2F"/>
     <w:pPr>
       <w:spacing w:after="100"/>
     </w:pPr>
@@ -11998,7 +12095,7 @@
     <w:autoRedefine/>
     <w:uiPriority w:val="39"/>
     <w:unhideWhenUsed/>
-    <w:rsid w:val="0044003C"/>
+    <w:rsid w:val="00BE0A2F"/>
     <w:pPr>
       <w:spacing w:after="100"/>
       <w:ind w:left="220"/>

--- a/reports/Инструктаж_аналитика.docx
+++ b/reports/Инструктаж_аналитика.docx
@@ -188,7 +188,7 @@
     <w:sdt>
       <w:sdtPr>
         <w:alias w:val="Содержание"/>
-        <w:id w:val="531852481"/>
+        <w:id w:val="-2095544564"/>
       </w:sdtPr>
       <w:sdtEndPr/>
       <w:sdtContent>
@@ -216,7 +216,7 @@
           <w:r>
             <w:fldChar w:fldCharType="separate"/>
           </w:r>
-          <w:hyperlink w:anchor="_Toc242150879" w:history="1">
+          <w:hyperlink w:anchor="_Toc242208592" w:history="1">
             <w:r>
               <w:rPr>
                 <w:rStyle w:val="a5"/>
@@ -240,7 +240,7 @@
               <w:rPr>
                 <w:noProof/>
               </w:rPr>
-              <w:instrText xml:space="preserve"> PAGEREF _Toc242150879 \h </w:instrText>
+              <w:instrText xml:space="preserve"> PAGEREF _Toc242208592 \h </w:instrText>
             </w:r>
             <w:r>
               <w:rPr>
@@ -282,7 +282,7 @@
               <w14:ligatures w14:val="standardContextual"/>
             </w:rPr>
           </w:pPr>
-          <w:hyperlink w:anchor="_Toc242150880" w:history="1">
+          <w:hyperlink w:anchor="_Toc242208593" w:history="1">
             <w:r>
               <w:rPr>
                 <w:rStyle w:val="a5"/>
@@ -306,7 +306,7 @@
               <w:rPr>
                 <w:noProof/>
               </w:rPr>
-              <w:instrText xml:space="preserve"> PAGEREF _Toc242150880 \h </w:instrText>
+              <w:instrText xml:space="preserve"> PAGEREF _Toc242208593 \h </w:instrText>
             </w:r>
             <w:r>
               <w:rPr>
@@ -348,7 +348,7 @@
               <w14:ligatures w14:val="standardContextual"/>
             </w:rPr>
           </w:pPr>
-          <w:hyperlink w:anchor="_Toc242150881" w:history="1">
+          <w:hyperlink w:anchor="_Toc242208594" w:history="1">
             <w:r>
               <w:rPr>
                 <w:rStyle w:val="a5"/>
@@ -372,7 +372,7 @@
               <w:rPr>
                 <w:noProof/>
               </w:rPr>
-              <w:instrText xml:space="preserve"> PAGEREF _Toc242150881 \h </w:instrText>
+              <w:instrText xml:space="preserve"> PAGEREF _Toc242208594 \h </w:instrText>
             </w:r>
             <w:r>
               <w:rPr>
@@ -414,7 +414,7 @@
               <w14:ligatures w14:val="standardContextual"/>
             </w:rPr>
           </w:pPr>
-          <w:hyperlink w:anchor="_Toc242150882" w:history="1">
+          <w:hyperlink w:anchor="_Toc242208595" w:history="1">
             <w:r>
               <w:rPr>
                 <w:rStyle w:val="a5"/>
@@ -438,7 +438,7 @@
               <w:rPr>
                 <w:noProof/>
               </w:rPr>
-              <w:instrText xml:space="preserve"> PAGEREF _Toc242150882 \h </w:instrText>
+              <w:instrText xml:space="preserve"> PAGEREF _Toc242208595 \h </w:instrText>
             </w:r>
             <w:r>
               <w:rPr>
@@ -480,7 +480,7 @@
               <w14:ligatures w14:val="standardContextual"/>
             </w:rPr>
           </w:pPr>
-          <w:hyperlink w:anchor="_Toc242150883" w:history="1">
+          <w:hyperlink w:anchor="_Toc242208596" w:history="1">
             <w:r>
               <w:rPr>
                 <w:rStyle w:val="a5"/>
@@ -504,7 +504,7 @@
               <w:rPr>
                 <w:noProof/>
               </w:rPr>
-              <w:instrText xml:space="preserve"> PAGEREF _Toc242150883 \h </w:instrText>
+              <w:instrText xml:space="preserve"> PAGEREF _Toc242208596 \h </w:instrText>
             </w:r>
             <w:r>
               <w:rPr>
@@ -546,7 +546,7 @@
               <w14:ligatures w14:val="standardContextual"/>
             </w:rPr>
           </w:pPr>
-          <w:hyperlink w:anchor="_Toc242150884" w:history="1">
+          <w:hyperlink w:anchor="_Toc242208597" w:history="1">
             <w:r>
               <w:rPr>
                 <w:rStyle w:val="a5"/>
@@ -570,7 +570,7 @@
               <w:rPr>
                 <w:noProof/>
               </w:rPr>
-              <w:instrText xml:space="preserve"> PAGEREF _Toc242150884 \h </w:instrText>
+              <w:instrText xml:space="preserve"> PAGEREF _Toc242208597 \h </w:instrText>
             </w:r>
             <w:r>
               <w:rPr>
@@ -612,7 +612,7 @@
               <w14:ligatures w14:val="standardContextual"/>
             </w:rPr>
           </w:pPr>
-          <w:hyperlink w:anchor="_Toc242150885" w:history="1">
+          <w:hyperlink w:anchor="_Toc242208598" w:history="1">
             <w:r>
               <w:rPr>
                 <w:rStyle w:val="a5"/>
@@ -636,7 +636,7 @@
               <w:rPr>
                 <w:noProof/>
               </w:rPr>
-              <w:instrText xml:space="preserve"> PAGEREF _Toc242150885 \h </w:instrText>
+              <w:instrText xml:space="preserve"> PAGEREF _Toc242208598 \h </w:instrText>
             </w:r>
             <w:r>
               <w:rPr>
@@ -678,7 +678,7 @@
               <w14:ligatures w14:val="standardContextual"/>
             </w:rPr>
           </w:pPr>
-          <w:hyperlink w:anchor="_Toc242150886" w:history="1">
+          <w:hyperlink w:anchor="_Toc242208599" w:history="1">
             <w:r>
               <w:rPr>
                 <w:rStyle w:val="a5"/>
@@ -702,7 +702,7 @@
               <w:rPr>
                 <w:noProof/>
               </w:rPr>
-              <w:instrText xml:space="preserve"> PAGEREF _Toc242150886 \h </w:instrText>
+              <w:instrText xml:space="preserve"> PAGEREF _Toc242208599 \h </w:instrText>
             </w:r>
             <w:r>
               <w:rPr>
@@ -744,7 +744,7 @@
               <w14:ligatures w14:val="standardContextual"/>
             </w:rPr>
           </w:pPr>
-          <w:hyperlink w:anchor="_Toc242150887" w:history="1">
+          <w:hyperlink w:anchor="_Toc242208600" w:history="1">
             <w:r>
               <w:rPr>
                 <w:rStyle w:val="a5"/>
@@ -768,7 +768,7 @@
               <w:rPr>
                 <w:noProof/>
               </w:rPr>
-              <w:instrText xml:space="preserve"> PAGEREF _Toc242150887 \h </w:instrText>
+              <w:instrText xml:space="preserve"> PAGEREF _Toc242208600 \h </w:instrText>
             </w:r>
             <w:r>
               <w:rPr>
@@ -810,7 +810,7 @@
               <w14:ligatures w14:val="standardContextual"/>
             </w:rPr>
           </w:pPr>
-          <w:hyperlink w:anchor="_Toc242150888" w:history="1">
+          <w:hyperlink w:anchor="_Toc242208601" w:history="1">
             <w:r>
               <w:rPr>
                 <w:rStyle w:val="a5"/>
@@ -834,7 +834,7 @@
               <w:rPr>
                 <w:noProof/>
               </w:rPr>
-              <w:instrText xml:space="preserve"> PAGEREF _Toc242150888 \h </w:instrText>
+              <w:instrText xml:space="preserve"> PAGEREF _Toc242208601 \h </w:instrText>
             </w:r>
             <w:r>
               <w:rPr>
@@ -876,7 +876,7 @@
               <w14:ligatures w14:val="standardContextual"/>
             </w:rPr>
           </w:pPr>
-          <w:hyperlink w:anchor="_Toc242150889" w:history="1">
+          <w:hyperlink w:anchor="_Toc242208602" w:history="1">
             <w:r>
               <w:rPr>
                 <w:rStyle w:val="a5"/>
@@ -900,7 +900,7 @@
               <w:rPr>
                 <w:noProof/>
               </w:rPr>
-              <w:instrText xml:space="preserve"> PAGEREF _Toc242150889 \h </w:instrText>
+              <w:instrText xml:space="preserve"> PAGEREF _Toc242208602 \h </w:instrText>
             </w:r>
             <w:r>
               <w:rPr>
@@ -942,7 +942,7 @@
               <w14:ligatures w14:val="standardContextual"/>
             </w:rPr>
           </w:pPr>
-          <w:hyperlink w:anchor="_Toc242150890" w:history="1">
+          <w:hyperlink w:anchor="_Toc242208603" w:history="1">
             <w:r>
               <w:rPr>
                 <w:rStyle w:val="a5"/>
@@ -966,7 +966,7 @@
               <w:rPr>
                 <w:noProof/>
               </w:rPr>
-              <w:instrText xml:space="preserve"> PAGEREF _Toc242150890 \h </w:instrText>
+              <w:instrText xml:space="preserve"> PAGEREF _Toc242208603 \h </w:instrText>
             </w:r>
             <w:r>
               <w:rPr>
@@ -1008,7 +1008,7 @@
               <w14:ligatures w14:val="standardContextual"/>
             </w:rPr>
           </w:pPr>
-          <w:hyperlink w:anchor="_Toc242150891" w:history="1">
+          <w:hyperlink w:anchor="_Toc242208604" w:history="1">
             <w:r>
               <w:rPr>
                 <w:rStyle w:val="a5"/>
@@ -1032,7 +1032,7 @@
               <w:rPr>
                 <w:noProof/>
               </w:rPr>
-              <w:instrText xml:space="preserve"> PAGEREF _Toc242150891 \h </w:instrText>
+              <w:instrText xml:space="preserve"> PAGEREF _Toc242208604 \h </w:instrText>
             </w:r>
             <w:r>
               <w:rPr>
@@ -1074,7 +1074,7 @@
               <w14:ligatures w14:val="standardContextual"/>
             </w:rPr>
           </w:pPr>
-          <w:hyperlink w:anchor="_Toc242150892" w:history="1">
+          <w:hyperlink w:anchor="_Toc242208605" w:history="1">
             <w:r>
               <w:rPr>
                 <w:rStyle w:val="a5"/>
@@ -1098,7 +1098,7 @@
               <w:rPr>
                 <w:noProof/>
               </w:rPr>
-              <w:instrText xml:space="preserve"> PAGEREF _Toc242150892 \h </w:instrText>
+              <w:instrText xml:space="preserve"> PAGEREF _Toc242208605 \h </w:instrText>
             </w:r>
             <w:r>
               <w:rPr>
@@ -1140,7 +1140,7 @@
               <w14:ligatures w14:val="standardContextual"/>
             </w:rPr>
           </w:pPr>
-          <w:hyperlink w:anchor="_Toc242150893" w:history="1">
+          <w:hyperlink w:anchor="_Toc242208606" w:history="1">
             <w:r>
               <w:rPr>
                 <w:rStyle w:val="a5"/>
@@ -1164,7 +1164,7 @@
               <w:rPr>
                 <w:noProof/>
               </w:rPr>
-              <w:instrText xml:space="preserve"> PAGEREF _Toc242150893 \h </w:instrText>
+              <w:instrText xml:space="preserve"> PAGEREF _Toc242208606 \h </w:instrText>
             </w:r>
             <w:r>
               <w:rPr>
@@ -1206,7 +1206,7 @@
               <w14:ligatures w14:val="standardContextual"/>
             </w:rPr>
           </w:pPr>
-          <w:hyperlink w:anchor="_Toc242150894" w:history="1">
+          <w:hyperlink w:anchor="_Toc242208607" w:history="1">
             <w:r>
               <w:rPr>
                 <w:rStyle w:val="a5"/>
@@ -1230,7 +1230,7 @@
               <w:rPr>
                 <w:noProof/>
               </w:rPr>
-              <w:instrText xml:space="preserve"> PAGEREF _Toc242150894 \h </w:instrText>
+              <w:instrText xml:space="preserve"> PAGEREF _Toc242208607 \h </w:instrText>
             </w:r>
             <w:r>
               <w:rPr>
@@ -1272,7 +1272,7 @@
               <w14:ligatures w14:val="standardContextual"/>
             </w:rPr>
           </w:pPr>
-          <w:hyperlink w:anchor="_Toc242150895" w:history="1">
+          <w:hyperlink w:anchor="_Toc242208608" w:history="1">
             <w:r>
               <w:rPr>
                 <w:rStyle w:val="a5"/>
@@ -1296,7 +1296,7 @@
               <w:rPr>
                 <w:noProof/>
               </w:rPr>
-              <w:instrText xml:space="preserve"> PAGEREF _Toc242150895 \h </w:instrText>
+              <w:instrText xml:space="preserve"> PAGEREF _Toc242208608 \h </w:instrText>
             </w:r>
             <w:r>
               <w:rPr>
@@ -1338,7 +1338,7 @@
               <w14:ligatures w14:val="standardContextual"/>
             </w:rPr>
           </w:pPr>
-          <w:hyperlink w:anchor="_Toc242150896" w:history="1">
+          <w:hyperlink w:anchor="_Toc242208609" w:history="1">
             <w:r>
               <w:rPr>
                 <w:rStyle w:val="a5"/>
@@ -1362,7 +1362,7 @@
               <w:rPr>
                 <w:noProof/>
               </w:rPr>
-              <w:instrText xml:space="preserve"> PAGEREF _Toc242150896 \h </w:instrText>
+              <w:instrText xml:space="preserve"> PAGEREF _Toc242208609 \h </w:instrText>
             </w:r>
             <w:r>
               <w:rPr>
@@ -1404,7 +1404,7 @@
               <w14:ligatures w14:val="standardContextual"/>
             </w:rPr>
           </w:pPr>
-          <w:hyperlink w:anchor="_Toc242150897" w:history="1">
+          <w:hyperlink w:anchor="_Toc242208610" w:history="1">
             <w:r>
               <w:rPr>
                 <w:rStyle w:val="a5"/>
@@ -1428,7 +1428,7 @@
               <w:rPr>
                 <w:noProof/>
               </w:rPr>
-              <w:instrText xml:space="preserve"> PAGEREF _Toc242150897 \h </w:instrText>
+              <w:instrText xml:space="preserve"> PAGEREF _Toc242208610 \h </w:instrText>
             </w:r>
             <w:r>
               <w:rPr>
@@ -1470,7 +1470,7 @@
               <w14:ligatures w14:val="standardContextual"/>
             </w:rPr>
           </w:pPr>
-          <w:hyperlink w:anchor="_Toc242150898" w:history="1">
+          <w:hyperlink w:anchor="_Toc242208611" w:history="1">
             <w:r>
               <w:rPr>
                 <w:rStyle w:val="a5"/>
@@ -1494,7 +1494,7 @@
               <w:rPr>
                 <w:noProof/>
               </w:rPr>
-              <w:instrText xml:space="preserve"> PAGEREF _Toc242150898 \h </w:instrText>
+              <w:instrText xml:space="preserve"> PAGEREF _Toc242208611 \h </w:instrText>
             </w:r>
             <w:r>
               <w:rPr>
@@ -1536,7 +1536,7 @@
               <w14:ligatures w14:val="standardContextual"/>
             </w:rPr>
           </w:pPr>
-          <w:hyperlink w:anchor="_Toc242150899" w:history="1">
+          <w:hyperlink w:anchor="_Toc242208612" w:history="1">
             <w:r>
               <w:rPr>
                 <w:rStyle w:val="a5"/>
@@ -1560,7 +1560,7 @@
               <w:rPr>
                 <w:noProof/>
               </w:rPr>
-              <w:instrText xml:space="preserve"> PAGEREF _Toc242150899 \h </w:instrText>
+              <w:instrText xml:space="preserve"> PAGEREF _Toc242208612 \h </w:instrText>
             </w:r>
             <w:r>
               <w:rPr>
@@ -1602,7 +1602,7 @@
               <w14:ligatures w14:val="standardContextual"/>
             </w:rPr>
           </w:pPr>
-          <w:hyperlink w:anchor="_Toc242150900" w:history="1">
+          <w:hyperlink w:anchor="_Toc242208613" w:history="1">
             <w:r>
               <w:rPr>
                 <w:rStyle w:val="a5"/>
@@ -1626,7 +1626,7 @@
               <w:rPr>
                 <w:noProof/>
               </w:rPr>
-              <w:instrText xml:space="preserve"> PAGEREF _Toc242150900 \h </w:instrText>
+              <w:instrText xml:space="preserve"> PAGEREF _Toc242208613 \h </w:instrText>
             </w:r>
             <w:r>
               <w:rPr>
@@ -1643,7 +1643,7 @@
               <w:rPr>
                 <w:noProof/>
               </w:rPr>
-              <w:t>10</w:t>
+              <w:t>11</w:t>
             </w:r>
             <w:r>
               <w:rPr>
@@ -1668,7 +1668,7 @@
               <w14:ligatures w14:val="standardContextual"/>
             </w:rPr>
           </w:pPr>
-          <w:hyperlink w:anchor="_Toc242150901" w:history="1">
+          <w:hyperlink w:anchor="_Toc242208614" w:history="1">
             <w:r>
               <w:rPr>
                 <w:rStyle w:val="a5"/>
@@ -1692,7 +1692,7 @@
               <w:rPr>
                 <w:noProof/>
               </w:rPr>
-              <w:instrText xml:space="preserve"> PAGEREF _Toc242150901 \h </w:instrText>
+              <w:instrText xml:space="preserve"> PAGEREF _Toc242208614 \h </w:instrText>
             </w:r>
             <w:r>
               <w:rPr>
@@ -1734,7 +1734,7 @@
               <w14:ligatures w14:val="standardContextual"/>
             </w:rPr>
           </w:pPr>
-          <w:hyperlink w:anchor="_Toc242150902" w:history="1">
+          <w:hyperlink w:anchor="_Toc242208615" w:history="1">
             <w:r>
               <w:rPr>
                 <w:rStyle w:val="a5"/>
@@ -1758,7 +1758,7 @@
               <w:rPr>
                 <w:noProof/>
               </w:rPr>
-              <w:instrText xml:space="preserve"> PAGEREF _Toc242150902 \h </w:instrText>
+              <w:instrText xml:space="preserve"> PAGEREF _Toc242208615 \h </w:instrText>
             </w:r>
             <w:r>
               <w:rPr>
@@ -1800,7 +1800,7 @@
               <w14:ligatures w14:val="standardContextual"/>
             </w:rPr>
           </w:pPr>
-          <w:hyperlink w:anchor="_Toc242150903" w:history="1">
+          <w:hyperlink w:anchor="_Toc242208616" w:history="1">
             <w:r>
               <w:rPr>
                 <w:rStyle w:val="a5"/>
@@ -1824,7 +1824,7 @@
               <w:rPr>
                 <w:noProof/>
               </w:rPr>
-              <w:instrText xml:space="preserve"> PAGEREF _Toc242150903 \h </w:instrText>
+              <w:instrText xml:space="preserve"> PAGEREF _Toc242208616 \h </w:instrText>
             </w:r>
             <w:r>
               <w:rPr>
@@ -1866,7 +1866,7 @@
               <w14:ligatures w14:val="standardContextual"/>
             </w:rPr>
           </w:pPr>
-          <w:hyperlink w:anchor="_Toc242150904" w:history="1">
+          <w:hyperlink w:anchor="_Toc242208617" w:history="1">
             <w:r>
               <w:rPr>
                 <w:rStyle w:val="a5"/>
@@ -1890,7 +1890,7 @@
               <w:rPr>
                 <w:noProof/>
               </w:rPr>
-              <w:instrText xml:space="preserve"> PAGEREF _Toc242150904 \h </w:instrText>
+              <w:instrText xml:space="preserve"> PAGEREF _Toc242208617 \h </w:instrText>
             </w:r>
             <w:r>
               <w:rPr>
@@ -1932,7 +1932,7 @@
               <w14:ligatures w14:val="standardContextual"/>
             </w:rPr>
           </w:pPr>
-          <w:hyperlink w:anchor="_Toc242150905" w:history="1">
+          <w:hyperlink w:anchor="_Toc242208618" w:history="1">
             <w:r>
               <w:rPr>
                 <w:rStyle w:val="a5"/>
@@ -1956,7 +1956,7 @@
               <w:rPr>
                 <w:noProof/>
               </w:rPr>
-              <w:instrText xml:space="preserve"> PAGEREF _Toc242150905 \h </w:instrText>
+              <w:instrText xml:space="preserve"> PAGEREF _Toc242208618 \h </w:instrText>
             </w:r>
             <w:r>
               <w:rPr>
@@ -1998,7 +1998,7 @@
               <w14:ligatures w14:val="standardContextual"/>
             </w:rPr>
           </w:pPr>
-          <w:hyperlink w:anchor="_Toc242150906" w:history="1">
+          <w:hyperlink w:anchor="_Toc242208619" w:history="1">
             <w:r>
               <w:rPr>
                 <w:rStyle w:val="a5"/>
@@ -2022,7 +2022,7 @@
               <w:rPr>
                 <w:noProof/>
               </w:rPr>
-              <w:instrText xml:space="preserve"> PAGEREF _Toc242150906 \h </w:instrText>
+              <w:instrText xml:space="preserve"> PAGEREF _Toc242208619 \h </w:instrText>
             </w:r>
             <w:r>
               <w:rPr>
@@ -2064,7 +2064,7 @@
               <w14:ligatures w14:val="standardContextual"/>
             </w:rPr>
           </w:pPr>
-          <w:hyperlink w:anchor="_Toc242150907" w:history="1">
+          <w:hyperlink w:anchor="_Toc242208620" w:history="1">
             <w:r>
               <w:rPr>
                 <w:rStyle w:val="a5"/>
@@ -2088,7 +2088,7 @@
               <w:rPr>
                 <w:noProof/>
               </w:rPr>
-              <w:instrText xml:space="preserve"> PAGEREF _Toc242150907 \h </w:instrText>
+              <w:instrText xml:space="preserve"> PAGEREF _Toc242208620 \h </w:instrText>
             </w:r>
             <w:r>
               <w:rPr>
@@ -2130,7 +2130,7 @@
               <w14:ligatures w14:val="standardContextual"/>
             </w:rPr>
           </w:pPr>
-          <w:hyperlink w:anchor="_Toc242150908" w:history="1">
+          <w:hyperlink w:anchor="_Toc242208621" w:history="1">
             <w:r>
               <w:rPr>
                 <w:rStyle w:val="a5"/>
@@ -2154,7 +2154,7 @@
               <w:rPr>
                 <w:noProof/>
               </w:rPr>
-              <w:instrText xml:space="preserve"> PAGEREF _Toc242150908 \h </w:instrText>
+              <w:instrText xml:space="preserve"> PAGEREF _Toc242208621 \h </w:instrText>
             </w:r>
             <w:r>
               <w:rPr>
@@ -2171,7 +2171,7 @@
               <w:rPr>
                 <w:noProof/>
               </w:rPr>
-              <w:t>14</w:t>
+              <w:t>15</w:t>
             </w:r>
             <w:r>
               <w:rPr>
@@ -2196,7 +2196,7 @@
               <w14:ligatures w14:val="standardContextual"/>
             </w:rPr>
           </w:pPr>
-          <w:hyperlink w:anchor="_Toc242150909" w:history="1">
+          <w:hyperlink w:anchor="_Toc242208622" w:history="1">
             <w:r>
               <w:rPr>
                 <w:rStyle w:val="a5"/>
@@ -2220,7 +2220,7 @@
               <w:rPr>
                 <w:noProof/>
               </w:rPr>
-              <w:instrText xml:space="preserve"> PAGEREF _Toc242150909 \h </w:instrText>
+              <w:instrText xml:space="preserve"> PAGEREF _Toc242208622 \h </w:instrText>
             </w:r>
             <w:r>
               <w:rPr>
@@ -2265,7 +2265,7 @@
         <w:keepNext/>
         <w:spacing w:before="360"/>
       </w:pPr>
-      <w:bookmarkStart w:id="0" w:name="_Toc242150879"/>
+      <w:bookmarkStart w:id="0" w:name="_Toc242208592"/>
       <w:r>
         <w:lastRenderedPageBreak/>
         <w:t>1. Что это за инструмент и что он умеет</w:t>
@@ -2462,7 +2462,7 @@
         <w:keepNext/>
         <w:spacing w:before="360"/>
       </w:pPr>
-      <w:bookmarkStart w:id="1" w:name="_Toc242150880"/>
+      <w:bookmarkStart w:id="1" w:name="_Toc242208593"/>
       <w:r>
         <w:t>2. Рекомендуемый порядок работы</w:t>
       </w:r>
@@ -3327,7 +3327,7 @@
         <w:keepNext/>
         <w:spacing w:before="360"/>
       </w:pPr>
-      <w:bookmarkStart w:id="2" w:name="_Toc242150881"/>
+      <w:bookmarkStart w:id="2" w:name="_Toc242208594"/>
       <w:r>
         <w:t>3. Боковая панель: общие настройки</w:t>
       </w:r>
@@ -3338,7 +3338,17 @@
         <w:spacing w:after="120" w:line="276" w:lineRule="auto"/>
       </w:pPr>
       <w:r>
-        <w:t>Настройки слева действуют на все страницы.</w:t>
+        <w:t xml:space="preserve">Настройки слева действуют на все страницы и </w:t>
+      </w:r>
+      <w:r>
+        <w:rPr>
+          <w:b/>
+          <w:bCs/>
+        </w:rPr>
+        <w:t>сохраняются при переходе между страницами</w:t>
+      </w:r>
+      <w:r>
+        <w:t xml:space="preserve"> — выставить их нужно один раз. Режим, метод и k на страницах «Кластеры», «Динамика» и «Сводные таблицы» тоже общие, признаки сети со страницы «Сеть» — тоже. Кнопка «Сбросить настройки» внизу панели возвращает всё к значениям по умолчанию.</w:t>
       </w:r>
     </w:p>
     <w:tbl>
@@ -3572,7 +3582,7 @@
               <w:spacing w:after="40" w:line="252" w:lineRule="auto"/>
             </w:pPr>
             <w:r>
-              <w:t>Окно анализа (2013–2024)</w:t>
+              <w:t>Окно анализа, по умолчанию 2014–2024 (одно на весь сайт)</w:t>
             </w:r>
           </w:p>
         </w:tc>
@@ -3591,7 +3601,7 @@
               <w:spacing w:after="40" w:line="252" w:lineRule="auto"/>
             </w:pPr>
             <w:r>
-              <w:t>Для кластеров и сети по умолчанию 2017–2024: только с 2017 г. есть отраслевая структура по новому классификатору и основной метод ВМП. Для конвергенции — шире, 2013–2024</w:t>
+              <w:t>Специализация занятости по МО есть только с 2017 г.: в 2014–2016 гг. сеть строится без неё, по остальным признакам. Окно 2017–2024 — если важна сопоставимость всех признаков во всех годах</w:t>
             </w:r>
           </w:p>
         </w:tc>
@@ -3837,6 +3847,7 @@
               <w:spacing w:after="40" w:line="252" w:lineRule="auto"/>
             </w:pPr>
             <w:r>
+              <w:lastRenderedPageBreak/>
               <w:t>Денежные показатели</w:t>
             </w:r>
           </w:p>
@@ -3908,7 +3919,6 @@
               <w:spacing w:after="40" w:line="252" w:lineRule="auto"/>
             </w:pPr>
             <w:r>
-              <w:lastRenderedPageBreak/>
               <w:t>Базовый год цен</w:t>
             </w:r>
           </w:p>
@@ -4151,7 +4161,7 @@
         <w:keepNext/>
         <w:spacing w:before="360"/>
       </w:pPr>
-      <w:bookmarkStart w:id="3" w:name="_Toc242150882"/>
+      <w:bookmarkStart w:id="3" w:name="_Toc242208595"/>
       <w:r>
         <w:t>4. Страница «Данные и качество»</w:t>
       </w:r>
@@ -4162,7 +4172,7 @@
         <w:pStyle w:val="2"/>
         <w:keepNext/>
       </w:pPr>
-      <w:bookmarkStart w:id="4" w:name="_Toc242150883"/>
+      <w:bookmarkStart w:id="4" w:name="_Toc242208596"/>
       <w:r>
         <w:t>На что смотреть</w:t>
       </w:r>
@@ -4303,7 +4313,7 @@
         <w:pStyle w:val="2"/>
         <w:keepNext/>
       </w:pPr>
-      <w:bookmarkStart w:id="5" w:name="_Toc242150884"/>
+      <w:bookmarkStart w:id="5" w:name="_Toc242208597"/>
       <w:r>
         <w:t>Как читать и что анализировать</w:t>
       </w:r>
@@ -4345,6 +4355,7 @@
         <w:spacing w:after="60" w:line="264" w:lineRule="auto"/>
       </w:pPr>
       <w:r>
+        <w:lastRenderedPageBreak/>
         <w:t xml:space="preserve">Пропуск — это </w:t>
       </w:r>
       <w:r>
@@ -4412,7 +4423,6 @@
                 <w:bCs/>
                 <w:color w:val="1F4E79"/>
               </w:rPr>
-              <w:lastRenderedPageBreak/>
               <w:t>Известные «дыры», которые увидите на этой странице</w:t>
             </w:r>
           </w:p>
@@ -4465,7 +4475,7 @@
         <w:keepNext/>
         <w:spacing w:before="360"/>
       </w:pPr>
-      <w:bookmarkStart w:id="6" w:name="_Toc242150885"/>
+      <w:bookmarkStart w:id="6" w:name="_Toc242208598"/>
       <w:r>
         <w:t>5. Страница «Показатели»</w:t>
       </w:r>
@@ -4476,7 +4486,7 @@
         <w:pStyle w:val="2"/>
         <w:keepNext/>
       </w:pPr>
-      <w:bookmarkStart w:id="7" w:name="_Toc242150886"/>
+      <w:bookmarkStart w:id="7" w:name="_Toc242208599"/>
       <w:r>
         <w:t>На что смотреть</w:t>
       </w:r>
@@ -4587,7 +4597,7 @@
         <w:pStyle w:val="2"/>
         <w:keepNext/>
       </w:pPr>
-      <w:bookmarkStart w:id="8" w:name="_Toc242150887"/>
+      <w:bookmarkStart w:id="8" w:name="_Toc242208600"/>
       <w:r>
         <w:t>Что анализировать</w:t>
       </w:r>
@@ -4718,6 +4728,7 @@
         <w:spacing w:after="60" w:line="264" w:lineRule="auto"/>
       </w:pPr>
       <w:r>
+        <w:lastRenderedPageBreak/>
         <w:t>Насколько ВМП — расчётная оценка — согласуется с наблюдаемыми показателями (зарплата, отгрузка).</w:t>
       </w:r>
     </w:p>
@@ -4727,9 +4738,8 @@
         <w:keepNext/>
         <w:spacing w:before="360"/>
       </w:pPr>
-      <w:bookmarkStart w:id="9" w:name="_Toc242150888"/>
-      <w:r>
-        <w:lastRenderedPageBreak/>
+      <w:bookmarkStart w:id="9" w:name="_Toc242208601"/>
+      <w:r>
         <w:t>6. Страница «Сеть»</w:t>
       </w:r>
       <w:bookmarkEnd w:id="9"/>
@@ -4757,7 +4767,7 @@
         <w:pStyle w:val="2"/>
         <w:keepNext/>
       </w:pPr>
-      <w:bookmarkStart w:id="10" w:name="_Toc242150889"/>
+      <w:bookmarkStart w:id="10" w:name="_Toc242208602"/>
       <w:r>
         <w:t>Параметры и их смысл</w:t>
       </w:r>
@@ -5285,7 +5295,7 @@
         <w:pStyle w:val="2"/>
         <w:keepNext/>
       </w:pPr>
-      <w:bookmarkStart w:id="11" w:name="_Toc242150890"/>
+      <w:bookmarkStart w:id="11" w:name="_Toc242208603"/>
       <w:r>
         <w:t>На что смотреть</w:t>
       </w:r>
@@ -5425,6 +5435,7 @@
                 <w:bCs/>
                 <w:color w:val="1F4E79"/>
               </w:rPr>
+              <w:lastRenderedPageBreak/>
               <w:t>Ловушка</w:t>
             </w:r>
           </w:p>
@@ -5455,7 +5466,6 @@
         <w:keepNext/>
       </w:pPr>
       <w:r>
-        <w:lastRenderedPageBreak/>
         <w:t>Какую информацию можно получить</w:t>
       </w:r>
     </w:p>
@@ -5504,7 +5514,7 @@
         <w:keepNext/>
         <w:spacing w:before="360"/>
       </w:pPr>
-      <w:bookmarkStart w:id="12" w:name="_Toc242150891"/>
+      <w:bookmarkStart w:id="12" w:name="_Toc242208604"/>
       <w:r>
         <w:t>7. Страница «Кластеры»</w:t>
       </w:r>
@@ -5515,7 +5525,7 @@
         <w:pStyle w:val="2"/>
         <w:keepNext/>
       </w:pPr>
-      <w:bookmarkStart w:id="13" w:name="_Toc242150892"/>
+      <w:bookmarkStart w:id="13" w:name="_Toc242208605"/>
       <w:r>
         <w:t>Методы</w:t>
       </w:r>
@@ -5849,7 +5859,7 @@
         <w:pStyle w:val="2"/>
         <w:keepNext/>
       </w:pPr>
-      <w:bookmarkStart w:id="14" w:name="_Toc242150893"/>
+      <w:bookmarkStart w:id="14" w:name="_Toc242208606"/>
       <w:r>
         <w:t>Режим, метод «Уорд + k-means» и номера K1…Kn</w:t>
       </w:r>
@@ -5920,7 +5930,7 @@
         <w:pStyle w:val="2"/>
         <w:keepNext/>
       </w:pPr>
-      <w:bookmarkStart w:id="15" w:name="_Toc242150894"/>
+      <w:bookmarkStart w:id="15" w:name="_Toc242208607"/>
       <w:r>
         <w:t>Как выбрать число кластеров k</w:t>
       </w:r>
@@ -5992,6 +6002,7 @@
         <w:spacing w:after="60" w:line="264" w:lineRule="auto"/>
       </w:pPr>
       <w:r>
+        <w:lastRenderedPageBreak/>
         <w:t>Сводная таблица по всем методам и годам — в файле reports/CLUSTERS.md: по всей России индексы чаще указывают на 4–6, локоть — на 4–5; по умолчанию k = 6 (рекомендуемый диапазон 4–6).</w:t>
       </w:r>
     </w:p>
@@ -6023,9 +6034,8 @@
         <w:pStyle w:val="2"/>
         <w:keepNext/>
       </w:pPr>
-      <w:bookmarkStart w:id="16" w:name="_Toc242150895"/>
-      <w:r>
-        <w:lastRenderedPageBreak/>
+      <w:bookmarkStart w:id="16" w:name="_Toc242208608"/>
+      <w:r>
         <w:t>На что смотреть</w:t>
       </w:r>
       <w:bookmarkEnd w:id="16"/>
@@ -6115,7 +6125,7 @@
         <w:pStyle w:val="2"/>
         <w:keepNext/>
       </w:pPr>
-      <w:bookmarkStart w:id="17" w:name="_Toc242150896"/>
+      <w:bookmarkStart w:id="17" w:name="_Toc242208609"/>
       <w:r>
         <w:t>Что анализировать</w:t>
       </w:r>
@@ -6268,7 +6278,7 @@
         <w:keepNext/>
         <w:spacing w:before="360"/>
       </w:pPr>
-      <w:bookmarkStart w:id="18" w:name="_Toc242150897"/>
+      <w:bookmarkStart w:id="18" w:name="_Toc242208610"/>
       <w:r>
         <w:t>8. Страницы «Динамика» и «Конвергенция»</w:t>
       </w:r>
@@ -6279,7 +6289,7 @@
         <w:pStyle w:val="2"/>
         <w:keepNext/>
       </w:pPr>
-      <w:bookmarkStart w:id="19" w:name="_Toc242150898"/>
+      <w:bookmarkStart w:id="19" w:name="_Toc242208611"/>
       <w:r>
         <w:t>Динамика: как меняются типы</w:t>
       </w:r>
@@ -6337,6 +6347,7 @@
           <w:b/>
           <w:bCs/>
         </w:rPr>
+        <w:lastRenderedPageBreak/>
         <w:t>Устойчивость по годам:</w:t>
       </w:r>
       <w:r>
@@ -6387,7 +6398,6 @@
           <w:b/>
           <w:bCs/>
         </w:rPr>
-        <w:lastRenderedPageBreak/>
         <w:t>Карта «кто куда перешёл»:</w:t>
       </w:r>
       <w:r>
@@ -6447,7 +6457,7 @@
         <w:pStyle w:val="2"/>
         <w:keepNext/>
       </w:pPr>
-      <w:bookmarkStart w:id="20" w:name="_Toc242150899"/>
+      <w:bookmarkStart w:id="20" w:name="_Toc242208612"/>
       <w:r>
         <w:t>Конвергенция: сближаются ли МО</w:t>
       </w:r>
@@ -6891,8 +6901,9 @@
         <w:keepNext/>
         <w:spacing w:before="360"/>
       </w:pPr>
-      <w:bookmarkStart w:id="21" w:name="_Toc242150900"/>
-      <w:r>
+      <w:bookmarkStart w:id="21" w:name="_Toc242208613"/>
+      <w:r>
+        <w:lastRenderedPageBreak/>
         <w:t>9. Страница «Сводные таблицы»</w:t>
       </w:r>
       <w:bookmarkEnd w:id="21"/>
@@ -6910,9 +6921,8 @@
         <w:pStyle w:val="2"/>
         <w:keepNext/>
       </w:pPr>
-      <w:bookmarkStart w:id="22" w:name="_Toc242150901"/>
-      <w:r>
-        <w:lastRenderedPageBreak/>
+      <w:bookmarkStart w:id="22" w:name="_Toc242208614"/>
+      <w:r>
         <w:t>Таблица 1. Характерные признаки кластеров</w:t>
       </w:r>
       <w:bookmarkEnd w:id="22"/>
@@ -6985,7 +6995,7 @@
         <w:pStyle w:val="2"/>
         <w:keepNext/>
       </w:pPr>
-      <w:bookmarkStart w:id="23" w:name="_Toc242150902"/>
+      <w:bookmarkStart w:id="23" w:name="_Toc242208615"/>
       <w:r>
         <w:t>Таблица 2. Результаты кластеризации по периодам</w:t>
       </w:r>
@@ -7183,7 +7193,7 @@
         <w:keepNext/>
         <w:spacing w:before="360"/>
       </w:pPr>
-      <w:bookmarkStart w:id="24" w:name="_Toc242150903"/>
+      <w:bookmarkStart w:id="24" w:name="_Toc242208616"/>
       <w:r>
         <w:t>10. Страница «Обновление данных»</w:t>
       </w:r>
@@ -7194,7 +7204,7 @@
         <w:spacing w:after="120" w:line="276" w:lineRule="auto"/>
       </w:pPr>
       <w:r>
-        <w:t xml:space="preserve">Любой, кто вошёл на сайт, может </w:t>
+        <w:t xml:space="preserve">Любой посетитель сайта (вход без пароля) может </w:t>
       </w:r>
       <w:r>
         <w:rPr>
@@ -7260,6 +7270,7 @@
                 <w:bCs/>
                 <w:color w:val="FFFFFF"/>
               </w:rPr>
+              <w:lastRenderedPageBreak/>
               <w:t>Режим</w:t>
             </w:r>
           </w:p>
@@ -7476,7 +7487,6 @@
               <w:spacing w:after="40" w:line="252" w:lineRule="auto"/>
             </w:pPr>
             <w:r>
-              <w:lastRenderedPageBreak/>
               <w:t>Скачать свежие данные и пересчитать</w:t>
             </w:r>
           </w:p>
@@ -7540,7 +7550,7 @@
         <w:keepNext/>
         <w:spacing w:before="360"/>
       </w:pPr>
-      <w:bookmarkStart w:id="25" w:name="_Toc242150904"/>
+      <w:bookmarkStart w:id="25" w:name="_Toc242208617"/>
       <w:r>
         <w:t>11. Шпаргалка по индексам качества</w:t>
       </w:r>
@@ -8503,9 +8513,8 @@
         <w:keepNext/>
         <w:spacing w:before="360"/>
       </w:pPr>
-      <w:bookmarkStart w:id="26" w:name="_Toc242150905"/>
-      <w:r>
-        <w:lastRenderedPageBreak/>
+      <w:bookmarkStart w:id="26" w:name="_Toc242208618"/>
+      <w:r>
         <w:t>12. Проверка вывода перед тем, как вносить его в отчёт</w:t>
       </w:r>
       <w:bookmarkEnd w:id="26"/>
@@ -8696,7 +8705,7 @@
         <w:keepNext/>
         <w:spacing w:before="360"/>
       </w:pPr>
-      <w:bookmarkStart w:id="27" w:name="_Toc242150906"/>
+      <w:bookmarkStart w:id="27" w:name="_Toc242208619"/>
       <w:r>
         <w:t>13. Какие исследовательские вопросы можно поставить</w:t>
       </w:r>
@@ -9183,6 +9192,7 @@
               <w:spacing w:after="40" w:line="252" w:lineRule="auto"/>
             </w:pPr>
             <w:r>
+              <w:lastRenderedPageBreak/>
               <w:t>Устойчива ли типология во времени, были ли переломные годы?</w:t>
             </w:r>
           </w:p>
@@ -9319,7 +9329,6 @@
               <w:spacing w:after="40" w:line="252" w:lineRule="auto"/>
             </w:pPr>
             <w:r>
-              <w:lastRenderedPageBreak/>
               <w:t>Сокращается ли неравенство между МО?</w:t>
             </w:r>
           </w:p>
@@ -9574,7 +9583,7 @@
         <w:keepNext/>
         <w:spacing w:before="360"/>
       </w:pPr>
-      <w:bookmarkStart w:id="28" w:name="_Toc242150907"/>
+      <w:bookmarkStart w:id="28" w:name="_Toc242208620"/>
       <w:r>
         <w:t>14. Ограничения данных: что нельзя утверждать</w:t>
       </w:r>
@@ -9746,8 +9755,9 @@
         <w:keepNext/>
         <w:spacing w:before="360"/>
       </w:pPr>
-      <w:bookmarkStart w:id="29" w:name="_Toc242150908"/>
-      <w:r>
+      <w:bookmarkStart w:id="29" w:name="_Toc242208621"/>
+      <w:r>
+        <w:lastRenderedPageBreak/>
         <w:t>15. Где что лежит</w:t>
       </w:r>
       <w:bookmarkEnd w:id="29"/>
@@ -10104,7 +10114,6 @@
               <w:spacing w:after="40" w:line="252" w:lineRule="auto"/>
             </w:pPr>
             <w:r>
-              <w:lastRenderedPageBreak/>
               <w:t>Динамика типов, конвергенция</w:t>
             </w:r>
           </w:p>
@@ -10380,7 +10389,7 @@
         <w:pStyle w:val="2"/>
         <w:keepNext/>
       </w:pPr>
-      <w:bookmarkStart w:id="30" w:name="_Toc242150909"/>
+      <w:bookmarkStart w:id="30" w:name="_Toc242208622"/>
       <w:r>
         <w:t>Глоссарий</w:t>
       </w:r>
@@ -11032,6 +11041,7 @@
               <w:spacing w:after="40" w:line="252" w:lineRule="auto"/>
             </w:pPr>
             <w:r>
+              <w:lastRenderedPageBreak/>
               <w:t>pooled</w:t>
             </w:r>
           </w:p>
@@ -11210,241 +11220,241 @@
 <file path=word/numbering.xml><?xml version="1.0" encoding="utf-8"?>
 <w:numbering xmlns:wpc="http://schemas.microsoft.com/office/word/2010/wordprocessingCanvas" xmlns:cx="http://schemas.microsoft.com/office/drawing/2014/chartex" xmlns:cx1="http://schemas.microsoft.com/office/drawing/2015/9/8/chartex" xmlns:cx2="http://schemas.microsoft.com/office/drawing/2015/10/21/chartex" xmlns:cx3="http://schemas.microsoft.com/office/drawing/2016/5/9/chartex" xmlns:cx4="http://schemas.microsoft.com/office/drawing/2016/5/10/chartex" xmlns:cx5="http://schemas.microsoft.com/office/drawing/2016/5/11/chartex" xmlns:cx6="http://schemas.microsoft.com/office/drawing/2016/5/12/chartex" xmlns:cx7="http://schemas.microsoft.com/office/drawing/2016/5/13/chartex" xmlns:cx8="http://schemas.microsoft.com/office/drawing/2016/5/14/chartex" xmlns:mc="http://schemas.openxmlformats.org/markup-compatibility/2006" xmlns:aink="http://schemas.microsoft.com/office/drawing/2016/ink" xmlns:am3d="http://schemas.microsoft.com/office/drawing/2017/model3d" xmlns:o="urn:schemas-microsoft-com:office:office" xmlns:oel="http://schemas.microsoft.com/office/2019/extlst" xmlns:r="http://schemas.openxmlformats.org/officeDocument/2006/relationships" xmlns:m="http://schemas.openxmlformats.org/officeDocument/2006/math" xmlns:v="urn:schemas-microsoft-com:vml" xmlns:wp14="http://schemas.microsoft.com/office/word/2010/wordprocessingDrawing" xmlns:wp="http://schemas.openxmlformats.org/drawingml/2006/wordprocessingDrawing" xmlns:w10="urn:schemas-microsoft-com:office:word" xmlns:w="http://schemas.openxmlformats.org/wordprocessingml/2006/main" xmlns:w14="http://schemas.microsoft.com/office/word/2010/wordml" xmlns:w15="http://schemas.microsoft.com/office/word/2012/wordml" xmlns:w16cex="http://schemas.microsoft.com/office/word/2018/wordml/cex" xmlns:w16cid="http://schemas.microsoft.com/office/word/2016/wordml/cid" xmlns:w16="http://schemas.microsoft.com/office/word/2018/wordml" xmlns:w16du="http://schemas.microsoft.com/office/word/2023/wordml/word16du" xmlns:w16sdtdh="http://schemas.microsoft.com/office/word/2020/wordml/sdtdatahash" xmlns:w16sdtfl="http://schemas.microsoft.com/office/word/2024/wordml/sdtformatlock" xmlns:w16se="http://schemas.microsoft.com/office/word/2015/wordml/symex" xmlns:wpg="http://schemas.microsoft.com/office/word/2010/wordprocessingGroup" xmlns:wpi="http://schemas.microsoft.com/office/word/2010/wordprocessingInk" xmlns:wne="http://schemas.microsoft.com/office/word/2006/wordml" xmlns:wps="http://schemas.microsoft.com/office/word/2010/wordprocessingShape" mc:Ignorable="w14 w15 w16se w16cid w16 w16cex w16sdtdh w16sdtfl w16du wp14">
   <w:abstractNum w:abstractNumId="0" w15:restartNumberingAfterBreak="0">
-    <w:nsid w:val="0232602A"/>
+    <w:nsid w:val="1C843080"/>
     <w:multiLevelType w:val="hybridMultilevel"/>
-    <w:tmpl w:val="E1BA5ABE"/>
-    <w:lvl w:ilvl="0" w:tplc="AFA85ABC">
+    <w:tmpl w:val="D9AA0CB4"/>
+    <w:lvl w:ilvl="0" w:tplc="C074C6BE">
       <w:start w:val="1"/>
-      <w:numFmt w:val="decimal"/>
-      <w:lvlText w:val="%1."/>
+      <w:numFmt w:val="bullet"/>
+      <w:lvlText w:val="•"/>
       <w:lvlJc w:val="left"/>
       <w:pPr>
-        <w:ind w:left="540" w:hanging="300"/>
+        <w:ind w:left="540" w:hanging="270"/>
       </w:pPr>
     </w:lvl>
-    <w:lvl w:ilvl="1" w:tplc="45DEB0D2">
+    <w:lvl w:ilvl="1" w:tplc="F1E0BC50" w:tentative="1">
+      <w:start w:val="1"/>
+      <w:numFmt w:val="bullet"/>
+      <w:lvlText w:val="–"/>
+      <w:lvlJc w:val="left"/>
+      <w:pPr>
+        <w:ind w:left="1080" w:hanging="270"/>
+      </w:pPr>
+    </w:lvl>
+    <w:lvl w:ilvl="2" w:tplc="C67C3A00">
       <w:numFmt w:val="decimal"/>
       <w:lvlText w:val=""/>
       <w:lvlJc w:val="left"/>
     </w:lvl>
-    <w:lvl w:ilvl="2" w:tplc="13807264">
+    <w:lvl w:ilvl="3" w:tplc="9CB69ACE">
       <w:numFmt w:val="decimal"/>
       <w:lvlText w:val=""/>
       <w:lvlJc w:val="left"/>
     </w:lvl>
-    <w:lvl w:ilvl="3" w:tplc="C8306A94">
+    <w:lvl w:ilvl="4" w:tplc="67489CE8">
       <w:numFmt w:val="decimal"/>
       <w:lvlText w:val=""/>
       <w:lvlJc w:val="left"/>
     </w:lvl>
-    <w:lvl w:ilvl="4" w:tplc="0D62CAD8">
+    <w:lvl w:ilvl="5" w:tplc="F4C24E5A">
       <w:numFmt w:val="decimal"/>
       <w:lvlText w:val=""/>
       <w:lvlJc w:val="left"/>
     </w:lvl>
-    <w:lvl w:ilvl="5" w:tplc="6C5EBF0C">
+    <w:lvl w:ilvl="6" w:tplc="2D7EB09E">
       <w:numFmt w:val="decimal"/>
       <w:lvlText w:val=""/>
       <w:lvlJc w:val="left"/>
     </w:lvl>
-    <w:lvl w:ilvl="6" w:tplc="DE1C65EE">
+    <w:lvl w:ilvl="7" w:tplc="2DF0C43E">
       <w:numFmt w:val="decimal"/>
       <w:lvlText w:val=""/>
       <w:lvlJc w:val="left"/>
     </w:lvl>
-    <w:lvl w:ilvl="7" w:tplc="BF3A9A3C">
-      <w:numFmt w:val="decimal"/>
-      <w:lvlText w:val=""/>
-      <w:lvlJc w:val="left"/>
-    </w:lvl>
-    <w:lvl w:ilvl="8" w:tplc="8EEEB9B0">
+    <w:lvl w:ilvl="8" w:tplc="F5A09B4C">
       <w:numFmt w:val="decimal"/>
       <w:lvlText w:val=""/>
       <w:lvlJc w:val="left"/>
     </w:lvl>
   </w:abstractNum>
   <w:abstractNum w:abstractNumId="1" w15:restartNumberingAfterBreak="0">
-    <w:nsid w:val="161C53EE"/>
+    <w:nsid w:val="42125D75"/>
     <w:multiLevelType w:val="hybridMultilevel"/>
-    <w:tmpl w:val="517C9118"/>
-    <w:lvl w:ilvl="0" w:tplc="AB0208FC">
+    <w:tmpl w:val="50ECFC8A"/>
+    <w:lvl w:ilvl="0" w:tplc="BC84C292" w:tentative="1">
       <w:start w:val="1"/>
       <w:numFmt w:val="bullet"/>
-      <w:lvlText w:val="•"/>
+      <w:lvlText w:val="●"/>
       <w:lvlJc w:val="left"/>
       <w:pPr>
-        <w:ind w:left="540" w:hanging="270"/>
+        <w:ind w:left="720" w:hanging="360"/>
       </w:pPr>
     </w:lvl>
-    <w:lvl w:ilvl="1" w:tplc="ED94E0C4" w:tentative="1">
+    <w:lvl w:ilvl="1" w:tplc="E070EEA4" w:tentative="1">
       <w:start w:val="1"/>
       <w:numFmt w:val="bullet"/>
-      <w:lvlText w:val="–"/>
+      <w:lvlText w:val="○"/>
       <w:lvlJc w:val="left"/>
       <w:pPr>
-        <w:ind w:left="1080" w:hanging="270"/>
+        <w:ind w:left="1440" w:hanging="360"/>
       </w:pPr>
     </w:lvl>
-    <w:lvl w:ilvl="2" w:tplc="6060AB06">
+    <w:lvl w:ilvl="2" w:tplc="AB06AA40" w:tentative="1">
+      <w:start w:val="1"/>
+      <w:numFmt w:val="bullet"/>
+      <w:lvlText w:val="■"/>
+      <w:lvlJc w:val="left"/>
+      <w:pPr>
+        <w:ind w:left="2160" w:hanging="360"/>
+      </w:pPr>
+    </w:lvl>
+    <w:lvl w:ilvl="3" w:tplc="FDE836E0" w:tentative="1">
+      <w:start w:val="1"/>
+      <w:numFmt w:val="bullet"/>
+      <w:lvlText w:val="●"/>
+      <w:lvlJc w:val="left"/>
+      <w:pPr>
+        <w:ind w:left="2880" w:hanging="360"/>
+      </w:pPr>
+    </w:lvl>
+    <w:lvl w:ilvl="4" w:tplc="A2D68356" w:tentative="1">
+      <w:start w:val="1"/>
+      <w:numFmt w:val="bullet"/>
+      <w:lvlText w:val="○"/>
+      <w:lvlJc w:val="left"/>
+      <w:pPr>
+        <w:ind w:left="3600" w:hanging="360"/>
+      </w:pPr>
+    </w:lvl>
+    <w:lvl w:ilvl="5" w:tplc="E63AEE62" w:tentative="1">
+      <w:start w:val="1"/>
+      <w:numFmt w:val="bullet"/>
+      <w:lvlText w:val="■"/>
+      <w:lvlJc w:val="left"/>
+      <w:pPr>
+        <w:ind w:left="4320" w:hanging="360"/>
+      </w:pPr>
+    </w:lvl>
+    <w:lvl w:ilvl="6" w:tplc="DDD6036E" w:tentative="1">
+      <w:start w:val="1"/>
+      <w:numFmt w:val="bullet"/>
+      <w:lvlText w:val="●"/>
+      <w:lvlJc w:val="left"/>
+      <w:pPr>
+        <w:ind w:left="5040" w:hanging="360"/>
+      </w:pPr>
+    </w:lvl>
+    <w:lvl w:ilvl="7" w:tplc="F980412E" w:tentative="1">
+      <w:start w:val="1"/>
+      <w:numFmt w:val="bullet"/>
+      <w:lvlText w:val="●"/>
+      <w:lvlJc w:val="left"/>
+      <w:pPr>
+        <w:ind w:left="5760" w:hanging="360"/>
+      </w:pPr>
+    </w:lvl>
+    <w:lvl w:ilvl="8" w:tplc="E6BEB236" w:tentative="1">
+      <w:start w:val="1"/>
+      <w:numFmt w:val="bullet"/>
+      <w:lvlText w:val="●"/>
+      <w:lvlJc w:val="left"/>
+      <w:pPr>
+        <w:ind w:left="6480" w:hanging="360"/>
+      </w:pPr>
+    </w:lvl>
+  </w:abstractNum>
+  <w:abstractNum w:abstractNumId="2" w15:restartNumberingAfterBreak="0">
+    <w:nsid w:val="50AD4016"/>
+    <w:multiLevelType w:val="hybridMultilevel"/>
+    <w:tmpl w:val="B334885C"/>
+    <w:lvl w:ilvl="0" w:tplc="9AC027E2">
+      <w:start w:val="1"/>
+      <w:numFmt w:val="decimal"/>
+      <w:lvlText w:val="%1."/>
+      <w:lvlJc w:val="left"/>
+      <w:pPr>
+        <w:ind w:left="540" w:hanging="300"/>
+      </w:pPr>
+    </w:lvl>
+    <w:lvl w:ilvl="1" w:tplc="4F04A438">
       <w:numFmt w:val="decimal"/>
       <w:lvlText w:val=""/>
       <w:lvlJc w:val="left"/>
     </w:lvl>
-    <w:lvl w:ilvl="3" w:tplc="85CEAF9C">
+    <w:lvl w:ilvl="2" w:tplc="9CFC13EA">
       <w:numFmt w:val="decimal"/>
       <w:lvlText w:val=""/>
       <w:lvlJc w:val="left"/>
     </w:lvl>
-    <w:lvl w:ilvl="4" w:tplc="7B2E21B4">
+    <w:lvl w:ilvl="3" w:tplc="698805A2">
       <w:numFmt w:val="decimal"/>
       <w:lvlText w:val=""/>
       <w:lvlJc w:val="left"/>
     </w:lvl>
-    <w:lvl w:ilvl="5" w:tplc="70BA093A">
+    <w:lvl w:ilvl="4" w:tplc="77F42652">
       <w:numFmt w:val="decimal"/>
       <w:lvlText w:val=""/>
       <w:lvlJc w:val="left"/>
     </w:lvl>
-    <w:lvl w:ilvl="6" w:tplc="35C40D32">
+    <w:lvl w:ilvl="5" w:tplc="A170F59E">
       <w:numFmt w:val="decimal"/>
       <w:lvlText w:val=""/>
       <w:lvlJc w:val="left"/>
     </w:lvl>
-    <w:lvl w:ilvl="7" w:tplc="922626D8">
+    <w:lvl w:ilvl="6" w:tplc="672A4C72">
       <w:numFmt w:val="decimal"/>
       <w:lvlText w:val=""/>
       <w:lvlJc w:val="left"/>
     </w:lvl>
-    <w:lvl w:ilvl="8" w:tplc="7F30E0D2">
+    <w:lvl w:ilvl="7" w:tplc="12127D50">
+      <w:numFmt w:val="decimal"/>
+      <w:lvlText w:val=""/>
+      <w:lvlJc w:val="left"/>
+    </w:lvl>
+    <w:lvl w:ilvl="8" w:tplc="E8F8158C">
       <w:numFmt w:val="decimal"/>
       <w:lvlText w:val=""/>
       <w:lvlJc w:val="left"/>
     </w:lvl>
   </w:abstractNum>
-  <w:abstractNum w:abstractNumId="2" w15:restartNumberingAfterBreak="0">
-    <w:nsid w:val="762F3A78"/>
-    <w:multiLevelType w:val="hybridMultilevel"/>
-    <w:tmpl w:val="5B869EF2"/>
-    <w:lvl w:ilvl="0" w:tplc="16A03992" w:tentative="1">
-      <w:start w:val="1"/>
-      <w:numFmt w:val="bullet"/>
-      <w:lvlText w:val="●"/>
-      <w:lvlJc w:val="left"/>
-      <w:pPr>
-        <w:ind w:left="720" w:hanging="360"/>
-      </w:pPr>
-    </w:lvl>
-    <w:lvl w:ilvl="1" w:tplc="E1425CC2" w:tentative="1">
-      <w:start w:val="1"/>
-      <w:numFmt w:val="bullet"/>
-      <w:lvlText w:val="○"/>
-      <w:lvlJc w:val="left"/>
-      <w:pPr>
-        <w:ind w:left="1440" w:hanging="360"/>
-      </w:pPr>
-    </w:lvl>
-    <w:lvl w:ilvl="2" w:tplc="E3C6CF98" w:tentative="1">
-      <w:start w:val="1"/>
-      <w:numFmt w:val="bullet"/>
-      <w:lvlText w:val="■"/>
-      <w:lvlJc w:val="left"/>
-      <w:pPr>
-        <w:ind w:left="2160" w:hanging="360"/>
-      </w:pPr>
-    </w:lvl>
-    <w:lvl w:ilvl="3" w:tplc="8CFC44CE" w:tentative="1">
-      <w:start w:val="1"/>
-      <w:numFmt w:val="bullet"/>
-      <w:lvlText w:val="●"/>
-      <w:lvlJc w:val="left"/>
-      <w:pPr>
-        <w:ind w:left="2880" w:hanging="360"/>
-      </w:pPr>
-    </w:lvl>
-    <w:lvl w:ilvl="4" w:tplc="F59279C0" w:tentative="1">
-      <w:start w:val="1"/>
-      <w:numFmt w:val="bullet"/>
-      <w:lvlText w:val="○"/>
-      <w:lvlJc w:val="left"/>
-      <w:pPr>
-        <w:ind w:left="3600" w:hanging="360"/>
-      </w:pPr>
-    </w:lvl>
-    <w:lvl w:ilvl="5" w:tplc="41D88472" w:tentative="1">
-      <w:start w:val="1"/>
-      <w:numFmt w:val="bullet"/>
-      <w:lvlText w:val="■"/>
-      <w:lvlJc w:val="left"/>
-      <w:pPr>
-        <w:ind w:left="4320" w:hanging="360"/>
-      </w:pPr>
-    </w:lvl>
-    <w:lvl w:ilvl="6" w:tplc="A7760634" w:tentative="1">
-      <w:start w:val="1"/>
-      <w:numFmt w:val="bullet"/>
-      <w:lvlText w:val="●"/>
-      <w:lvlJc w:val="left"/>
-      <w:pPr>
-        <w:ind w:left="5040" w:hanging="360"/>
-      </w:pPr>
-    </w:lvl>
-    <w:lvl w:ilvl="7" w:tplc="48B84CB2" w:tentative="1">
-      <w:start w:val="1"/>
-      <w:numFmt w:val="bullet"/>
-      <w:lvlText w:val="●"/>
-      <w:lvlJc w:val="left"/>
-      <w:pPr>
-        <w:ind w:left="5760" w:hanging="360"/>
-      </w:pPr>
-    </w:lvl>
-    <w:lvl w:ilvl="8" w:tplc="9954B928" w:tentative="1">
-      <w:start w:val="1"/>
-      <w:numFmt w:val="bullet"/>
-      <w:lvlText w:val="●"/>
-      <w:lvlJc w:val="left"/>
-      <w:pPr>
-        <w:ind w:left="6480" w:hanging="360"/>
-      </w:pPr>
-    </w:lvl>
-  </w:abstractNum>
-  <w:num w:numId="1" w16cid:durableId="1390229075">
+  <w:num w:numId="1" w16cid:durableId="539438527">
+    <w:abstractNumId w:val="1"/>
+    <w:lvlOverride w:ilvl="0">
+      <w:startOverride w:val="1"/>
+    </w:lvlOverride>
+  </w:num>
+  <w:num w:numId="2" w16cid:durableId="1600796286">
+    <w:abstractNumId w:val="0"/>
+    <w:lvlOverride w:ilvl="0">
+      <w:startOverride w:val="1"/>
+    </w:lvlOverride>
+  </w:num>
+  <w:num w:numId="3" w16cid:durableId="1792898298">
     <w:abstractNumId w:val="2"/>
     <w:lvlOverride w:ilvl="0">
       <w:startOverride w:val="1"/>
     </w:lvlOverride>
   </w:num>
-  <w:num w:numId="2" w16cid:durableId="577447108">
-    <w:abstractNumId w:val="1"/>
+  <w:num w:numId="4" w16cid:durableId="121045140">
+    <w:abstractNumId w:val="2"/>
     <w:lvlOverride w:ilvl="0">
       <w:startOverride w:val="1"/>
     </w:lvlOverride>
   </w:num>
-  <w:num w:numId="3" w16cid:durableId="1165902801">
-    <w:abstractNumId w:val="0"/>
+  <w:num w:numId="5" w16cid:durableId="2087264751">
+    <w:abstractNumId w:val="2"/>
     <w:lvlOverride w:ilvl="0">
       <w:startOverride w:val="1"/>
     </w:lvlOverride>
   </w:num>
-  <w:num w:numId="4" w16cid:durableId="576013619">
-    <w:abstractNumId w:val="0"/>
+  <w:num w:numId="6" w16cid:durableId="1427459482">
+    <w:abstractNumId w:val="2"/>
     <w:lvlOverride w:ilvl="0">
       <w:startOverride w:val="1"/>
     </w:lvlOverride>
   </w:num>
-  <w:num w:numId="5" w16cid:durableId="971406405">
-    <w:abstractNumId w:val="0"/>
-    <w:lvlOverride w:ilvl="0">
-      <w:startOverride w:val="1"/>
-    </w:lvlOverride>
-  </w:num>
-  <w:num w:numId="6" w16cid:durableId="705107076">
-    <w:abstractNumId w:val="0"/>
-    <w:lvlOverride w:ilvl="0">
-      <w:startOverride w:val="1"/>
-    </w:lvlOverride>
-  </w:num>
-  <w:num w:numId="7" w16cid:durableId="153574750">
-    <w:abstractNumId w:val="0"/>
+  <w:num w:numId="7" w16cid:durableId="854344384">
+    <w:abstractNumId w:val="2"/>
     <w:lvlOverride w:ilvl="0">
       <w:startOverride w:val="1"/>
     </w:lvlOverride>
@@ -12083,7 +12093,7 @@
     <w:autoRedefine/>
     <w:uiPriority w:val="39"/>
     <w:unhideWhenUsed/>
-    <w:rsid w:val="00BE0A2F"/>
+    <w:rsid w:val="007F6EA3"/>
     <w:pPr>
       <w:spacing w:after="100"/>
     </w:pPr>
@@ -12095,7 +12105,7 @@
     <w:autoRedefine/>
     <w:uiPriority w:val="39"/>
     <w:unhideWhenUsed/>
-    <w:rsid w:val="00BE0A2F"/>
+    <w:rsid w:val="007F6EA3"/>
     <w:pPr>
       <w:spacing w:after="100"/>
       <w:ind w:left="220"/>

--- a/reports/Инструктаж_аналитика.docx
+++ b/reports/Инструктаж_аналитика.docx
@@ -65,7 +65,7 @@
           <w:left w:w="10" w:type="dxa"/>
           <w:right w:w="10" w:type="dxa"/>
         </w:tblCellMar>
-        <w:tblLook w:val="0000" w:firstRow="0" w:lastRow="0" w:firstColumn="0" w:lastColumn="0" w:noHBand="0" w:noVBand="0"/>
+        <w:tblLook w:val="04A0" w:firstRow="1" w:lastRow="0" w:firstColumn="1" w:lastColumn="0" w:noHBand="0" w:noVBand="1"/>
       </w:tblPr>
       <w:tblGrid>
         <w:gridCol w:w="9638"/>
@@ -188,7 +188,7 @@
     <w:sdt>
       <w:sdtPr>
         <w:alias w:val="Содержание"/>
-        <w:id w:val="-2095544564"/>
+        <w:id w:val="-1187896226"/>
       </w:sdtPr>
       <w:sdtEndPr/>
       <w:sdtContent>
@@ -216,7 +216,7 @@
           <w:r>
             <w:fldChar w:fldCharType="separate"/>
           </w:r>
-          <w:hyperlink w:anchor="_Toc242208592" w:history="1">
+          <w:hyperlink w:anchor="_Toc242217127" w:history="1">
             <w:r>
               <w:rPr>
                 <w:rStyle w:val="a5"/>
@@ -240,7 +240,7 @@
               <w:rPr>
                 <w:noProof/>
               </w:rPr>
-              <w:instrText xml:space="preserve"> PAGEREF _Toc242208592 \h </w:instrText>
+              <w:instrText xml:space="preserve"> PAGEREF _Toc242217127 \h </w:instrText>
             </w:r>
             <w:r>
               <w:rPr>
@@ -282,7 +282,7 @@
               <w14:ligatures w14:val="standardContextual"/>
             </w:rPr>
           </w:pPr>
-          <w:hyperlink w:anchor="_Toc242208593" w:history="1">
+          <w:hyperlink w:anchor="_Toc242217128" w:history="1">
             <w:r>
               <w:rPr>
                 <w:rStyle w:val="a5"/>
@@ -306,7 +306,7 @@
               <w:rPr>
                 <w:noProof/>
               </w:rPr>
-              <w:instrText xml:space="preserve"> PAGEREF _Toc242208593 \h </w:instrText>
+              <w:instrText xml:space="preserve"> PAGEREF _Toc242217128 \h </w:instrText>
             </w:r>
             <w:r>
               <w:rPr>
@@ -348,7 +348,7 @@
               <w14:ligatures w14:val="standardContextual"/>
             </w:rPr>
           </w:pPr>
-          <w:hyperlink w:anchor="_Toc242208594" w:history="1">
+          <w:hyperlink w:anchor="_Toc242217129" w:history="1">
             <w:r>
               <w:rPr>
                 <w:rStyle w:val="a5"/>
@@ -372,7 +372,7 @@
               <w:rPr>
                 <w:noProof/>
               </w:rPr>
-              <w:instrText xml:space="preserve"> PAGEREF _Toc242208594 \h </w:instrText>
+              <w:instrText xml:space="preserve"> PAGEREF _Toc242217129 \h </w:instrText>
             </w:r>
             <w:r>
               <w:rPr>
@@ -414,7 +414,7 @@
               <w14:ligatures w14:val="standardContextual"/>
             </w:rPr>
           </w:pPr>
-          <w:hyperlink w:anchor="_Toc242208595" w:history="1">
+          <w:hyperlink w:anchor="_Toc242217130" w:history="1">
             <w:r>
               <w:rPr>
                 <w:rStyle w:val="a5"/>
@@ -438,7 +438,7 @@
               <w:rPr>
                 <w:noProof/>
               </w:rPr>
-              <w:instrText xml:space="preserve"> PAGEREF _Toc242208595 \h </w:instrText>
+              <w:instrText xml:space="preserve"> PAGEREF _Toc242217130 \h </w:instrText>
             </w:r>
             <w:r>
               <w:rPr>
@@ -480,7 +480,7 @@
               <w14:ligatures w14:val="standardContextual"/>
             </w:rPr>
           </w:pPr>
-          <w:hyperlink w:anchor="_Toc242208596" w:history="1">
+          <w:hyperlink w:anchor="_Toc242217131" w:history="1">
             <w:r>
               <w:rPr>
                 <w:rStyle w:val="a5"/>
@@ -504,7 +504,7 @@
               <w:rPr>
                 <w:noProof/>
               </w:rPr>
-              <w:instrText xml:space="preserve"> PAGEREF _Toc242208596 \h </w:instrText>
+              <w:instrText xml:space="preserve"> PAGEREF _Toc242217131 \h </w:instrText>
             </w:r>
             <w:r>
               <w:rPr>
@@ -546,7 +546,7 @@
               <w14:ligatures w14:val="standardContextual"/>
             </w:rPr>
           </w:pPr>
-          <w:hyperlink w:anchor="_Toc242208597" w:history="1">
+          <w:hyperlink w:anchor="_Toc242217132" w:history="1">
             <w:r>
               <w:rPr>
                 <w:rStyle w:val="a5"/>
@@ -570,7 +570,7 @@
               <w:rPr>
                 <w:noProof/>
               </w:rPr>
-              <w:instrText xml:space="preserve"> PAGEREF _Toc242208597 \h </w:instrText>
+              <w:instrText xml:space="preserve"> PAGEREF _Toc242217132 \h </w:instrText>
             </w:r>
             <w:r>
               <w:rPr>
@@ -612,7 +612,7 @@
               <w14:ligatures w14:val="standardContextual"/>
             </w:rPr>
           </w:pPr>
-          <w:hyperlink w:anchor="_Toc242208598" w:history="1">
+          <w:hyperlink w:anchor="_Toc242217133" w:history="1">
             <w:r>
               <w:rPr>
                 <w:rStyle w:val="a5"/>
@@ -636,7 +636,7 @@
               <w:rPr>
                 <w:noProof/>
               </w:rPr>
-              <w:instrText xml:space="preserve"> PAGEREF _Toc242208598 \h </w:instrText>
+              <w:instrText xml:space="preserve"> PAGEREF _Toc242217133 \h </w:instrText>
             </w:r>
             <w:r>
               <w:rPr>
@@ -678,7 +678,7 @@
               <w14:ligatures w14:val="standardContextual"/>
             </w:rPr>
           </w:pPr>
-          <w:hyperlink w:anchor="_Toc242208599" w:history="1">
+          <w:hyperlink w:anchor="_Toc242217134" w:history="1">
             <w:r>
               <w:rPr>
                 <w:rStyle w:val="a5"/>
@@ -702,7 +702,7 @@
               <w:rPr>
                 <w:noProof/>
               </w:rPr>
-              <w:instrText xml:space="preserve"> PAGEREF _Toc242208599 \h </w:instrText>
+              <w:instrText xml:space="preserve"> PAGEREF _Toc242217134 \h </w:instrText>
             </w:r>
             <w:r>
               <w:rPr>
@@ -744,7 +744,7 @@
               <w14:ligatures w14:val="standardContextual"/>
             </w:rPr>
           </w:pPr>
-          <w:hyperlink w:anchor="_Toc242208600" w:history="1">
+          <w:hyperlink w:anchor="_Toc242217135" w:history="1">
             <w:r>
               <w:rPr>
                 <w:rStyle w:val="a5"/>
@@ -768,7 +768,7 @@
               <w:rPr>
                 <w:noProof/>
               </w:rPr>
-              <w:instrText xml:space="preserve"> PAGEREF _Toc242208600 \h </w:instrText>
+              <w:instrText xml:space="preserve"> PAGEREF _Toc242217135 \h </w:instrText>
             </w:r>
             <w:r>
               <w:rPr>
@@ -810,7 +810,7 @@
               <w14:ligatures w14:val="standardContextual"/>
             </w:rPr>
           </w:pPr>
-          <w:hyperlink w:anchor="_Toc242208601" w:history="1">
+          <w:hyperlink w:anchor="_Toc242217136" w:history="1">
             <w:r>
               <w:rPr>
                 <w:rStyle w:val="a5"/>
@@ -834,7 +834,7 @@
               <w:rPr>
                 <w:noProof/>
               </w:rPr>
-              <w:instrText xml:space="preserve"> PAGEREF _Toc242208601 \h </w:instrText>
+              <w:instrText xml:space="preserve"> PAGEREF _Toc242217136 \h </w:instrText>
             </w:r>
             <w:r>
               <w:rPr>
@@ -876,7 +876,7 @@
               <w14:ligatures w14:val="standardContextual"/>
             </w:rPr>
           </w:pPr>
-          <w:hyperlink w:anchor="_Toc242208602" w:history="1">
+          <w:hyperlink w:anchor="_Toc242217137" w:history="1">
             <w:r>
               <w:rPr>
                 <w:rStyle w:val="a5"/>
@@ -900,7 +900,7 @@
               <w:rPr>
                 <w:noProof/>
               </w:rPr>
-              <w:instrText xml:space="preserve"> PAGEREF _Toc242208602 \h </w:instrText>
+              <w:instrText xml:space="preserve"> PAGEREF _Toc242217137 \h </w:instrText>
             </w:r>
             <w:r>
               <w:rPr>
@@ -942,7 +942,7 @@
               <w14:ligatures w14:val="standardContextual"/>
             </w:rPr>
           </w:pPr>
-          <w:hyperlink w:anchor="_Toc242208603" w:history="1">
+          <w:hyperlink w:anchor="_Toc242217138" w:history="1">
             <w:r>
               <w:rPr>
                 <w:rStyle w:val="a5"/>
@@ -966,7 +966,7 @@
               <w:rPr>
                 <w:noProof/>
               </w:rPr>
-              <w:instrText xml:space="preserve"> PAGEREF _Toc242208603 \h </w:instrText>
+              <w:instrText xml:space="preserve"> PAGEREF _Toc242217138 \h </w:instrText>
             </w:r>
             <w:r>
               <w:rPr>
@@ -1008,7 +1008,7 @@
               <w14:ligatures w14:val="standardContextual"/>
             </w:rPr>
           </w:pPr>
-          <w:hyperlink w:anchor="_Toc242208604" w:history="1">
+          <w:hyperlink w:anchor="_Toc242217139" w:history="1">
             <w:r>
               <w:rPr>
                 <w:rStyle w:val="a5"/>
@@ -1032,7 +1032,7 @@
               <w:rPr>
                 <w:noProof/>
               </w:rPr>
-              <w:instrText xml:space="preserve"> PAGEREF _Toc242208604 \h </w:instrText>
+              <w:instrText xml:space="preserve"> PAGEREF _Toc242217139 \h </w:instrText>
             </w:r>
             <w:r>
               <w:rPr>
@@ -1074,7 +1074,7 @@
               <w14:ligatures w14:val="standardContextual"/>
             </w:rPr>
           </w:pPr>
-          <w:hyperlink w:anchor="_Toc242208605" w:history="1">
+          <w:hyperlink w:anchor="_Toc242217140" w:history="1">
             <w:r>
               <w:rPr>
                 <w:rStyle w:val="a5"/>
@@ -1098,7 +1098,7 @@
               <w:rPr>
                 <w:noProof/>
               </w:rPr>
-              <w:instrText xml:space="preserve"> PAGEREF _Toc242208605 \h </w:instrText>
+              <w:instrText xml:space="preserve"> PAGEREF _Toc242217140 \h </w:instrText>
             </w:r>
             <w:r>
               <w:rPr>
@@ -1140,7 +1140,7 @@
               <w14:ligatures w14:val="standardContextual"/>
             </w:rPr>
           </w:pPr>
-          <w:hyperlink w:anchor="_Toc242208606" w:history="1">
+          <w:hyperlink w:anchor="_Toc242217141" w:history="1">
             <w:r>
               <w:rPr>
                 <w:rStyle w:val="a5"/>
@@ -1164,7 +1164,7 @@
               <w:rPr>
                 <w:noProof/>
               </w:rPr>
-              <w:instrText xml:space="preserve"> PAGEREF _Toc242208606 \h </w:instrText>
+              <w:instrText xml:space="preserve"> PAGEREF _Toc242217141 \h </w:instrText>
             </w:r>
             <w:r>
               <w:rPr>
@@ -1206,7 +1206,7 @@
               <w14:ligatures w14:val="standardContextual"/>
             </w:rPr>
           </w:pPr>
-          <w:hyperlink w:anchor="_Toc242208607" w:history="1">
+          <w:hyperlink w:anchor="_Toc242217142" w:history="1">
             <w:r>
               <w:rPr>
                 <w:rStyle w:val="a5"/>
@@ -1230,7 +1230,7 @@
               <w:rPr>
                 <w:noProof/>
               </w:rPr>
-              <w:instrText xml:space="preserve"> PAGEREF _Toc242208607 \h </w:instrText>
+              <w:instrText xml:space="preserve"> PAGEREF _Toc242217142 \h </w:instrText>
             </w:r>
             <w:r>
               <w:rPr>
@@ -1272,7 +1272,7 @@
               <w14:ligatures w14:val="standardContextual"/>
             </w:rPr>
           </w:pPr>
-          <w:hyperlink w:anchor="_Toc242208608" w:history="1">
+          <w:hyperlink w:anchor="_Toc242217143" w:history="1">
             <w:r>
               <w:rPr>
                 <w:rStyle w:val="a5"/>
@@ -1296,7 +1296,7 @@
               <w:rPr>
                 <w:noProof/>
               </w:rPr>
-              <w:instrText xml:space="preserve"> PAGEREF _Toc242208608 \h </w:instrText>
+              <w:instrText xml:space="preserve"> PAGEREF _Toc242217143 \h </w:instrText>
             </w:r>
             <w:r>
               <w:rPr>
@@ -1338,7 +1338,7 @@
               <w14:ligatures w14:val="standardContextual"/>
             </w:rPr>
           </w:pPr>
-          <w:hyperlink w:anchor="_Toc242208609" w:history="1">
+          <w:hyperlink w:anchor="_Toc242217144" w:history="1">
             <w:r>
               <w:rPr>
                 <w:rStyle w:val="a5"/>
@@ -1362,7 +1362,7 @@
               <w:rPr>
                 <w:noProof/>
               </w:rPr>
-              <w:instrText xml:space="preserve"> PAGEREF _Toc242208609 \h </w:instrText>
+              <w:instrText xml:space="preserve"> PAGEREF _Toc242217144 \h </w:instrText>
             </w:r>
             <w:r>
               <w:rPr>
@@ -1404,7 +1404,7 @@
               <w14:ligatures w14:val="standardContextual"/>
             </w:rPr>
           </w:pPr>
-          <w:hyperlink w:anchor="_Toc242208610" w:history="1">
+          <w:hyperlink w:anchor="_Toc242217145" w:history="1">
             <w:r>
               <w:rPr>
                 <w:rStyle w:val="a5"/>
@@ -1428,7 +1428,7 @@
               <w:rPr>
                 <w:noProof/>
               </w:rPr>
-              <w:instrText xml:space="preserve"> PAGEREF _Toc242208610 \h </w:instrText>
+              <w:instrText xml:space="preserve"> PAGEREF _Toc242217145 \h </w:instrText>
             </w:r>
             <w:r>
               <w:rPr>
@@ -1470,7 +1470,7 @@
               <w14:ligatures w14:val="standardContextual"/>
             </w:rPr>
           </w:pPr>
-          <w:hyperlink w:anchor="_Toc242208611" w:history="1">
+          <w:hyperlink w:anchor="_Toc242217146" w:history="1">
             <w:r>
               <w:rPr>
                 <w:rStyle w:val="a5"/>
@@ -1494,7 +1494,7 @@
               <w:rPr>
                 <w:noProof/>
               </w:rPr>
-              <w:instrText xml:space="preserve"> PAGEREF _Toc242208611 \h </w:instrText>
+              <w:instrText xml:space="preserve"> PAGEREF _Toc242217146 \h </w:instrText>
             </w:r>
             <w:r>
               <w:rPr>
@@ -1536,7 +1536,7 @@
               <w14:ligatures w14:val="standardContextual"/>
             </w:rPr>
           </w:pPr>
-          <w:hyperlink w:anchor="_Toc242208612" w:history="1">
+          <w:hyperlink w:anchor="_Toc242217147" w:history="1">
             <w:r>
               <w:rPr>
                 <w:rStyle w:val="a5"/>
@@ -1560,7 +1560,7 @@
               <w:rPr>
                 <w:noProof/>
               </w:rPr>
-              <w:instrText xml:space="preserve"> PAGEREF _Toc242208612 \h </w:instrText>
+              <w:instrText xml:space="preserve"> PAGEREF _Toc242217147 \h </w:instrText>
             </w:r>
             <w:r>
               <w:rPr>
@@ -1602,7 +1602,7 @@
               <w14:ligatures w14:val="standardContextual"/>
             </w:rPr>
           </w:pPr>
-          <w:hyperlink w:anchor="_Toc242208613" w:history="1">
+          <w:hyperlink w:anchor="_Toc242217148" w:history="1">
             <w:r>
               <w:rPr>
                 <w:rStyle w:val="a5"/>
@@ -1626,7 +1626,7 @@
               <w:rPr>
                 <w:noProof/>
               </w:rPr>
-              <w:instrText xml:space="preserve"> PAGEREF _Toc242208613 \h </w:instrText>
+              <w:instrText xml:space="preserve"> PAGEREF _Toc242217148 \h </w:instrText>
             </w:r>
             <w:r>
               <w:rPr>
@@ -1668,7 +1668,7 @@
               <w14:ligatures w14:val="standardContextual"/>
             </w:rPr>
           </w:pPr>
-          <w:hyperlink w:anchor="_Toc242208614" w:history="1">
+          <w:hyperlink w:anchor="_Toc242217149" w:history="1">
             <w:r>
               <w:rPr>
                 <w:rStyle w:val="a5"/>
@@ -1692,7 +1692,7 @@
               <w:rPr>
                 <w:noProof/>
               </w:rPr>
-              <w:instrText xml:space="preserve"> PAGEREF _Toc242208614 \h </w:instrText>
+              <w:instrText xml:space="preserve"> PAGEREF _Toc242217149 \h </w:instrText>
             </w:r>
             <w:r>
               <w:rPr>
@@ -1734,7 +1734,7 @@
               <w14:ligatures w14:val="standardContextual"/>
             </w:rPr>
           </w:pPr>
-          <w:hyperlink w:anchor="_Toc242208615" w:history="1">
+          <w:hyperlink w:anchor="_Toc242217150" w:history="1">
             <w:r>
               <w:rPr>
                 <w:rStyle w:val="a5"/>
@@ -1758,7 +1758,7 @@
               <w:rPr>
                 <w:noProof/>
               </w:rPr>
-              <w:instrText xml:space="preserve"> PAGEREF _Toc242208615 \h </w:instrText>
+              <w:instrText xml:space="preserve"> PAGEREF _Toc242217150 \h </w:instrText>
             </w:r>
             <w:r>
               <w:rPr>
@@ -1800,7 +1800,7 @@
               <w14:ligatures w14:val="standardContextual"/>
             </w:rPr>
           </w:pPr>
-          <w:hyperlink w:anchor="_Toc242208616" w:history="1">
+          <w:hyperlink w:anchor="_Toc242217151" w:history="1">
             <w:r>
               <w:rPr>
                 <w:rStyle w:val="a5"/>
@@ -1824,7 +1824,7 @@
               <w:rPr>
                 <w:noProof/>
               </w:rPr>
-              <w:instrText xml:space="preserve"> PAGEREF _Toc242208616 \h </w:instrText>
+              <w:instrText xml:space="preserve"> PAGEREF _Toc242217151 \h </w:instrText>
             </w:r>
             <w:r>
               <w:rPr>
@@ -1866,7 +1866,7 @@
               <w14:ligatures w14:val="standardContextual"/>
             </w:rPr>
           </w:pPr>
-          <w:hyperlink w:anchor="_Toc242208617" w:history="1">
+          <w:hyperlink w:anchor="_Toc242217152" w:history="1">
             <w:r>
               <w:rPr>
                 <w:rStyle w:val="a5"/>
@@ -1890,7 +1890,7 @@
               <w:rPr>
                 <w:noProof/>
               </w:rPr>
-              <w:instrText xml:space="preserve"> PAGEREF _Toc242208617 \h </w:instrText>
+              <w:instrText xml:space="preserve"> PAGEREF _Toc242217152 \h </w:instrText>
             </w:r>
             <w:r>
               <w:rPr>
@@ -1932,7 +1932,7 @@
               <w14:ligatures w14:val="standardContextual"/>
             </w:rPr>
           </w:pPr>
-          <w:hyperlink w:anchor="_Toc242208618" w:history="1">
+          <w:hyperlink w:anchor="_Toc242217153" w:history="1">
             <w:r>
               <w:rPr>
                 <w:rStyle w:val="a5"/>
@@ -1956,7 +1956,7 @@
               <w:rPr>
                 <w:noProof/>
               </w:rPr>
-              <w:instrText xml:space="preserve"> PAGEREF _Toc242208618 \h </w:instrText>
+              <w:instrText xml:space="preserve"> PAGEREF _Toc242217153 \h </w:instrText>
             </w:r>
             <w:r>
               <w:rPr>
@@ -1998,7 +1998,7 @@
               <w14:ligatures w14:val="standardContextual"/>
             </w:rPr>
           </w:pPr>
-          <w:hyperlink w:anchor="_Toc242208619" w:history="1">
+          <w:hyperlink w:anchor="_Toc242217154" w:history="1">
             <w:r>
               <w:rPr>
                 <w:rStyle w:val="a5"/>
@@ -2022,7 +2022,7 @@
               <w:rPr>
                 <w:noProof/>
               </w:rPr>
-              <w:instrText xml:space="preserve"> PAGEREF _Toc242208619 \h </w:instrText>
+              <w:instrText xml:space="preserve"> PAGEREF _Toc242217154 \h </w:instrText>
             </w:r>
             <w:r>
               <w:rPr>
@@ -2064,7 +2064,7 @@
               <w14:ligatures w14:val="standardContextual"/>
             </w:rPr>
           </w:pPr>
-          <w:hyperlink w:anchor="_Toc242208620" w:history="1">
+          <w:hyperlink w:anchor="_Toc242217155" w:history="1">
             <w:r>
               <w:rPr>
                 <w:rStyle w:val="a5"/>
@@ -2088,7 +2088,7 @@
               <w:rPr>
                 <w:noProof/>
               </w:rPr>
-              <w:instrText xml:space="preserve"> PAGEREF _Toc242208620 \h </w:instrText>
+              <w:instrText xml:space="preserve"> PAGEREF _Toc242217155 \h </w:instrText>
             </w:r>
             <w:r>
               <w:rPr>
@@ -2130,7 +2130,7 @@
               <w14:ligatures w14:val="standardContextual"/>
             </w:rPr>
           </w:pPr>
-          <w:hyperlink w:anchor="_Toc242208621" w:history="1">
+          <w:hyperlink w:anchor="_Toc242217156" w:history="1">
             <w:r>
               <w:rPr>
                 <w:rStyle w:val="a5"/>
@@ -2154,7 +2154,7 @@
               <w:rPr>
                 <w:noProof/>
               </w:rPr>
-              <w:instrText xml:space="preserve"> PAGEREF _Toc242208621 \h </w:instrText>
+              <w:instrText xml:space="preserve"> PAGEREF _Toc242217156 \h </w:instrText>
             </w:r>
             <w:r>
               <w:rPr>
@@ -2196,7 +2196,7 @@
               <w14:ligatures w14:val="standardContextual"/>
             </w:rPr>
           </w:pPr>
-          <w:hyperlink w:anchor="_Toc242208622" w:history="1">
+          <w:hyperlink w:anchor="_Toc242217157" w:history="1">
             <w:r>
               <w:rPr>
                 <w:rStyle w:val="a5"/>
@@ -2220,7 +2220,7 @@
               <w:rPr>
                 <w:noProof/>
               </w:rPr>
-              <w:instrText xml:space="preserve"> PAGEREF _Toc242208622 \h </w:instrText>
+              <w:instrText xml:space="preserve"> PAGEREF _Toc242217157 \h </w:instrText>
             </w:r>
             <w:r>
               <w:rPr>
@@ -2265,7 +2265,7 @@
         <w:keepNext/>
         <w:spacing w:before="360"/>
       </w:pPr>
-      <w:bookmarkStart w:id="0" w:name="_Toc242208592"/>
+      <w:bookmarkStart w:id="0" w:name="_Toc242217127"/>
       <w:r>
         <w:lastRenderedPageBreak/>
         <w:t>1. Что это за инструмент и что он умеет</w:t>
@@ -2396,7 +2396,7 @@
           <w:left w:w="10" w:type="dxa"/>
           <w:right w:w="10" w:type="dxa"/>
         </w:tblCellMar>
-        <w:tblLook w:val="0000" w:firstRow="0" w:lastRow="0" w:firstColumn="0" w:lastColumn="0" w:noHBand="0" w:noVBand="0"/>
+        <w:tblLook w:val="04A0" w:firstRow="1" w:lastRow="0" w:firstColumn="1" w:lastColumn="0" w:noHBand="0" w:noVBand="1"/>
       </w:tblPr>
       <w:tblGrid>
         <w:gridCol w:w="9638"/>
@@ -2462,7 +2462,7 @@
         <w:keepNext/>
         <w:spacing w:before="360"/>
       </w:pPr>
-      <w:bookmarkStart w:id="1" w:name="_Toc242208593"/>
+      <w:bookmarkStart w:id="1" w:name="_Toc242217128"/>
       <w:r>
         <w:t>2. Рекомендуемый порядок работы</w:t>
       </w:r>
@@ -2491,7 +2491,7 @@
           <w:left w:w="10" w:type="dxa"/>
           <w:right w:w="10" w:type="dxa"/>
         </w:tblCellMar>
-        <w:tblLook w:val="0000" w:firstRow="0" w:lastRow="0" w:firstColumn="0" w:lastColumn="0" w:noHBand="0" w:noVBand="0"/>
+        <w:tblLook w:val="04A0" w:firstRow="1" w:lastRow="0" w:firstColumn="1" w:lastColumn="0" w:noHBand="0" w:noVBand="1"/>
       </w:tblPr>
       <w:tblGrid>
         <w:gridCol w:w="700"/>
@@ -3327,7 +3327,7 @@
         <w:keepNext/>
         <w:spacing w:before="360"/>
       </w:pPr>
-      <w:bookmarkStart w:id="2" w:name="_Toc242208594"/>
+      <w:bookmarkStart w:id="2" w:name="_Toc242217129"/>
       <w:r>
         <w:t>3. Боковая панель: общие настройки</w:t>
       </w:r>
@@ -3366,7 +3366,7 @@
           <w:left w:w="10" w:type="dxa"/>
           <w:right w:w="10" w:type="dxa"/>
         </w:tblCellMar>
-        <w:tblLook w:val="0000" w:firstRow="0" w:lastRow="0" w:firstColumn="0" w:lastColumn="0" w:noHBand="0" w:noVBand="0"/>
+        <w:tblLook w:val="04A0" w:firstRow="1" w:lastRow="0" w:firstColumn="1" w:lastColumn="0" w:noHBand="0" w:noVBand="1"/>
       </w:tblPr>
       <w:tblGrid>
         <w:gridCol w:w="18"/>
@@ -3582,7 +3582,7 @@
               <w:spacing w:after="40" w:line="252" w:lineRule="auto"/>
             </w:pPr>
             <w:r>
-              <w:t>Окно анализа, по умолчанию 2014–2024 (одно на весь сайт)</w:t>
+              <w:t>Какие годы показывать (по умолчанию 2014–2024; одно окно на весь сайт)</w:t>
             </w:r>
           </w:p>
         </w:tc>
@@ -3601,7 +3601,7 @@
               <w:spacing w:after="40" w:line="252" w:lineRule="auto"/>
             </w:pPr>
             <w:r>
-              <w:t>Специализация занятости по МО есть только с 2017 г.: в 2014–2016 гг. сеть строится без неё, по остальным признакам. Окно 2017–2024 — если важна сопоставимость всех признаков во всех годах</w:t>
+              <w:t>Это фильтр показа: модель и нормировка всегда строятся на всей панели 2014–2024, поэтому кластеры конкретного года не меняются при сужении или расширении окна. Специализация занятости по МО есть только с 2017 г.: в 2014–2016 гг. МО относятся к кластерам по остальным признакам</w:t>
             </w:r>
           </w:p>
         </w:tc>
@@ -4161,7 +4161,7 @@
         <w:keepNext/>
         <w:spacing w:before="360"/>
       </w:pPr>
-      <w:bookmarkStart w:id="3" w:name="_Toc242208595"/>
+      <w:bookmarkStart w:id="3" w:name="_Toc242217130"/>
       <w:r>
         <w:t>4. Страница «Данные и качество»</w:t>
       </w:r>
@@ -4172,7 +4172,7 @@
         <w:pStyle w:val="2"/>
         <w:keepNext/>
       </w:pPr>
-      <w:bookmarkStart w:id="4" w:name="_Toc242208596"/>
+      <w:bookmarkStart w:id="4" w:name="_Toc242217131"/>
       <w:r>
         <w:t>На что смотреть</w:t>
       </w:r>
@@ -4313,7 +4313,7 @@
         <w:pStyle w:val="2"/>
         <w:keepNext/>
       </w:pPr>
-      <w:bookmarkStart w:id="5" w:name="_Toc242208597"/>
+      <w:bookmarkStart w:id="5" w:name="_Toc242217132"/>
       <w:r>
         <w:t>Как читать и что анализировать</w:t>
       </w:r>
@@ -4384,7 +4384,7 @@
           <w:left w:w="10" w:type="dxa"/>
           <w:right w:w="10" w:type="dxa"/>
         </w:tblCellMar>
-        <w:tblLook w:val="0000" w:firstRow="0" w:lastRow="0" w:firstColumn="0" w:lastColumn="0" w:noHBand="0" w:noVBand="0"/>
+        <w:tblLook w:val="04A0" w:firstRow="1" w:lastRow="0" w:firstColumn="1" w:lastColumn="0" w:noHBand="0" w:noVBand="1"/>
       </w:tblPr>
       <w:tblGrid>
         <w:gridCol w:w="9638"/>
@@ -4475,7 +4475,7 @@
         <w:keepNext/>
         <w:spacing w:before="360"/>
       </w:pPr>
-      <w:bookmarkStart w:id="6" w:name="_Toc242208598"/>
+      <w:bookmarkStart w:id="6" w:name="_Toc242217133"/>
       <w:r>
         <w:t>5. Страница «Показатели»</w:t>
       </w:r>
@@ -4486,7 +4486,7 @@
         <w:pStyle w:val="2"/>
         <w:keepNext/>
       </w:pPr>
-      <w:bookmarkStart w:id="7" w:name="_Toc242208599"/>
+      <w:bookmarkStart w:id="7" w:name="_Toc242217134"/>
       <w:r>
         <w:t>На что смотреть</w:t>
       </w:r>
@@ -4597,7 +4597,7 @@
         <w:pStyle w:val="2"/>
         <w:keepNext/>
       </w:pPr>
-      <w:bookmarkStart w:id="8" w:name="_Toc242208600"/>
+      <w:bookmarkStart w:id="8" w:name="_Toc242217135"/>
       <w:r>
         <w:t>Что анализировать</w:t>
       </w:r>
@@ -4738,7 +4738,7 @@
         <w:keepNext/>
         <w:spacing w:before="360"/>
       </w:pPr>
-      <w:bookmarkStart w:id="9" w:name="_Toc242208601"/>
+      <w:bookmarkStart w:id="9" w:name="_Toc242217136"/>
       <w:r>
         <w:t>6. Страница «Сеть»</w:t>
       </w:r>
@@ -4767,7 +4767,7 @@
         <w:pStyle w:val="2"/>
         <w:keepNext/>
       </w:pPr>
-      <w:bookmarkStart w:id="10" w:name="_Toc242208602"/>
+      <w:bookmarkStart w:id="10" w:name="_Toc242217137"/>
       <w:r>
         <w:t>Параметры и их смысл</w:t>
       </w:r>
@@ -4788,7 +4788,7 @@
           <w:left w:w="10" w:type="dxa"/>
           <w:right w:w="10" w:type="dxa"/>
         </w:tblCellMar>
-        <w:tblLook w:val="0000" w:firstRow="0" w:lastRow="0" w:firstColumn="0" w:lastColumn="0" w:noHBand="0" w:noVBand="0"/>
+        <w:tblLook w:val="04A0" w:firstRow="1" w:lastRow="0" w:firstColumn="1" w:lastColumn="0" w:noHBand="0" w:noVBand="1"/>
       </w:tblPr>
       <w:tblGrid>
         <w:gridCol w:w="2300"/>
@@ -5295,7 +5295,7 @@
         <w:pStyle w:val="2"/>
         <w:keepNext/>
       </w:pPr>
-      <w:bookmarkStart w:id="11" w:name="_Toc242208603"/>
+      <w:bookmarkStart w:id="11" w:name="_Toc242217138"/>
       <w:r>
         <w:t>На что смотреть</w:t>
       </w:r>
@@ -5396,7 +5396,7 @@
           <w:left w:w="10" w:type="dxa"/>
           <w:right w:w="10" w:type="dxa"/>
         </w:tblCellMar>
-        <w:tblLook w:val="0000" w:firstRow="0" w:lastRow="0" w:firstColumn="0" w:lastColumn="0" w:noHBand="0" w:noVBand="0"/>
+        <w:tblLook w:val="04A0" w:firstRow="1" w:lastRow="0" w:firstColumn="1" w:lastColumn="0" w:noHBand="0" w:noVBand="1"/>
       </w:tblPr>
       <w:tblGrid>
         <w:gridCol w:w="9638"/>
@@ -5514,7 +5514,7 @@
         <w:keepNext/>
         <w:spacing w:before="360"/>
       </w:pPr>
-      <w:bookmarkStart w:id="12" w:name="_Toc242208604"/>
+      <w:bookmarkStart w:id="12" w:name="_Toc242217139"/>
       <w:r>
         <w:t>7. Страница «Кластеры»</w:t>
       </w:r>
@@ -5525,7 +5525,7 @@
         <w:pStyle w:val="2"/>
         <w:keepNext/>
       </w:pPr>
-      <w:bookmarkStart w:id="13" w:name="_Toc242208605"/>
+      <w:bookmarkStart w:id="13" w:name="_Toc242217140"/>
       <w:r>
         <w:t>Методы</w:t>
       </w:r>
@@ -5546,7 +5546,7 @@
           <w:left w:w="10" w:type="dxa"/>
           <w:right w:w="10" w:type="dxa"/>
         </w:tblCellMar>
-        <w:tblLook w:val="0000" w:firstRow="0" w:lastRow="0" w:firstColumn="0" w:lastColumn="0" w:noHBand="0" w:noVBand="0"/>
+        <w:tblLook w:val="04A0" w:firstRow="1" w:lastRow="0" w:firstColumn="1" w:lastColumn="0" w:noHBand="0" w:noVBand="1"/>
       </w:tblPr>
       <w:tblGrid>
         <w:gridCol w:w="2300"/>
@@ -5859,7 +5859,7 @@
         <w:pStyle w:val="2"/>
         <w:keepNext/>
       </w:pPr>
-      <w:bookmarkStart w:id="14" w:name="_Toc242208606"/>
+      <w:bookmarkStart w:id="14" w:name="_Toc242217141"/>
       <w:r>
         <w:t>Режим, метод «Уорд + k-means» и номера K1…Kn</w:t>
       </w:r>
@@ -5902,7 +5902,7 @@
         <w:t>Уорд + k-means:</w:t>
       </w:r>
       <w:r>
-        <w:t xml:space="preserve"> сначала дерево Уорда (раскрывающийся блок «Дендрограмма» — верхние 40 ветвей и пунктир разреза на выбранном k), затем k-means уточняет разбиение, стартуя из центров групп Уорда. Таблица под дендрограммой показывает скачок высоты слияния: большой скачок — естественная граница. По всей России он указывает на k = 6.</w:t>
+        <w:t xml:space="preserve"> сначала дерево Уорда (раскрывающийся блок «Дендрограмма» — верхние 40 ветвей и пунктир разреза на выбранном k), затем k-means уточняет разбиение, стартуя из центров групп Уорда. Таблица под дендрограммой показывает скачок высоты слияния: большой скачок — естественная граница. По всей России (2014–2024) он указывает на k = 3, следующий — на k = 5.</w:t>
       </w:r>
     </w:p>
     <w:p>
@@ -5930,7 +5930,7 @@
         <w:pStyle w:val="2"/>
         <w:keepNext/>
       </w:pPr>
-      <w:bookmarkStart w:id="15" w:name="_Toc242208607"/>
+      <w:bookmarkStart w:id="15" w:name="_Toc242217142"/>
       <w:r>
         <w:t>Как выбрать число кластеров k</w:t>
       </w:r>
@@ -6003,7 +6003,7 @@
       </w:pPr>
       <w:r>
         <w:lastRenderedPageBreak/>
-        <w:t>Сводная таблица по всем методам и годам — в файле reports/CLUSTERS.md: по всей России индексы чаще указывают на 4–6, локоть — на 4–5; по умолчанию k = 6 (рекомендуемый диапазон 4–6).</w:t>
+        <w:t>Сводная таблица по всем методам и годам — в файле reports/CLUSTERS.md: по всей России индексы чаще указывают на 4–6, локоть — на 4–5; по умолчанию k = 5 (рекомендуемый диапазон 4–6).</w:t>
       </w:r>
     </w:p>
     <w:p>
@@ -6034,7 +6034,7 @@
         <w:pStyle w:val="2"/>
         <w:keepNext/>
       </w:pPr>
-      <w:bookmarkStart w:id="16" w:name="_Toc242208608"/>
+      <w:bookmarkStart w:id="16" w:name="_Toc242217143"/>
       <w:r>
         <w:t>На что смотреть</w:t>
       </w:r>
@@ -6125,7 +6125,7 @@
         <w:pStyle w:val="2"/>
         <w:keepNext/>
       </w:pPr>
-      <w:bookmarkStart w:id="17" w:name="_Toc242208609"/>
+      <w:bookmarkStart w:id="17" w:name="_Toc242217144"/>
       <w:r>
         <w:t>Что анализировать</w:t>
       </w:r>
@@ -6278,7 +6278,7 @@
         <w:keepNext/>
         <w:spacing w:before="360"/>
       </w:pPr>
-      <w:bookmarkStart w:id="18" w:name="_Toc242208610"/>
+      <w:bookmarkStart w:id="18" w:name="_Toc242217145"/>
       <w:r>
         <w:t>8. Страницы «Динамика» и «Конвергенция»</w:t>
       </w:r>
@@ -6289,7 +6289,7 @@
         <w:pStyle w:val="2"/>
         <w:keepNext/>
       </w:pPr>
-      <w:bookmarkStart w:id="19" w:name="_Toc242208611"/>
+      <w:bookmarkStart w:id="19" w:name="_Toc242217146"/>
       <w:r>
         <w:t>Динамика: как меняются типы</w:t>
       </w:r>
@@ -6310,7 +6310,7 @@
         <w:t>одна модель на всю панель</w:t>
       </w:r>
       <w:r>
-        <w:t xml:space="preserve"> (метод «Уорд + k-means», k = 6): типы одинаковы для всех лет, поэтому смена типа означает реальное изменение показателей МО. Режим «каждый год заново» оставлен для сравнения: в нём заметная часть переходов — шум перекластеризации.</w:t>
+        <w:t xml:space="preserve"> (метод «Уорд + k-means», k = 5): типы одинаковы для всех лет, поэтому смена типа означает реальное изменение показателей МО. Режим «каждый год заново» оставлен для сравнения: в нём заметная часть переходов — шум перекластеризации.</w:t>
       </w:r>
     </w:p>
     <w:p>
@@ -6457,7 +6457,7 @@
         <w:pStyle w:val="2"/>
         <w:keepNext/>
       </w:pPr>
-      <w:bookmarkStart w:id="20" w:name="_Toc242208612"/>
+      <w:bookmarkStart w:id="20" w:name="_Toc242217147"/>
       <w:r>
         <w:t>Конвергенция: сближаются ли МО</w:t>
       </w:r>
@@ -6478,7 +6478,7 @@
           <w:left w:w="10" w:type="dxa"/>
           <w:right w:w="10" w:type="dxa"/>
         </w:tblCellMar>
-        <w:tblLook w:val="0000" w:firstRow="0" w:lastRow="0" w:firstColumn="0" w:lastColumn="0" w:noHBand="0" w:noVBand="0"/>
+        <w:tblLook w:val="04A0" w:firstRow="1" w:lastRow="0" w:firstColumn="1" w:lastColumn="0" w:noHBand="0" w:noVBand="1"/>
       </w:tblPr>
       <w:tblGrid>
         <w:gridCol w:w="3200"/>
@@ -6826,7 +6826,7 @@
           <w:left w:w="10" w:type="dxa"/>
           <w:right w:w="10" w:type="dxa"/>
         </w:tblCellMar>
-        <w:tblLook w:val="0000" w:firstRow="0" w:lastRow="0" w:firstColumn="0" w:lastColumn="0" w:noHBand="0" w:noVBand="0"/>
+        <w:tblLook w:val="04A0" w:firstRow="1" w:lastRow="0" w:firstColumn="1" w:lastColumn="0" w:noHBand="0" w:noVBand="1"/>
       </w:tblPr>
       <w:tblGrid>
         <w:gridCol w:w="9638"/>
@@ -6901,7 +6901,7 @@
         <w:keepNext/>
         <w:spacing w:before="360"/>
       </w:pPr>
-      <w:bookmarkStart w:id="21" w:name="_Toc242208613"/>
+      <w:bookmarkStart w:id="21" w:name="_Toc242217148"/>
       <w:r>
         <w:lastRenderedPageBreak/>
         <w:t>9. Страница «Сводные таблицы»</w:t>
@@ -6913,7 +6913,7 @@
         <w:spacing w:after="120" w:line="276" w:lineRule="auto"/>
       </w:pPr>
       <w:r>
-        <w:t>Две таблицы для отчёта — по образцу научной работы. Наверху выбираются режим, метод и k (по умолчанию — pooled, «Уорд + k-means», k = 6).</w:t>
+        <w:t>Две таблицы для отчёта — по образцу научной работы. Наверху выбираются режим, метод и k (по умолчанию — pooled, «Уорд + k-means», k = 5).</w:t>
       </w:r>
     </w:p>
     <w:p>
@@ -6921,7 +6921,7 @@
         <w:pStyle w:val="2"/>
         <w:keepNext/>
       </w:pPr>
-      <w:bookmarkStart w:id="22" w:name="_Toc242208614"/>
+      <w:bookmarkStart w:id="22" w:name="_Toc242217149"/>
       <w:r>
         <w:t>Таблица 1. Характерные признаки кластеров</w:t>
       </w:r>
@@ -6995,7 +6995,7 @@
         <w:pStyle w:val="2"/>
         <w:keepNext/>
       </w:pPr>
-      <w:bookmarkStart w:id="23" w:name="_Toc242208615"/>
+      <w:bookmarkStart w:id="23" w:name="_Toc242217150"/>
       <w:r>
         <w:t>Таблица 2. Результаты кластеризации по периодам</w:t>
       </w:r>
@@ -7126,7 +7126,7 @@
           <w:left w:w="10" w:type="dxa"/>
           <w:right w:w="10" w:type="dxa"/>
         </w:tblCellMar>
-        <w:tblLook w:val="0000" w:firstRow="0" w:lastRow="0" w:firstColumn="0" w:lastColumn="0" w:noHBand="0" w:noVBand="0"/>
+        <w:tblLook w:val="04A0" w:firstRow="1" w:lastRow="0" w:firstColumn="1" w:lastColumn="0" w:noHBand="0" w:noVBand="1"/>
       </w:tblPr>
       <w:tblGrid>
         <w:gridCol w:w="9638"/>
@@ -7193,7 +7193,7 @@
         <w:keepNext/>
         <w:spacing w:before="360"/>
       </w:pPr>
-      <w:bookmarkStart w:id="24" w:name="_Toc242208616"/>
+      <w:bookmarkStart w:id="24" w:name="_Toc242217151"/>
       <w:r>
         <w:t>10. Страница «Обновление данных»</w:t>
       </w:r>
@@ -7232,7 +7232,7 @@
           <w:left w:w="10" w:type="dxa"/>
           <w:right w:w="10" w:type="dxa"/>
         </w:tblCellMar>
-        <w:tblLook w:val="0000" w:firstRow="0" w:lastRow="0" w:firstColumn="0" w:lastColumn="0" w:noHBand="0" w:noVBand="0"/>
+        <w:tblLook w:val="04A0" w:firstRow="1" w:lastRow="0" w:firstColumn="1" w:lastColumn="0" w:noHBand="0" w:noVBand="1"/>
       </w:tblPr>
       <w:tblGrid>
         <w:gridCol w:w="2600"/>
@@ -7550,7 +7550,7 @@
         <w:keepNext/>
         <w:spacing w:before="360"/>
       </w:pPr>
-      <w:bookmarkStart w:id="25" w:name="_Toc242208617"/>
+      <w:bookmarkStart w:id="25" w:name="_Toc242217152"/>
       <w:r>
         <w:t>11. Шпаргалка по индексам качества</w:t>
       </w:r>
@@ -7571,7 +7571,7 @@
           <w:left w:w="10" w:type="dxa"/>
           <w:right w:w="10" w:type="dxa"/>
         </w:tblCellMar>
-        <w:tblLook w:val="0000" w:firstRow="0" w:lastRow="0" w:firstColumn="0" w:lastColumn="0" w:noHBand="0" w:noVBand="0"/>
+        <w:tblLook w:val="04A0" w:firstRow="1" w:lastRow="0" w:firstColumn="1" w:lastColumn="0" w:noHBand="0" w:noVBand="1"/>
       </w:tblPr>
       <w:tblGrid>
         <w:gridCol w:w="2000"/>
@@ -8513,7 +8513,7 @@
         <w:keepNext/>
         <w:spacing w:before="360"/>
       </w:pPr>
-      <w:bookmarkStart w:id="26" w:name="_Toc242208618"/>
+      <w:bookmarkStart w:id="26" w:name="_Toc242217153"/>
       <w:r>
         <w:t>12. Проверка вывода перед тем, как вносить его в отчёт</w:t>
       </w:r>
@@ -8705,7 +8705,7 @@
         <w:keepNext/>
         <w:spacing w:before="360"/>
       </w:pPr>
-      <w:bookmarkStart w:id="27" w:name="_Toc242208619"/>
+      <w:bookmarkStart w:id="27" w:name="_Toc242217154"/>
       <w:r>
         <w:t>13. Какие исследовательские вопросы можно поставить</w:t>
       </w:r>
@@ -8734,7 +8734,7 @@
           <w:left w:w="10" w:type="dxa"/>
           <w:right w:w="10" w:type="dxa"/>
         </w:tblCellMar>
-        <w:tblLook w:val="0000" w:firstRow="0" w:lastRow="0" w:firstColumn="0" w:lastColumn="0" w:noHBand="0" w:noVBand="0"/>
+        <w:tblLook w:val="04A0" w:firstRow="1" w:lastRow="0" w:firstColumn="1" w:lastColumn="0" w:noHBand="0" w:noVBand="1"/>
       </w:tblPr>
       <w:tblGrid>
         <w:gridCol w:w="3300"/>
@@ -9583,7 +9583,7 @@
         <w:keepNext/>
         <w:spacing w:before="360"/>
       </w:pPr>
-      <w:bookmarkStart w:id="28" w:name="_Toc242208620"/>
+      <w:bookmarkStart w:id="28" w:name="_Toc242217155"/>
       <w:r>
         <w:t>14. Ограничения данных: что нельзя утверждать</w:t>
       </w:r>
@@ -9755,7 +9755,7 @@
         <w:keepNext/>
         <w:spacing w:before="360"/>
       </w:pPr>
-      <w:bookmarkStart w:id="29" w:name="_Toc242208621"/>
+      <w:bookmarkStart w:id="29" w:name="_Toc242217156"/>
       <w:r>
         <w:lastRenderedPageBreak/>
         <w:t>15. Где что лежит</w:t>
@@ -9777,7 +9777,7 @@
           <w:left w:w="10" w:type="dxa"/>
           <w:right w:w="10" w:type="dxa"/>
         </w:tblCellMar>
-        <w:tblLook w:val="0000" w:firstRow="0" w:lastRow="0" w:firstColumn="0" w:lastColumn="0" w:noHBand="0" w:noVBand="0"/>
+        <w:tblLook w:val="04A0" w:firstRow="1" w:lastRow="0" w:firstColumn="1" w:lastColumn="0" w:noHBand="0" w:noVBand="1"/>
       </w:tblPr>
       <w:tblGrid>
         <w:gridCol w:w="4400"/>
@@ -10389,7 +10389,7 @@
         <w:pStyle w:val="2"/>
         <w:keepNext/>
       </w:pPr>
-      <w:bookmarkStart w:id="30" w:name="_Toc242208622"/>
+      <w:bookmarkStart w:id="30" w:name="_Toc242217157"/>
       <w:r>
         <w:t>Глоссарий</w:t>
       </w:r>
@@ -10410,7 +10410,7 @@
           <w:left w:w="10" w:type="dxa"/>
           <w:right w:w="10" w:type="dxa"/>
         </w:tblCellMar>
-        <w:tblLook w:val="0000" w:firstRow="0" w:lastRow="0" w:firstColumn="0" w:lastColumn="0" w:noHBand="0" w:noVBand="0"/>
+        <w:tblLook w:val="04A0" w:firstRow="1" w:lastRow="0" w:firstColumn="1" w:lastColumn="0" w:noHBand="0" w:noVBand="1"/>
       </w:tblPr>
       <w:tblGrid>
         <w:gridCol w:w="2400"/>
@@ -11220,10 +11220,10 @@
 <file path=word/numbering.xml><?xml version="1.0" encoding="utf-8"?>
 <w:numbering xmlns:wpc="http://schemas.microsoft.com/office/word/2010/wordprocessingCanvas" xmlns:cx="http://schemas.microsoft.com/office/drawing/2014/chartex" xmlns:cx1="http://schemas.microsoft.com/office/drawing/2015/9/8/chartex" xmlns:cx2="http://schemas.microsoft.com/office/drawing/2015/10/21/chartex" xmlns:cx3="http://schemas.microsoft.com/office/drawing/2016/5/9/chartex" xmlns:cx4="http://schemas.microsoft.com/office/drawing/2016/5/10/chartex" xmlns:cx5="http://schemas.microsoft.com/office/drawing/2016/5/11/chartex" xmlns:cx6="http://schemas.microsoft.com/office/drawing/2016/5/12/chartex" xmlns:cx7="http://schemas.microsoft.com/office/drawing/2016/5/13/chartex" xmlns:cx8="http://schemas.microsoft.com/office/drawing/2016/5/14/chartex" xmlns:mc="http://schemas.openxmlformats.org/markup-compatibility/2006" xmlns:aink="http://schemas.microsoft.com/office/drawing/2016/ink" xmlns:am3d="http://schemas.microsoft.com/office/drawing/2017/model3d" xmlns:o="urn:schemas-microsoft-com:office:office" xmlns:oel="http://schemas.microsoft.com/office/2019/extlst" xmlns:r="http://schemas.openxmlformats.org/officeDocument/2006/relationships" xmlns:m="http://schemas.openxmlformats.org/officeDocument/2006/math" xmlns:v="urn:schemas-microsoft-com:vml" xmlns:wp14="http://schemas.microsoft.com/office/word/2010/wordprocessingDrawing" xmlns:wp="http://schemas.openxmlformats.org/drawingml/2006/wordprocessingDrawing" xmlns:w10="urn:schemas-microsoft-com:office:word" xmlns:w="http://schemas.openxmlformats.org/wordprocessingml/2006/main" xmlns:w14="http://schemas.microsoft.com/office/word/2010/wordml" xmlns:w15="http://schemas.microsoft.com/office/word/2012/wordml" xmlns:w16cex="http://schemas.microsoft.com/office/word/2018/wordml/cex" xmlns:w16cid="http://schemas.microsoft.com/office/word/2016/wordml/cid" xmlns:w16="http://schemas.microsoft.com/office/word/2018/wordml" xmlns:w16du="http://schemas.microsoft.com/office/word/2023/wordml/word16du" xmlns:w16sdtdh="http://schemas.microsoft.com/office/word/2020/wordml/sdtdatahash" xmlns:w16sdtfl="http://schemas.microsoft.com/office/word/2024/wordml/sdtformatlock" xmlns:w16se="http://schemas.microsoft.com/office/word/2015/wordml/symex" xmlns:wpg="http://schemas.microsoft.com/office/word/2010/wordprocessingGroup" xmlns:wpi="http://schemas.microsoft.com/office/word/2010/wordprocessingInk" xmlns:wne="http://schemas.microsoft.com/office/word/2006/wordml" xmlns:wps="http://schemas.microsoft.com/office/word/2010/wordprocessingShape" mc:Ignorable="w14 w15 w16se w16cid w16 w16cex w16sdtdh w16sdtfl w16du wp14">
   <w:abstractNum w:abstractNumId="0" w15:restartNumberingAfterBreak="0">
-    <w:nsid w:val="1C843080"/>
+    <w:nsid w:val="304C0B9B"/>
     <w:multiLevelType w:val="hybridMultilevel"/>
-    <w:tmpl w:val="D9AA0CB4"/>
-    <w:lvl w:ilvl="0" w:tplc="C074C6BE">
+    <w:tmpl w:val="D366A4EA"/>
+    <w:lvl w:ilvl="0" w:tplc="466E370C">
       <w:start w:val="1"/>
       <w:numFmt w:val="bullet"/>
       <w:lvlText w:val="•"/>
@@ -11232,7 +11232,7 @@
         <w:ind w:left="540" w:hanging="270"/>
       </w:pPr>
     </w:lvl>
-    <w:lvl w:ilvl="1" w:tplc="F1E0BC50" w:tentative="1">
+    <w:lvl w:ilvl="1" w:tplc="2B58448C" w:tentative="1">
       <w:start w:val="1"/>
       <w:numFmt w:val="bullet"/>
       <w:lvlText w:val="–"/>
@@ -11241,47 +11241,47 @@
         <w:ind w:left="1080" w:hanging="270"/>
       </w:pPr>
     </w:lvl>
-    <w:lvl w:ilvl="2" w:tplc="C67C3A00">
+    <w:lvl w:ilvl="2" w:tplc="17EE6BD6">
       <w:numFmt w:val="decimal"/>
       <w:lvlText w:val=""/>
       <w:lvlJc w:val="left"/>
     </w:lvl>
-    <w:lvl w:ilvl="3" w:tplc="9CB69ACE">
+    <w:lvl w:ilvl="3" w:tplc="7DCA4C94">
       <w:numFmt w:val="decimal"/>
       <w:lvlText w:val=""/>
       <w:lvlJc w:val="left"/>
     </w:lvl>
-    <w:lvl w:ilvl="4" w:tplc="67489CE8">
+    <w:lvl w:ilvl="4" w:tplc="20085D98">
       <w:numFmt w:val="decimal"/>
       <w:lvlText w:val=""/>
       <w:lvlJc w:val="left"/>
     </w:lvl>
-    <w:lvl w:ilvl="5" w:tplc="F4C24E5A">
+    <w:lvl w:ilvl="5" w:tplc="29142706">
       <w:numFmt w:val="decimal"/>
       <w:lvlText w:val=""/>
       <w:lvlJc w:val="left"/>
     </w:lvl>
-    <w:lvl w:ilvl="6" w:tplc="2D7EB09E">
+    <w:lvl w:ilvl="6" w:tplc="5C18806A">
       <w:numFmt w:val="decimal"/>
       <w:lvlText w:val=""/>
       <w:lvlJc w:val="left"/>
     </w:lvl>
-    <w:lvl w:ilvl="7" w:tplc="2DF0C43E">
+    <w:lvl w:ilvl="7" w:tplc="E4FE8230">
       <w:numFmt w:val="decimal"/>
       <w:lvlText w:val=""/>
       <w:lvlJc w:val="left"/>
     </w:lvl>
-    <w:lvl w:ilvl="8" w:tplc="F5A09B4C">
+    <w:lvl w:ilvl="8" w:tplc="EC0C211C">
       <w:numFmt w:val="decimal"/>
       <w:lvlText w:val=""/>
       <w:lvlJc w:val="left"/>
     </w:lvl>
   </w:abstractNum>
   <w:abstractNum w:abstractNumId="1" w15:restartNumberingAfterBreak="0">
-    <w:nsid w:val="42125D75"/>
+    <w:nsid w:val="4D0A4F29"/>
     <w:multiLevelType w:val="hybridMultilevel"/>
-    <w:tmpl w:val="50ECFC8A"/>
-    <w:lvl w:ilvl="0" w:tplc="BC84C292" w:tentative="1">
+    <w:tmpl w:val="3668882C"/>
+    <w:lvl w:ilvl="0" w:tplc="A45E28FC" w:tentative="1">
       <w:start w:val="1"/>
       <w:numFmt w:val="bullet"/>
       <w:lvlText w:val="●"/>
@@ -11290,7 +11290,7 @@
         <w:ind w:left="720" w:hanging="360"/>
       </w:pPr>
     </w:lvl>
-    <w:lvl w:ilvl="1" w:tplc="E070EEA4" w:tentative="1">
+    <w:lvl w:ilvl="1" w:tplc="CAA82180" w:tentative="1">
       <w:start w:val="1"/>
       <w:numFmt w:val="bullet"/>
       <w:lvlText w:val="○"/>
@@ -11299,7 +11299,7 @@
         <w:ind w:left="1440" w:hanging="360"/>
       </w:pPr>
     </w:lvl>
-    <w:lvl w:ilvl="2" w:tplc="AB06AA40" w:tentative="1">
+    <w:lvl w:ilvl="2" w:tplc="AD10E5E2" w:tentative="1">
       <w:start w:val="1"/>
       <w:numFmt w:val="bullet"/>
       <w:lvlText w:val="■"/>
@@ -11308,7 +11308,7 @@
         <w:ind w:left="2160" w:hanging="360"/>
       </w:pPr>
     </w:lvl>
-    <w:lvl w:ilvl="3" w:tplc="FDE836E0" w:tentative="1">
+    <w:lvl w:ilvl="3" w:tplc="A9860CE6" w:tentative="1">
       <w:start w:val="1"/>
       <w:numFmt w:val="bullet"/>
       <w:lvlText w:val="●"/>
@@ -11317,7 +11317,7 @@
         <w:ind w:left="2880" w:hanging="360"/>
       </w:pPr>
     </w:lvl>
-    <w:lvl w:ilvl="4" w:tplc="A2D68356" w:tentative="1">
+    <w:lvl w:ilvl="4" w:tplc="275E8EBE" w:tentative="1">
       <w:start w:val="1"/>
       <w:numFmt w:val="bullet"/>
       <w:lvlText w:val="○"/>
@@ -11326,7 +11326,7 @@
         <w:ind w:left="3600" w:hanging="360"/>
       </w:pPr>
     </w:lvl>
-    <w:lvl w:ilvl="5" w:tplc="E63AEE62" w:tentative="1">
+    <w:lvl w:ilvl="5" w:tplc="A4F28BC6" w:tentative="1">
       <w:start w:val="1"/>
       <w:numFmt w:val="bullet"/>
       <w:lvlText w:val="■"/>
@@ -11335,7 +11335,7 @@
         <w:ind w:left="4320" w:hanging="360"/>
       </w:pPr>
     </w:lvl>
-    <w:lvl w:ilvl="6" w:tplc="DDD6036E" w:tentative="1">
+    <w:lvl w:ilvl="6" w:tplc="C6C61B04" w:tentative="1">
       <w:start w:val="1"/>
       <w:numFmt w:val="bullet"/>
       <w:lvlText w:val="●"/>
@@ -11344,7 +11344,7 @@
         <w:ind w:left="5040" w:hanging="360"/>
       </w:pPr>
     </w:lvl>
-    <w:lvl w:ilvl="7" w:tplc="F980412E" w:tentative="1">
+    <w:lvl w:ilvl="7" w:tplc="E4AA04F0" w:tentative="1">
       <w:start w:val="1"/>
       <w:numFmt w:val="bullet"/>
       <w:lvlText w:val="●"/>
@@ -11353,7 +11353,7 @@
         <w:ind w:left="5760" w:hanging="360"/>
       </w:pPr>
     </w:lvl>
-    <w:lvl w:ilvl="8" w:tplc="E6BEB236" w:tentative="1">
+    <w:lvl w:ilvl="8" w:tplc="EE2A6998" w:tentative="1">
       <w:start w:val="1"/>
       <w:numFmt w:val="bullet"/>
       <w:lvlText w:val="●"/>
@@ -11364,10 +11364,10 @@
     </w:lvl>
   </w:abstractNum>
   <w:abstractNum w:abstractNumId="2" w15:restartNumberingAfterBreak="0">
-    <w:nsid w:val="50AD4016"/>
+    <w:nsid w:val="796D2775"/>
     <w:multiLevelType w:val="hybridMultilevel"/>
-    <w:tmpl w:val="B334885C"/>
-    <w:lvl w:ilvl="0" w:tplc="9AC027E2">
+    <w:tmpl w:val="C7440D96"/>
+    <w:lvl w:ilvl="0" w:tplc="95E4BB56">
       <w:start w:val="1"/>
       <w:numFmt w:val="decimal"/>
       <w:lvlText w:val="%1."/>
@@ -11376,84 +11376,84 @@
         <w:ind w:left="540" w:hanging="300"/>
       </w:pPr>
     </w:lvl>
-    <w:lvl w:ilvl="1" w:tplc="4F04A438">
+    <w:lvl w:ilvl="1" w:tplc="62B656C4">
       <w:numFmt w:val="decimal"/>
       <w:lvlText w:val=""/>
       <w:lvlJc w:val="left"/>
     </w:lvl>
-    <w:lvl w:ilvl="2" w:tplc="9CFC13EA">
+    <w:lvl w:ilvl="2" w:tplc="FF420F9A">
       <w:numFmt w:val="decimal"/>
       <w:lvlText w:val=""/>
       <w:lvlJc w:val="left"/>
     </w:lvl>
-    <w:lvl w:ilvl="3" w:tplc="698805A2">
+    <w:lvl w:ilvl="3" w:tplc="0E1EEF7A">
       <w:numFmt w:val="decimal"/>
       <w:lvlText w:val=""/>
       <w:lvlJc w:val="left"/>
     </w:lvl>
-    <w:lvl w:ilvl="4" w:tplc="77F42652">
+    <w:lvl w:ilvl="4" w:tplc="CF242D1E">
       <w:numFmt w:val="decimal"/>
       <w:lvlText w:val=""/>
       <w:lvlJc w:val="left"/>
     </w:lvl>
-    <w:lvl w:ilvl="5" w:tplc="A170F59E">
+    <w:lvl w:ilvl="5" w:tplc="5B8A58C2">
       <w:numFmt w:val="decimal"/>
       <w:lvlText w:val=""/>
       <w:lvlJc w:val="left"/>
     </w:lvl>
-    <w:lvl w:ilvl="6" w:tplc="672A4C72">
+    <w:lvl w:ilvl="6" w:tplc="9CACE0BC">
       <w:numFmt w:val="decimal"/>
       <w:lvlText w:val=""/>
       <w:lvlJc w:val="left"/>
     </w:lvl>
-    <w:lvl w:ilvl="7" w:tplc="12127D50">
+    <w:lvl w:ilvl="7" w:tplc="3104CE1E">
       <w:numFmt w:val="decimal"/>
       <w:lvlText w:val=""/>
       <w:lvlJc w:val="left"/>
     </w:lvl>
-    <w:lvl w:ilvl="8" w:tplc="E8F8158C">
+    <w:lvl w:ilvl="8" w:tplc="D81C3990">
       <w:numFmt w:val="decimal"/>
       <w:lvlText w:val=""/>
       <w:lvlJc w:val="left"/>
     </w:lvl>
   </w:abstractNum>
-  <w:num w:numId="1" w16cid:durableId="539438527">
+  <w:num w:numId="1" w16cid:durableId="196502969">
     <w:abstractNumId w:val="1"/>
     <w:lvlOverride w:ilvl="0">
       <w:startOverride w:val="1"/>
     </w:lvlOverride>
   </w:num>
-  <w:num w:numId="2" w16cid:durableId="1600796286">
+  <w:num w:numId="2" w16cid:durableId="243612006">
     <w:abstractNumId w:val="0"/>
     <w:lvlOverride w:ilvl="0">
       <w:startOverride w:val="1"/>
     </w:lvlOverride>
   </w:num>
-  <w:num w:numId="3" w16cid:durableId="1792898298">
+  <w:num w:numId="3" w16cid:durableId="406730971">
     <w:abstractNumId w:val="2"/>
     <w:lvlOverride w:ilvl="0">
       <w:startOverride w:val="1"/>
     </w:lvlOverride>
   </w:num>
-  <w:num w:numId="4" w16cid:durableId="121045140">
+  <w:num w:numId="4" w16cid:durableId="602767138">
     <w:abstractNumId w:val="2"/>
     <w:lvlOverride w:ilvl="0">
       <w:startOverride w:val="1"/>
     </w:lvlOverride>
   </w:num>
-  <w:num w:numId="5" w16cid:durableId="2087264751">
+  <w:num w:numId="5" w16cid:durableId="1650355377">
     <w:abstractNumId w:val="2"/>
     <w:lvlOverride w:ilvl="0">
       <w:startOverride w:val="1"/>
     </w:lvlOverride>
   </w:num>
-  <w:num w:numId="6" w16cid:durableId="1427459482">
+  <w:num w:numId="6" w16cid:durableId="658505773">
     <w:abstractNumId w:val="2"/>
     <w:lvlOverride w:ilvl="0">
       <w:startOverride w:val="1"/>
     </w:lvlOverride>
   </w:num>
-  <w:num w:numId="7" w16cid:durableId="854344384">
+  <w:num w:numId="7" w16cid:durableId="856384472">
     <w:abstractNumId w:val="2"/>
     <w:lvlOverride w:ilvl="0">
       <w:startOverride w:val="1"/>
@@ -12093,7 +12093,7 @@
     <w:autoRedefine/>
     <w:uiPriority w:val="39"/>
     <w:unhideWhenUsed/>
-    <w:rsid w:val="007F6EA3"/>
+    <w:rsid w:val="007D692A"/>
     <w:pPr>
       <w:spacing w:after="100"/>
     </w:pPr>
@@ -12105,7 +12105,7 @@
     <w:autoRedefine/>
     <w:uiPriority w:val="39"/>
     <w:unhideWhenUsed/>
-    <w:rsid w:val="007F6EA3"/>
+    <w:rsid w:val="007D692A"/>
     <w:pPr>
       <w:spacing w:after="100"/>
       <w:ind w:left="220"/>

--- a/reports/Инструктаж_аналитика.docx
+++ b/reports/Инструктаж_аналитика.docx
@@ -34,7 +34,7 @@
         <w:spacing w:after="120" w:line="276" w:lineRule="auto"/>
       </w:pPr>
       <w:r>
-        <w:t>Конкурс СберИндекса, трек «Кластеризация». Выборка по умолчанию — все муниципалитеты России (федеральные округа, в том числе ДФО, — пресеты), 2013–2024 гг.; денежные показатели — в ценах базового года (по умолчанию 2023 г.).</w:t>
+        <w:t>Конкурс СберИндекса, трек «Кластеризация». Выборка по умолчанию — все муниципалитеты России (федеральные округа, в том числе ДФО, — пресеты), без МО, менявших границы, 2014–2024 гг.; денежные показатели — в ценах базового года (по умолчанию 2020 г., как в отчёте).</w:t>
       </w:r>
     </w:p>
     <w:p>
@@ -188,7 +188,7 @@
     <w:sdt>
       <w:sdtPr>
         <w:alias w:val="Содержание"/>
-        <w:id w:val="-1187896226"/>
+        <w:id w:val="442124201"/>
       </w:sdtPr>
       <w:sdtEndPr/>
       <w:sdtContent>
@@ -216,7 +216,7 @@
           <w:r>
             <w:fldChar w:fldCharType="separate"/>
           </w:r>
-          <w:hyperlink w:anchor="_Toc242217127" w:history="1">
+          <w:hyperlink w:anchor="_Toc242443270" w:history="1">
             <w:r>
               <w:rPr>
                 <w:rStyle w:val="a5"/>
@@ -240,7 +240,7 @@
               <w:rPr>
                 <w:noProof/>
               </w:rPr>
-              <w:instrText xml:space="preserve"> PAGEREF _Toc242217127 \h </w:instrText>
+              <w:instrText xml:space="preserve"> PAGEREF _Toc242443270 \h </w:instrText>
             </w:r>
             <w:r>
               <w:rPr>
@@ -282,7 +282,7 @@
               <w14:ligatures w14:val="standardContextual"/>
             </w:rPr>
           </w:pPr>
-          <w:hyperlink w:anchor="_Toc242217128" w:history="1">
+          <w:hyperlink w:anchor="_Toc242443271" w:history="1">
             <w:r>
               <w:rPr>
                 <w:rStyle w:val="a5"/>
@@ -306,7 +306,7 @@
               <w:rPr>
                 <w:noProof/>
               </w:rPr>
-              <w:instrText xml:space="preserve"> PAGEREF _Toc242217128 \h </w:instrText>
+              <w:instrText xml:space="preserve"> PAGEREF _Toc242443271 \h </w:instrText>
             </w:r>
             <w:r>
               <w:rPr>
@@ -348,7 +348,7 @@
               <w14:ligatures w14:val="standardContextual"/>
             </w:rPr>
           </w:pPr>
-          <w:hyperlink w:anchor="_Toc242217129" w:history="1">
+          <w:hyperlink w:anchor="_Toc242443272" w:history="1">
             <w:r>
               <w:rPr>
                 <w:rStyle w:val="a5"/>
@@ -372,7 +372,7 @@
               <w:rPr>
                 <w:noProof/>
               </w:rPr>
-              <w:instrText xml:space="preserve"> PAGEREF _Toc242217129 \h </w:instrText>
+              <w:instrText xml:space="preserve"> PAGEREF _Toc242443272 \h </w:instrText>
             </w:r>
             <w:r>
               <w:rPr>
@@ -414,7 +414,7 @@
               <w14:ligatures w14:val="standardContextual"/>
             </w:rPr>
           </w:pPr>
-          <w:hyperlink w:anchor="_Toc242217130" w:history="1">
+          <w:hyperlink w:anchor="_Toc242443273" w:history="1">
             <w:r>
               <w:rPr>
                 <w:rStyle w:val="a5"/>
@@ -438,7 +438,7 @@
               <w:rPr>
                 <w:noProof/>
               </w:rPr>
-              <w:instrText xml:space="preserve"> PAGEREF _Toc242217130 \h </w:instrText>
+              <w:instrText xml:space="preserve"> PAGEREF _Toc242443273 \h </w:instrText>
             </w:r>
             <w:r>
               <w:rPr>
@@ -480,7 +480,7 @@
               <w14:ligatures w14:val="standardContextual"/>
             </w:rPr>
           </w:pPr>
-          <w:hyperlink w:anchor="_Toc242217131" w:history="1">
+          <w:hyperlink w:anchor="_Toc242443274" w:history="1">
             <w:r>
               <w:rPr>
                 <w:rStyle w:val="a5"/>
@@ -504,7 +504,7 @@
               <w:rPr>
                 <w:noProof/>
               </w:rPr>
-              <w:instrText xml:space="preserve"> PAGEREF _Toc242217131 \h </w:instrText>
+              <w:instrText xml:space="preserve"> PAGEREF _Toc242443274 \h </w:instrText>
             </w:r>
             <w:r>
               <w:rPr>
@@ -546,7 +546,7 @@
               <w14:ligatures w14:val="standardContextual"/>
             </w:rPr>
           </w:pPr>
-          <w:hyperlink w:anchor="_Toc242217132" w:history="1">
+          <w:hyperlink w:anchor="_Toc242443275" w:history="1">
             <w:r>
               <w:rPr>
                 <w:rStyle w:val="a5"/>
@@ -570,7 +570,7 @@
               <w:rPr>
                 <w:noProof/>
               </w:rPr>
-              <w:instrText xml:space="preserve"> PAGEREF _Toc242217132 \h </w:instrText>
+              <w:instrText xml:space="preserve"> PAGEREF _Toc242443275 \h </w:instrText>
             </w:r>
             <w:r>
               <w:rPr>
@@ -587,7 +587,7 @@
               <w:rPr>
                 <w:noProof/>
               </w:rPr>
-              <w:t>5</w:t>
+              <w:t>6</w:t>
             </w:r>
             <w:r>
               <w:rPr>
@@ -612,7 +612,7 @@
               <w14:ligatures w14:val="standardContextual"/>
             </w:rPr>
           </w:pPr>
-          <w:hyperlink w:anchor="_Toc242217133" w:history="1">
+          <w:hyperlink w:anchor="_Toc242443276" w:history="1">
             <w:r>
               <w:rPr>
                 <w:rStyle w:val="a5"/>
@@ -636,7 +636,7 @@
               <w:rPr>
                 <w:noProof/>
               </w:rPr>
-              <w:instrText xml:space="preserve"> PAGEREF _Toc242217133 \h </w:instrText>
+              <w:instrText xml:space="preserve"> PAGEREF _Toc242443276 \h </w:instrText>
             </w:r>
             <w:r>
               <w:rPr>
@@ -678,7 +678,7 @@
               <w14:ligatures w14:val="standardContextual"/>
             </w:rPr>
           </w:pPr>
-          <w:hyperlink w:anchor="_Toc242217134" w:history="1">
+          <w:hyperlink w:anchor="_Toc242443277" w:history="1">
             <w:r>
               <w:rPr>
                 <w:rStyle w:val="a5"/>
@@ -702,7 +702,7 @@
               <w:rPr>
                 <w:noProof/>
               </w:rPr>
-              <w:instrText xml:space="preserve"> PAGEREF _Toc242217134 \h </w:instrText>
+              <w:instrText xml:space="preserve"> PAGEREF _Toc242443277 \h </w:instrText>
             </w:r>
             <w:r>
               <w:rPr>
@@ -744,7 +744,7 @@
               <w14:ligatures w14:val="standardContextual"/>
             </w:rPr>
           </w:pPr>
-          <w:hyperlink w:anchor="_Toc242217135" w:history="1">
+          <w:hyperlink w:anchor="_Toc242443278" w:history="1">
             <w:r>
               <w:rPr>
                 <w:rStyle w:val="a5"/>
@@ -768,7 +768,7 @@
               <w:rPr>
                 <w:noProof/>
               </w:rPr>
-              <w:instrText xml:space="preserve"> PAGEREF _Toc242217135 \h </w:instrText>
+              <w:instrText xml:space="preserve"> PAGEREF _Toc242443278 \h </w:instrText>
             </w:r>
             <w:r>
               <w:rPr>
@@ -810,7 +810,7 @@
               <w14:ligatures w14:val="standardContextual"/>
             </w:rPr>
           </w:pPr>
-          <w:hyperlink w:anchor="_Toc242217136" w:history="1">
+          <w:hyperlink w:anchor="_Toc242443279" w:history="1">
             <w:r>
               <w:rPr>
                 <w:rStyle w:val="a5"/>
@@ -834,7 +834,7 @@
               <w:rPr>
                 <w:noProof/>
               </w:rPr>
-              <w:instrText xml:space="preserve"> PAGEREF _Toc242217136 \h </w:instrText>
+              <w:instrText xml:space="preserve"> PAGEREF _Toc242443279 \h </w:instrText>
             </w:r>
             <w:r>
               <w:rPr>
@@ -876,7 +876,7 @@
               <w14:ligatures w14:val="standardContextual"/>
             </w:rPr>
           </w:pPr>
-          <w:hyperlink w:anchor="_Toc242217137" w:history="1">
+          <w:hyperlink w:anchor="_Toc242443280" w:history="1">
             <w:r>
               <w:rPr>
                 <w:rStyle w:val="a5"/>
@@ -900,7 +900,7 @@
               <w:rPr>
                 <w:noProof/>
               </w:rPr>
-              <w:instrText xml:space="preserve"> PAGEREF _Toc242217137 \h </w:instrText>
+              <w:instrText xml:space="preserve"> PAGEREF _Toc242443280 \h </w:instrText>
             </w:r>
             <w:r>
               <w:rPr>
@@ -942,7 +942,7 @@
               <w14:ligatures w14:val="standardContextual"/>
             </w:rPr>
           </w:pPr>
-          <w:hyperlink w:anchor="_Toc242217138" w:history="1">
+          <w:hyperlink w:anchor="_Toc242443281" w:history="1">
             <w:r>
               <w:rPr>
                 <w:rStyle w:val="a5"/>
@@ -966,7 +966,7 @@
               <w:rPr>
                 <w:noProof/>
               </w:rPr>
-              <w:instrText xml:space="preserve"> PAGEREF _Toc242217138 \h </w:instrText>
+              <w:instrText xml:space="preserve"> PAGEREF _Toc242443281 \h </w:instrText>
             </w:r>
             <w:r>
               <w:rPr>
@@ -1008,7 +1008,7 @@
               <w14:ligatures w14:val="standardContextual"/>
             </w:rPr>
           </w:pPr>
-          <w:hyperlink w:anchor="_Toc242217139" w:history="1">
+          <w:hyperlink w:anchor="_Toc242443282" w:history="1">
             <w:r>
               <w:rPr>
                 <w:rStyle w:val="a5"/>
@@ -1032,7 +1032,7 @@
               <w:rPr>
                 <w:noProof/>
               </w:rPr>
-              <w:instrText xml:space="preserve"> PAGEREF _Toc242217139 \h </w:instrText>
+              <w:instrText xml:space="preserve"> PAGEREF _Toc242443282 \h </w:instrText>
             </w:r>
             <w:r>
               <w:rPr>
@@ -1074,7 +1074,7 @@
               <w14:ligatures w14:val="standardContextual"/>
             </w:rPr>
           </w:pPr>
-          <w:hyperlink w:anchor="_Toc242217140" w:history="1">
+          <w:hyperlink w:anchor="_Toc242443283" w:history="1">
             <w:r>
               <w:rPr>
                 <w:rStyle w:val="a5"/>
@@ -1098,7 +1098,7 @@
               <w:rPr>
                 <w:noProof/>
               </w:rPr>
-              <w:instrText xml:space="preserve"> PAGEREF _Toc242217140 \h </w:instrText>
+              <w:instrText xml:space="preserve"> PAGEREF _Toc242443283 \h </w:instrText>
             </w:r>
             <w:r>
               <w:rPr>
@@ -1140,7 +1140,7 @@
               <w14:ligatures w14:val="standardContextual"/>
             </w:rPr>
           </w:pPr>
-          <w:hyperlink w:anchor="_Toc242217141" w:history="1">
+          <w:hyperlink w:anchor="_Toc242443284" w:history="1">
             <w:r>
               <w:rPr>
                 <w:rStyle w:val="a5"/>
@@ -1164,7 +1164,7 @@
               <w:rPr>
                 <w:noProof/>
               </w:rPr>
-              <w:instrText xml:space="preserve"> PAGEREF _Toc242217141 \h </w:instrText>
+              <w:instrText xml:space="preserve"> PAGEREF _Toc242443284 \h </w:instrText>
             </w:r>
             <w:r>
               <w:rPr>
@@ -1206,7 +1206,7 @@
               <w14:ligatures w14:val="standardContextual"/>
             </w:rPr>
           </w:pPr>
-          <w:hyperlink w:anchor="_Toc242217142" w:history="1">
+          <w:hyperlink w:anchor="_Toc242443285" w:history="1">
             <w:r>
               <w:rPr>
                 <w:rStyle w:val="a5"/>
@@ -1230,7 +1230,7 @@
               <w:rPr>
                 <w:noProof/>
               </w:rPr>
-              <w:instrText xml:space="preserve"> PAGEREF _Toc242217142 \h </w:instrText>
+              <w:instrText xml:space="preserve"> PAGEREF _Toc242443285 \h </w:instrText>
             </w:r>
             <w:r>
               <w:rPr>
@@ -1272,7 +1272,7 @@
               <w14:ligatures w14:val="standardContextual"/>
             </w:rPr>
           </w:pPr>
-          <w:hyperlink w:anchor="_Toc242217143" w:history="1">
+          <w:hyperlink w:anchor="_Toc242443286" w:history="1">
             <w:r>
               <w:rPr>
                 <w:rStyle w:val="a5"/>
@@ -1296,7 +1296,7 @@
               <w:rPr>
                 <w:noProof/>
               </w:rPr>
-              <w:instrText xml:space="preserve"> PAGEREF _Toc242217143 \h </w:instrText>
+              <w:instrText xml:space="preserve"> PAGEREF _Toc242443286 \h </w:instrText>
             </w:r>
             <w:r>
               <w:rPr>
@@ -1338,7 +1338,7 @@
               <w14:ligatures w14:val="standardContextual"/>
             </w:rPr>
           </w:pPr>
-          <w:hyperlink w:anchor="_Toc242217144" w:history="1">
+          <w:hyperlink w:anchor="_Toc242443287" w:history="1">
             <w:r>
               <w:rPr>
                 <w:rStyle w:val="a5"/>
@@ -1362,7 +1362,7 @@
               <w:rPr>
                 <w:noProof/>
               </w:rPr>
-              <w:instrText xml:space="preserve"> PAGEREF _Toc242217144 \h </w:instrText>
+              <w:instrText xml:space="preserve"> PAGEREF _Toc242443287 \h </w:instrText>
             </w:r>
             <w:r>
               <w:rPr>
@@ -1404,7 +1404,7 @@
               <w14:ligatures w14:val="standardContextual"/>
             </w:rPr>
           </w:pPr>
-          <w:hyperlink w:anchor="_Toc242217145" w:history="1">
+          <w:hyperlink w:anchor="_Toc242443288" w:history="1">
             <w:r>
               <w:rPr>
                 <w:rStyle w:val="a5"/>
@@ -1428,7 +1428,7 @@
               <w:rPr>
                 <w:noProof/>
               </w:rPr>
-              <w:instrText xml:space="preserve"> PAGEREF _Toc242217145 \h </w:instrText>
+              <w:instrText xml:space="preserve"> PAGEREF _Toc242443288 \h </w:instrText>
             </w:r>
             <w:r>
               <w:rPr>
@@ -1470,7 +1470,7 @@
               <w14:ligatures w14:val="standardContextual"/>
             </w:rPr>
           </w:pPr>
-          <w:hyperlink w:anchor="_Toc242217146" w:history="1">
+          <w:hyperlink w:anchor="_Toc242443289" w:history="1">
             <w:r>
               <w:rPr>
                 <w:rStyle w:val="a5"/>
@@ -1494,7 +1494,7 @@
               <w:rPr>
                 <w:noProof/>
               </w:rPr>
-              <w:instrText xml:space="preserve"> PAGEREF _Toc242217146 \h </w:instrText>
+              <w:instrText xml:space="preserve"> PAGEREF _Toc242443289 \h </w:instrText>
             </w:r>
             <w:r>
               <w:rPr>
@@ -1536,7 +1536,7 @@
               <w14:ligatures w14:val="standardContextual"/>
             </w:rPr>
           </w:pPr>
-          <w:hyperlink w:anchor="_Toc242217147" w:history="1">
+          <w:hyperlink w:anchor="_Toc242443290" w:history="1">
             <w:r>
               <w:rPr>
                 <w:rStyle w:val="a5"/>
@@ -1560,7 +1560,7 @@
               <w:rPr>
                 <w:noProof/>
               </w:rPr>
-              <w:instrText xml:space="preserve"> PAGEREF _Toc242217147 \h </w:instrText>
+              <w:instrText xml:space="preserve"> PAGEREF _Toc242443290 \h </w:instrText>
             </w:r>
             <w:r>
               <w:rPr>
@@ -1602,7 +1602,7 @@
               <w14:ligatures w14:val="standardContextual"/>
             </w:rPr>
           </w:pPr>
-          <w:hyperlink w:anchor="_Toc242217148" w:history="1">
+          <w:hyperlink w:anchor="_Toc242443291" w:history="1">
             <w:r>
               <w:rPr>
                 <w:rStyle w:val="a5"/>
@@ -1626,7 +1626,7 @@
               <w:rPr>
                 <w:noProof/>
               </w:rPr>
-              <w:instrText xml:space="preserve"> PAGEREF _Toc242217148 \h </w:instrText>
+              <w:instrText xml:space="preserve"> PAGEREF _Toc242443291 \h </w:instrText>
             </w:r>
             <w:r>
               <w:rPr>
@@ -1668,7 +1668,7 @@
               <w14:ligatures w14:val="standardContextual"/>
             </w:rPr>
           </w:pPr>
-          <w:hyperlink w:anchor="_Toc242217149" w:history="1">
+          <w:hyperlink w:anchor="_Toc242443292" w:history="1">
             <w:r>
               <w:rPr>
                 <w:rStyle w:val="a5"/>
@@ -1692,7 +1692,7 @@
               <w:rPr>
                 <w:noProof/>
               </w:rPr>
-              <w:instrText xml:space="preserve"> PAGEREF _Toc242217149 \h </w:instrText>
+              <w:instrText xml:space="preserve"> PAGEREF _Toc242443292 \h </w:instrText>
             </w:r>
             <w:r>
               <w:rPr>
@@ -1734,7 +1734,7 @@
               <w14:ligatures w14:val="standardContextual"/>
             </w:rPr>
           </w:pPr>
-          <w:hyperlink w:anchor="_Toc242217150" w:history="1">
+          <w:hyperlink w:anchor="_Toc242443293" w:history="1">
             <w:r>
               <w:rPr>
                 <w:rStyle w:val="a5"/>
@@ -1758,7 +1758,7 @@
               <w:rPr>
                 <w:noProof/>
               </w:rPr>
-              <w:instrText xml:space="preserve"> PAGEREF _Toc242217150 \h </w:instrText>
+              <w:instrText xml:space="preserve"> PAGEREF _Toc242443293 \h </w:instrText>
             </w:r>
             <w:r>
               <w:rPr>
@@ -1800,7 +1800,7 @@
               <w14:ligatures w14:val="standardContextual"/>
             </w:rPr>
           </w:pPr>
-          <w:hyperlink w:anchor="_Toc242217151" w:history="1">
+          <w:hyperlink w:anchor="_Toc242443294" w:history="1">
             <w:r>
               <w:rPr>
                 <w:rStyle w:val="a5"/>
@@ -1824,7 +1824,7 @@
               <w:rPr>
                 <w:noProof/>
               </w:rPr>
-              <w:instrText xml:space="preserve"> PAGEREF _Toc242217151 \h </w:instrText>
+              <w:instrText xml:space="preserve"> PAGEREF _Toc242443294 \h </w:instrText>
             </w:r>
             <w:r>
               <w:rPr>
@@ -1841,7 +1841,7 @@
               <w:rPr>
                 <w:noProof/>
               </w:rPr>
-              <w:t>11</w:t>
+              <w:t>12</w:t>
             </w:r>
             <w:r>
               <w:rPr>
@@ -1866,7 +1866,7 @@
               <w14:ligatures w14:val="standardContextual"/>
             </w:rPr>
           </w:pPr>
-          <w:hyperlink w:anchor="_Toc242217152" w:history="1">
+          <w:hyperlink w:anchor="_Toc242443295" w:history="1">
             <w:r>
               <w:rPr>
                 <w:rStyle w:val="a5"/>
@@ -1890,7 +1890,7 @@
               <w:rPr>
                 <w:noProof/>
               </w:rPr>
-              <w:instrText xml:space="preserve"> PAGEREF _Toc242217152 \h </w:instrText>
+              <w:instrText xml:space="preserve"> PAGEREF _Toc242443295 \h </w:instrText>
             </w:r>
             <w:r>
               <w:rPr>
@@ -1932,7 +1932,7 @@
               <w14:ligatures w14:val="standardContextual"/>
             </w:rPr>
           </w:pPr>
-          <w:hyperlink w:anchor="_Toc242217153" w:history="1">
+          <w:hyperlink w:anchor="_Toc242443296" w:history="1">
             <w:r>
               <w:rPr>
                 <w:rStyle w:val="a5"/>
@@ -1956,7 +1956,7 @@
               <w:rPr>
                 <w:noProof/>
               </w:rPr>
-              <w:instrText xml:space="preserve"> PAGEREF _Toc242217153 \h </w:instrText>
+              <w:instrText xml:space="preserve"> PAGEREF _Toc242443296 \h </w:instrText>
             </w:r>
             <w:r>
               <w:rPr>
@@ -1998,7 +1998,7 @@
               <w14:ligatures w14:val="standardContextual"/>
             </w:rPr>
           </w:pPr>
-          <w:hyperlink w:anchor="_Toc242217154" w:history="1">
+          <w:hyperlink w:anchor="_Toc242443297" w:history="1">
             <w:r>
               <w:rPr>
                 <w:rStyle w:val="a5"/>
@@ -2022,7 +2022,7 @@
               <w:rPr>
                 <w:noProof/>
               </w:rPr>
-              <w:instrText xml:space="preserve"> PAGEREF _Toc242217154 \h </w:instrText>
+              <w:instrText xml:space="preserve"> PAGEREF _Toc242443297 \h </w:instrText>
             </w:r>
             <w:r>
               <w:rPr>
@@ -2064,7 +2064,7 @@
               <w14:ligatures w14:val="standardContextual"/>
             </w:rPr>
           </w:pPr>
-          <w:hyperlink w:anchor="_Toc242217155" w:history="1">
+          <w:hyperlink w:anchor="_Toc242443298" w:history="1">
             <w:r>
               <w:rPr>
                 <w:rStyle w:val="a5"/>
@@ -2088,7 +2088,7 @@
               <w:rPr>
                 <w:noProof/>
               </w:rPr>
-              <w:instrText xml:space="preserve"> PAGEREF _Toc242217155 \h </w:instrText>
+              <w:instrText xml:space="preserve"> PAGEREF _Toc242443298 \h </w:instrText>
             </w:r>
             <w:r>
               <w:rPr>
@@ -2130,7 +2130,7 @@
               <w14:ligatures w14:val="standardContextual"/>
             </w:rPr>
           </w:pPr>
-          <w:hyperlink w:anchor="_Toc242217156" w:history="1">
+          <w:hyperlink w:anchor="_Toc242443299" w:history="1">
             <w:r>
               <w:rPr>
                 <w:rStyle w:val="a5"/>
@@ -2154,7 +2154,7 @@
               <w:rPr>
                 <w:noProof/>
               </w:rPr>
-              <w:instrText xml:space="preserve"> PAGEREF _Toc242217156 \h </w:instrText>
+              <w:instrText xml:space="preserve"> PAGEREF _Toc242443299 \h </w:instrText>
             </w:r>
             <w:r>
               <w:rPr>
@@ -2196,7 +2196,7 @@
               <w14:ligatures w14:val="standardContextual"/>
             </w:rPr>
           </w:pPr>
-          <w:hyperlink w:anchor="_Toc242217157" w:history="1">
+          <w:hyperlink w:anchor="_Toc242443300" w:history="1">
             <w:r>
               <w:rPr>
                 <w:rStyle w:val="a5"/>
@@ -2220,7 +2220,7 @@
               <w:rPr>
                 <w:noProof/>
               </w:rPr>
-              <w:instrText xml:space="preserve"> PAGEREF _Toc242217157 \h </w:instrText>
+              <w:instrText xml:space="preserve"> PAGEREF _Toc242443300 \h </w:instrText>
             </w:r>
             <w:r>
               <w:rPr>
@@ -2265,7 +2265,7 @@
         <w:keepNext/>
         <w:spacing w:before="360"/>
       </w:pPr>
-      <w:bookmarkStart w:id="0" w:name="_Toc242217127"/>
+      <w:bookmarkStart w:id="0" w:name="_Toc242443270"/>
       <w:r>
         <w:lastRenderedPageBreak/>
         <w:t>1. Что это за инструмент и что он умеет</w:t>
@@ -2462,7 +2462,7 @@
         <w:keepNext/>
         <w:spacing w:before="360"/>
       </w:pPr>
-      <w:bookmarkStart w:id="1" w:name="_Toc242217128"/>
+      <w:bookmarkStart w:id="1" w:name="_Toc242443271"/>
       <w:r>
         <w:t>2. Рекомендуемый порядок работы</w:t>
       </w:r>
@@ -3327,7 +3327,7 @@
         <w:keepNext/>
         <w:spacing w:before="360"/>
       </w:pPr>
-      <w:bookmarkStart w:id="2" w:name="_Toc242217129"/>
+      <w:bookmarkStart w:id="2" w:name="_Toc242443272"/>
       <w:r>
         <w:t>3. Боковая панель: общие настройки</w:t>
       </w:r>
@@ -3601,7 +3601,7 @@
               <w:spacing w:after="40" w:line="252" w:lineRule="auto"/>
             </w:pPr>
             <w:r>
-              <w:t>Это фильтр показа: модель и нормировка всегда строятся на всей панели 2014–2024, поэтому кластеры конкретного года не меняются при сужении или расширении окна. Специализация занятости по МО есть только с 2017 г.: в 2014–2016 гг. МО относятся к кластерам по остальным признакам</w:t>
+              <w:t>Это фильтр показа: модель и нормировка всегда строятся на всей панели 2014–2024, поэтому кластеры конкретного года не меняются при сужении или расширении окна. Если выбран признак, которого нет в части лет (например, специализация занятости — только с 2017 г.), в эти годы МО относятся к кластерам по остальным признакам</w:t>
             </w:r>
           </w:p>
         </w:tc>
@@ -3776,6 +3776,7 @@
               <w:spacing w:after="40" w:line="252" w:lineRule="auto"/>
             </w:pPr>
             <w:r>
+              <w:lastRenderedPageBreak/>
               <w:t>Область нормировки</w:t>
             </w:r>
           </w:p>
@@ -3847,7 +3848,6 @@
               <w:spacing w:after="40" w:line="252" w:lineRule="auto"/>
             </w:pPr>
             <w:r>
-              <w:lastRenderedPageBreak/>
               <w:t>Денежные показатели</w:t>
             </w:r>
           </w:p>
@@ -3938,7 +3938,7 @@
               <w:spacing w:after="40" w:line="252" w:lineRule="auto"/>
             </w:pPr>
             <w:r>
-              <w:t>В ценах какого года показаны рубли (по умолчанию 2023)</w:t>
+              <w:t>В ценах какого года показаны рубли (по умолчанию 2020)</w:t>
             </w:r>
           </w:p>
         </w:tc>
@@ -4099,7 +4099,7 @@
               <w:spacing w:after="40" w:line="252" w:lineRule="auto"/>
             </w:pPr>
             <w:r>
-              <w:t>Чтобы сравнивать покупательную способность: 50 тыс. руб. на Чукотке и в Пензе — не одно и то же. По умолчанию выключена</w:t>
+              <w:t>Чтобы сравнивать покупательную способность: 50 тыс. руб. на Чукотке и в Пензе — не одно и то же. По умолчанию включена (как в отчёте)</w:t>
             </w:r>
           </w:p>
         </w:tc>
@@ -4149,7 +4149,7 @@
               <w:spacing w:after="60" w:line="264" w:lineRule="auto"/>
             </w:pPr>
             <w:r>
-              <w:t>Денежные показатели пересчитываются своими индексами цен: зарплата, ФОТ, бюджет, розница — ИПЦ; ВМП — дефлятором ВРП; инвестиции — индексом цен инвестиционной продукции; отгрузка — индексами цен производителей; продукция сельского хозяйства — индексом цен сельхозпроизводителей. Подписи в интерфейсе — «руб., в ценах 2023 г.»; откуда взят каждый индекс — внизу страницы «Данные и качество».</w:t>
+              <w:t>Денежные показатели пересчитываются своими индексами цен: зарплата, ФОТ, бюджет, розница — ИПЦ; ВМП — дефлятором ВРП; инвестиции — индексом цен инвестиционной продукции; отгрузка — индексами цен производителей; продукция сельского хозяйства — индексом цен сельхозпроизводителей. Подписи в интерфейсе — «руб., в ценах 2020 г.»; откуда взят каждый индекс — внизу страницы «Данные и качество».</w:t>
             </w:r>
           </w:p>
         </w:tc>
@@ -4161,7 +4161,7 @@
         <w:keepNext/>
         <w:spacing w:before="360"/>
       </w:pPr>
-      <w:bookmarkStart w:id="3" w:name="_Toc242217130"/>
+      <w:bookmarkStart w:id="3" w:name="_Toc242443273"/>
       <w:r>
         <w:t>4. Страница «Данные и качество»</w:t>
       </w:r>
@@ -4172,7 +4172,7 @@
         <w:pStyle w:val="2"/>
         <w:keepNext/>
       </w:pPr>
-      <w:bookmarkStart w:id="4" w:name="_Toc242217131"/>
+      <w:bookmarkStart w:id="4" w:name="_Toc242443274"/>
       <w:r>
         <w:t>На что смотреть</w:t>
       </w:r>
@@ -4313,8 +4313,9 @@
         <w:pStyle w:val="2"/>
         <w:keepNext/>
       </w:pPr>
-      <w:bookmarkStart w:id="5" w:name="_Toc242217132"/>
-      <w:r>
+      <w:bookmarkStart w:id="5" w:name="_Toc242443275"/>
+      <w:r>
+        <w:lastRenderedPageBreak/>
         <w:t>Как читать и что анализировать</w:t>
       </w:r>
       <w:bookmarkEnd w:id="5"/>
@@ -4355,7 +4356,6 @@
         <w:spacing w:after="60" w:line="264" w:lineRule="auto"/>
       </w:pPr>
       <w:r>
-        <w:lastRenderedPageBreak/>
         <w:t xml:space="preserve">Пропуск — это </w:t>
       </w:r>
       <w:r>
@@ -4475,7 +4475,7 @@
         <w:keepNext/>
         <w:spacing w:before="360"/>
       </w:pPr>
-      <w:bookmarkStart w:id="6" w:name="_Toc242217133"/>
+      <w:bookmarkStart w:id="6" w:name="_Toc242443276"/>
       <w:r>
         <w:t>5. Страница «Показатели»</w:t>
       </w:r>
@@ -4486,7 +4486,7 @@
         <w:pStyle w:val="2"/>
         <w:keepNext/>
       </w:pPr>
-      <w:bookmarkStart w:id="7" w:name="_Toc242217134"/>
+      <w:bookmarkStart w:id="7" w:name="_Toc242443277"/>
       <w:r>
         <w:t>На что смотреть</w:t>
       </w:r>
@@ -4597,7 +4597,7 @@
         <w:pStyle w:val="2"/>
         <w:keepNext/>
       </w:pPr>
-      <w:bookmarkStart w:id="8" w:name="_Toc242217135"/>
+      <w:bookmarkStart w:id="8" w:name="_Toc242443278"/>
       <w:r>
         <w:t>Что анализировать</w:t>
       </w:r>
@@ -4689,6 +4689,7 @@
         <w:keepNext/>
       </w:pPr>
       <w:r>
+        <w:lastRenderedPageBreak/>
         <w:t>Какую информацию можно получить</w:t>
       </w:r>
     </w:p>
@@ -4728,7 +4729,6 @@
         <w:spacing w:after="60" w:line="264" w:lineRule="auto"/>
       </w:pPr>
       <w:r>
-        <w:lastRenderedPageBreak/>
         <w:t>Насколько ВМП — расчётная оценка — согласуется с наблюдаемыми показателями (зарплата, отгрузка).</w:t>
       </w:r>
     </w:p>
@@ -4738,7 +4738,7 @@
         <w:keepNext/>
         <w:spacing w:before="360"/>
       </w:pPr>
-      <w:bookmarkStart w:id="9" w:name="_Toc242217136"/>
+      <w:bookmarkStart w:id="9" w:name="_Toc242443279"/>
       <w:r>
         <w:t>6. Страница «Сеть»</w:t>
       </w:r>
@@ -4767,7 +4767,7 @@
         <w:pStyle w:val="2"/>
         <w:keepNext/>
       </w:pPr>
-      <w:bookmarkStart w:id="10" w:name="_Toc242217137"/>
+      <w:bookmarkStart w:id="10" w:name="_Toc242443280"/>
       <w:r>
         <w:t>Параметры и их смысл</w:t>
       </w:r>
@@ -4944,7 +4944,7 @@
               <w:spacing w:after="40" w:line="252" w:lineRule="auto"/>
             </w:pPr>
             <w:r>
-              <w:t>4–7 слабо связанных показателей. Вес 2 — показатель вдвое важнее. По умолчанию: ВМП на душу, инвестиции без бюджета (оба — в ценах базового года), специализация (Херфиндаль), плотность, темп изменения населения</w:t>
+              <w:t>4–7 слабо связанных показателей. Вес 2 — показатель вдвое важнее. По умолчанию — набор из отчёта: ВМП на душу, среднемесячная зарплата, инвестиции без бюджета, отгрузка на жителя (все — в ценах базового года), бюджетная самостоятельность; расстояние евклидово</w:t>
             </w:r>
           </w:p>
         </w:tc>
@@ -5284,7 +5284,7 @@
               <w:spacing w:after="40" w:line="252" w:lineRule="auto"/>
             </w:pPr>
             <w:r>
-              <w:t>kNN + остовное дерево, k = 7: сеть связная, без изолированных узлов. Меньше k — более «рыхлые» сообщества</w:t>
+              <w:t>kNN + остовное дерево, k = 5: сеть связная, без изолированных узлов. Меньше k — более «рыхлые» сообщества</w:t>
             </w:r>
           </w:p>
         </w:tc>
@@ -5295,7 +5295,7 @@
         <w:pStyle w:val="2"/>
         <w:keepNext/>
       </w:pPr>
-      <w:bookmarkStart w:id="11" w:name="_Toc242217138"/>
+      <w:bookmarkStart w:id="11" w:name="_Toc242443281"/>
       <w:r>
         <w:t>На что смотреть</w:t>
       </w:r>
@@ -5355,6 +5355,7 @@
           <w:b/>
           <w:bCs/>
         </w:rPr>
+        <w:lastRenderedPageBreak/>
         <w:t>Силовая раскладка:</w:t>
       </w:r>
       <w:r>
@@ -5435,7 +5436,6 @@
                 <w:bCs/>
                 <w:color w:val="1F4E79"/>
               </w:rPr>
-              <w:lastRenderedPageBreak/>
               <w:t>Ловушка</w:t>
             </w:r>
           </w:p>
@@ -5514,7 +5514,7 @@
         <w:keepNext/>
         <w:spacing w:before="360"/>
       </w:pPr>
-      <w:bookmarkStart w:id="12" w:name="_Toc242217139"/>
+      <w:bookmarkStart w:id="12" w:name="_Toc242443282"/>
       <w:r>
         <w:t>7. Страница «Кластеры»</w:t>
       </w:r>
@@ -5525,7 +5525,7 @@
         <w:pStyle w:val="2"/>
         <w:keepNext/>
       </w:pPr>
-      <w:bookmarkStart w:id="13" w:name="_Toc242217140"/>
+      <w:bookmarkStart w:id="13" w:name="_Toc242443283"/>
       <w:r>
         <w:t>Методы</w:t>
       </w:r>
@@ -5859,7 +5859,7 @@
         <w:pStyle w:val="2"/>
         <w:keepNext/>
       </w:pPr>
-      <w:bookmarkStart w:id="14" w:name="_Toc242217141"/>
+      <w:bookmarkStart w:id="14" w:name="_Toc242443284"/>
       <w:r>
         <w:t>Режим, метод «Уорд + k-means» и номера K1…Kn</w:t>
       </w:r>
@@ -5930,7 +5930,7 @@
         <w:pStyle w:val="2"/>
         <w:keepNext/>
       </w:pPr>
-      <w:bookmarkStart w:id="15" w:name="_Toc242217142"/>
+      <w:bookmarkStart w:id="15" w:name="_Toc242443285"/>
       <w:r>
         <w:t>Как выбрать число кластеров k</w:t>
       </w:r>
@@ -5979,6 +5979,7 @@
         <w:spacing w:after="60" w:line="264" w:lineRule="auto"/>
       </w:pPr>
       <w:r>
+        <w:lastRenderedPageBreak/>
         <w:t xml:space="preserve">Ищите k, где </w:t>
       </w:r>
       <w:r>
@@ -6002,7 +6003,6 @@
         <w:spacing w:after="60" w:line="264" w:lineRule="auto"/>
       </w:pPr>
       <w:r>
-        <w:lastRenderedPageBreak/>
         <w:t>Сводная таблица по всем методам и годам — в файле reports/CLUSTERS.md: по всей России индексы чаще указывают на 4–6, локоть — на 4–5; по умолчанию k = 5 (рекомендуемый диапазон 4–6).</w:t>
       </w:r>
     </w:p>
@@ -6034,7 +6034,7 @@
         <w:pStyle w:val="2"/>
         <w:keepNext/>
       </w:pPr>
-      <w:bookmarkStart w:id="16" w:name="_Toc242217143"/>
+      <w:bookmarkStart w:id="16" w:name="_Toc242443286"/>
       <w:r>
         <w:t>На что смотреть</w:t>
       </w:r>
@@ -6125,7 +6125,7 @@
         <w:pStyle w:val="2"/>
         <w:keepNext/>
       </w:pPr>
-      <w:bookmarkStart w:id="17" w:name="_Toc242217144"/>
+      <w:bookmarkStart w:id="17" w:name="_Toc242443287"/>
       <w:r>
         <w:t>Что анализировать</w:t>
       </w:r>
@@ -6278,7 +6278,7 @@
         <w:keepNext/>
         <w:spacing w:before="360"/>
       </w:pPr>
-      <w:bookmarkStart w:id="18" w:name="_Toc242217145"/>
+      <w:bookmarkStart w:id="18" w:name="_Toc242443288"/>
       <w:r>
         <w:t>8. Страницы «Динамика» и «Конвергенция»</w:t>
       </w:r>
@@ -6289,7 +6289,7 @@
         <w:pStyle w:val="2"/>
         <w:keepNext/>
       </w:pPr>
-      <w:bookmarkStart w:id="19" w:name="_Toc242217146"/>
+      <w:bookmarkStart w:id="19" w:name="_Toc242443289"/>
       <w:r>
         <w:t>Динамика: как меняются типы</w:t>
       </w:r>
@@ -6310,7 +6310,11 @@
         <w:t>одна модель на всю панель</w:t>
       </w:r>
       <w:r>
-        <w:t xml:space="preserve"> (метод «Уорд + k-means», k = 5): типы одинаковы для всех лет, поэтому смена типа означает реальное изменение показателей МО. Режим «каждый год заново» оставлен для сравнения: в нём заметная часть переходов — шум перекластеризации.</w:t>
+        <w:t xml:space="preserve"> (метод «Уорд + k-means», k = 5): типы одинаковы для всех лет, поэтому смена типа означает реальное изменение </w:t>
+      </w:r>
+      <w:r>
+        <w:lastRenderedPageBreak/>
+        <w:t>показателей МО. Режим «каждый год заново» оставлен для сравнения: в нём заметная часть переходов — шум перекластеризации.</w:t>
       </w:r>
     </w:p>
     <w:p>
@@ -6347,7 +6351,6 @@
           <w:b/>
           <w:bCs/>
         </w:rPr>
-        <w:lastRenderedPageBreak/>
         <w:t>Устойчивость по годам:</w:t>
       </w:r>
       <w:r>
@@ -6457,7 +6460,7 @@
         <w:pStyle w:val="2"/>
         <w:keepNext/>
       </w:pPr>
-      <w:bookmarkStart w:id="20" w:name="_Toc242217147"/>
+      <w:bookmarkStart w:id="20" w:name="_Toc242443290"/>
       <w:r>
         <w:t>Конвергенция: сближаются ли МО</w:t>
       </w:r>
@@ -6865,6 +6868,7 @@
                 <w:bCs/>
                 <w:color w:val="1F4E79"/>
               </w:rPr>
+              <w:lastRenderedPageBreak/>
               <w:t>Ограничения</w:t>
             </w:r>
           </w:p>
@@ -6901,9 +6905,8 @@
         <w:keepNext/>
         <w:spacing w:before="360"/>
       </w:pPr>
-      <w:bookmarkStart w:id="21" w:name="_Toc242217148"/>
-      <w:r>
-        <w:lastRenderedPageBreak/>
+      <w:bookmarkStart w:id="21" w:name="_Toc242443291"/>
+      <w:r>
         <w:t>9. Страница «Сводные таблицы»</w:t>
       </w:r>
       <w:bookmarkEnd w:id="21"/>
@@ -6921,7 +6924,7 @@
         <w:pStyle w:val="2"/>
         <w:keepNext/>
       </w:pPr>
-      <w:bookmarkStart w:id="22" w:name="_Toc242217149"/>
+      <w:bookmarkStart w:id="22" w:name="_Toc242443292"/>
       <w:r>
         <w:t>Таблица 1. Характерные признаки кластеров</w:t>
       </w:r>
@@ -6995,7 +6998,7 @@
         <w:pStyle w:val="2"/>
         <w:keepNext/>
       </w:pPr>
-      <w:bookmarkStart w:id="23" w:name="_Toc242217150"/>
+      <w:bookmarkStart w:id="23" w:name="_Toc242443293"/>
       <w:r>
         <w:t>Таблица 2. Результаты кластеризации по периодам</w:t>
       </w:r>
@@ -7193,8 +7196,9 @@
         <w:keepNext/>
         <w:spacing w:before="360"/>
       </w:pPr>
-      <w:bookmarkStart w:id="24" w:name="_Toc242217151"/>
-      <w:r>
+      <w:bookmarkStart w:id="24" w:name="_Toc242443294"/>
+      <w:r>
+        <w:lastRenderedPageBreak/>
         <w:t>10. Страница «Обновление данных»</w:t>
       </w:r>
       <w:bookmarkEnd w:id="24"/>
@@ -7270,7 +7274,6 @@
                 <w:bCs/>
                 <w:color w:val="FFFFFF"/>
               </w:rPr>
-              <w:lastRenderedPageBreak/>
               <w:t>Режим</w:t>
             </w:r>
           </w:p>
@@ -7550,7 +7553,7 @@
         <w:keepNext/>
         <w:spacing w:before="360"/>
       </w:pPr>
-      <w:bookmarkStart w:id="25" w:name="_Toc242217152"/>
+      <w:bookmarkStart w:id="25" w:name="_Toc242443295"/>
       <w:r>
         <w:t>11. Шпаргалка по индексам качества</w:t>
       </w:r>
@@ -8324,6 +8327,7 @@
               <w:spacing w:after="40" w:line="252" w:lineRule="auto"/>
             </w:pPr>
             <w:r>
+              <w:lastRenderedPageBreak/>
               <w:t>MQ (модулярность)</w:t>
             </w:r>
           </w:p>
@@ -8513,7 +8517,7 @@
         <w:keepNext/>
         <w:spacing w:before="360"/>
       </w:pPr>
-      <w:bookmarkStart w:id="26" w:name="_Toc242217153"/>
+      <w:bookmarkStart w:id="26" w:name="_Toc242443296"/>
       <w:r>
         <w:t>12. Проверка вывода перед тем, как вносить его в отчёт</w:t>
       </w:r>
@@ -8696,7 +8700,7 @@
         <w:t>Формулировка:</w:t>
       </w:r>
       <w:r>
-        <w:t xml:space="preserve"> «оценка ВМП», «по данным Росстата без малого бизнеса», «в ценах 2023 г.», «на окне 2013–2024».</w:t>
+        <w:t xml:space="preserve"> «оценка ВМП», «по данным Росстата без малого бизнеса», «в ценах 2020 г.», «на окне 2014–2024».</w:t>
       </w:r>
     </w:p>
     <w:p>
@@ -8705,7 +8709,7 @@
         <w:keepNext/>
         <w:spacing w:before="360"/>
       </w:pPr>
-      <w:bookmarkStart w:id="27" w:name="_Toc242217154"/>
+      <w:bookmarkStart w:id="27" w:name="_Toc242443297"/>
       <w:r>
         <w:t>13. Какие исследовательские вопросы можно поставить</w:t>
       </w:r>
@@ -8988,6 +8992,7 @@
               <w:spacing w:after="40" w:line="252" w:lineRule="auto"/>
             </w:pPr>
             <w:r>
+              <w:lastRenderedPageBreak/>
               <w:t>Совпадают ли типы с регионами?</w:t>
             </w:r>
           </w:p>
@@ -9192,7 +9197,6 @@
               <w:spacing w:after="40" w:line="252" w:lineRule="auto"/>
             </w:pPr>
             <w:r>
-              <w:lastRenderedPageBreak/>
               <w:t>Устойчива ли типология во времени, были ли переломные годы?</w:t>
             </w:r>
           </w:p>
@@ -9583,7 +9587,7 @@
         <w:keepNext/>
         <w:spacing w:before="360"/>
       </w:pPr>
-      <w:bookmarkStart w:id="28" w:name="_Toc242217155"/>
+      <w:bookmarkStart w:id="28" w:name="_Toc242443298"/>
       <w:r>
         <w:t>14. Ограничения данных: что нельзя утверждать</w:t>
       </w:r>
@@ -9723,6 +9727,7 @@
           <w:b/>
           <w:bCs/>
         </w:rPr>
+        <w:lastRenderedPageBreak/>
         <w:t>Разрывы рядов:</w:t>
       </w:r>
       <w:r>
@@ -9755,9 +9760,8 @@
         <w:keepNext/>
         <w:spacing w:before="360"/>
       </w:pPr>
-      <w:bookmarkStart w:id="29" w:name="_Toc242217156"/>
-      <w:r>
-        <w:lastRenderedPageBreak/>
+      <w:bookmarkStart w:id="29" w:name="_Toc242443299"/>
+      <w:r>
         <w:t>15. Где что лежит</w:t>
       </w:r>
       <w:bookmarkEnd w:id="29"/>
@@ -10389,7 +10393,7 @@
         <w:pStyle w:val="2"/>
         <w:keepNext/>
       </w:pPr>
-      <w:bookmarkStart w:id="30" w:name="_Toc242217157"/>
+      <w:bookmarkStart w:id="30" w:name="_Toc242443300"/>
       <w:r>
         <w:t>Глоссарий</w:t>
       </w:r>
@@ -10943,6 +10947,7 @@
               <w:spacing w:after="40" w:line="252" w:lineRule="auto"/>
             </w:pPr>
             <w:r>
+              <w:lastRenderedPageBreak/>
               <w:t>σ- и β-конвергенция</w:t>
             </w:r>
           </w:p>
@@ -11041,7 +11046,6 @@
               <w:spacing w:after="40" w:line="252" w:lineRule="auto"/>
             </w:pPr>
             <w:r>
-              <w:lastRenderedPageBreak/>
               <w:t>pooled</w:t>
             </w:r>
           </w:p>
@@ -11220,241 +11224,241 @@
 <file path=word/numbering.xml><?xml version="1.0" encoding="utf-8"?>
 <w:numbering xmlns:wpc="http://schemas.microsoft.com/office/word/2010/wordprocessingCanvas" xmlns:cx="http://schemas.microsoft.com/office/drawing/2014/chartex" xmlns:cx1="http://schemas.microsoft.com/office/drawing/2015/9/8/chartex" xmlns:cx2="http://schemas.microsoft.com/office/drawing/2015/10/21/chartex" xmlns:cx3="http://schemas.microsoft.com/office/drawing/2016/5/9/chartex" xmlns:cx4="http://schemas.microsoft.com/office/drawing/2016/5/10/chartex" xmlns:cx5="http://schemas.microsoft.com/office/drawing/2016/5/11/chartex" xmlns:cx6="http://schemas.microsoft.com/office/drawing/2016/5/12/chartex" xmlns:cx7="http://schemas.microsoft.com/office/drawing/2016/5/13/chartex" xmlns:cx8="http://schemas.microsoft.com/office/drawing/2016/5/14/chartex" xmlns:mc="http://schemas.openxmlformats.org/markup-compatibility/2006" xmlns:aink="http://schemas.microsoft.com/office/drawing/2016/ink" xmlns:am3d="http://schemas.microsoft.com/office/drawing/2017/model3d" xmlns:o="urn:schemas-microsoft-com:office:office" xmlns:oel="http://schemas.microsoft.com/office/2019/extlst" xmlns:r="http://schemas.openxmlformats.org/officeDocument/2006/relationships" xmlns:m="http://schemas.openxmlformats.org/officeDocument/2006/math" xmlns:v="urn:schemas-microsoft-com:vml" xmlns:wp14="http://schemas.microsoft.com/office/word/2010/wordprocessingDrawing" xmlns:wp="http://schemas.openxmlformats.org/drawingml/2006/wordprocessingDrawing" xmlns:w10="urn:schemas-microsoft-com:office:word" xmlns:w="http://schemas.openxmlformats.org/wordprocessingml/2006/main" xmlns:w14="http://schemas.microsoft.com/office/word/2010/wordml" xmlns:w15="http://schemas.microsoft.com/office/word/2012/wordml" xmlns:w16cex="http://schemas.microsoft.com/office/word/2018/wordml/cex" xmlns:w16cid="http://schemas.microsoft.com/office/word/2016/wordml/cid" xmlns:w16="http://schemas.microsoft.com/office/word/2018/wordml" xmlns:w16du="http://schemas.microsoft.com/office/word/2023/wordml/word16du" xmlns:w16sdtdh="http://schemas.microsoft.com/office/word/2020/wordml/sdtdatahash" xmlns:w16sdtfl="http://schemas.microsoft.com/office/word/2024/wordml/sdtformatlock" xmlns:w16se="http://schemas.microsoft.com/office/word/2015/wordml/symex" xmlns:wpg="http://schemas.microsoft.com/office/word/2010/wordprocessingGroup" xmlns:wpi="http://schemas.microsoft.com/office/word/2010/wordprocessingInk" xmlns:wne="http://schemas.microsoft.com/office/word/2006/wordml" xmlns:wps="http://schemas.microsoft.com/office/word/2010/wordprocessingShape" mc:Ignorable="w14 w15 w16se w16cid w16 w16cex w16sdtdh w16sdtfl w16du wp14">
   <w:abstractNum w:abstractNumId="0" w15:restartNumberingAfterBreak="0">
-    <w:nsid w:val="304C0B9B"/>
+    <w:nsid w:val="38EA2E19"/>
     <w:multiLevelType w:val="hybridMultilevel"/>
-    <w:tmpl w:val="D366A4EA"/>
-    <w:lvl w:ilvl="0" w:tplc="466E370C">
+    <w:tmpl w:val="463E1300"/>
+    <w:lvl w:ilvl="0" w:tplc="443ACB00" w:tentative="1">
       <w:start w:val="1"/>
       <w:numFmt w:val="bullet"/>
-      <w:lvlText w:val="•"/>
+      <w:lvlText w:val="●"/>
       <w:lvlJc w:val="left"/>
       <w:pPr>
-        <w:ind w:left="540" w:hanging="270"/>
+        <w:ind w:left="720" w:hanging="360"/>
       </w:pPr>
     </w:lvl>
-    <w:lvl w:ilvl="1" w:tplc="2B58448C" w:tentative="1">
+    <w:lvl w:ilvl="1" w:tplc="41FE4092" w:tentative="1">
       <w:start w:val="1"/>
       <w:numFmt w:val="bullet"/>
-      <w:lvlText w:val="–"/>
+      <w:lvlText w:val="○"/>
       <w:lvlJc w:val="left"/>
       <w:pPr>
-        <w:ind w:left="1080" w:hanging="270"/>
+        <w:ind w:left="1440" w:hanging="360"/>
       </w:pPr>
     </w:lvl>
-    <w:lvl w:ilvl="2" w:tplc="17EE6BD6">
+    <w:lvl w:ilvl="2" w:tplc="6BE25C8A" w:tentative="1">
+      <w:start w:val="1"/>
+      <w:numFmt w:val="bullet"/>
+      <w:lvlText w:val="■"/>
+      <w:lvlJc w:val="left"/>
+      <w:pPr>
+        <w:ind w:left="2160" w:hanging="360"/>
+      </w:pPr>
+    </w:lvl>
+    <w:lvl w:ilvl="3" w:tplc="74BA658E" w:tentative="1">
+      <w:start w:val="1"/>
+      <w:numFmt w:val="bullet"/>
+      <w:lvlText w:val="●"/>
+      <w:lvlJc w:val="left"/>
+      <w:pPr>
+        <w:ind w:left="2880" w:hanging="360"/>
+      </w:pPr>
+    </w:lvl>
+    <w:lvl w:ilvl="4" w:tplc="7B8400F8" w:tentative="1">
+      <w:start w:val="1"/>
+      <w:numFmt w:val="bullet"/>
+      <w:lvlText w:val="○"/>
+      <w:lvlJc w:val="left"/>
+      <w:pPr>
+        <w:ind w:left="3600" w:hanging="360"/>
+      </w:pPr>
+    </w:lvl>
+    <w:lvl w:ilvl="5" w:tplc="8968C25E" w:tentative="1">
+      <w:start w:val="1"/>
+      <w:numFmt w:val="bullet"/>
+      <w:lvlText w:val="■"/>
+      <w:lvlJc w:val="left"/>
+      <w:pPr>
+        <w:ind w:left="4320" w:hanging="360"/>
+      </w:pPr>
+    </w:lvl>
+    <w:lvl w:ilvl="6" w:tplc="09542A1E" w:tentative="1">
+      <w:start w:val="1"/>
+      <w:numFmt w:val="bullet"/>
+      <w:lvlText w:val="●"/>
+      <w:lvlJc w:val="left"/>
+      <w:pPr>
+        <w:ind w:left="5040" w:hanging="360"/>
+      </w:pPr>
+    </w:lvl>
+    <w:lvl w:ilvl="7" w:tplc="0D524396" w:tentative="1">
+      <w:start w:val="1"/>
+      <w:numFmt w:val="bullet"/>
+      <w:lvlText w:val="●"/>
+      <w:lvlJc w:val="left"/>
+      <w:pPr>
+        <w:ind w:left="5760" w:hanging="360"/>
+      </w:pPr>
+    </w:lvl>
+    <w:lvl w:ilvl="8" w:tplc="33FC9208" w:tentative="1">
+      <w:start w:val="1"/>
+      <w:numFmt w:val="bullet"/>
+      <w:lvlText w:val="●"/>
+      <w:lvlJc w:val="left"/>
+      <w:pPr>
+        <w:ind w:left="6480" w:hanging="360"/>
+      </w:pPr>
+    </w:lvl>
+  </w:abstractNum>
+  <w:abstractNum w:abstractNumId="1" w15:restartNumberingAfterBreak="0">
+    <w:nsid w:val="568D3719"/>
+    <w:multiLevelType w:val="hybridMultilevel"/>
+    <w:tmpl w:val="FDB2496C"/>
+    <w:lvl w:ilvl="0" w:tplc="07A8FB2E">
+      <w:start w:val="1"/>
+      <w:numFmt w:val="decimal"/>
+      <w:lvlText w:val="%1."/>
+      <w:lvlJc w:val="left"/>
+      <w:pPr>
+        <w:ind w:left="540" w:hanging="300"/>
+      </w:pPr>
+    </w:lvl>
+    <w:lvl w:ilvl="1" w:tplc="C9123782">
       <w:numFmt w:val="decimal"/>
       <w:lvlText w:val=""/>
       <w:lvlJc w:val="left"/>
     </w:lvl>
-    <w:lvl w:ilvl="3" w:tplc="7DCA4C94">
+    <w:lvl w:ilvl="2" w:tplc="F640BE32">
       <w:numFmt w:val="decimal"/>
       <w:lvlText w:val=""/>
       <w:lvlJc w:val="left"/>
     </w:lvl>
-    <w:lvl w:ilvl="4" w:tplc="20085D98">
+    <w:lvl w:ilvl="3" w:tplc="F8EC16E8">
       <w:numFmt w:val="decimal"/>
       <w:lvlText w:val=""/>
       <w:lvlJc w:val="left"/>
     </w:lvl>
-    <w:lvl w:ilvl="5" w:tplc="29142706">
+    <w:lvl w:ilvl="4" w:tplc="0966F166">
       <w:numFmt w:val="decimal"/>
       <w:lvlText w:val=""/>
       <w:lvlJc w:val="left"/>
     </w:lvl>
-    <w:lvl w:ilvl="6" w:tplc="5C18806A">
+    <w:lvl w:ilvl="5" w:tplc="75D01264">
       <w:numFmt w:val="decimal"/>
       <w:lvlText w:val=""/>
       <w:lvlJc w:val="left"/>
     </w:lvl>
-    <w:lvl w:ilvl="7" w:tplc="E4FE8230">
+    <w:lvl w:ilvl="6" w:tplc="03B0B8E2">
       <w:numFmt w:val="decimal"/>
       <w:lvlText w:val=""/>
       <w:lvlJc w:val="left"/>
     </w:lvl>
-    <w:lvl w:ilvl="8" w:tplc="EC0C211C">
+    <w:lvl w:ilvl="7" w:tplc="58FE6914">
+      <w:numFmt w:val="decimal"/>
+      <w:lvlText w:val=""/>
+      <w:lvlJc w:val="left"/>
+    </w:lvl>
+    <w:lvl w:ilvl="8" w:tplc="9E0CC298">
       <w:numFmt w:val="decimal"/>
       <w:lvlText w:val=""/>
       <w:lvlJc w:val="left"/>
     </w:lvl>
   </w:abstractNum>
-  <w:abstractNum w:abstractNumId="1" w15:restartNumberingAfterBreak="0">
-    <w:nsid w:val="4D0A4F29"/>
+  <w:abstractNum w:abstractNumId="2" w15:restartNumberingAfterBreak="0">
+    <w:nsid w:val="6421245D"/>
     <w:multiLevelType w:val="hybridMultilevel"/>
-    <w:tmpl w:val="3668882C"/>
-    <w:lvl w:ilvl="0" w:tplc="A45E28FC" w:tentative="1">
+    <w:tmpl w:val="67CA1748"/>
+    <w:lvl w:ilvl="0" w:tplc="9894E22E">
       <w:start w:val="1"/>
       <w:numFmt w:val="bullet"/>
-      <w:lvlText w:val="●"/>
+      <w:lvlText w:val="•"/>
       <w:lvlJc w:val="left"/>
       <w:pPr>
-        <w:ind w:left="720" w:hanging="360"/>
+        <w:ind w:left="540" w:hanging="270"/>
       </w:pPr>
     </w:lvl>
-    <w:lvl w:ilvl="1" w:tplc="CAA82180" w:tentative="1">
+    <w:lvl w:ilvl="1" w:tplc="AD2AA30E" w:tentative="1">
       <w:start w:val="1"/>
       <w:numFmt w:val="bullet"/>
-      <w:lvlText w:val="○"/>
+      <w:lvlText w:val="–"/>
       <w:lvlJc w:val="left"/>
       <w:pPr>
-        <w:ind w:left="1440" w:hanging="360"/>
+        <w:ind w:left="1080" w:hanging="270"/>
       </w:pPr>
     </w:lvl>
-    <w:lvl w:ilvl="2" w:tplc="AD10E5E2" w:tentative="1">
-      <w:start w:val="1"/>
-      <w:numFmt w:val="bullet"/>
-      <w:lvlText w:val="■"/>
-      <w:lvlJc w:val="left"/>
-      <w:pPr>
-        <w:ind w:left="2160" w:hanging="360"/>
-      </w:pPr>
-    </w:lvl>
-    <w:lvl w:ilvl="3" w:tplc="A9860CE6" w:tentative="1">
-      <w:start w:val="1"/>
-      <w:numFmt w:val="bullet"/>
-      <w:lvlText w:val="●"/>
-      <w:lvlJc w:val="left"/>
-      <w:pPr>
-        <w:ind w:left="2880" w:hanging="360"/>
-      </w:pPr>
-    </w:lvl>
-    <w:lvl w:ilvl="4" w:tplc="275E8EBE" w:tentative="1">
-      <w:start w:val="1"/>
-      <w:numFmt w:val="bullet"/>
-      <w:lvlText w:val="○"/>
-      <w:lvlJc w:val="left"/>
-      <w:pPr>
-        <w:ind w:left="3600" w:hanging="360"/>
-      </w:pPr>
-    </w:lvl>
-    <w:lvl w:ilvl="5" w:tplc="A4F28BC6" w:tentative="1">
-      <w:start w:val="1"/>
-      <w:numFmt w:val="bullet"/>
-      <w:lvlText w:val="■"/>
-      <w:lvlJc w:val="left"/>
-      <w:pPr>
-        <w:ind w:left="4320" w:hanging="360"/>
-      </w:pPr>
-    </w:lvl>
-    <w:lvl w:ilvl="6" w:tplc="C6C61B04" w:tentative="1">
-      <w:start w:val="1"/>
-      <w:numFmt w:val="bullet"/>
-      <w:lvlText w:val="●"/>
-      <w:lvlJc w:val="left"/>
-      <w:pPr>
-        <w:ind w:left="5040" w:hanging="360"/>
-      </w:pPr>
-    </w:lvl>
-    <w:lvl w:ilvl="7" w:tplc="E4AA04F0" w:tentative="1">
-      <w:start w:val="1"/>
-      <w:numFmt w:val="bullet"/>
-      <w:lvlText w:val="●"/>
-      <w:lvlJc w:val="left"/>
-      <w:pPr>
-        <w:ind w:left="5760" w:hanging="360"/>
-      </w:pPr>
-    </w:lvl>
-    <w:lvl w:ilvl="8" w:tplc="EE2A6998" w:tentative="1">
-      <w:start w:val="1"/>
-      <w:numFmt w:val="bullet"/>
-      <w:lvlText w:val="●"/>
-      <w:lvlJc w:val="left"/>
-      <w:pPr>
-        <w:ind w:left="6480" w:hanging="360"/>
-      </w:pPr>
-    </w:lvl>
-  </w:abstractNum>
-  <w:abstractNum w:abstractNumId="2" w15:restartNumberingAfterBreak="0">
-    <w:nsid w:val="796D2775"/>
-    <w:multiLevelType w:val="hybridMultilevel"/>
-    <w:tmpl w:val="C7440D96"/>
-    <w:lvl w:ilvl="0" w:tplc="95E4BB56">
-      <w:start w:val="1"/>
-      <w:numFmt w:val="decimal"/>
-      <w:lvlText w:val="%1."/>
-      <w:lvlJc w:val="left"/>
-      <w:pPr>
-        <w:ind w:left="540" w:hanging="300"/>
-      </w:pPr>
-    </w:lvl>
-    <w:lvl w:ilvl="1" w:tplc="62B656C4">
+    <w:lvl w:ilvl="2" w:tplc="B7AE400E">
       <w:numFmt w:val="decimal"/>
       <w:lvlText w:val=""/>
       <w:lvlJc w:val="left"/>
     </w:lvl>
-    <w:lvl w:ilvl="2" w:tplc="FF420F9A">
+    <w:lvl w:ilvl="3" w:tplc="CA8C0516">
       <w:numFmt w:val="decimal"/>
       <w:lvlText w:val=""/>
       <w:lvlJc w:val="left"/>
     </w:lvl>
-    <w:lvl w:ilvl="3" w:tplc="0E1EEF7A">
+    <w:lvl w:ilvl="4" w:tplc="91167280">
       <w:numFmt w:val="decimal"/>
       <w:lvlText w:val=""/>
       <w:lvlJc w:val="left"/>
     </w:lvl>
-    <w:lvl w:ilvl="4" w:tplc="CF242D1E">
+    <w:lvl w:ilvl="5" w:tplc="17603B2C">
       <w:numFmt w:val="decimal"/>
       <w:lvlText w:val=""/>
       <w:lvlJc w:val="left"/>
     </w:lvl>
-    <w:lvl w:ilvl="5" w:tplc="5B8A58C2">
+    <w:lvl w:ilvl="6" w:tplc="5914B960">
       <w:numFmt w:val="decimal"/>
       <w:lvlText w:val=""/>
       <w:lvlJc w:val="left"/>
     </w:lvl>
-    <w:lvl w:ilvl="6" w:tplc="9CACE0BC">
+    <w:lvl w:ilvl="7" w:tplc="1F9C1A08">
       <w:numFmt w:val="decimal"/>
       <w:lvlText w:val=""/>
       <w:lvlJc w:val="left"/>
     </w:lvl>
-    <w:lvl w:ilvl="7" w:tplc="3104CE1E">
-      <w:numFmt w:val="decimal"/>
-      <w:lvlText w:val=""/>
-      <w:lvlJc w:val="left"/>
-    </w:lvl>
-    <w:lvl w:ilvl="8" w:tplc="D81C3990">
+    <w:lvl w:ilvl="8" w:tplc="13F4B8E4">
       <w:numFmt w:val="decimal"/>
       <w:lvlText w:val=""/>
       <w:lvlJc w:val="left"/>
     </w:lvl>
   </w:abstractNum>
-  <w:num w:numId="1" w16cid:durableId="196502969">
+  <w:num w:numId="1" w16cid:durableId="1409496382">
+    <w:abstractNumId w:val="0"/>
+    <w:lvlOverride w:ilvl="0">
+      <w:startOverride w:val="1"/>
+    </w:lvlOverride>
+  </w:num>
+  <w:num w:numId="2" w16cid:durableId="1180969514">
+    <w:abstractNumId w:val="2"/>
+    <w:lvlOverride w:ilvl="0">
+      <w:startOverride w:val="1"/>
+    </w:lvlOverride>
+  </w:num>
+  <w:num w:numId="3" w16cid:durableId="1722093681">
     <w:abstractNumId w:val="1"/>
     <w:lvlOverride w:ilvl="0">
       <w:startOverride w:val="1"/>
     </w:lvlOverride>
   </w:num>
-  <w:num w:numId="2" w16cid:durableId="243612006">
-    <w:abstractNumId w:val="0"/>
+  <w:num w:numId="4" w16cid:durableId="585575872">
+    <w:abstractNumId w:val="1"/>
     <w:lvlOverride w:ilvl="0">
       <w:startOverride w:val="1"/>
     </w:lvlOverride>
   </w:num>
-  <w:num w:numId="3" w16cid:durableId="406730971">
-    <w:abstractNumId w:val="2"/>
+  <w:num w:numId="5" w16cid:durableId="1814055607">
+    <w:abstractNumId w:val="1"/>
     <w:lvlOverride w:ilvl="0">
       <w:startOverride w:val="1"/>
     </w:lvlOverride>
   </w:num>
-  <w:num w:numId="4" w16cid:durableId="602767138">
-    <w:abstractNumId w:val="2"/>
+  <w:num w:numId="6" w16cid:durableId="2045591792">
+    <w:abstractNumId w:val="1"/>
     <w:lvlOverride w:ilvl="0">
       <w:startOverride w:val="1"/>
     </w:lvlOverride>
   </w:num>
-  <w:num w:numId="5" w16cid:durableId="1650355377">
-    <w:abstractNumId w:val="2"/>
-    <w:lvlOverride w:ilvl="0">
-      <w:startOverride w:val="1"/>
-    </w:lvlOverride>
-  </w:num>
-  <w:num w:numId="6" w16cid:durableId="658505773">
-    <w:abstractNumId w:val="2"/>
-    <w:lvlOverride w:ilvl="0">
-      <w:startOverride w:val="1"/>
-    </w:lvlOverride>
-  </w:num>
-  <w:num w:numId="7" w16cid:durableId="856384472">
-    <w:abstractNumId w:val="2"/>
+  <w:num w:numId="7" w16cid:durableId="679313314">
+    <w:abstractNumId w:val="1"/>
     <w:lvlOverride w:ilvl="0">
       <w:startOverride w:val="1"/>
     </w:lvlOverride>
@@ -12093,7 +12097,7 @@
     <w:autoRedefine/>
     <w:uiPriority w:val="39"/>
     <w:unhideWhenUsed/>
-    <w:rsid w:val="007D692A"/>
+    <w:rsid w:val="00974D79"/>
     <w:pPr>
       <w:spacing w:after="100"/>
     </w:pPr>
@@ -12105,7 +12109,7 @@
     <w:autoRedefine/>
     <w:uiPriority w:val="39"/>
     <w:unhideWhenUsed/>
-    <w:rsid w:val="007D692A"/>
+    <w:rsid w:val="00974D79"/>
     <w:pPr>
       <w:spacing w:after="100"/>
       <w:ind w:left="220"/>
